--- a/DAY-9/Lab Exercise - Deploy Secure Containerized Application using Azure Container Registry (ACR) and AKS Secrets.docx
+++ b/DAY-9/Lab Exercise - Deploy Secure Containerized Application using Azure Container Registry (ACR) and AKS Secrets.docx
@@ -272,7 +272,7 @@
           <w:color w:val="000000" w:themeColor="text1"/>
         </w:rPr>
         <w:pict w14:anchorId="42E0AB52">
-          <v:rect id="_x0000_i2416" style="width:0;height:1.5pt" o:hralign="center" o:hrstd="t" o:hr="t" fillcolor="#a0a0a0" stroked="f"/>
+          <v:rect id="_x0000_i1026" style="width:0;height:1.5pt" o:hralign="center" o:hrstd="t" o:hr="t" fillcolor="#a0a0a0" stroked="f"/>
         </w:pict>
       </w:r>
     </w:p>
@@ -317,6 +317,636 @@
       <w:r>
         <w:rPr>
           <w:rFonts w:ascii="Georgia Pro" w:eastAsia="Georgia Pro" w:hAnsi="Georgia Pro" w:cs="Georgia Pro"/>
+          <w:noProof/>
+          <w:color w:val="000000" w:themeColor="text1"/>
+        </w:rPr>
+        <mc:AlternateContent>
+          <mc:Choice Requires="wpi">
+            <w:drawing>
+              <wp:anchor distT="0" distB="0" distL="114300" distR="114300" simplePos="0" relativeHeight="251686912" behindDoc="0" locked="0" layoutInCell="1" allowOverlap="1" wp14:anchorId="27477096" wp14:editId="57E99F65">
+                <wp:simplePos x="0" y="0"/>
+                <wp:positionH relativeFrom="column">
+                  <wp:posOffset>2994660</wp:posOffset>
+                </wp:positionH>
+                <wp:positionV relativeFrom="paragraph">
+                  <wp:posOffset>2332355</wp:posOffset>
+                </wp:positionV>
+                <wp:extent cx="135750" cy="105025"/>
+                <wp:effectExtent l="57150" t="57150" r="0" b="47625"/>
+                <wp:wrapNone/>
+                <wp:docPr id="329097230" name="Ink 28"/>
+                <wp:cNvGraphicFramePr/>
+                <a:graphic xmlns:a="http://schemas.openxmlformats.org/drawingml/2006/main">
+                  <a:graphicData uri="http://schemas.microsoft.com/office/word/2010/wordprocessingInk">
+                    <w14:contentPart bwMode="auto" r:id="rId5">
+                      <w14:nvContentPartPr>
+                        <w14:cNvContentPartPr/>
+                      </w14:nvContentPartPr>
+                      <w14:xfrm>
+                        <a:off x="0" y="0"/>
+                        <a:ext cx="135750" cy="105025"/>
+                      </w14:xfrm>
+                    </w14:contentPart>
+                  </a:graphicData>
+                </a:graphic>
+              </wp:anchor>
+            </w:drawing>
+          </mc:Choice>
+          <mc:Fallback>
+            <w:pict>
+              <v:shapetype w14:anchorId="19B687A6" id="_x0000_t75" coordsize="21600,21600" o:spt="75" o:preferrelative="t" path="m@4@5l@4@11@9@11@9@5xe" filled="f" stroked="f">
+                <v:stroke joinstyle="miter"/>
+                <v:formulas>
+                  <v:f eqn="if lineDrawn pixelLineWidth 0"/>
+                  <v:f eqn="sum @0 1 0"/>
+                  <v:f eqn="sum 0 0 @1"/>
+                  <v:f eqn="prod @2 1 2"/>
+                  <v:f eqn="prod @3 21600 pixelWidth"/>
+                  <v:f eqn="prod @3 21600 pixelHeight"/>
+                  <v:f eqn="sum @0 0 1"/>
+                  <v:f eqn="prod @6 1 2"/>
+                  <v:f eqn="prod @7 21600 pixelWidth"/>
+                  <v:f eqn="sum @8 21600 0"/>
+                  <v:f eqn="prod @7 21600 pixelHeight"/>
+                  <v:f eqn="sum @10 21600 0"/>
+                </v:formulas>
+                <v:path o:extrusionok="f" gradientshapeok="t" o:connecttype="rect"/>
+                <o:lock v:ext="edit" aspectratio="t"/>
+              </v:shapetype>
+              <v:shape id="Ink 28" o:spid="_x0000_s1026" type="#_x0000_t75" style="position:absolute;margin-left:235.1pt;margin-top:182.95pt;width:12.15pt;height:9.65pt;z-index:251686912;visibility:visible;mso-wrap-style:square;mso-wrap-distance-left:9pt;mso-wrap-distance-top:0;mso-wrap-distance-right:9pt;mso-wrap-distance-bottom:0;mso-position-horizontal:absolute;mso-position-horizontal-relative:text;mso-position-vertical:absolute;mso-position-vertical-relative:text" o:gfxdata="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">
+                <v:imagedata r:id="rId6" o:title=""/>
+              </v:shape>
+            </w:pict>
+          </mc:Fallback>
+        </mc:AlternateContent>
+      </w:r>
+      <w:r>
+        <w:rPr>
+          <w:rFonts w:ascii="Georgia Pro" w:eastAsia="Georgia Pro" w:hAnsi="Georgia Pro" w:cs="Georgia Pro"/>
+          <w:noProof/>
+          <w:color w:val="000000" w:themeColor="text1"/>
+        </w:rPr>
+        <mc:AlternateContent>
+          <mc:Choice Requires="wpi">
+            <w:drawing>
+              <wp:anchor distT="0" distB="0" distL="114300" distR="114300" simplePos="0" relativeHeight="251683840" behindDoc="0" locked="0" layoutInCell="1" allowOverlap="1" wp14:anchorId="0E7B52A2" wp14:editId="2B62D8A7">
+                <wp:simplePos x="0" y="0"/>
+                <wp:positionH relativeFrom="column">
+                  <wp:posOffset>2979420</wp:posOffset>
+                </wp:positionH>
+                <wp:positionV relativeFrom="paragraph">
+                  <wp:posOffset>2023110</wp:posOffset>
+                </wp:positionV>
+                <wp:extent cx="177620" cy="75090"/>
+                <wp:effectExtent l="57150" t="57150" r="0" b="39370"/>
+                <wp:wrapNone/>
+                <wp:docPr id="799988764" name="Ink 25"/>
+                <wp:cNvGraphicFramePr/>
+                <a:graphic xmlns:a="http://schemas.openxmlformats.org/drawingml/2006/main">
+                  <a:graphicData uri="http://schemas.microsoft.com/office/word/2010/wordprocessingInk">
+                    <w14:contentPart bwMode="auto" r:id="rId7">
+                      <w14:nvContentPartPr>
+                        <w14:cNvContentPartPr/>
+                      </w14:nvContentPartPr>
+                      <w14:xfrm>
+                        <a:off x="0" y="0"/>
+                        <a:ext cx="177620" cy="75090"/>
+                      </w14:xfrm>
+                    </w14:contentPart>
+                  </a:graphicData>
+                </a:graphic>
+              </wp:anchor>
+            </w:drawing>
+          </mc:Choice>
+          <mc:Fallback>
+            <w:pict>
+              <v:shape w14:anchorId="45889FDE" id="Ink 25" o:spid="_x0000_s1026" type="#_x0000_t75" style="position:absolute;margin-left:233.9pt;margin-top:158.6pt;width:15.45pt;height:7.3pt;z-index:251683840;visibility:visible;mso-wrap-style:square;mso-wrap-distance-left:9pt;mso-wrap-distance-top:0;mso-wrap-distance-right:9pt;mso-wrap-distance-bottom:0;mso-position-horizontal:absolute;mso-position-horizontal-relative:text;mso-position-vertical:absolute;mso-position-vertical-relative:text" o:gfxdata="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">
+                <v:imagedata r:id="rId8" o:title=""/>
+              </v:shape>
+            </w:pict>
+          </mc:Fallback>
+        </mc:AlternateContent>
+      </w:r>
+      <w:r>
+        <w:rPr>
+          <w:rFonts w:ascii="Georgia Pro" w:eastAsia="Georgia Pro" w:hAnsi="Georgia Pro" w:cs="Georgia Pro"/>
+          <w:noProof/>
+          <w:color w:val="000000" w:themeColor="text1"/>
+        </w:rPr>
+        <mc:AlternateContent>
+          <mc:Choice Requires="wpi">
+            <w:drawing>
+              <wp:anchor distT="0" distB="0" distL="114300" distR="114300" simplePos="0" relativeHeight="251680768" behindDoc="0" locked="0" layoutInCell="1" allowOverlap="1" wp14:anchorId="2961DDBA" wp14:editId="08BDCDF5">
+                <wp:simplePos x="0" y="0"/>
+                <wp:positionH relativeFrom="column">
+                  <wp:posOffset>2914650</wp:posOffset>
+                </wp:positionH>
+                <wp:positionV relativeFrom="paragraph">
+                  <wp:posOffset>1644650</wp:posOffset>
+                </wp:positionV>
+                <wp:extent cx="267615" cy="110520"/>
+                <wp:effectExtent l="57150" t="57150" r="56515" b="41910"/>
+                <wp:wrapNone/>
+                <wp:docPr id="298768844" name="Ink 22"/>
+                <wp:cNvGraphicFramePr/>
+                <a:graphic xmlns:a="http://schemas.openxmlformats.org/drawingml/2006/main">
+                  <a:graphicData uri="http://schemas.microsoft.com/office/word/2010/wordprocessingInk">
+                    <w14:contentPart bwMode="auto" r:id="rId9">
+                      <w14:nvContentPartPr>
+                        <w14:cNvContentPartPr/>
+                      </w14:nvContentPartPr>
+                      <w14:xfrm>
+                        <a:off x="0" y="0"/>
+                        <a:ext cx="267615" cy="110520"/>
+                      </w14:xfrm>
+                    </w14:contentPart>
+                  </a:graphicData>
+                </a:graphic>
+              </wp:anchor>
+            </w:drawing>
+          </mc:Choice>
+          <mc:Fallback>
+            <w:pict>
+              <v:shape w14:anchorId="07238A88" id="Ink 22" o:spid="_x0000_s1026" type="#_x0000_t75" style="position:absolute;margin-left:228.8pt;margin-top:128.8pt;width:22.45pt;height:10.1pt;z-index:251680768;visibility:visible;mso-wrap-style:square;mso-wrap-distance-left:9pt;mso-wrap-distance-top:0;mso-wrap-distance-right:9pt;mso-wrap-distance-bottom:0;mso-position-horizontal:absolute;mso-position-horizontal-relative:text;mso-position-vertical:absolute;mso-position-vertical-relative:text" o:gfxdata="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">
+                <v:imagedata r:id="rId10" o:title=""/>
+              </v:shape>
+            </w:pict>
+          </mc:Fallback>
+        </mc:AlternateContent>
+      </w:r>
+      <w:r>
+        <w:rPr>
+          <w:rFonts w:ascii="Georgia Pro" w:eastAsia="Georgia Pro" w:hAnsi="Georgia Pro" w:cs="Georgia Pro"/>
+          <w:noProof/>
+          <w:color w:val="000000" w:themeColor="text1"/>
+        </w:rPr>
+        <mc:AlternateContent>
+          <mc:Choice Requires="wpi">
+            <w:drawing>
+              <wp:anchor distT="0" distB="0" distL="114300" distR="114300" simplePos="0" relativeHeight="251676672" behindDoc="0" locked="0" layoutInCell="1" allowOverlap="1" wp14:anchorId="267F8DB8" wp14:editId="607F30A2">
+                <wp:simplePos x="0" y="0"/>
+                <wp:positionH relativeFrom="column">
+                  <wp:posOffset>2996565</wp:posOffset>
+                </wp:positionH>
+                <wp:positionV relativeFrom="paragraph">
+                  <wp:posOffset>981710</wp:posOffset>
+                </wp:positionV>
+                <wp:extent cx="94000" cy="84960"/>
+                <wp:effectExtent l="57150" t="57150" r="39370" b="48895"/>
+                <wp:wrapNone/>
+                <wp:docPr id="338020748" name="Ink 18"/>
+                <wp:cNvGraphicFramePr/>
+                <a:graphic xmlns:a="http://schemas.openxmlformats.org/drawingml/2006/main">
+                  <a:graphicData uri="http://schemas.microsoft.com/office/word/2010/wordprocessingInk">
+                    <w14:contentPart bwMode="auto" r:id="rId11">
+                      <w14:nvContentPartPr>
+                        <w14:cNvContentPartPr/>
+                      </w14:nvContentPartPr>
+                      <w14:xfrm>
+                        <a:off x="0" y="0"/>
+                        <a:ext cx="94000" cy="84960"/>
+                      </w14:xfrm>
+                    </w14:contentPart>
+                  </a:graphicData>
+                </a:graphic>
+              </wp:anchor>
+            </w:drawing>
+          </mc:Choice>
+          <mc:Fallback>
+            <w:pict>
+              <v:shape w14:anchorId="277F21CF" id="Ink 18" o:spid="_x0000_s1026" type="#_x0000_t75" style="position:absolute;margin-left:235.25pt;margin-top:76.6pt;width:8.8pt;height:8.15pt;z-index:251676672;visibility:visible;mso-wrap-style:square;mso-wrap-distance-left:9pt;mso-wrap-distance-top:0;mso-wrap-distance-right:9pt;mso-wrap-distance-bottom:0;mso-position-horizontal:absolute;mso-position-horizontal-relative:text;mso-position-vertical:absolute;mso-position-vertical-relative:text" o:gfxdata="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">
+                <v:imagedata r:id="rId12" o:title=""/>
+              </v:shape>
+            </w:pict>
+          </mc:Fallback>
+        </mc:AlternateContent>
+      </w:r>
+      <w:r>
+        <w:rPr>
+          <w:rFonts w:ascii="Georgia Pro" w:eastAsia="Georgia Pro" w:hAnsi="Georgia Pro" w:cs="Georgia Pro"/>
+          <w:noProof/>
+          <w:color w:val="000000" w:themeColor="text1"/>
+        </w:rPr>
+        <mc:AlternateContent>
+          <mc:Choice Requires="wpi">
+            <w:drawing>
+              <wp:anchor distT="0" distB="0" distL="114300" distR="114300" simplePos="0" relativeHeight="251677696" behindDoc="0" locked="0" layoutInCell="1" allowOverlap="1" wp14:anchorId="3329FDC1" wp14:editId="0A7994BE">
+                <wp:simplePos x="0" y="0"/>
+                <wp:positionH relativeFrom="column">
+                  <wp:posOffset>3000375</wp:posOffset>
+                </wp:positionH>
+                <wp:positionV relativeFrom="paragraph">
+                  <wp:posOffset>1287780</wp:posOffset>
+                </wp:positionV>
+                <wp:extent cx="117040" cy="60960"/>
+                <wp:effectExtent l="57150" t="57150" r="16510" b="53340"/>
+                <wp:wrapNone/>
+                <wp:docPr id="1469686924" name="Ink 19"/>
+                <wp:cNvGraphicFramePr/>
+                <a:graphic xmlns:a="http://schemas.openxmlformats.org/drawingml/2006/main">
+                  <a:graphicData uri="http://schemas.microsoft.com/office/word/2010/wordprocessingInk">
+                    <w14:contentPart bwMode="auto" r:id="rId13">
+                      <w14:nvContentPartPr>
+                        <w14:cNvContentPartPr/>
+                      </w14:nvContentPartPr>
+                      <w14:xfrm>
+                        <a:off x="0" y="0"/>
+                        <a:ext cx="117040" cy="60960"/>
+                      </w14:xfrm>
+                    </w14:contentPart>
+                  </a:graphicData>
+                </a:graphic>
+              </wp:anchor>
+            </w:drawing>
+          </mc:Choice>
+          <mc:Fallback>
+            <w:pict>
+              <v:shape w14:anchorId="75AF9C99" id="Ink 19" o:spid="_x0000_s1026" type="#_x0000_t75" style="position:absolute;margin-left:235.55pt;margin-top:100.7pt;width:10.6pt;height:6.2pt;z-index:251677696;visibility:visible;mso-wrap-style:square;mso-wrap-distance-left:9pt;mso-wrap-distance-top:0;mso-wrap-distance-right:9pt;mso-wrap-distance-bottom:0;mso-position-horizontal:absolute;mso-position-horizontal-relative:text;mso-position-vertical:absolute;mso-position-vertical-relative:text" o:gfxdata="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">
+                <v:imagedata r:id="rId14" o:title=""/>
+              </v:shape>
+            </w:pict>
+          </mc:Fallback>
+        </mc:AlternateContent>
+      </w:r>
+      <w:r>
+        <w:rPr>
+          <w:rFonts w:ascii="Georgia Pro" w:eastAsia="Georgia Pro" w:hAnsi="Georgia Pro" w:cs="Georgia Pro"/>
+          <w:noProof/>
+          <w:color w:val="000000" w:themeColor="text1"/>
+        </w:rPr>
+        <mc:AlternateContent>
+          <mc:Choice Requires="wpi">
+            <w:drawing>
+              <wp:anchor distT="0" distB="0" distL="114300" distR="114300" simplePos="0" relativeHeight="251675648" behindDoc="0" locked="0" layoutInCell="1" allowOverlap="1" wp14:anchorId="028264D6" wp14:editId="059DC23C">
+                <wp:simplePos x="0" y="0"/>
+                <wp:positionH relativeFrom="column">
+                  <wp:posOffset>3677430</wp:posOffset>
+                </wp:positionH>
+                <wp:positionV relativeFrom="paragraph">
+                  <wp:posOffset>1407160</wp:posOffset>
+                </wp:positionV>
+                <wp:extent cx="261360" cy="80280"/>
+                <wp:effectExtent l="57150" t="57150" r="43815" b="53340"/>
+                <wp:wrapNone/>
+                <wp:docPr id="1970750390" name="Ink 17"/>
+                <wp:cNvGraphicFramePr/>
+                <a:graphic xmlns:a="http://schemas.openxmlformats.org/drawingml/2006/main">
+                  <a:graphicData uri="http://schemas.microsoft.com/office/word/2010/wordprocessingInk">
+                    <w14:contentPart bwMode="auto" r:id="rId15">
+                      <w14:nvContentPartPr>
+                        <w14:cNvContentPartPr/>
+                      </w14:nvContentPartPr>
+                      <w14:xfrm>
+                        <a:off x="0" y="0"/>
+                        <a:ext cx="261360" cy="80280"/>
+                      </w14:xfrm>
+                    </w14:contentPart>
+                  </a:graphicData>
+                </a:graphic>
+              </wp:anchor>
+            </w:drawing>
+          </mc:Choice>
+          <mc:Fallback>
+            <w:pict>
+              <v:shape w14:anchorId="14E871C9" id="Ink 17" o:spid="_x0000_s1026" type="#_x0000_t75" style="position:absolute;margin-left:288.85pt;margin-top:110.1pt;width:22pt;height:7.7pt;z-index:251675648;visibility:visible;mso-wrap-style:square;mso-wrap-distance-left:9pt;mso-wrap-distance-top:0;mso-wrap-distance-right:9pt;mso-wrap-distance-bottom:0;mso-position-horizontal:absolute;mso-position-horizontal-relative:text;mso-position-vertical:absolute;mso-position-vertical-relative:text" o:gfxdata="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">
+                <v:imagedata r:id="rId16" o:title=""/>
+              </v:shape>
+            </w:pict>
+          </mc:Fallback>
+        </mc:AlternateContent>
+      </w:r>
+      <w:r>
+        <w:rPr>
+          <w:rFonts w:ascii="Georgia Pro" w:eastAsia="Georgia Pro" w:hAnsi="Georgia Pro" w:cs="Georgia Pro"/>
+          <w:noProof/>
+          <w:color w:val="000000" w:themeColor="text1"/>
+        </w:rPr>
+        <mc:AlternateContent>
+          <mc:Choice Requires="wpi">
+            <w:drawing>
+              <wp:anchor distT="0" distB="0" distL="114300" distR="114300" simplePos="0" relativeHeight="251669504" behindDoc="0" locked="0" layoutInCell="1" allowOverlap="1" wp14:anchorId="1A80FB39" wp14:editId="30DD15B4">
+                <wp:simplePos x="0" y="0"/>
+                <wp:positionH relativeFrom="column">
+                  <wp:posOffset>3005455</wp:posOffset>
+                </wp:positionH>
+                <wp:positionV relativeFrom="paragraph">
+                  <wp:posOffset>313690</wp:posOffset>
+                </wp:positionV>
+                <wp:extent cx="147765" cy="106560"/>
+                <wp:effectExtent l="57150" t="57150" r="43180" b="46355"/>
+                <wp:wrapNone/>
+                <wp:docPr id="327814686" name="Ink 11"/>
+                <wp:cNvGraphicFramePr/>
+                <a:graphic xmlns:a="http://schemas.openxmlformats.org/drawingml/2006/main">
+                  <a:graphicData uri="http://schemas.microsoft.com/office/word/2010/wordprocessingInk">
+                    <w14:contentPart bwMode="auto" r:id="rId17">
+                      <w14:nvContentPartPr>
+                        <w14:cNvContentPartPr/>
+                      </w14:nvContentPartPr>
+                      <w14:xfrm>
+                        <a:off x="0" y="0"/>
+                        <a:ext cx="147765" cy="106560"/>
+                      </w14:xfrm>
+                    </w14:contentPart>
+                  </a:graphicData>
+                </a:graphic>
+              </wp:anchor>
+            </w:drawing>
+          </mc:Choice>
+          <mc:Fallback>
+            <w:pict>
+              <v:shape w14:anchorId="0BAD5A6E" id="Ink 11" o:spid="_x0000_s1026" type="#_x0000_t75" style="position:absolute;margin-left:235.95pt;margin-top:24pt;width:13.1pt;height:9.85pt;z-index:251669504;visibility:visible;mso-wrap-style:square;mso-wrap-distance-left:9pt;mso-wrap-distance-top:0;mso-wrap-distance-right:9pt;mso-wrap-distance-bottom:0;mso-position-horizontal:absolute;mso-position-horizontal-relative:text;mso-position-vertical:absolute;mso-position-vertical-relative:text" o:gfxdata="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">
+                <v:imagedata r:id="rId18" o:title=""/>
+              </v:shape>
+            </w:pict>
+          </mc:Fallback>
+        </mc:AlternateContent>
+      </w:r>
+      <w:r>
+        <w:rPr>
+          <w:rFonts w:ascii="Georgia Pro" w:eastAsia="Georgia Pro" w:hAnsi="Georgia Pro" w:cs="Georgia Pro"/>
+          <w:noProof/>
+          <w:color w:val="000000" w:themeColor="text1"/>
+        </w:rPr>
+        <mc:AlternateContent>
+          <mc:Choice Requires="wpi">
+            <w:drawing>
+              <wp:anchor distT="0" distB="0" distL="114300" distR="114300" simplePos="0" relativeHeight="251670528" behindDoc="0" locked="0" layoutInCell="1" allowOverlap="1" wp14:anchorId="31D793BE" wp14:editId="2C9665C5">
+                <wp:simplePos x="0" y="0"/>
+                <wp:positionH relativeFrom="column">
+                  <wp:posOffset>2999105</wp:posOffset>
+                </wp:positionH>
+                <wp:positionV relativeFrom="paragraph">
+                  <wp:posOffset>598805</wp:posOffset>
+                </wp:positionV>
+                <wp:extent cx="170205" cy="88100"/>
+                <wp:effectExtent l="57150" t="38100" r="20320" b="45720"/>
+                <wp:wrapNone/>
+                <wp:docPr id="697652620" name="Ink 12"/>
+                <wp:cNvGraphicFramePr/>
+                <a:graphic xmlns:a="http://schemas.openxmlformats.org/drawingml/2006/main">
+                  <a:graphicData uri="http://schemas.microsoft.com/office/word/2010/wordprocessingInk">
+                    <w14:contentPart bwMode="auto" r:id="rId19">
+                      <w14:nvContentPartPr>
+                        <w14:cNvContentPartPr/>
+                      </w14:nvContentPartPr>
+                      <w14:xfrm>
+                        <a:off x="0" y="0"/>
+                        <a:ext cx="170205" cy="88100"/>
+                      </w14:xfrm>
+                    </w14:contentPart>
+                  </a:graphicData>
+                </a:graphic>
+              </wp:anchor>
+            </w:drawing>
+          </mc:Choice>
+          <mc:Fallback>
+            <w:pict>
+              <v:shape w14:anchorId="1A544ED2" id="Ink 12" o:spid="_x0000_s1026" type="#_x0000_t75" style="position:absolute;margin-left:235.45pt;margin-top:46.45pt;width:14.8pt;height:8.35pt;z-index:251670528;visibility:visible;mso-wrap-style:square;mso-wrap-distance-left:9pt;mso-wrap-distance-top:0;mso-wrap-distance-right:9pt;mso-wrap-distance-bottom:0;mso-position-horizontal:absolute;mso-position-horizontal-relative:text;mso-position-vertical:absolute;mso-position-vertical-relative:text" o:gfxdata="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">
+                <v:imagedata r:id="rId20" o:title=""/>
+              </v:shape>
+            </w:pict>
+          </mc:Fallback>
+        </mc:AlternateContent>
+      </w:r>
+      <w:r>
+        <w:rPr>
+          <w:rFonts w:ascii="Georgia Pro" w:eastAsia="Georgia Pro" w:hAnsi="Georgia Pro" w:cs="Georgia Pro"/>
+          <w:noProof/>
+          <w:color w:val="000000" w:themeColor="text1"/>
+        </w:rPr>
+        <mc:AlternateContent>
+          <mc:Choice Requires="wpi">
+            <w:drawing>
+              <wp:anchor distT="0" distB="0" distL="114300" distR="114300" simplePos="0" relativeHeight="251663360" behindDoc="0" locked="0" layoutInCell="1" allowOverlap="1" wp14:anchorId="3CDEBC36" wp14:editId="50724B88">
+                <wp:simplePos x="0" y="0"/>
+                <wp:positionH relativeFrom="column">
+                  <wp:posOffset>3508950</wp:posOffset>
+                </wp:positionH>
+                <wp:positionV relativeFrom="paragraph">
+                  <wp:posOffset>1030600</wp:posOffset>
+                </wp:positionV>
+                <wp:extent cx="288720" cy="97560"/>
+                <wp:effectExtent l="57150" t="57150" r="54610" b="55245"/>
+                <wp:wrapNone/>
+                <wp:docPr id="2074152301" name="Ink 5"/>
+                <wp:cNvGraphicFramePr/>
+                <a:graphic xmlns:a="http://schemas.openxmlformats.org/drawingml/2006/main">
+                  <a:graphicData uri="http://schemas.microsoft.com/office/word/2010/wordprocessingInk">
+                    <w14:contentPart bwMode="auto" r:id="rId21">
+                      <w14:nvContentPartPr>
+                        <w14:cNvContentPartPr/>
+                      </w14:nvContentPartPr>
+                      <w14:xfrm>
+                        <a:off x="0" y="0"/>
+                        <a:ext cx="288720" cy="97560"/>
+                      </w14:xfrm>
+                    </w14:contentPart>
+                  </a:graphicData>
+                </a:graphic>
+              </wp:anchor>
+            </w:drawing>
+          </mc:Choice>
+          <mc:Fallback>
+            <w:pict>
+              <v:shape w14:anchorId="3B91A0B2" id="Ink 5" o:spid="_x0000_s1026" type="#_x0000_t75" style="position:absolute;margin-left:275.6pt;margin-top:80.45pt;width:24.15pt;height:9.1pt;z-index:251663360;visibility:visible;mso-wrap-style:square;mso-wrap-distance-left:9pt;mso-wrap-distance-top:0;mso-wrap-distance-right:9pt;mso-wrap-distance-bottom:0;mso-position-horizontal:absolute;mso-position-horizontal-relative:text;mso-position-vertical:absolute;mso-position-vertical-relative:text" o:gfxdata="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">
+                <v:imagedata r:id="rId22" o:title=""/>
+              </v:shape>
+            </w:pict>
+          </mc:Fallback>
+        </mc:AlternateContent>
+      </w:r>
+      <w:r>
+        <w:rPr>
+          <w:rFonts w:ascii="Georgia Pro" w:eastAsia="Georgia Pro" w:hAnsi="Georgia Pro" w:cs="Georgia Pro"/>
+          <w:noProof/>
+          <w:color w:val="000000" w:themeColor="text1"/>
+        </w:rPr>
+        <mc:AlternateContent>
+          <mc:Choice Requires="wpi">
+            <w:drawing>
+              <wp:anchor distT="0" distB="0" distL="114300" distR="114300" simplePos="0" relativeHeight="251662336" behindDoc="0" locked="0" layoutInCell="1" allowOverlap="1" wp14:anchorId="69D17715" wp14:editId="490061A9">
+                <wp:simplePos x="0" y="0"/>
+                <wp:positionH relativeFrom="column">
+                  <wp:posOffset>4265670</wp:posOffset>
+                </wp:positionH>
+                <wp:positionV relativeFrom="paragraph">
+                  <wp:posOffset>714880</wp:posOffset>
+                </wp:positionV>
+                <wp:extent cx="318600" cy="127080"/>
+                <wp:effectExtent l="57150" t="38100" r="43815" b="44450"/>
+                <wp:wrapNone/>
+                <wp:docPr id="1840022318" name="Ink 4"/>
+                <wp:cNvGraphicFramePr/>
+                <a:graphic xmlns:a="http://schemas.openxmlformats.org/drawingml/2006/main">
+                  <a:graphicData uri="http://schemas.microsoft.com/office/word/2010/wordprocessingInk">
+                    <w14:contentPart bwMode="auto" r:id="rId23">
+                      <w14:nvContentPartPr>
+                        <w14:cNvContentPartPr/>
+                      </w14:nvContentPartPr>
+                      <w14:xfrm>
+                        <a:off x="0" y="0"/>
+                        <a:ext cx="318600" cy="127080"/>
+                      </w14:xfrm>
+                    </w14:contentPart>
+                  </a:graphicData>
+                </a:graphic>
+              </wp:anchor>
+            </w:drawing>
+          </mc:Choice>
+          <mc:Fallback>
+            <w:pict>
+              <v:shape w14:anchorId="106BAF7A" id="Ink 4" o:spid="_x0000_s1026" type="#_x0000_t75" style="position:absolute;margin-left:335.2pt;margin-top:55.6pt;width:26.55pt;height:11.4pt;z-index:251662336;visibility:visible;mso-wrap-style:square;mso-wrap-distance-left:9pt;mso-wrap-distance-top:0;mso-wrap-distance-right:9pt;mso-wrap-distance-bottom:0;mso-position-horizontal:absolute;mso-position-horizontal-relative:text;mso-position-vertical:absolute;mso-position-vertical-relative:text" o:gfxdata="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">
+                <v:imagedata r:id="rId24" o:title=""/>
+              </v:shape>
+            </w:pict>
+          </mc:Fallback>
+        </mc:AlternateContent>
+      </w:r>
+      <w:r>
+        <w:rPr>
+          <w:rFonts w:ascii="Georgia Pro" w:eastAsia="Georgia Pro" w:hAnsi="Georgia Pro" w:cs="Georgia Pro"/>
+          <w:noProof/>
+          <w:color w:val="000000" w:themeColor="text1"/>
+        </w:rPr>
+        <mc:AlternateContent>
+          <mc:Choice Requires="wpi">
+            <w:drawing>
+              <wp:anchor distT="0" distB="0" distL="114300" distR="114300" simplePos="0" relativeHeight="251661312" behindDoc="0" locked="0" layoutInCell="1" allowOverlap="1" wp14:anchorId="50A03EC6" wp14:editId="22F3AEA7">
+                <wp:simplePos x="0" y="0"/>
+                <wp:positionH relativeFrom="column">
+                  <wp:posOffset>3495270</wp:posOffset>
+                </wp:positionH>
+                <wp:positionV relativeFrom="paragraph">
+                  <wp:posOffset>346600</wp:posOffset>
+                </wp:positionV>
+                <wp:extent cx="194760" cy="82440"/>
+                <wp:effectExtent l="57150" t="38100" r="53340" b="51435"/>
+                <wp:wrapNone/>
+                <wp:docPr id="628325947" name="Ink 3"/>
+                <wp:cNvGraphicFramePr/>
+                <a:graphic xmlns:a="http://schemas.openxmlformats.org/drawingml/2006/main">
+                  <a:graphicData uri="http://schemas.microsoft.com/office/word/2010/wordprocessingInk">
+                    <w14:contentPart bwMode="auto" r:id="rId25">
+                      <w14:nvContentPartPr>
+                        <w14:cNvContentPartPr/>
+                      </w14:nvContentPartPr>
+                      <w14:xfrm>
+                        <a:off x="0" y="0"/>
+                        <a:ext cx="194760" cy="82440"/>
+                      </w14:xfrm>
+                    </w14:contentPart>
+                  </a:graphicData>
+                </a:graphic>
+              </wp:anchor>
+            </w:drawing>
+          </mc:Choice>
+          <mc:Fallback>
+            <w:pict>
+              <v:shape w14:anchorId="32A23D9A" id="Ink 3" o:spid="_x0000_s1026" type="#_x0000_t75" style="position:absolute;margin-left:274.5pt;margin-top:26.6pt;width:16.75pt;height:7.95pt;z-index:251661312;visibility:visible;mso-wrap-style:square;mso-wrap-distance-left:9pt;mso-wrap-distance-top:0;mso-wrap-distance-right:9pt;mso-wrap-distance-bottom:0;mso-position-horizontal:absolute;mso-position-horizontal-relative:text;mso-position-vertical:absolute;mso-position-vertical-relative:text" o:gfxdata="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">
+                <v:imagedata r:id="rId26" o:title=""/>
+              </v:shape>
+            </w:pict>
+          </mc:Fallback>
+        </mc:AlternateContent>
+      </w:r>
+      <w:r>
+        <w:rPr>
+          <w:rFonts w:ascii="Georgia Pro" w:eastAsia="Georgia Pro" w:hAnsi="Georgia Pro" w:cs="Georgia Pro"/>
+          <w:noProof/>
+          <w:color w:val="000000" w:themeColor="text1"/>
+        </w:rPr>
+        <mc:AlternateContent>
+          <mc:Choice Requires="wpi">
+            <w:drawing>
+              <wp:anchor distT="0" distB="0" distL="114300" distR="114300" simplePos="0" relativeHeight="251660288" behindDoc="0" locked="0" layoutInCell="1" allowOverlap="1" wp14:anchorId="15AB6E1B" wp14:editId="33818162">
+                <wp:simplePos x="0" y="0"/>
+                <wp:positionH relativeFrom="column">
+                  <wp:posOffset>3451350</wp:posOffset>
+                </wp:positionH>
+                <wp:positionV relativeFrom="paragraph">
+                  <wp:posOffset>54640</wp:posOffset>
+                </wp:positionV>
+                <wp:extent cx="222840" cy="80640"/>
+                <wp:effectExtent l="57150" t="57150" r="44450" b="53340"/>
+                <wp:wrapNone/>
+                <wp:docPr id="470592401" name="Ink 2"/>
+                <wp:cNvGraphicFramePr/>
+                <a:graphic xmlns:a="http://schemas.openxmlformats.org/drawingml/2006/main">
+                  <a:graphicData uri="http://schemas.microsoft.com/office/word/2010/wordprocessingInk">
+                    <w14:contentPart bwMode="auto" r:id="rId27">
+                      <w14:nvContentPartPr>
+                        <w14:cNvContentPartPr/>
+                      </w14:nvContentPartPr>
+                      <w14:xfrm>
+                        <a:off x="0" y="0"/>
+                        <a:ext cx="222840" cy="80640"/>
+                      </w14:xfrm>
+                    </w14:contentPart>
+                  </a:graphicData>
+                </a:graphic>
+              </wp:anchor>
+            </w:drawing>
+          </mc:Choice>
+          <mc:Fallback>
+            <w:pict>
+              <v:shape w14:anchorId="36597204" id="Ink 2" o:spid="_x0000_s1026" type="#_x0000_t75" style="position:absolute;margin-left:271.05pt;margin-top:3.6pt;width:19pt;height:7.8pt;z-index:251660288;visibility:visible;mso-wrap-style:square;mso-wrap-distance-left:9pt;mso-wrap-distance-top:0;mso-wrap-distance-right:9pt;mso-wrap-distance-bottom:0;mso-position-horizontal:absolute;mso-position-horizontal-relative:text;mso-position-vertical:absolute;mso-position-vertical-relative:text" o:gfxdata="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">
+                <v:imagedata r:id="rId28" o:title=""/>
+              </v:shape>
+            </w:pict>
+          </mc:Fallback>
+        </mc:AlternateContent>
+      </w:r>
+      <w:r>
+        <w:rPr>
+          <w:rFonts w:ascii="Georgia Pro" w:eastAsia="Georgia Pro" w:hAnsi="Georgia Pro" w:cs="Georgia Pro"/>
+          <w:noProof/>
+          <w:color w:val="000000" w:themeColor="text1"/>
+        </w:rPr>
+        <mc:AlternateContent>
+          <mc:Choice Requires="wpi">
+            <w:drawing>
+              <wp:anchor distT="0" distB="0" distL="114300" distR="114300" simplePos="0" relativeHeight="251659264" behindDoc="0" locked="0" layoutInCell="1" allowOverlap="1" wp14:anchorId="0F4E6484" wp14:editId="59E11187">
+                <wp:simplePos x="0" y="0"/>
+                <wp:positionH relativeFrom="column">
+                  <wp:posOffset>3443790</wp:posOffset>
+                </wp:positionH>
+                <wp:positionV relativeFrom="paragraph">
+                  <wp:posOffset>130240</wp:posOffset>
+                </wp:positionV>
+                <wp:extent cx="360" cy="360"/>
+                <wp:effectExtent l="57150" t="57150" r="57150" b="57150"/>
+                <wp:wrapNone/>
+                <wp:docPr id="1343853243" name="Ink 1"/>
+                <wp:cNvGraphicFramePr/>
+                <a:graphic xmlns:a="http://schemas.openxmlformats.org/drawingml/2006/main">
+                  <a:graphicData uri="http://schemas.microsoft.com/office/word/2010/wordprocessingInk">
+                    <w14:contentPart bwMode="auto" r:id="rId29">
+                      <w14:nvContentPartPr>
+                        <w14:cNvContentPartPr/>
+                      </w14:nvContentPartPr>
+                      <w14:xfrm>
+                        <a:off x="0" y="0"/>
+                        <a:ext cx="360" cy="360"/>
+                      </w14:xfrm>
+                    </w14:contentPart>
+                  </a:graphicData>
+                </a:graphic>
+              </wp:anchor>
+            </w:drawing>
+          </mc:Choice>
+          <mc:Fallback>
+            <w:pict>
+              <v:shape w14:anchorId="546B95C2" id="Ink 1" o:spid="_x0000_s1026" type="#_x0000_t75" style="position:absolute;margin-left:270.45pt;margin-top:9.55pt;width:1.45pt;height:1.45pt;z-index:251659264;visibility:visible;mso-wrap-style:square;mso-wrap-distance-left:9pt;mso-wrap-distance-top:0;mso-wrap-distance-right:9pt;mso-wrap-distance-bottom:0;mso-position-horizontal:absolute;mso-position-horizontal-relative:text;mso-position-vertical:absolute;mso-position-vertical-relative:text" o:gfxdata="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">
+                <v:imagedata r:id="rId30" o:title=""/>
+              </v:shape>
+            </w:pict>
+          </mc:Fallback>
+        </mc:AlternateContent>
+      </w:r>
+      <w:r>
+        <w:rPr>
+          <w:rFonts w:ascii="Georgia Pro" w:eastAsia="Georgia Pro" w:hAnsi="Georgia Pro" w:cs="Georgia Pro"/>
           <w:color w:val="000000" w:themeColor="text1"/>
         </w:rPr>
         <w:t>Developer</w:t>
@@ -415,22 +1045,7 @@
           <w:color w:val="000000" w:themeColor="text1"/>
         </w:rPr>
         <w:br/>
-      </w:r>
-      <w:proofErr w:type="spellStart"/>
-      <w:r>
-        <w:rPr>
-          <w:rFonts w:ascii="Georgia Pro" w:eastAsia="Georgia Pro" w:hAnsi="Georgia Pro" w:cs="Georgia Pro"/>
-          <w:color w:val="000000" w:themeColor="text1"/>
-        </w:rPr>
-        <w:t>LoadBalancer</w:t>
-      </w:r>
-      <w:proofErr w:type="spellEnd"/>
-      <w:r>
-        <w:rPr>
-          <w:rFonts w:ascii="Georgia Pro" w:eastAsia="Georgia Pro" w:hAnsi="Georgia Pro" w:cs="Georgia Pro"/>
-          <w:color w:val="000000" w:themeColor="text1"/>
-        </w:rPr>
-        <w:t xml:space="preserve"> Service</w:t>
+        <w:t>LoadBalancer Service</w:t>
       </w:r>
       <w:r>
         <w:rPr>
@@ -463,7 +1078,7 @@
           <w:color w:val="000000" w:themeColor="text1"/>
         </w:rPr>
         <w:pict w14:anchorId="40193B83">
-          <v:rect id="_x0000_i2417" style="width:0;height:1.5pt" o:hralign="center" o:hrstd="t" o:hr="t" fillcolor="#a0a0a0" stroked="f"/>
+          <v:rect id="_x0000_i1027" style="width:0;height:1.5pt" o:hralign="center" o:hrstd="t" o:hr="t" fillcolor="#a0a0a0" stroked="f"/>
         </w:pict>
       </w:r>
     </w:p>
@@ -642,7 +1257,7 @@
           <w:color w:val="000000" w:themeColor="text1"/>
         </w:rPr>
         <w:pict w14:anchorId="230CD873">
-          <v:rect id="_x0000_i2418" style="width:0;height:1.5pt" o:hralign="center" o:hrstd="t" o:hr="t" fillcolor="#a0a0a0" stroked="f"/>
+          <v:rect id="_x0000_i1028" style="width:0;height:1.5pt" o:hralign="center" o:hrstd="t" o:hr="t" fillcolor="#a0a0a0" stroked="f"/>
         </w:pict>
       </w:r>
     </w:p>
@@ -740,7 +1355,7 @@
           <w:color w:val="000000" w:themeColor="text1"/>
         </w:rPr>
         <w:pict w14:anchorId="3ED86EAC">
-          <v:rect id="_x0000_i2419" style="width:0;height:1.5pt" o:hralign="center" o:hrstd="t" o:hr="t" fillcolor="#a0a0a0" stroked="f"/>
+          <v:rect id="_x0000_i1029" style="width:0;height:1.5pt" o:hralign="center" o:hrstd="t" o:hr="t" fillcolor="#a0a0a0" stroked="f"/>
         </w:pict>
       </w:r>
     </w:p>
@@ -891,7 +1506,6 @@
                 <w:color w:val="000000" w:themeColor="text1"/>
               </w:rPr>
             </w:pPr>
-            <w:proofErr w:type="spellStart"/>
             <w:r>
               <w:rPr>
                 <w:rFonts w:ascii="Georgia Pro" w:eastAsia="Georgia Pro" w:hAnsi="Georgia Pro" w:cs="Georgia Pro"/>
@@ -899,7 +1513,6 @@
               </w:rPr>
               <w:t>rg-acr-aks</w:t>
             </w:r>
-            <w:proofErr w:type="spellEnd"/>
           </w:p>
         </w:tc>
       </w:tr>
@@ -997,21 +1610,12 @@
                 <w:color w:val="000000" w:themeColor="text1"/>
               </w:rPr>
             </w:pPr>
-            <w:proofErr w:type="spellStart"/>
             <w:r>
               <w:rPr>
                 <w:rFonts w:ascii="Georgia Pro" w:eastAsia="Georgia Pro" w:hAnsi="Georgia Pro" w:cs="Georgia Pro"/>
                 <w:color w:val="000000" w:themeColor="text1"/>
               </w:rPr>
-              <w:t>aks</w:t>
-            </w:r>
-            <w:proofErr w:type="spellEnd"/>
-            <w:r>
-              <w:rPr>
-                <w:rFonts w:ascii="Georgia Pro" w:eastAsia="Georgia Pro" w:hAnsi="Georgia Pro" w:cs="Georgia Pro"/>
-                <w:color w:val="000000" w:themeColor="text1"/>
-              </w:rPr>
-              <w:t>-secure-cluster</w:t>
+              <w:t>aks-secure-cluster</w:t>
             </w:r>
           </w:p>
         </w:tc>
@@ -1162,7 +1766,6 @@
                 <w:color w:val="000000" w:themeColor="text1"/>
               </w:rPr>
             </w:pPr>
-            <w:proofErr w:type="spellStart"/>
             <w:r>
               <w:rPr>
                 <w:rFonts w:ascii="Georgia Pro" w:eastAsia="Georgia Pro" w:hAnsi="Georgia Pro" w:cs="Georgia Pro"/>
@@ -1170,7 +1773,6 @@
               </w:rPr>
               <w:t>agentpool</w:t>
             </w:r>
-            <w:proofErr w:type="spellEnd"/>
           </w:p>
         </w:tc>
       </w:tr>
@@ -1216,7 +1818,6 @@
                 <w:color w:val="000000" w:themeColor="text1"/>
               </w:rPr>
             </w:pPr>
-            <w:proofErr w:type="spellStart"/>
             <w:r>
               <w:rPr>
                 <w:rFonts w:ascii="Georgia Pro" w:eastAsia="Georgia Pro" w:hAnsi="Georgia Pro" w:cs="Georgia Pro"/>
@@ -1224,7 +1825,6 @@
               </w:rPr>
               <w:t>centralindia</w:t>
             </w:r>
-            <w:proofErr w:type="spellEnd"/>
           </w:p>
         </w:tc>
       </w:tr>
@@ -1243,7 +1843,7 @@
           <w:color w:val="000000" w:themeColor="text1"/>
         </w:rPr>
         <w:pict w14:anchorId="101A8D7C">
-          <v:rect id="_x0000_i2420" style="width:0;height:1.5pt" o:hralign="center" o:hrstd="t" o:hr="t" fillcolor="#a0a0a0" stroked="f"/>
+          <v:rect id="_x0000_i1030" style="width:0;height:1.5pt" o:hralign="center" o:hrstd="t" o:hr="t" fillcolor="#a0a0a0" stroked="f"/>
         </w:pict>
       </w:r>
     </w:p>
@@ -1314,7 +1914,7 @@
           <w:color w:val="000000" w:themeColor="text1"/>
         </w:rPr>
       </w:pPr>
-      <w:hyperlink r:id="rId5" w:tgtFrame="_blank" w:history="1">
+      <w:hyperlink r:id="rId31" w:tgtFrame="_blank" w:history="1">
         <w:r>
           <w:rPr>
             <w:rStyle w:val="Hyperlink"/>
@@ -1394,7 +1994,7 @@
           <w:color w:val="000000" w:themeColor="text1"/>
         </w:rPr>
         <w:pict w14:anchorId="65B28F15">
-          <v:rect id="_x0000_i2421" style="width:0;height:1.5pt" o:hralign="center" o:hrstd="t" o:hr="t" fillcolor="#a0a0a0" stroked="f"/>
+          <v:rect id="_x0000_i1031" style="width:0;height:1.5pt" o:hralign="center" o:hrstd="t" o:hr="t" fillcolor="#a0a0a0" stroked="f"/>
         </w:pict>
       </w:r>
     </w:p>
@@ -1435,21 +2035,12 @@
           <w:color w:val="000000" w:themeColor="text1"/>
         </w:rPr>
       </w:pPr>
-      <w:proofErr w:type="spellStart"/>
-      <w:r>
-        <w:rPr>
-          <w:rFonts w:ascii="Georgia Pro" w:eastAsia="Georgia Pro" w:hAnsi="Georgia Pro" w:cs="Georgia Pro"/>
-          <w:color w:val="000000" w:themeColor="text1"/>
-        </w:rPr>
-        <w:t>az</w:t>
-      </w:r>
-      <w:proofErr w:type="spellEnd"/>
-      <w:r>
-        <w:rPr>
-          <w:rFonts w:ascii="Georgia Pro" w:eastAsia="Georgia Pro" w:hAnsi="Georgia Pro" w:cs="Georgia Pro"/>
-          <w:color w:val="000000" w:themeColor="text1"/>
-        </w:rPr>
-        <w:t xml:space="preserve"> group create \</w:t>
+      <w:r>
+        <w:rPr>
+          <w:rFonts w:ascii="Georgia Pro" w:eastAsia="Georgia Pro" w:hAnsi="Georgia Pro" w:cs="Georgia Pro"/>
+          <w:color w:val="000000" w:themeColor="text1"/>
+        </w:rPr>
+        <w:t>az group create \</w:t>
       </w:r>
       <w:r>
         <w:rPr>
@@ -1457,23 +2048,7 @@
           <w:color w:val="000000" w:themeColor="text1"/>
         </w:rPr>
         <w:br/>
-        <w:t xml:space="preserve">--name </w:t>
-      </w:r>
-      <w:proofErr w:type="spellStart"/>
-      <w:r>
-        <w:rPr>
-          <w:rFonts w:ascii="Georgia Pro" w:eastAsia="Georgia Pro" w:hAnsi="Georgia Pro" w:cs="Georgia Pro"/>
-          <w:color w:val="000000" w:themeColor="text1"/>
-        </w:rPr>
-        <w:t>rg-acr-aks</w:t>
-      </w:r>
-      <w:proofErr w:type="spellEnd"/>
-      <w:r>
-        <w:rPr>
-          <w:rFonts w:ascii="Georgia Pro" w:eastAsia="Georgia Pro" w:hAnsi="Georgia Pro" w:cs="Georgia Pro"/>
-          <w:color w:val="000000" w:themeColor="text1"/>
-        </w:rPr>
-        <w:t xml:space="preserve"> \</w:t>
+        <w:t>--name rg-acr-aks \</w:t>
       </w:r>
       <w:r>
         <w:rPr>
@@ -1481,17 +2056,8 @@
           <w:color w:val="000000" w:themeColor="text1"/>
         </w:rPr>
         <w:br/>
-        <w:t xml:space="preserve">--location </w:t>
-      </w:r>
-      <w:proofErr w:type="spellStart"/>
-      <w:r>
-        <w:rPr>
-          <w:rFonts w:ascii="Georgia Pro" w:eastAsia="Georgia Pro" w:hAnsi="Georgia Pro" w:cs="Georgia Pro"/>
-          <w:color w:val="000000" w:themeColor="text1"/>
-        </w:rPr>
-        <w:t>centralindia</w:t>
-      </w:r>
-      <w:proofErr w:type="spellEnd"/>
+        <w:t>--location centralindia</w:t>
+      </w:r>
     </w:p>
     <w:p>
       <w:pPr>
@@ -1507,7 +2073,7 @@
           <w:color w:val="000000" w:themeColor="text1"/>
         </w:rPr>
         <w:pict w14:anchorId="0E280BF2">
-          <v:rect id="_x0000_i2422" style="width:0;height:1.5pt" o:hralign="center" o:hrstd="t" o:hr="t" fillcolor="#a0a0a0" stroked="f"/>
+          <v:rect id="_x0000_i1032" style="width:0;height:1.5pt" o:hralign="center" o:hrstd="t" o:hr="t" fillcolor="#a0a0a0" stroked="f"/>
         </w:pict>
       </w:r>
     </w:p>
@@ -1544,23 +2110,7 @@
           <w:rFonts w:ascii="Georgia Pro" w:eastAsia="Georgia Pro" w:hAnsi="Georgia Pro" w:cs="Georgia Pro"/>
           <w:color w:val="000000" w:themeColor="text1"/>
         </w:rPr>
-        <w:t xml:space="preserve">ACR </w:t>
-      </w:r>
-      <w:proofErr w:type="gramStart"/>
-      <w:r>
-        <w:rPr>
-          <w:rFonts w:ascii="Georgia Pro" w:eastAsia="Georgia Pro" w:hAnsi="Georgia Pro" w:cs="Georgia Pro"/>
-          <w:color w:val="000000" w:themeColor="text1"/>
-        </w:rPr>
-        <w:t>name</w:t>
-      </w:r>
-      <w:proofErr w:type="gramEnd"/>
-      <w:r>
-        <w:rPr>
-          <w:rFonts w:ascii="Georgia Pro" w:eastAsia="Georgia Pro" w:hAnsi="Georgia Pro" w:cs="Georgia Pro"/>
-          <w:color w:val="000000" w:themeColor="text1"/>
-        </w:rPr>
-        <w:t xml:space="preserve"> must be globally unique.</w:t>
+        <w:t>ACR name must be globally unique.</w:t>
       </w:r>
     </w:p>
     <w:p>
@@ -1585,30 +2135,14 @@
           <w:rFonts w:ascii="Georgia Pro" w:eastAsia="Georgia Pro" w:hAnsi="Georgia Pro" w:cs="Georgia Pro"/>
           <w:color w:val="000000" w:themeColor="text1"/>
         </w:rPr>
-        <w:t>A</w:t>
-      </w:r>
-      <w:r>
-        <w:rPr>
-          <w:rFonts w:ascii="Georgia Pro" w:eastAsia="Georgia Pro" w:hAnsi="Georgia Pro" w:cs="Georgia Pro"/>
-          <w:color w:val="000000" w:themeColor="text1"/>
-        </w:rPr>
-        <w:t xml:space="preserve">z </w:t>
-      </w:r>
-      <w:proofErr w:type="spellStart"/>
-      <w:r>
-        <w:rPr>
-          <w:rFonts w:ascii="Georgia Pro" w:eastAsia="Georgia Pro" w:hAnsi="Georgia Pro" w:cs="Georgia Pro"/>
-          <w:color w:val="000000" w:themeColor="text1"/>
-        </w:rPr>
-        <w:t>acr</w:t>
-      </w:r>
-      <w:proofErr w:type="spellEnd"/>
-      <w:r>
-        <w:rPr>
-          <w:rFonts w:ascii="Georgia Pro" w:eastAsia="Georgia Pro" w:hAnsi="Georgia Pro" w:cs="Georgia Pro"/>
-          <w:color w:val="000000" w:themeColor="text1"/>
-        </w:rPr>
-        <w:t xml:space="preserve"> create \</w:t>
+        <w:t>a</w:t>
+      </w:r>
+      <w:r>
+        <w:rPr>
+          <w:rFonts w:ascii="Georgia Pro" w:eastAsia="Georgia Pro" w:hAnsi="Georgia Pro" w:cs="Georgia Pro"/>
+          <w:color w:val="000000" w:themeColor="text1"/>
+        </w:rPr>
+        <w:t>z acr create \</w:t>
       </w:r>
       <w:r>
         <w:rPr>
@@ -1616,17 +2150,23 @@
           <w:color w:val="000000" w:themeColor="text1"/>
         </w:rPr>
         <w:br/>
-        <w:t xml:space="preserve">--resource-group </w:t>
-      </w:r>
-      <w:proofErr w:type="spellStart"/>
-      <w:r>
-        <w:rPr>
-          <w:rFonts w:ascii="Georgia Pro" w:eastAsia="Georgia Pro" w:hAnsi="Georgia Pro" w:cs="Georgia Pro"/>
-          <w:color w:val="000000" w:themeColor="text1"/>
-        </w:rPr>
-        <w:t>rg-acr-aks</w:t>
-      </w:r>
-      <w:proofErr w:type="spellEnd"/>
+        <w:t>--resource-group rg-acr-aks \</w:t>
+      </w:r>
+      <w:r>
+        <w:rPr>
+          <w:rFonts w:ascii="Georgia Pro" w:eastAsia="Georgia Pro" w:hAnsi="Georgia Pro" w:cs="Georgia Pro"/>
+          <w:color w:val="000000" w:themeColor="text1"/>
+        </w:rPr>
+        <w:br/>
+        <w:t>--name mysecureacr2026</w:t>
+      </w:r>
+      <w:r>
+        <w:rPr>
+          <w:rFonts w:ascii="Georgia Pro" w:eastAsia="Georgia Pro" w:hAnsi="Georgia Pro" w:cs="Georgia Pro"/>
+          <w:color w:val="000000" w:themeColor="text1"/>
+        </w:rPr>
+        <w:t>hitesh</w:t>
+      </w:r>
       <w:r>
         <w:rPr>
           <w:rFonts w:ascii="Georgia Pro" w:eastAsia="Georgia Pro" w:hAnsi="Georgia Pro" w:cs="Georgia Pro"/>
@@ -1640,31 +2180,7 @@
           <w:color w:val="000000" w:themeColor="text1"/>
         </w:rPr>
         <w:br/>
-        <w:t>--name mysecureacr2026 \</w:t>
-      </w:r>
-      <w:r>
-        <w:rPr>
-          <w:rFonts w:ascii="Georgia Pro" w:eastAsia="Georgia Pro" w:hAnsi="Georgia Pro" w:cs="Georgia Pro"/>
-          <w:color w:val="000000" w:themeColor="text1"/>
-        </w:rPr>
-        <w:br/>
-        <w:t>--</w:t>
-      </w:r>
-      <w:proofErr w:type="spellStart"/>
-      <w:r>
-        <w:rPr>
-          <w:rFonts w:ascii="Georgia Pro" w:eastAsia="Georgia Pro" w:hAnsi="Georgia Pro" w:cs="Georgia Pro"/>
-          <w:color w:val="000000" w:themeColor="text1"/>
-        </w:rPr>
-        <w:t>sku</w:t>
-      </w:r>
-      <w:proofErr w:type="spellEnd"/>
-      <w:r>
-        <w:rPr>
-          <w:rFonts w:ascii="Georgia Pro" w:eastAsia="Georgia Pro" w:hAnsi="Georgia Pro" w:cs="Georgia Pro"/>
-          <w:color w:val="000000" w:themeColor="text1"/>
-        </w:rPr>
-        <w:t xml:space="preserve"> Basic</w:t>
+        <w:t>--sku Basic</w:t>
       </w:r>
     </w:p>
     <w:p>
@@ -1681,7 +2197,7 @@
           <w:color w:val="000000" w:themeColor="text1"/>
         </w:rPr>
         <w:pict w14:anchorId="315F0B4C">
-          <v:rect id="_x0000_i2423" style="width:0;height:1.5pt" o:hralign="center" o:hrstd="t" o:hr="t" fillcolor="#a0a0a0" stroked="f"/>
+          <v:rect id="_x0000_i1033" style="width:0;height:1.5pt" o:hralign="center" o:hrstd="t" o:hr="t" fillcolor="#a0a0a0" stroked="f"/>
         </w:pict>
       </w:r>
     </w:p>
@@ -1707,43 +2223,25 @@
     </w:p>
     <w:p>
       <w:pPr>
-        <w:spacing w:after="0" w:line="480" w:lineRule="auto"/>
-        <w:rPr>
-          <w:rFonts w:ascii="Georgia Pro" w:eastAsia="Georgia Pro" w:hAnsi="Georgia Pro" w:cs="Georgia Pro"/>
-          <w:color w:val="000000" w:themeColor="text1"/>
-        </w:rPr>
-      </w:pPr>
-      <w:proofErr w:type="spellStart"/>
-      <w:r>
-        <w:rPr>
-          <w:rFonts w:ascii="Georgia Pro" w:eastAsia="Georgia Pro" w:hAnsi="Georgia Pro" w:cs="Georgia Pro"/>
-          <w:color w:val="000000" w:themeColor="text1"/>
-        </w:rPr>
-        <w:t>az</w:t>
-      </w:r>
-      <w:proofErr w:type="spellEnd"/>
-      <w:r>
-        <w:rPr>
-          <w:rFonts w:ascii="Georgia Pro" w:eastAsia="Georgia Pro" w:hAnsi="Georgia Pro" w:cs="Georgia Pro"/>
-          <w:color w:val="000000" w:themeColor="text1"/>
-        </w:rPr>
-        <w:t xml:space="preserve"> </w:t>
-      </w:r>
-      <w:proofErr w:type="spellStart"/>
-      <w:r>
-        <w:rPr>
-          <w:rFonts w:ascii="Georgia Pro" w:eastAsia="Georgia Pro" w:hAnsi="Georgia Pro" w:cs="Georgia Pro"/>
-          <w:color w:val="000000" w:themeColor="text1"/>
-        </w:rPr>
-        <w:t>acr</w:t>
-      </w:r>
-      <w:proofErr w:type="spellEnd"/>
-      <w:r>
-        <w:rPr>
-          <w:rFonts w:ascii="Georgia Pro" w:eastAsia="Georgia Pro" w:hAnsi="Georgia Pro" w:cs="Georgia Pro"/>
-          <w:color w:val="000000" w:themeColor="text1"/>
-        </w:rPr>
-        <w:t xml:space="preserve"> list -o table</w:t>
+        <w:pBdr>
+          <w:top w:val="single" w:sz="4" w:space="1" w:color="auto"/>
+          <w:left w:val="single" w:sz="4" w:space="4" w:color="auto"/>
+          <w:bottom w:val="single" w:sz="4" w:space="1" w:color="auto"/>
+          <w:right w:val="single" w:sz="4" w:space="4" w:color="auto"/>
+        </w:pBdr>
+        <w:shd w:val="clear" w:color="auto" w:fill="F2F2F2" w:themeFill="background1" w:themeFillShade="F2"/>
+        <w:spacing w:after="0" w:line="480" w:lineRule="auto"/>
+        <w:rPr>
+          <w:rFonts w:ascii="Georgia Pro" w:eastAsia="Georgia Pro" w:hAnsi="Georgia Pro" w:cs="Georgia Pro"/>
+          <w:color w:val="000000" w:themeColor="text1"/>
+        </w:rPr>
+      </w:pPr>
+      <w:r>
+        <w:rPr>
+          <w:rFonts w:ascii="Georgia Pro" w:eastAsia="Georgia Pro" w:hAnsi="Georgia Pro" w:cs="Georgia Pro"/>
+          <w:color w:val="000000" w:themeColor="text1"/>
+        </w:rPr>
+        <w:t>az acr list -o table</w:t>
       </w:r>
     </w:p>
     <w:p>
@@ -1760,13 +2258,12 @@
           <w:color w:val="000000" w:themeColor="text1"/>
         </w:rPr>
         <w:pict w14:anchorId="264127EC">
-          <v:rect id="_x0000_i2424" style="width:0;height:1.5pt" o:hralign="center" o:hrstd="t" o:hr="t" fillcolor="#a0a0a0" stroked="f"/>
+          <v:rect id="_x0000_i1034" style="width:0;height:1.5pt" o:hralign="center" o:hrstd="t" o:hr="t" fillcolor="#a0a0a0" stroked="f"/>
         </w:pict>
       </w:r>
     </w:p>
     <w:p>
       <w:pPr>
-        <w:spacing w:after="0" w:line="480" w:lineRule="auto"/>
         <w:rPr>
           <w:rFonts w:ascii="Georgia Pro" w:eastAsia="Georgia Pro" w:hAnsi="Georgia Pro" w:cs="Georgia Pro"/>
           <w:b/>
@@ -1781,8 +2278,1336 @@
           <w:bCs/>
           <w:color w:val="000000" w:themeColor="text1"/>
         </w:rPr>
+        <w:t>Get ACR Unsername and Password:</w:t>
+      </w:r>
+    </w:p>
+    <w:p>
+      <w:pPr>
+        <w:rPr>
+          <w:rFonts w:ascii="Georgia Pro" w:eastAsia="Georgia Pro" w:hAnsi="Georgia Pro" w:cs="Georgia Pro"/>
+          <w:b/>
+          <w:bCs/>
+          <w:color w:val="000000" w:themeColor="text1"/>
+        </w:rPr>
+      </w:pPr>
+    </w:p>
+    <w:p>
+      <w:pPr>
+        <w:pBdr>
+          <w:top w:val="single" w:sz="4" w:space="1" w:color="auto"/>
+          <w:left w:val="single" w:sz="4" w:space="4" w:color="auto"/>
+          <w:bottom w:val="single" w:sz="4" w:space="1" w:color="auto"/>
+          <w:right w:val="single" w:sz="4" w:space="4" w:color="auto"/>
+        </w:pBdr>
+        <w:shd w:val="clear" w:color="auto" w:fill="F2F2F2" w:themeFill="background1" w:themeFillShade="F2"/>
+        <w:spacing w:after="0" w:line="480" w:lineRule="auto"/>
+        <w:rPr>
+          <w:rFonts w:ascii="Georgia Pro" w:eastAsia="Georgia Pro" w:hAnsi="Georgia Pro" w:cs="Georgia Pro"/>
+          <w:color w:val="000000" w:themeColor="text1"/>
+        </w:rPr>
+      </w:pPr>
+      <w:r>
+        <w:rPr>
+          <w:rFonts w:ascii="Georgia Pro" w:eastAsia="Georgia Pro" w:hAnsi="Georgia Pro" w:cs="Georgia Pro"/>
+          <w:color w:val="000000" w:themeColor="text1"/>
+        </w:rPr>
+        <w:t>az acr credential show \</w:t>
+      </w:r>
+    </w:p>
+    <w:p>
+      <w:pPr>
+        <w:pBdr>
+          <w:top w:val="single" w:sz="4" w:space="1" w:color="auto"/>
+          <w:left w:val="single" w:sz="4" w:space="4" w:color="auto"/>
+          <w:bottom w:val="single" w:sz="4" w:space="1" w:color="auto"/>
+          <w:right w:val="single" w:sz="4" w:space="4" w:color="auto"/>
+        </w:pBdr>
+        <w:shd w:val="clear" w:color="auto" w:fill="F2F2F2" w:themeFill="background1" w:themeFillShade="F2"/>
+        <w:spacing w:after="0" w:line="480" w:lineRule="auto"/>
+        <w:rPr>
+          <w:rFonts w:ascii="Georgia Pro" w:eastAsia="Georgia Pro" w:hAnsi="Georgia Pro" w:cs="Georgia Pro"/>
+          <w:b/>
+          <w:bCs/>
+          <w:color w:val="000000" w:themeColor="text1"/>
+        </w:rPr>
+      </w:pPr>
+      <w:r>
+        <w:rPr>
+          <w:rFonts w:ascii="Georgia Pro" w:eastAsia="Georgia Pro" w:hAnsi="Georgia Pro" w:cs="Georgia Pro"/>
+          <w:color w:val="000000" w:themeColor="text1"/>
+        </w:rPr>
+        <w:t>--name mysecureacr2026hitesh</w:t>
+      </w:r>
+      <w:r>
+        <w:rPr>
+          <w:rFonts w:ascii="Georgia Pro" w:eastAsia="Georgia Pro" w:hAnsi="Georgia Pro" w:cs="Georgia Pro"/>
+          <w:b/>
+          <w:bCs/>
+          <w:color w:val="000000" w:themeColor="text1"/>
+        </w:rPr>
+        <w:br w:type="page"/>
+      </w:r>
+    </w:p>
+    <w:p>
+      <w:pPr>
+        <w:spacing w:after="0" w:line="480" w:lineRule="auto"/>
+        <w:rPr>
+          <w:rFonts w:ascii="Georgia Pro" w:eastAsia="Georgia Pro" w:hAnsi="Georgia Pro" w:cs="Georgia Pro"/>
+          <w:b/>
+          <w:bCs/>
+          <w:color w:val="000000" w:themeColor="text1"/>
+        </w:rPr>
+      </w:pPr>
+      <w:r>
+        <w:rPr>
+          <w:rFonts w:ascii="Georgia Pro" w:eastAsia="Georgia Pro" w:hAnsi="Georgia Pro" w:cs="Georgia Pro"/>
+          <w:b/>
+          <w:bCs/>
+          <w:color w:val="000000" w:themeColor="text1"/>
+        </w:rPr>
+        <w:lastRenderedPageBreak/>
+        <w:t xml:space="preserve">Output will be </w:t>
+      </w:r>
+    </w:p>
+    <w:p>
+      <w:pPr>
+        <w:spacing w:after="0" w:line="480" w:lineRule="auto"/>
+        <w:rPr>
+          <w:rFonts w:ascii="Georgia Pro" w:eastAsia="Georgia Pro" w:hAnsi="Georgia Pro" w:cs="Georgia Pro"/>
+          <w:b/>
+          <w:bCs/>
+          <w:color w:val="000000" w:themeColor="text1"/>
+        </w:rPr>
+      </w:pPr>
+    </w:p>
+    <w:p>
+      <w:pPr>
+        <w:pBdr>
+          <w:top w:val="single" w:sz="4" w:space="1" w:color="auto"/>
+          <w:left w:val="single" w:sz="4" w:space="4" w:color="auto"/>
+          <w:bottom w:val="single" w:sz="4" w:space="1" w:color="auto"/>
+          <w:right w:val="single" w:sz="4" w:space="4" w:color="auto"/>
+        </w:pBdr>
+        <w:shd w:val="clear" w:color="auto" w:fill="F2F2F2" w:themeFill="background1" w:themeFillShade="F2"/>
+        <w:spacing w:after="0" w:line="480" w:lineRule="auto"/>
+        <w:rPr>
+          <w:rFonts w:ascii="Georgia Pro" w:eastAsia="Georgia Pro" w:hAnsi="Georgia Pro" w:cs="Georgia Pro"/>
+          <w:color w:val="000000" w:themeColor="text1"/>
+        </w:rPr>
+      </w:pPr>
+      <w:r>
+        <w:rPr>
+          <w:rFonts w:ascii="Georgia Pro" w:eastAsia="Georgia Pro" w:hAnsi="Georgia Pro" w:cs="Georgia Pro"/>
+          <w:color w:val="000000" w:themeColor="text1"/>
+        </w:rPr>
+        <w:t>{</w:t>
+      </w:r>
+    </w:p>
+    <w:p>
+      <w:pPr>
+        <w:pBdr>
+          <w:top w:val="single" w:sz="4" w:space="1" w:color="auto"/>
+          <w:left w:val="single" w:sz="4" w:space="4" w:color="auto"/>
+          <w:bottom w:val="single" w:sz="4" w:space="1" w:color="auto"/>
+          <w:right w:val="single" w:sz="4" w:space="4" w:color="auto"/>
+        </w:pBdr>
+        <w:shd w:val="clear" w:color="auto" w:fill="F2F2F2" w:themeFill="background1" w:themeFillShade="F2"/>
+        <w:spacing w:after="0" w:line="480" w:lineRule="auto"/>
+        <w:rPr>
+          <w:rFonts w:ascii="Georgia Pro" w:eastAsia="Georgia Pro" w:hAnsi="Georgia Pro" w:cs="Georgia Pro"/>
+          <w:color w:val="000000" w:themeColor="text1"/>
+        </w:rPr>
+      </w:pPr>
+      <w:r>
+        <w:rPr>
+          <w:rFonts w:ascii="Georgia Pro" w:eastAsia="Georgia Pro" w:hAnsi="Georgia Pro" w:cs="Georgia Pro"/>
+          <w:color w:val="000000" w:themeColor="text1"/>
+        </w:rPr>
+        <w:t xml:space="preserve">  "passwords": [</w:t>
+      </w:r>
+    </w:p>
+    <w:p>
+      <w:pPr>
+        <w:pBdr>
+          <w:top w:val="single" w:sz="4" w:space="1" w:color="auto"/>
+          <w:left w:val="single" w:sz="4" w:space="4" w:color="auto"/>
+          <w:bottom w:val="single" w:sz="4" w:space="1" w:color="auto"/>
+          <w:right w:val="single" w:sz="4" w:space="4" w:color="auto"/>
+        </w:pBdr>
+        <w:shd w:val="clear" w:color="auto" w:fill="F2F2F2" w:themeFill="background1" w:themeFillShade="F2"/>
+        <w:spacing w:after="0" w:line="480" w:lineRule="auto"/>
+        <w:rPr>
+          <w:rFonts w:ascii="Georgia Pro" w:eastAsia="Georgia Pro" w:hAnsi="Georgia Pro" w:cs="Georgia Pro"/>
+          <w:color w:val="000000" w:themeColor="text1"/>
+        </w:rPr>
+      </w:pPr>
+      <w:r>
+        <w:rPr>
+          <w:rFonts w:ascii="Georgia Pro" w:eastAsia="Georgia Pro" w:hAnsi="Georgia Pro" w:cs="Georgia Pro"/>
+          <w:color w:val="000000" w:themeColor="text1"/>
+        </w:rPr>
+        <w:t xml:space="preserve">    {</w:t>
+      </w:r>
+    </w:p>
+    <w:p>
+      <w:pPr>
+        <w:pBdr>
+          <w:top w:val="single" w:sz="4" w:space="1" w:color="auto"/>
+          <w:left w:val="single" w:sz="4" w:space="4" w:color="auto"/>
+          <w:bottom w:val="single" w:sz="4" w:space="1" w:color="auto"/>
+          <w:right w:val="single" w:sz="4" w:space="4" w:color="auto"/>
+        </w:pBdr>
+        <w:shd w:val="clear" w:color="auto" w:fill="F2F2F2" w:themeFill="background1" w:themeFillShade="F2"/>
+        <w:spacing w:after="0" w:line="480" w:lineRule="auto"/>
+        <w:rPr>
+          <w:rFonts w:ascii="Georgia Pro" w:eastAsia="Georgia Pro" w:hAnsi="Georgia Pro" w:cs="Georgia Pro"/>
+          <w:color w:val="000000" w:themeColor="text1"/>
+        </w:rPr>
+      </w:pPr>
+      <w:r>
+        <w:rPr>
+          <w:rFonts w:ascii="Georgia Pro" w:eastAsia="Georgia Pro" w:hAnsi="Georgia Pro" w:cs="Georgia Pro"/>
+          <w:color w:val="000000" w:themeColor="text1"/>
+        </w:rPr>
+        <w:t xml:space="preserve">      "name": "password",</w:t>
+      </w:r>
+    </w:p>
+    <w:p>
+      <w:pPr>
+        <w:pBdr>
+          <w:top w:val="single" w:sz="4" w:space="1" w:color="auto"/>
+          <w:left w:val="single" w:sz="4" w:space="4" w:color="auto"/>
+          <w:bottom w:val="single" w:sz="4" w:space="1" w:color="auto"/>
+          <w:right w:val="single" w:sz="4" w:space="4" w:color="auto"/>
+        </w:pBdr>
+        <w:shd w:val="clear" w:color="auto" w:fill="F2F2F2" w:themeFill="background1" w:themeFillShade="F2"/>
+        <w:spacing w:after="0" w:line="480" w:lineRule="auto"/>
+        <w:rPr>
+          <w:rFonts w:ascii="Georgia Pro" w:eastAsia="Georgia Pro" w:hAnsi="Georgia Pro" w:cs="Georgia Pro"/>
+          <w:color w:val="000000" w:themeColor="text1"/>
+        </w:rPr>
+      </w:pPr>
+      <w:r>
+        <w:rPr>
+          <w:rFonts w:ascii="Georgia Pro" w:eastAsia="Georgia Pro" w:hAnsi="Georgia Pro" w:cs="Georgia Pro"/>
+          <w:color w:val="000000" w:themeColor="text1"/>
+        </w:rPr>
+        <w:t xml:space="preserve">      "value": </w:t>
+      </w:r>
+      <w:r>
+        <w:rPr>
+          <w:rFonts w:ascii="Georgia Pro" w:eastAsia="Georgia Pro" w:hAnsi="Georgia Pro" w:cs="Georgia Pro"/>
+          <w:color w:val="000000" w:themeColor="text1"/>
+          <w:highlight w:val="yellow"/>
+        </w:rPr>
+        <w:t>"12nGwc6fjwqqhuc2ESx2zwU2nGpRuQi2X95qTWI76ARjYwm4LxqCJQQJ99CEACGhslBEqg7NAAACAZCRNmyM"</w:t>
+      </w:r>
+    </w:p>
+    <w:p>
+      <w:pPr>
+        <w:pBdr>
+          <w:top w:val="single" w:sz="4" w:space="1" w:color="auto"/>
+          <w:left w:val="single" w:sz="4" w:space="4" w:color="auto"/>
+          <w:bottom w:val="single" w:sz="4" w:space="1" w:color="auto"/>
+          <w:right w:val="single" w:sz="4" w:space="4" w:color="auto"/>
+        </w:pBdr>
+        <w:shd w:val="clear" w:color="auto" w:fill="F2F2F2" w:themeFill="background1" w:themeFillShade="F2"/>
+        <w:spacing w:after="0" w:line="480" w:lineRule="auto"/>
+        <w:rPr>
+          <w:rFonts w:ascii="Georgia Pro" w:eastAsia="Georgia Pro" w:hAnsi="Georgia Pro" w:cs="Georgia Pro"/>
+          <w:color w:val="000000" w:themeColor="text1"/>
+        </w:rPr>
+      </w:pPr>
+      <w:r>
+        <w:rPr>
+          <w:rFonts w:ascii="Georgia Pro" w:eastAsia="Georgia Pro" w:hAnsi="Georgia Pro" w:cs="Georgia Pro"/>
+          <w:color w:val="000000" w:themeColor="text1"/>
+        </w:rPr>
+        <w:t xml:space="preserve">    },</w:t>
+      </w:r>
+    </w:p>
+    <w:p>
+      <w:pPr>
+        <w:pBdr>
+          <w:top w:val="single" w:sz="4" w:space="1" w:color="auto"/>
+          <w:left w:val="single" w:sz="4" w:space="4" w:color="auto"/>
+          <w:bottom w:val="single" w:sz="4" w:space="1" w:color="auto"/>
+          <w:right w:val="single" w:sz="4" w:space="4" w:color="auto"/>
+        </w:pBdr>
+        <w:shd w:val="clear" w:color="auto" w:fill="F2F2F2" w:themeFill="background1" w:themeFillShade="F2"/>
+        <w:spacing w:after="0" w:line="480" w:lineRule="auto"/>
+        <w:rPr>
+          <w:rFonts w:ascii="Georgia Pro" w:eastAsia="Georgia Pro" w:hAnsi="Georgia Pro" w:cs="Georgia Pro"/>
+          <w:color w:val="000000" w:themeColor="text1"/>
+        </w:rPr>
+      </w:pPr>
+      <w:r>
+        <w:rPr>
+          <w:rFonts w:ascii="Georgia Pro" w:eastAsia="Georgia Pro" w:hAnsi="Georgia Pro" w:cs="Georgia Pro"/>
+          <w:color w:val="000000" w:themeColor="text1"/>
+        </w:rPr>
+        <w:t xml:space="preserve">    {</w:t>
+      </w:r>
+    </w:p>
+    <w:p>
+      <w:pPr>
+        <w:pBdr>
+          <w:top w:val="single" w:sz="4" w:space="1" w:color="auto"/>
+          <w:left w:val="single" w:sz="4" w:space="4" w:color="auto"/>
+          <w:bottom w:val="single" w:sz="4" w:space="1" w:color="auto"/>
+          <w:right w:val="single" w:sz="4" w:space="4" w:color="auto"/>
+        </w:pBdr>
+        <w:shd w:val="clear" w:color="auto" w:fill="F2F2F2" w:themeFill="background1" w:themeFillShade="F2"/>
+        <w:spacing w:after="0" w:line="480" w:lineRule="auto"/>
+        <w:rPr>
+          <w:rFonts w:ascii="Georgia Pro" w:eastAsia="Georgia Pro" w:hAnsi="Georgia Pro" w:cs="Georgia Pro"/>
+          <w:color w:val="000000" w:themeColor="text1"/>
+        </w:rPr>
+      </w:pPr>
+      <w:r>
+        <w:rPr>
+          <w:rFonts w:ascii="Georgia Pro" w:eastAsia="Georgia Pro" w:hAnsi="Georgia Pro" w:cs="Georgia Pro"/>
+          <w:color w:val="000000" w:themeColor="text1"/>
+        </w:rPr>
+        <w:t xml:space="preserve">      "name": "password2",</w:t>
+      </w:r>
+    </w:p>
+    <w:p>
+      <w:pPr>
+        <w:pBdr>
+          <w:top w:val="single" w:sz="4" w:space="1" w:color="auto"/>
+          <w:left w:val="single" w:sz="4" w:space="4" w:color="auto"/>
+          <w:bottom w:val="single" w:sz="4" w:space="1" w:color="auto"/>
+          <w:right w:val="single" w:sz="4" w:space="4" w:color="auto"/>
+        </w:pBdr>
+        <w:shd w:val="clear" w:color="auto" w:fill="F2F2F2" w:themeFill="background1" w:themeFillShade="F2"/>
+        <w:spacing w:after="0" w:line="480" w:lineRule="auto"/>
+        <w:rPr>
+          <w:rFonts w:ascii="Georgia Pro" w:eastAsia="Georgia Pro" w:hAnsi="Georgia Pro" w:cs="Georgia Pro"/>
+          <w:color w:val="000000" w:themeColor="text1"/>
+        </w:rPr>
+      </w:pPr>
+      <w:r>
+        <w:rPr>
+          <w:rFonts w:ascii="Georgia Pro" w:eastAsia="Georgia Pro" w:hAnsi="Georgia Pro" w:cs="Georgia Pro"/>
+          <w:color w:val="000000" w:themeColor="text1"/>
+        </w:rPr>
+        <w:t xml:space="preserve">      "value": "Ef26Uydl5RSg3NhdCFmoNh6wTkhBCdvmxhzvAjxMjHTEEAXeXUUeJQQJ99CEACGhslBEqg7NAAACAZCRdHqj"</w:t>
+      </w:r>
+    </w:p>
+    <w:p>
+      <w:pPr>
+        <w:pBdr>
+          <w:top w:val="single" w:sz="4" w:space="1" w:color="auto"/>
+          <w:left w:val="single" w:sz="4" w:space="4" w:color="auto"/>
+          <w:bottom w:val="single" w:sz="4" w:space="1" w:color="auto"/>
+          <w:right w:val="single" w:sz="4" w:space="4" w:color="auto"/>
+        </w:pBdr>
+        <w:shd w:val="clear" w:color="auto" w:fill="F2F2F2" w:themeFill="background1" w:themeFillShade="F2"/>
+        <w:spacing w:after="0" w:line="480" w:lineRule="auto"/>
+        <w:rPr>
+          <w:rFonts w:ascii="Georgia Pro" w:eastAsia="Georgia Pro" w:hAnsi="Georgia Pro" w:cs="Georgia Pro"/>
+          <w:color w:val="000000" w:themeColor="text1"/>
+        </w:rPr>
+      </w:pPr>
+      <w:r>
+        <w:rPr>
+          <w:rFonts w:ascii="Georgia Pro" w:eastAsia="Georgia Pro" w:hAnsi="Georgia Pro" w:cs="Georgia Pro"/>
+          <w:color w:val="000000" w:themeColor="text1"/>
+        </w:rPr>
+        <w:t xml:space="preserve">    }</w:t>
+      </w:r>
+    </w:p>
+    <w:p>
+      <w:pPr>
+        <w:pBdr>
+          <w:top w:val="single" w:sz="4" w:space="1" w:color="auto"/>
+          <w:left w:val="single" w:sz="4" w:space="4" w:color="auto"/>
+          <w:bottom w:val="single" w:sz="4" w:space="1" w:color="auto"/>
+          <w:right w:val="single" w:sz="4" w:space="4" w:color="auto"/>
+        </w:pBdr>
+        <w:shd w:val="clear" w:color="auto" w:fill="F2F2F2" w:themeFill="background1" w:themeFillShade="F2"/>
+        <w:spacing w:after="0" w:line="480" w:lineRule="auto"/>
+        <w:rPr>
+          <w:rFonts w:ascii="Georgia Pro" w:eastAsia="Georgia Pro" w:hAnsi="Georgia Pro" w:cs="Georgia Pro"/>
+          <w:color w:val="000000" w:themeColor="text1"/>
+        </w:rPr>
+      </w:pPr>
+      <w:r>
+        <w:rPr>
+          <w:rFonts w:ascii="Georgia Pro" w:eastAsia="Georgia Pro" w:hAnsi="Georgia Pro" w:cs="Georgia Pro"/>
+          <w:color w:val="000000" w:themeColor="text1"/>
+        </w:rPr>
+        <w:t xml:space="preserve">  ],</w:t>
+      </w:r>
+    </w:p>
+    <w:p>
+      <w:pPr>
+        <w:pBdr>
+          <w:top w:val="single" w:sz="4" w:space="1" w:color="auto"/>
+          <w:left w:val="single" w:sz="4" w:space="4" w:color="auto"/>
+          <w:bottom w:val="single" w:sz="4" w:space="1" w:color="auto"/>
+          <w:right w:val="single" w:sz="4" w:space="4" w:color="auto"/>
+        </w:pBdr>
+        <w:shd w:val="clear" w:color="auto" w:fill="F2F2F2" w:themeFill="background1" w:themeFillShade="F2"/>
+        <w:spacing w:after="0" w:line="480" w:lineRule="auto"/>
+        <w:rPr>
+          <w:rFonts w:ascii="Georgia Pro" w:eastAsia="Georgia Pro" w:hAnsi="Georgia Pro" w:cs="Georgia Pro"/>
+          <w:color w:val="000000" w:themeColor="text1"/>
+        </w:rPr>
+      </w:pPr>
+      <w:r>
+        <w:rPr>
+          <w:rFonts w:ascii="Georgia Pro" w:eastAsia="Georgia Pro" w:hAnsi="Georgia Pro" w:cs="Georgia Pro"/>
+          <w:color w:val="000000" w:themeColor="text1"/>
+        </w:rPr>
+        <w:t xml:space="preserve">  </w:t>
+      </w:r>
+      <w:r>
+        <w:rPr>
+          <w:rFonts w:ascii="Georgia Pro" w:eastAsia="Georgia Pro" w:hAnsi="Georgia Pro" w:cs="Georgia Pro"/>
+          <w:color w:val="000000" w:themeColor="text1"/>
+          <w:highlight w:val="yellow"/>
+        </w:rPr>
+        <w:t>"username": "mysecureacr2026hitesh"</w:t>
+      </w:r>
+    </w:p>
+    <w:p>
+      <w:pPr>
+        <w:pBdr>
+          <w:top w:val="single" w:sz="4" w:space="1" w:color="auto"/>
+          <w:left w:val="single" w:sz="4" w:space="4" w:color="auto"/>
+          <w:bottom w:val="single" w:sz="4" w:space="1" w:color="auto"/>
+          <w:right w:val="single" w:sz="4" w:space="4" w:color="auto"/>
+        </w:pBdr>
+        <w:shd w:val="clear" w:color="auto" w:fill="F2F2F2" w:themeFill="background1" w:themeFillShade="F2"/>
+        <w:spacing w:after="0" w:line="480" w:lineRule="auto"/>
+        <w:rPr>
+          <w:rFonts w:ascii="Georgia Pro" w:eastAsia="Georgia Pro" w:hAnsi="Georgia Pro" w:cs="Georgia Pro"/>
+          <w:color w:val="000000" w:themeColor="text1"/>
+        </w:rPr>
+      </w:pPr>
+      <w:r>
+        <w:rPr>
+          <w:rFonts w:ascii="Georgia Pro" w:eastAsia="Georgia Pro" w:hAnsi="Georgia Pro" w:cs="Georgia Pro"/>
+          <w:color w:val="000000" w:themeColor="text1"/>
+        </w:rPr>
+        <w:t>}</w:t>
+      </w:r>
+    </w:p>
+    <w:p>
+      <w:pPr>
+        <w:spacing w:after="0" w:line="480" w:lineRule="auto"/>
+        <w:rPr>
+          <w:rFonts w:ascii="Georgia Pro" w:eastAsia="Georgia Pro" w:hAnsi="Georgia Pro" w:cs="Georgia Pro"/>
+          <w:b/>
+          <w:bCs/>
+          <w:color w:val="000000" w:themeColor="text1"/>
+        </w:rPr>
+      </w:pPr>
+    </w:p>
+    <w:p>
+      <w:pPr>
+        <w:spacing w:after="0" w:line="480" w:lineRule="auto"/>
+        <w:rPr>
+          <w:rFonts w:ascii="Georgia Pro" w:eastAsia="Georgia Pro" w:hAnsi="Georgia Pro" w:cs="Georgia Pro"/>
+          <w:color w:val="000000" w:themeColor="text1"/>
+        </w:rPr>
+      </w:pPr>
+      <w:r>
+        <w:rPr>
+          <w:rFonts w:ascii="Georgia Pro" w:eastAsia="Georgia Pro" w:hAnsi="Georgia Pro" w:cs="Georgia Pro"/>
+          <w:color w:val="000000" w:themeColor="text1"/>
+        </w:rPr>
+        <w:t>Username and password is highlighted.</w:t>
+      </w:r>
+    </w:p>
+    <w:p>
+      <w:pPr>
+        <w:rPr>
+          <w:rFonts w:ascii="Georgia Pro" w:eastAsia="Georgia Pro" w:hAnsi="Georgia Pro" w:cs="Georgia Pro"/>
+          <w:color w:val="000000" w:themeColor="text1"/>
+        </w:rPr>
+      </w:pPr>
+      <w:r>
+        <w:rPr>
+          <w:rFonts w:ascii="Georgia Pro" w:eastAsia="Georgia Pro" w:hAnsi="Georgia Pro" w:cs="Georgia Pro"/>
+          <w:color w:val="000000" w:themeColor="text1"/>
+        </w:rPr>
+        <w:br w:type="page"/>
+      </w:r>
+    </w:p>
+    <w:p>
+      <w:pPr>
+        <w:spacing w:after="0" w:line="480" w:lineRule="auto"/>
+        <w:rPr>
+          <w:rFonts w:ascii="Georgia Pro" w:eastAsia="Georgia Pro" w:hAnsi="Georgia Pro" w:cs="Georgia Pro"/>
+          <w:b/>
+          <w:bCs/>
+          <w:color w:val="000000" w:themeColor="text1"/>
+        </w:rPr>
+      </w:pPr>
+      <w:r>
+        <w:rPr>
+          <w:rFonts w:ascii="Georgia Pro" w:eastAsia="Georgia Pro" w:hAnsi="Georgia Pro" w:cs="Georgia Pro"/>
+          <w:b/>
+          <w:bCs/>
+          <w:color w:val="000000" w:themeColor="text1"/>
+        </w:rPr>
+        <w:lastRenderedPageBreak/>
         <w:t>Step 5: Login to Azure Container Registry</w:t>
       </w:r>
+    </w:p>
+    <w:p>
+      <w:pPr>
+        <w:spacing w:after="0" w:line="480" w:lineRule="auto"/>
+        <w:rPr>
+          <w:rFonts w:ascii="Georgia Pro" w:eastAsia="Georgia Pro" w:hAnsi="Georgia Pro" w:cs="Georgia Pro"/>
+          <w:b/>
+          <w:bCs/>
+          <w:color w:val="000000" w:themeColor="text1"/>
+        </w:rPr>
+      </w:pPr>
+      <w:r>
+        <w:rPr>
+          <w:rFonts w:ascii="Georgia Pro" w:eastAsia="Georgia Pro" w:hAnsi="Georgia Pro" w:cs="Georgia Pro"/>
+          <w:b/>
+          <w:bCs/>
+          <w:color w:val="000000" w:themeColor="text1"/>
+        </w:rPr>
+        <w:t>Create a VM</w:t>
+      </w:r>
+    </w:p>
+    <w:p>
+      <w:pPr>
+        <w:pBdr>
+          <w:top w:val="single" w:sz="4" w:space="1" w:color="auto"/>
+          <w:left w:val="single" w:sz="4" w:space="4" w:color="auto"/>
+          <w:bottom w:val="single" w:sz="4" w:space="1" w:color="auto"/>
+          <w:right w:val="single" w:sz="4" w:space="4" w:color="auto"/>
+        </w:pBdr>
+        <w:shd w:val="clear" w:color="auto" w:fill="F2F2F2" w:themeFill="background1" w:themeFillShade="F2"/>
+        <w:spacing w:after="0" w:line="480" w:lineRule="auto"/>
+        <w:rPr>
+          <w:rFonts w:ascii="Georgia Pro" w:eastAsia="Georgia Pro" w:hAnsi="Georgia Pro" w:cs="Georgia Pro"/>
+          <w:color w:val="000000" w:themeColor="text1"/>
+        </w:rPr>
+      </w:pPr>
+      <w:r>
+        <w:rPr>
+          <w:rFonts w:ascii="Georgia Pro" w:eastAsia="Georgia Pro" w:hAnsi="Georgia Pro" w:cs="Georgia Pro"/>
+          <w:color w:val="000000" w:themeColor="text1"/>
+        </w:rPr>
+        <w:t>az vm create \</w:t>
+      </w:r>
+    </w:p>
+    <w:p>
+      <w:pPr>
+        <w:pBdr>
+          <w:top w:val="single" w:sz="4" w:space="1" w:color="auto"/>
+          <w:left w:val="single" w:sz="4" w:space="4" w:color="auto"/>
+          <w:bottom w:val="single" w:sz="4" w:space="1" w:color="auto"/>
+          <w:right w:val="single" w:sz="4" w:space="4" w:color="auto"/>
+        </w:pBdr>
+        <w:shd w:val="clear" w:color="auto" w:fill="F2F2F2" w:themeFill="background1" w:themeFillShade="F2"/>
+        <w:spacing w:after="0" w:line="480" w:lineRule="auto"/>
+        <w:rPr>
+          <w:rFonts w:ascii="Georgia Pro" w:eastAsia="Georgia Pro" w:hAnsi="Georgia Pro" w:cs="Georgia Pro"/>
+          <w:color w:val="000000" w:themeColor="text1"/>
+        </w:rPr>
+      </w:pPr>
+      <w:r>
+        <w:rPr>
+          <w:rFonts w:ascii="Georgia Pro" w:eastAsia="Georgia Pro" w:hAnsi="Georgia Pro" w:cs="Georgia Pro"/>
+          <w:color w:val="000000" w:themeColor="text1"/>
+        </w:rPr>
+        <w:t xml:space="preserve">  --resource-group </w:t>
+      </w:r>
+      <w:r>
+        <w:rPr>
+          <w:rFonts w:ascii="Georgia Pro" w:eastAsia="Georgia Pro" w:hAnsi="Georgia Pro" w:cs="Georgia Pro"/>
+          <w:color w:val="000000" w:themeColor="text1"/>
+        </w:rPr>
+        <w:t xml:space="preserve">rg-acr-aks </w:t>
+      </w:r>
+      <w:r>
+        <w:rPr>
+          <w:rFonts w:ascii="Georgia Pro" w:eastAsia="Georgia Pro" w:hAnsi="Georgia Pro" w:cs="Georgia Pro"/>
+          <w:color w:val="000000" w:themeColor="text1"/>
+        </w:rPr>
+        <w:t xml:space="preserve"> </w:t>
+      </w:r>
+      <w:r>
+        <w:rPr>
+          <w:rFonts w:ascii="Georgia Pro" w:eastAsia="Georgia Pro" w:hAnsi="Georgia Pro" w:cs="Georgia Pro"/>
+          <w:color w:val="000000" w:themeColor="text1"/>
+        </w:rPr>
+        <w:t>\</w:t>
+      </w:r>
+    </w:p>
+    <w:p>
+      <w:pPr>
+        <w:pBdr>
+          <w:top w:val="single" w:sz="4" w:space="1" w:color="auto"/>
+          <w:left w:val="single" w:sz="4" w:space="4" w:color="auto"/>
+          <w:bottom w:val="single" w:sz="4" w:space="1" w:color="auto"/>
+          <w:right w:val="single" w:sz="4" w:space="4" w:color="auto"/>
+        </w:pBdr>
+        <w:shd w:val="clear" w:color="auto" w:fill="F2F2F2" w:themeFill="background1" w:themeFillShade="F2"/>
+        <w:spacing w:after="0" w:line="480" w:lineRule="auto"/>
+        <w:rPr>
+          <w:rFonts w:ascii="Georgia Pro" w:eastAsia="Georgia Pro" w:hAnsi="Georgia Pro" w:cs="Georgia Pro"/>
+          <w:color w:val="000000" w:themeColor="text1"/>
+        </w:rPr>
+      </w:pPr>
+      <w:r>
+        <w:rPr>
+          <w:rFonts w:ascii="Georgia Pro" w:eastAsia="Georgia Pro" w:hAnsi="Georgia Pro" w:cs="Georgia Pro"/>
+          <w:color w:val="000000" w:themeColor="text1"/>
+        </w:rPr>
+        <w:t xml:space="preserve">  --name </w:t>
+      </w:r>
+      <w:r>
+        <w:rPr>
+          <w:rFonts w:ascii="Georgia Pro" w:eastAsia="Georgia Pro" w:hAnsi="Georgia Pro" w:cs="Georgia Pro"/>
+          <w:color w:val="000000" w:themeColor="text1"/>
+        </w:rPr>
+        <w:t>VM-1</w:t>
+      </w:r>
+      <w:r>
+        <w:rPr>
+          <w:rFonts w:ascii="Georgia Pro" w:eastAsia="Georgia Pro" w:hAnsi="Georgia Pro" w:cs="Georgia Pro"/>
+          <w:color w:val="000000" w:themeColor="text1"/>
+        </w:rPr>
+        <w:t xml:space="preserve"> \</w:t>
+      </w:r>
+    </w:p>
+    <w:p>
+      <w:pPr>
+        <w:pBdr>
+          <w:top w:val="single" w:sz="4" w:space="1" w:color="auto"/>
+          <w:left w:val="single" w:sz="4" w:space="4" w:color="auto"/>
+          <w:bottom w:val="single" w:sz="4" w:space="1" w:color="auto"/>
+          <w:right w:val="single" w:sz="4" w:space="4" w:color="auto"/>
+        </w:pBdr>
+        <w:shd w:val="clear" w:color="auto" w:fill="F2F2F2" w:themeFill="background1" w:themeFillShade="F2"/>
+        <w:spacing w:after="0" w:line="480" w:lineRule="auto"/>
+        <w:rPr>
+          <w:rFonts w:ascii="Georgia Pro" w:eastAsia="Georgia Pro" w:hAnsi="Georgia Pro" w:cs="Georgia Pro"/>
+          <w:color w:val="000000" w:themeColor="text1"/>
+        </w:rPr>
+      </w:pPr>
+      <w:r>
+        <w:rPr>
+          <w:rFonts w:ascii="Georgia Pro" w:eastAsia="Georgia Pro" w:hAnsi="Georgia Pro" w:cs="Georgia Pro"/>
+          <w:color w:val="000000" w:themeColor="text1"/>
+        </w:rPr>
+        <w:t xml:space="preserve">  --image Canonical:0001-com-ubuntu-server-focal:20_04-lts-gen2:latest \</w:t>
+      </w:r>
+    </w:p>
+    <w:p>
+      <w:pPr>
+        <w:pBdr>
+          <w:top w:val="single" w:sz="4" w:space="1" w:color="auto"/>
+          <w:left w:val="single" w:sz="4" w:space="4" w:color="auto"/>
+          <w:bottom w:val="single" w:sz="4" w:space="1" w:color="auto"/>
+          <w:right w:val="single" w:sz="4" w:space="4" w:color="auto"/>
+        </w:pBdr>
+        <w:shd w:val="clear" w:color="auto" w:fill="F2F2F2" w:themeFill="background1" w:themeFillShade="F2"/>
+        <w:spacing w:after="0" w:line="480" w:lineRule="auto"/>
+        <w:rPr>
+          <w:rFonts w:ascii="Georgia Pro" w:eastAsia="Georgia Pro" w:hAnsi="Georgia Pro" w:cs="Georgia Pro"/>
+          <w:color w:val="000000" w:themeColor="text1"/>
+        </w:rPr>
+      </w:pPr>
+      <w:r>
+        <w:rPr>
+          <w:rFonts w:ascii="Georgia Pro" w:eastAsia="Georgia Pro" w:hAnsi="Georgia Pro" w:cs="Georgia Pro"/>
+          <w:color w:val="000000" w:themeColor="text1"/>
+        </w:rPr>
+        <w:t xml:space="preserve">  --size Standard_B1s \</w:t>
+      </w:r>
+    </w:p>
+    <w:p>
+      <w:pPr>
+        <w:pBdr>
+          <w:top w:val="single" w:sz="4" w:space="1" w:color="auto"/>
+          <w:left w:val="single" w:sz="4" w:space="4" w:color="auto"/>
+          <w:bottom w:val="single" w:sz="4" w:space="1" w:color="auto"/>
+          <w:right w:val="single" w:sz="4" w:space="4" w:color="auto"/>
+        </w:pBdr>
+        <w:shd w:val="clear" w:color="auto" w:fill="F2F2F2" w:themeFill="background1" w:themeFillShade="F2"/>
+        <w:spacing w:after="0" w:line="480" w:lineRule="auto"/>
+        <w:rPr>
+          <w:rFonts w:ascii="Georgia Pro" w:eastAsia="Georgia Pro" w:hAnsi="Georgia Pro" w:cs="Georgia Pro"/>
+          <w:color w:val="000000" w:themeColor="text1"/>
+        </w:rPr>
+      </w:pPr>
+      <w:r>
+        <w:rPr>
+          <w:rFonts w:ascii="Georgia Pro" w:eastAsia="Georgia Pro" w:hAnsi="Georgia Pro" w:cs="Georgia Pro"/>
+          <w:color w:val="000000" w:themeColor="text1"/>
+        </w:rPr>
+        <w:t xml:space="preserve">  --storage-sku Standard_LRS \</w:t>
+      </w:r>
+    </w:p>
+    <w:p>
+      <w:pPr>
+        <w:pBdr>
+          <w:top w:val="single" w:sz="4" w:space="1" w:color="auto"/>
+          <w:left w:val="single" w:sz="4" w:space="4" w:color="auto"/>
+          <w:bottom w:val="single" w:sz="4" w:space="1" w:color="auto"/>
+          <w:right w:val="single" w:sz="4" w:space="4" w:color="auto"/>
+        </w:pBdr>
+        <w:shd w:val="clear" w:color="auto" w:fill="F2F2F2" w:themeFill="background1" w:themeFillShade="F2"/>
+        <w:spacing w:after="0" w:line="480" w:lineRule="auto"/>
+        <w:rPr>
+          <w:rFonts w:ascii="Georgia Pro" w:eastAsia="Georgia Pro" w:hAnsi="Georgia Pro" w:cs="Georgia Pro"/>
+          <w:color w:val="000000" w:themeColor="text1"/>
+        </w:rPr>
+      </w:pPr>
+      <w:r>
+        <w:rPr>
+          <w:rFonts w:ascii="Georgia Pro" w:eastAsia="Georgia Pro" w:hAnsi="Georgia Pro" w:cs="Georgia Pro"/>
+          <w:color w:val="000000" w:themeColor="text1"/>
+        </w:rPr>
+        <w:t xml:space="preserve">  --admin-username </w:t>
+      </w:r>
+      <w:r>
+        <w:rPr>
+          <w:rFonts w:ascii="Georgia Pro" w:eastAsia="Georgia Pro" w:hAnsi="Georgia Pro" w:cs="Georgia Pro"/>
+          <w:color w:val="000000" w:themeColor="text1"/>
+        </w:rPr>
+        <w:t>azureuser</w:t>
+      </w:r>
+      <w:r>
+        <w:rPr>
+          <w:rFonts w:ascii="Georgia Pro" w:eastAsia="Georgia Pro" w:hAnsi="Georgia Pro" w:cs="Georgia Pro"/>
+          <w:color w:val="000000" w:themeColor="text1"/>
+        </w:rPr>
+        <w:t xml:space="preserve"> \</w:t>
+      </w:r>
+    </w:p>
+    <w:p>
+      <w:pPr>
+        <w:pBdr>
+          <w:top w:val="single" w:sz="4" w:space="1" w:color="auto"/>
+          <w:left w:val="single" w:sz="4" w:space="4" w:color="auto"/>
+          <w:bottom w:val="single" w:sz="4" w:space="1" w:color="auto"/>
+          <w:right w:val="single" w:sz="4" w:space="4" w:color="auto"/>
+        </w:pBdr>
+        <w:shd w:val="clear" w:color="auto" w:fill="F2F2F2" w:themeFill="background1" w:themeFillShade="F2"/>
+        <w:spacing w:after="0" w:line="480" w:lineRule="auto"/>
+        <w:rPr>
+          <w:rFonts w:ascii="Georgia Pro" w:eastAsia="Georgia Pro" w:hAnsi="Georgia Pro" w:cs="Georgia Pro"/>
+          <w:color w:val="000000" w:themeColor="text1"/>
+        </w:rPr>
+      </w:pPr>
+      <w:r>
+        <w:rPr>
+          <w:rFonts w:ascii="Georgia Pro" w:eastAsia="Georgia Pro" w:hAnsi="Georgia Pro" w:cs="Georgia Pro"/>
+          <w:color w:val="000000" w:themeColor="text1"/>
+        </w:rPr>
+        <w:t xml:space="preserve">  --generate-ssh-keys \</w:t>
+      </w:r>
+    </w:p>
+    <w:p>
+      <w:pPr>
+        <w:pBdr>
+          <w:top w:val="single" w:sz="4" w:space="1" w:color="auto"/>
+          <w:left w:val="single" w:sz="4" w:space="4" w:color="auto"/>
+          <w:bottom w:val="single" w:sz="4" w:space="1" w:color="auto"/>
+          <w:right w:val="single" w:sz="4" w:space="4" w:color="auto"/>
+        </w:pBdr>
+        <w:shd w:val="clear" w:color="auto" w:fill="F2F2F2" w:themeFill="background1" w:themeFillShade="F2"/>
+        <w:spacing w:after="0" w:line="480" w:lineRule="auto"/>
+        <w:rPr>
+          <w:rFonts w:ascii="Georgia Pro" w:eastAsia="Georgia Pro" w:hAnsi="Georgia Pro" w:cs="Georgia Pro"/>
+          <w:color w:val="000000" w:themeColor="text1"/>
+        </w:rPr>
+      </w:pPr>
+      <w:r>
+        <w:rPr>
+          <w:rFonts w:ascii="Georgia Pro" w:eastAsia="Georgia Pro" w:hAnsi="Georgia Pro" w:cs="Georgia Pro"/>
+          <w:color w:val="000000" w:themeColor="text1"/>
+        </w:rPr>
+        <w:t xml:space="preserve">  --location </w:t>
+      </w:r>
+      <w:r>
+        <w:rPr>
+          <w:rFonts w:ascii="Georgia Pro" w:eastAsia="Georgia Pro" w:hAnsi="Georgia Pro" w:cs="Georgia Pro"/>
+          <w:color w:val="000000" w:themeColor="text1"/>
+        </w:rPr>
+        <w:t>centralindia</w:t>
+      </w:r>
+    </w:p>
+    <w:p>
+      <w:pPr>
+        <w:spacing w:after="0" w:line="480" w:lineRule="auto"/>
+        <w:rPr>
+          <w:rFonts w:ascii="Georgia Pro" w:eastAsia="Georgia Pro" w:hAnsi="Georgia Pro" w:cs="Georgia Pro"/>
+          <w:b/>
+          <w:bCs/>
+          <w:color w:val="000000" w:themeColor="text1"/>
+        </w:rPr>
+      </w:pPr>
+    </w:p>
+    <w:p>
+      <w:pPr>
+        <w:spacing w:after="0" w:line="480" w:lineRule="auto"/>
+        <w:rPr>
+          <w:rFonts w:ascii="Georgia Pro" w:eastAsia="Georgia Pro" w:hAnsi="Georgia Pro" w:cs="Georgia Pro"/>
+          <w:b/>
+          <w:bCs/>
+          <w:color w:val="000000" w:themeColor="text1"/>
+        </w:rPr>
+      </w:pPr>
+      <w:r>
+        <w:rPr>
+          <w:rFonts w:ascii="Georgia Pro" w:eastAsia="Georgia Pro" w:hAnsi="Georgia Pro" w:cs="Georgia Pro"/>
+          <w:b/>
+          <w:bCs/>
+          <w:color w:val="000000" w:themeColor="text1"/>
+        </w:rPr>
+        <w:t>Install docker in VM</w:t>
+      </w:r>
+    </w:p>
+    <w:p>
+      <w:pPr>
+        <w:spacing w:after="0" w:line="480" w:lineRule="auto"/>
+        <w:rPr>
+          <w:rFonts w:ascii="Georgia Pro" w:eastAsia="Georgia Pro" w:hAnsi="Georgia Pro" w:cs="Georgia Pro"/>
+          <w:b/>
+          <w:bCs/>
+          <w:color w:val="000000" w:themeColor="text1"/>
+        </w:rPr>
+      </w:pPr>
+    </w:p>
+    <w:p>
+      <w:pPr>
+        <w:pBdr>
+          <w:top w:val="single" w:sz="4" w:space="1" w:color="auto"/>
+          <w:left w:val="single" w:sz="4" w:space="4" w:color="auto"/>
+          <w:bottom w:val="single" w:sz="4" w:space="1" w:color="auto"/>
+          <w:right w:val="single" w:sz="4" w:space="4" w:color="auto"/>
+        </w:pBdr>
+        <w:shd w:val="clear" w:color="auto" w:fill="F2F2F2" w:themeFill="background1" w:themeFillShade="F2"/>
+        <w:spacing w:after="0" w:line="480" w:lineRule="auto"/>
+        <w:rPr>
+          <w:rFonts w:ascii="Georgia Pro" w:eastAsia="Georgia Pro" w:hAnsi="Georgia Pro" w:cs="Georgia Pro"/>
+          <w:color w:val="000000" w:themeColor="text1"/>
+        </w:rPr>
+      </w:pPr>
+      <w:r>
+        <w:rPr>
+          <w:rFonts w:ascii="Georgia Pro" w:eastAsia="Georgia Pro" w:hAnsi="Georgia Pro" w:cs="Georgia Pro"/>
+          <w:color w:val="000000" w:themeColor="text1"/>
+        </w:rPr>
+        <w:t># Add Docker's official GPG key:</w:t>
+      </w:r>
+    </w:p>
+    <w:p>
+      <w:pPr>
+        <w:pBdr>
+          <w:top w:val="single" w:sz="4" w:space="1" w:color="auto"/>
+          <w:left w:val="single" w:sz="4" w:space="4" w:color="auto"/>
+          <w:bottom w:val="single" w:sz="4" w:space="1" w:color="auto"/>
+          <w:right w:val="single" w:sz="4" w:space="4" w:color="auto"/>
+        </w:pBdr>
+        <w:shd w:val="clear" w:color="auto" w:fill="F2F2F2" w:themeFill="background1" w:themeFillShade="F2"/>
+        <w:spacing w:after="0" w:line="480" w:lineRule="auto"/>
+        <w:rPr>
+          <w:rFonts w:ascii="Georgia Pro" w:eastAsia="Georgia Pro" w:hAnsi="Georgia Pro" w:cs="Georgia Pro"/>
+          <w:color w:val="000000" w:themeColor="text1"/>
+        </w:rPr>
+      </w:pPr>
+      <w:r>
+        <w:rPr>
+          <w:rFonts w:ascii="Georgia Pro" w:eastAsia="Georgia Pro" w:hAnsi="Georgia Pro" w:cs="Georgia Pro"/>
+          <w:color w:val="000000" w:themeColor="text1"/>
+        </w:rPr>
+        <w:t>sudo apt update</w:t>
+      </w:r>
+    </w:p>
+    <w:p>
+      <w:pPr>
+        <w:pBdr>
+          <w:top w:val="single" w:sz="4" w:space="1" w:color="auto"/>
+          <w:left w:val="single" w:sz="4" w:space="4" w:color="auto"/>
+          <w:bottom w:val="single" w:sz="4" w:space="1" w:color="auto"/>
+          <w:right w:val="single" w:sz="4" w:space="4" w:color="auto"/>
+        </w:pBdr>
+        <w:shd w:val="clear" w:color="auto" w:fill="F2F2F2" w:themeFill="background1" w:themeFillShade="F2"/>
+        <w:spacing w:after="0" w:line="480" w:lineRule="auto"/>
+        <w:rPr>
+          <w:rFonts w:ascii="Georgia Pro" w:eastAsia="Georgia Pro" w:hAnsi="Georgia Pro" w:cs="Georgia Pro"/>
+          <w:color w:val="000000" w:themeColor="text1"/>
+        </w:rPr>
+      </w:pPr>
+      <w:r>
+        <w:rPr>
+          <w:rFonts w:ascii="Georgia Pro" w:eastAsia="Georgia Pro" w:hAnsi="Georgia Pro" w:cs="Georgia Pro"/>
+          <w:color w:val="000000" w:themeColor="text1"/>
+        </w:rPr>
+        <w:t>sudo apt install ca-certificates curl</w:t>
+      </w:r>
+    </w:p>
+    <w:p>
+      <w:pPr>
+        <w:pBdr>
+          <w:top w:val="single" w:sz="4" w:space="1" w:color="auto"/>
+          <w:left w:val="single" w:sz="4" w:space="4" w:color="auto"/>
+          <w:bottom w:val="single" w:sz="4" w:space="1" w:color="auto"/>
+          <w:right w:val="single" w:sz="4" w:space="4" w:color="auto"/>
+        </w:pBdr>
+        <w:shd w:val="clear" w:color="auto" w:fill="F2F2F2" w:themeFill="background1" w:themeFillShade="F2"/>
+        <w:spacing w:after="0" w:line="480" w:lineRule="auto"/>
+        <w:rPr>
+          <w:rFonts w:ascii="Georgia Pro" w:eastAsia="Georgia Pro" w:hAnsi="Georgia Pro" w:cs="Georgia Pro"/>
+          <w:color w:val="000000" w:themeColor="text1"/>
+        </w:rPr>
+      </w:pPr>
+      <w:r>
+        <w:rPr>
+          <w:rFonts w:ascii="Georgia Pro" w:eastAsia="Georgia Pro" w:hAnsi="Georgia Pro" w:cs="Georgia Pro"/>
+          <w:color w:val="000000" w:themeColor="text1"/>
+        </w:rPr>
+        <w:t>sudo install -m 0755 -d /etc/apt/keyrings</w:t>
+      </w:r>
+    </w:p>
+    <w:p>
+      <w:pPr>
+        <w:pBdr>
+          <w:top w:val="single" w:sz="4" w:space="1" w:color="auto"/>
+          <w:left w:val="single" w:sz="4" w:space="4" w:color="auto"/>
+          <w:bottom w:val="single" w:sz="4" w:space="1" w:color="auto"/>
+          <w:right w:val="single" w:sz="4" w:space="4" w:color="auto"/>
+        </w:pBdr>
+        <w:shd w:val="clear" w:color="auto" w:fill="F2F2F2" w:themeFill="background1" w:themeFillShade="F2"/>
+        <w:spacing w:after="0" w:line="480" w:lineRule="auto"/>
+        <w:rPr>
+          <w:rFonts w:ascii="Georgia Pro" w:eastAsia="Georgia Pro" w:hAnsi="Georgia Pro" w:cs="Georgia Pro"/>
+          <w:color w:val="000000" w:themeColor="text1"/>
+        </w:rPr>
+      </w:pPr>
+      <w:r>
+        <w:rPr>
+          <w:rFonts w:ascii="Georgia Pro" w:eastAsia="Georgia Pro" w:hAnsi="Georgia Pro" w:cs="Georgia Pro"/>
+          <w:color w:val="000000" w:themeColor="text1"/>
+        </w:rPr>
+        <w:t>sudo curl -fsSL https://download.docker.com/linux/ubuntu/gpg -o /etc/apt/keyrings/docker.asc</w:t>
+      </w:r>
+    </w:p>
+    <w:p>
+      <w:pPr>
+        <w:pBdr>
+          <w:top w:val="single" w:sz="4" w:space="1" w:color="auto"/>
+          <w:left w:val="single" w:sz="4" w:space="4" w:color="auto"/>
+          <w:bottom w:val="single" w:sz="4" w:space="1" w:color="auto"/>
+          <w:right w:val="single" w:sz="4" w:space="4" w:color="auto"/>
+        </w:pBdr>
+        <w:shd w:val="clear" w:color="auto" w:fill="F2F2F2" w:themeFill="background1" w:themeFillShade="F2"/>
+        <w:spacing w:after="0" w:line="480" w:lineRule="auto"/>
+        <w:rPr>
+          <w:rFonts w:ascii="Georgia Pro" w:eastAsia="Georgia Pro" w:hAnsi="Georgia Pro" w:cs="Georgia Pro"/>
+          <w:color w:val="000000" w:themeColor="text1"/>
+        </w:rPr>
+      </w:pPr>
+      <w:r>
+        <w:rPr>
+          <w:rFonts w:ascii="Georgia Pro" w:eastAsia="Georgia Pro" w:hAnsi="Georgia Pro" w:cs="Georgia Pro"/>
+          <w:color w:val="000000" w:themeColor="text1"/>
+        </w:rPr>
+        <w:t>sudo chmod a+r /etc/apt/keyrings/docker.asc</w:t>
+      </w:r>
+    </w:p>
+    <w:p>
+      <w:pPr>
+        <w:pBdr>
+          <w:top w:val="single" w:sz="4" w:space="1" w:color="auto"/>
+          <w:left w:val="single" w:sz="4" w:space="4" w:color="auto"/>
+          <w:bottom w:val="single" w:sz="4" w:space="1" w:color="auto"/>
+          <w:right w:val="single" w:sz="4" w:space="4" w:color="auto"/>
+        </w:pBdr>
+        <w:shd w:val="clear" w:color="auto" w:fill="F2F2F2" w:themeFill="background1" w:themeFillShade="F2"/>
+        <w:spacing w:after="0" w:line="480" w:lineRule="auto"/>
+        <w:rPr>
+          <w:rFonts w:ascii="Georgia Pro" w:eastAsia="Georgia Pro" w:hAnsi="Georgia Pro" w:cs="Georgia Pro"/>
+          <w:color w:val="000000" w:themeColor="text1"/>
+        </w:rPr>
+      </w:pPr>
+    </w:p>
+    <w:p>
+      <w:pPr>
+        <w:pBdr>
+          <w:top w:val="single" w:sz="4" w:space="1" w:color="auto"/>
+          <w:left w:val="single" w:sz="4" w:space="4" w:color="auto"/>
+          <w:bottom w:val="single" w:sz="4" w:space="1" w:color="auto"/>
+          <w:right w:val="single" w:sz="4" w:space="4" w:color="auto"/>
+        </w:pBdr>
+        <w:shd w:val="clear" w:color="auto" w:fill="F2F2F2" w:themeFill="background1" w:themeFillShade="F2"/>
+        <w:spacing w:after="0" w:line="480" w:lineRule="auto"/>
+        <w:rPr>
+          <w:rFonts w:ascii="Georgia Pro" w:eastAsia="Georgia Pro" w:hAnsi="Georgia Pro" w:cs="Georgia Pro"/>
+          <w:color w:val="000000" w:themeColor="text1"/>
+        </w:rPr>
+      </w:pPr>
+      <w:r>
+        <w:rPr>
+          <w:rFonts w:ascii="Georgia Pro" w:eastAsia="Georgia Pro" w:hAnsi="Georgia Pro" w:cs="Georgia Pro"/>
+          <w:color w:val="000000" w:themeColor="text1"/>
+        </w:rPr>
+        <w:t># Add the repository to Apt sources:</w:t>
+      </w:r>
+    </w:p>
+    <w:p>
+      <w:pPr>
+        <w:pBdr>
+          <w:top w:val="single" w:sz="4" w:space="1" w:color="auto"/>
+          <w:left w:val="single" w:sz="4" w:space="4" w:color="auto"/>
+          <w:bottom w:val="single" w:sz="4" w:space="1" w:color="auto"/>
+          <w:right w:val="single" w:sz="4" w:space="4" w:color="auto"/>
+        </w:pBdr>
+        <w:shd w:val="clear" w:color="auto" w:fill="F2F2F2" w:themeFill="background1" w:themeFillShade="F2"/>
+        <w:spacing w:after="0" w:line="480" w:lineRule="auto"/>
+        <w:rPr>
+          <w:rFonts w:ascii="Georgia Pro" w:eastAsia="Georgia Pro" w:hAnsi="Georgia Pro" w:cs="Georgia Pro"/>
+          <w:color w:val="000000" w:themeColor="text1"/>
+        </w:rPr>
+      </w:pPr>
+      <w:r>
+        <w:rPr>
+          <w:rFonts w:ascii="Georgia Pro" w:eastAsia="Georgia Pro" w:hAnsi="Georgia Pro" w:cs="Georgia Pro"/>
+          <w:color w:val="000000" w:themeColor="text1"/>
+        </w:rPr>
+        <w:t>sudo tee /etc/apt/sources.list.d/docker.sources &lt;&lt;EOF</w:t>
+      </w:r>
+    </w:p>
+    <w:p>
+      <w:pPr>
+        <w:pBdr>
+          <w:top w:val="single" w:sz="4" w:space="1" w:color="auto"/>
+          <w:left w:val="single" w:sz="4" w:space="4" w:color="auto"/>
+          <w:bottom w:val="single" w:sz="4" w:space="1" w:color="auto"/>
+          <w:right w:val="single" w:sz="4" w:space="4" w:color="auto"/>
+        </w:pBdr>
+        <w:shd w:val="clear" w:color="auto" w:fill="F2F2F2" w:themeFill="background1" w:themeFillShade="F2"/>
+        <w:spacing w:after="0" w:line="480" w:lineRule="auto"/>
+        <w:rPr>
+          <w:rFonts w:ascii="Georgia Pro" w:eastAsia="Georgia Pro" w:hAnsi="Georgia Pro" w:cs="Georgia Pro"/>
+          <w:color w:val="000000" w:themeColor="text1"/>
+        </w:rPr>
+      </w:pPr>
+      <w:r>
+        <w:rPr>
+          <w:rFonts w:ascii="Georgia Pro" w:eastAsia="Georgia Pro" w:hAnsi="Georgia Pro" w:cs="Georgia Pro"/>
+          <w:color w:val="000000" w:themeColor="text1"/>
+        </w:rPr>
+        <w:t>Types: deb</w:t>
+      </w:r>
+    </w:p>
+    <w:p>
+      <w:pPr>
+        <w:pBdr>
+          <w:top w:val="single" w:sz="4" w:space="1" w:color="auto"/>
+          <w:left w:val="single" w:sz="4" w:space="4" w:color="auto"/>
+          <w:bottom w:val="single" w:sz="4" w:space="1" w:color="auto"/>
+          <w:right w:val="single" w:sz="4" w:space="4" w:color="auto"/>
+        </w:pBdr>
+        <w:shd w:val="clear" w:color="auto" w:fill="F2F2F2" w:themeFill="background1" w:themeFillShade="F2"/>
+        <w:spacing w:after="0" w:line="480" w:lineRule="auto"/>
+        <w:rPr>
+          <w:rFonts w:ascii="Georgia Pro" w:eastAsia="Georgia Pro" w:hAnsi="Georgia Pro" w:cs="Georgia Pro"/>
+          <w:color w:val="000000" w:themeColor="text1"/>
+        </w:rPr>
+      </w:pPr>
+      <w:r>
+        <w:rPr>
+          <w:rFonts w:ascii="Georgia Pro" w:eastAsia="Georgia Pro" w:hAnsi="Georgia Pro" w:cs="Georgia Pro"/>
+          <w:color w:val="000000" w:themeColor="text1"/>
+        </w:rPr>
+        <w:t>URIs: https://download.docker.com/linux/ubuntu</w:t>
+      </w:r>
+    </w:p>
+    <w:p>
+      <w:pPr>
+        <w:pBdr>
+          <w:top w:val="single" w:sz="4" w:space="1" w:color="auto"/>
+          <w:left w:val="single" w:sz="4" w:space="4" w:color="auto"/>
+          <w:bottom w:val="single" w:sz="4" w:space="1" w:color="auto"/>
+          <w:right w:val="single" w:sz="4" w:space="4" w:color="auto"/>
+        </w:pBdr>
+        <w:shd w:val="clear" w:color="auto" w:fill="F2F2F2" w:themeFill="background1" w:themeFillShade="F2"/>
+        <w:spacing w:after="0" w:line="480" w:lineRule="auto"/>
+        <w:rPr>
+          <w:rFonts w:ascii="Georgia Pro" w:eastAsia="Georgia Pro" w:hAnsi="Georgia Pro" w:cs="Georgia Pro"/>
+          <w:color w:val="000000" w:themeColor="text1"/>
+        </w:rPr>
+      </w:pPr>
+      <w:r>
+        <w:rPr>
+          <w:rFonts w:ascii="Georgia Pro" w:eastAsia="Georgia Pro" w:hAnsi="Georgia Pro" w:cs="Georgia Pro"/>
+          <w:color w:val="000000" w:themeColor="text1"/>
+        </w:rPr>
+        <w:t>Suites: $(. /etc/os-release &amp;&amp; echo "${UBUNTU_CODENAME:-$VERSION_CODENAME}")</w:t>
+      </w:r>
+    </w:p>
+    <w:p>
+      <w:pPr>
+        <w:pBdr>
+          <w:top w:val="single" w:sz="4" w:space="1" w:color="auto"/>
+          <w:left w:val="single" w:sz="4" w:space="4" w:color="auto"/>
+          <w:bottom w:val="single" w:sz="4" w:space="1" w:color="auto"/>
+          <w:right w:val="single" w:sz="4" w:space="4" w:color="auto"/>
+        </w:pBdr>
+        <w:shd w:val="clear" w:color="auto" w:fill="F2F2F2" w:themeFill="background1" w:themeFillShade="F2"/>
+        <w:spacing w:after="0" w:line="480" w:lineRule="auto"/>
+        <w:rPr>
+          <w:rFonts w:ascii="Georgia Pro" w:eastAsia="Georgia Pro" w:hAnsi="Georgia Pro" w:cs="Georgia Pro"/>
+          <w:color w:val="000000" w:themeColor="text1"/>
+        </w:rPr>
+      </w:pPr>
+      <w:r>
+        <w:rPr>
+          <w:rFonts w:ascii="Georgia Pro" w:eastAsia="Georgia Pro" w:hAnsi="Georgia Pro" w:cs="Georgia Pro"/>
+          <w:color w:val="000000" w:themeColor="text1"/>
+        </w:rPr>
+        <w:lastRenderedPageBreak/>
+        <w:t>Components: stable</w:t>
+      </w:r>
+    </w:p>
+    <w:p>
+      <w:pPr>
+        <w:pBdr>
+          <w:top w:val="single" w:sz="4" w:space="1" w:color="auto"/>
+          <w:left w:val="single" w:sz="4" w:space="4" w:color="auto"/>
+          <w:bottom w:val="single" w:sz="4" w:space="1" w:color="auto"/>
+          <w:right w:val="single" w:sz="4" w:space="4" w:color="auto"/>
+        </w:pBdr>
+        <w:shd w:val="clear" w:color="auto" w:fill="F2F2F2" w:themeFill="background1" w:themeFillShade="F2"/>
+        <w:spacing w:after="0" w:line="480" w:lineRule="auto"/>
+        <w:rPr>
+          <w:rFonts w:ascii="Georgia Pro" w:eastAsia="Georgia Pro" w:hAnsi="Georgia Pro" w:cs="Georgia Pro"/>
+          <w:color w:val="000000" w:themeColor="text1"/>
+        </w:rPr>
+      </w:pPr>
+      <w:r>
+        <w:rPr>
+          <w:rFonts w:ascii="Georgia Pro" w:eastAsia="Georgia Pro" w:hAnsi="Georgia Pro" w:cs="Georgia Pro"/>
+          <w:color w:val="000000" w:themeColor="text1"/>
+        </w:rPr>
+        <w:t>Architectures: $(dpkg --print-architecture)</w:t>
+      </w:r>
+    </w:p>
+    <w:p>
+      <w:pPr>
+        <w:pBdr>
+          <w:top w:val="single" w:sz="4" w:space="1" w:color="auto"/>
+          <w:left w:val="single" w:sz="4" w:space="4" w:color="auto"/>
+          <w:bottom w:val="single" w:sz="4" w:space="1" w:color="auto"/>
+          <w:right w:val="single" w:sz="4" w:space="4" w:color="auto"/>
+        </w:pBdr>
+        <w:shd w:val="clear" w:color="auto" w:fill="F2F2F2" w:themeFill="background1" w:themeFillShade="F2"/>
+        <w:spacing w:after="0" w:line="480" w:lineRule="auto"/>
+        <w:rPr>
+          <w:rFonts w:ascii="Georgia Pro" w:eastAsia="Georgia Pro" w:hAnsi="Georgia Pro" w:cs="Georgia Pro"/>
+          <w:color w:val="000000" w:themeColor="text1"/>
+        </w:rPr>
+      </w:pPr>
+      <w:r>
+        <w:rPr>
+          <w:rFonts w:ascii="Georgia Pro" w:eastAsia="Georgia Pro" w:hAnsi="Georgia Pro" w:cs="Georgia Pro"/>
+          <w:color w:val="000000" w:themeColor="text1"/>
+        </w:rPr>
+        <w:t>Signed-By: /etc/apt/keyrings/docker.asc</w:t>
+      </w:r>
+    </w:p>
+    <w:p>
+      <w:pPr>
+        <w:pBdr>
+          <w:top w:val="single" w:sz="4" w:space="1" w:color="auto"/>
+          <w:left w:val="single" w:sz="4" w:space="4" w:color="auto"/>
+          <w:bottom w:val="single" w:sz="4" w:space="1" w:color="auto"/>
+          <w:right w:val="single" w:sz="4" w:space="4" w:color="auto"/>
+        </w:pBdr>
+        <w:shd w:val="clear" w:color="auto" w:fill="F2F2F2" w:themeFill="background1" w:themeFillShade="F2"/>
+        <w:spacing w:after="0" w:line="480" w:lineRule="auto"/>
+        <w:rPr>
+          <w:rFonts w:ascii="Georgia Pro" w:eastAsia="Georgia Pro" w:hAnsi="Georgia Pro" w:cs="Georgia Pro"/>
+          <w:color w:val="000000" w:themeColor="text1"/>
+        </w:rPr>
+      </w:pPr>
+      <w:r>
+        <w:rPr>
+          <w:rFonts w:ascii="Georgia Pro" w:eastAsia="Georgia Pro" w:hAnsi="Georgia Pro" w:cs="Georgia Pro"/>
+          <w:color w:val="000000" w:themeColor="text1"/>
+        </w:rPr>
+        <w:t>EOF</w:t>
+      </w:r>
+    </w:p>
+    <w:p>
+      <w:pPr>
+        <w:pBdr>
+          <w:top w:val="single" w:sz="4" w:space="1" w:color="auto"/>
+          <w:left w:val="single" w:sz="4" w:space="4" w:color="auto"/>
+          <w:bottom w:val="single" w:sz="4" w:space="1" w:color="auto"/>
+          <w:right w:val="single" w:sz="4" w:space="4" w:color="auto"/>
+        </w:pBdr>
+        <w:shd w:val="clear" w:color="auto" w:fill="F2F2F2" w:themeFill="background1" w:themeFillShade="F2"/>
+        <w:spacing w:after="0" w:line="480" w:lineRule="auto"/>
+        <w:rPr>
+          <w:rFonts w:ascii="Georgia Pro" w:eastAsia="Georgia Pro" w:hAnsi="Georgia Pro" w:cs="Georgia Pro"/>
+          <w:color w:val="000000" w:themeColor="text1"/>
+        </w:rPr>
+      </w:pPr>
+    </w:p>
+    <w:p>
+      <w:pPr>
+        <w:pBdr>
+          <w:top w:val="single" w:sz="4" w:space="1" w:color="auto"/>
+          <w:left w:val="single" w:sz="4" w:space="4" w:color="auto"/>
+          <w:bottom w:val="single" w:sz="4" w:space="1" w:color="auto"/>
+          <w:right w:val="single" w:sz="4" w:space="4" w:color="auto"/>
+        </w:pBdr>
+        <w:shd w:val="clear" w:color="auto" w:fill="F2F2F2" w:themeFill="background1" w:themeFillShade="F2"/>
+        <w:spacing w:after="0" w:line="480" w:lineRule="auto"/>
+        <w:rPr>
+          <w:rFonts w:ascii="Georgia Pro" w:eastAsia="Georgia Pro" w:hAnsi="Georgia Pro" w:cs="Georgia Pro"/>
+          <w:color w:val="000000" w:themeColor="text1"/>
+        </w:rPr>
+      </w:pPr>
+      <w:r>
+        <w:rPr>
+          <w:rFonts w:ascii="Georgia Pro" w:eastAsia="Georgia Pro" w:hAnsi="Georgia Pro" w:cs="Georgia Pro"/>
+          <w:color w:val="000000" w:themeColor="text1"/>
+        </w:rPr>
+        <w:t>sudo apt update</w:t>
+      </w:r>
+    </w:p>
+    <w:p>
+      <w:pPr>
+        <w:spacing w:after="0" w:line="480" w:lineRule="auto"/>
+        <w:rPr>
+          <w:rFonts w:ascii="Georgia Pro" w:eastAsia="Georgia Pro" w:hAnsi="Georgia Pro" w:cs="Georgia Pro"/>
+          <w:color w:val="000000" w:themeColor="text1"/>
+        </w:rPr>
+      </w:pPr>
+    </w:p>
+    <w:p>
+      <w:pPr>
+        <w:pBdr>
+          <w:top w:val="single" w:sz="4" w:space="1" w:color="auto"/>
+          <w:left w:val="single" w:sz="4" w:space="4" w:color="auto"/>
+          <w:bottom w:val="single" w:sz="4" w:space="1" w:color="auto"/>
+          <w:right w:val="single" w:sz="4" w:space="4" w:color="auto"/>
+        </w:pBdr>
+        <w:shd w:val="clear" w:color="auto" w:fill="F2F2F2" w:themeFill="background1" w:themeFillShade="F2"/>
+        <w:spacing w:after="0" w:line="480" w:lineRule="auto"/>
+        <w:rPr>
+          <w:rFonts w:ascii="Georgia Pro" w:eastAsia="Georgia Pro" w:hAnsi="Georgia Pro" w:cs="Georgia Pro"/>
+          <w:color w:val="000000" w:themeColor="text1"/>
+        </w:rPr>
+      </w:pPr>
+      <w:r>
+        <w:rPr>
+          <w:rFonts w:ascii="Georgia Pro" w:eastAsia="Georgia Pro" w:hAnsi="Georgia Pro" w:cs="Georgia Pro"/>
+          <w:color w:val="000000" w:themeColor="text1"/>
+        </w:rPr>
+        <w:t>sudo apt update</w:t>
+      </w:r>
+    </w:p>
+    <w:p>
+      <w:pPr>
+        <w:spacing w:after="0" w:line="480" w:lineRule="auto"/>
+        <w:rPr>
+          <w:rFonts w:ascii="Georgia Pro" w:eastAsia="Georgia Pro" w:hAnsi="Georgia Pro" w:cs="Georgia Pro"/>
+          <w:color w:val="000000" w:themeColor="text1"/>
+        </w:rPr>
+      </w:pPr>
+    </w:p>
+    <w:p>
+      <w:pPr>
+        <w:pBdr>
+          <w:top w:val="single" w:sz="4" w:space="1" w:color="auto"/>
+          <w:left w:val="single" w:sz="4" w:space="4" w:color="auto"/>
+          <w:bottom w:val="single" w:sz="4" w:space="1" w:color="auto"/>
+          <w:right w:val="single" w:sz="4" w:space="4" w:color="auto"/>
+        </w:pBdr>
+        <w:shd w:val="clear" w:color="auto" w:fill="F2F2F2" w:themeFill="background1" w:themeFillShade="F2"/>
+        <w:spacing w:after="0" w:line="480" w:lineRule="auto"/>
+        <w:rPr>
+          <w:rFonts w:ascii="Georgia Pro" w:eastAsia="Georgia Pro" w:hAnsi="Georgia Pro" w:cs="Georgia Pro"/>
+          <w:color w:val="000000" w:themeColor="text1"/>
+        </w:rPr>
+      </w:pPr>
+      <w:r>
+        <w:rPr>
+          <w:rFonts w:ascii="Georgia Pro" w:eastAsia="Georgia Pro" w:hAnsi="Georgia Pro" w:cs="Georgia Pro"/>
+          <w:color w:val="000000" w:themeColor="text1"/>
+        </w:rPr>
+        <w:t>sudo apt install docker-ce docker-ce-cli containerd.io docker-buildx-plugin docker-compose-plugin</w:t>
+      </w:r>
+    </w:p>
+    <w:p>
+      <w:pPr>
+        <w:spacing w:after="0" w:line="480" w:lineRule="auto"/>
+        <w:rPr>
+          <w:rFonts w:ascii="Georgia Pro" w:eastAsia="Georgia Pro" w:hAnsi="Georgia Pro" w:cs="Georgia Pro"/>
+          <w:color w:val="000000" w:themeColor="text1"/>
+        </w:rPr>
+      </w:pPr>
+    </w:p>
+    <w:p>
+      <w:pPr>
+        <w:spacing w:after="0" w:line="480" w:lineRule="auto"/>
+        <w:rPr>
+          <w:rFonts w:ascii="Georgia Pro" w:eastAsia="Georgia Pro" w:hAnsi="Georgia Pro" w:cs="Georgia Pro"/>
+          <w:b/>
+          <w:bCs/>
+          <w:color w:val="000000" w:themeColor="text1"/>
+        </w:rPr>
+      </w:pPr>
+      <w:r>
+        <w:rPr>
+          <w:rFonts w:ascii="Georgia Pro" w:eastAsia="Georgia Pro" w:hAnsi="Georgia Pro" w:cs="Georgia Pro"/>
+          <w:b/>
+          <w:bCs/>
+          <w:color w:val="000000" w:themeColor="text1"/>
+        </w:rPr>
+        <w:t>Install azure CLI in VM</w:t>
+      </w:r>
+    </w:p>
+    <w:p>
+      <w:pPr>
+        <w:pBdr>
+          <w:top w:val="single" w:sz="4" w:space="1" w:color="auto"/>
+          <w:left w:val="single" w:sz="4" w:space="4" w:color="auto"/>
+          <w:bottom w:val="single" w:sz="4" w:space="1" w:color="auto"/>
+          <w:right w:val="single" w:sz="4" w:space="4" w:color="auto"/>
+        </w:pBdr>
+        <w:shd w:val="clear" w:color="auto" w:fill="F2F2F2" w:themeFill="background1" w:themeFillShade="F2"/>
+        <w:spacing w:after="0" w:line="480" w:lineRule="auto"/>
+        <w:rPr>
+          <w:rFonts w:ascii="Georgia Pro" w:eastAsia="Georgia Pro" w:hAnsi="Georgia Pro" w:cs="Georgia Pro"/>
+          <w:color w:val="000000" w:themeColor="text1"/>
+        </w:rPr>
+      </w:pPr>
+      <w:r>
+        <w:rPr>
+          <w:rFonts w:ascii="Georgia Pro" w:eastAsia="Georgia Pro" w:hAnsi="Georgia Pro" w:cs="Georgia Pro"/>
+          <w:color w:val="000000" w:themeColor="text1"/>
+        </w:rPr>
+        <w:t>curl -fsSL 'https://azurecliprod.blob.core.windows.net/$root/deb_install.sh' | sudo bash</w:t>
+      </w:r>
+    </w:p>
+    <w:p>
+      <w:pPr>
+        <w:spacing w:after="0" w:line="480" w:lineRule="auto"/>
+        <w:rPr>
+          <w:rFonts w:ascii="Georgia Pro" w:eastAsia="Georgia Pro" w:hAnsi="Georgia Pro" w:cs="Georgia Pro"/>
+          <w:color w:val="000000" w:themeColor="text1"/>
+        </w:rPr>
+      </w:pPr>
     </w:p>
     <w:p>
       <w:pPr>
@@ -1801,37 +3626,12 @@
           <w:color w:val="000000" w:themeColor="text1"/>
         </w:rPr>
       </w:pPr>
-      <w:proofErr w:type="spellStart"/>
-      <w:r>
-        <w:rPr>
-          <w:rFonts w:ascii="Georgia Pro" w:eastAsia="Georgia Pro" w:hAnsi="Georgia Pro" w:cs="Georgia Pro"/>
-          <w:color w:val="000000" w:themeColor="text1"/>
-        </w:rPr>
-        <w:t>az</w:t>
-      </w:r>
-      <w:proofErr w:type="spellEnd"/>
-      <w:r>
-        <w:rPr>
-          <w:rFonts w:ascii="Georgia Pro" w:eastAsia="Georgia Pro" w:hAnsi="Georgia Pro" w:cs="Georgia Pro"/>
-          <w:color w:val="000000" w:themeColor="text1"/>
-        </w:rPr>
-        <w:t xml:space="preserve"> </w:t>
-      </w:r>
-      <w:proofErr w:type="spellStart"/>
-      <w:r>
-        <w:rPr>
-          <w:rFonts w:ascii="Georgia Pro" w:eastAsia="Georgia Pro" w:hAnsi="Georgia Pro" w:cs="Georgia Pro"/>
-          <w:color w:val="000000" w:themeColor="text1"/>
-        </w:rPr>
-        <w:t>acr</w:t>
-      </w:r>
-      <w:proofErr w:type="spellEnd"/>
-      <w:r>
-        <w:rPr>
-          <w:rFonts w:ascii="Georgia Pro" w:eastAsia="Georgia Pro" w:hAnsi="Georgia Pro" w:cs="Georgia Pro"/>
-          <w:color w:val="000000" w:themeColor="text1"/>
-        </w:rPr>
-        <w:t xml:space="preserve"> login \</w:t>
+      <w:r>
+        <w:rPr>
+          <w:rFonts w:ascii="Georgia Pro" w:eastAsia="Georgia Pro" w:hAnsi="Georgia Pro" w:cs="Georgia Pro"/>
+          <w:color w:val="000000" w:themeColor="text1"/>
+        </w:rPr>
+        <w:t>az acr login \</w:t>
       </w:r>
       <w:r>
         <w:rPr>
@@ -1841,15 +3641,88 @@
         <w:br/>
         <w:t>--name mysecureacr2026</w:t>
       </w:r>
-    </w:p>
-    <w:p>
-      <w:pPr>
-        <w:spacing w:after="0" w:line="480" w:lineRule="auto"/>
-        <w:rPr>
-          <w:rFonts w:ascii="Georgia Pro" w:eastAsia="Georgia Pro" w:hAnsi="Georgia Pro" w:cs="Georgia Pro"/>
-          <w:color w:val="000000" w:themeColor="text1"/>
-        </w:rPr>
-      </w:pPr>
+      <w:r>
+        <w:rPr>
+          <w:rFonts w:ascii="Georgia Pro" w:eastAsia="Georgia Pro" w:hAnsi="Georgia Pro" w:cs="Georgia Pro"/>
+          <w:color w:val="000000" w:themeColor="text1"/>
+        </w:rPr>
+        <w:t>hitesh</w:t>
+      </w:r>
+    </w:p>
+    <w:p>
+      <w:pPr>
+        <w:spacing w:after="0" w:line="480" w:lineRule="auto"/>
+        <w:rPr>
+          <w:rFonts w:ascii="Georgia Pro" w:eastAsia="Georgia Pro" w:hAnsi="Georgia Pro" w:cs="Georgia Pro"/>
+          <w:color w:val="000000" w:themeColor="text1"/>
+        </w:rPr>
+      </w:pPr>
+    </w:p>
+    <w:p>
+      <w:pPr>
+        <w:spacing w:after="0" w:line="480" w:lineRule="auto"/>
+        <w:rPr>
+          <w:rFonts w:ascii="Georgia Pro" w:eastAsia="Georgia Pro" w:hAnsi="Georgia Pro" w:cs="Georgia Pro"/>
+          <w:color w:val="000000" w:themeColor="text1"/>
+        </w:rPr>
+      </w:pPr>
+      <w:r>
+        <w:rPr>
+          <w:rFonts w:ascii="Georgia Pro" w:eastAsia="Georgia Pro" w:hAnsi="Georgia Pro" w:cs="Georgia Pro"/>
+          <w:color w:val="000000" w:themeColor="text1"/>
+        </w:rPr>
+        <w:t>put username and password:</w:t>
+      </w:r>
+    </w:p>
+    <w:p>
+      <w:pPr>
+        <w:spacing w:after="0" w:line="480" w:lineRule="auto"/>
+        <w:rPr>
+          <w:rFonts w:ascii="Georgia Pro" w:eastAsia="Georgia Pro" w:hAnsi="Georgia Pro" w:cs="Georgia Pro"/>
+          <w:color w:val="000000" w:themeColor="text1"/>
+        </w:rPr>
+      </w:pPr>
+      <w:r>
+        <w:rPr>
+          <w:rFonts w:ascii="Georgia Pro" w:eastAsia="Georgia Pro" w:hAnsi="Georgia Pro" w:cs="Georgia Pro"/>
+          <w:color w:val="000000" w:themeColor="text1"/>
+        </w:rPr>
+        <w:drawing>
+          <wp:inline distT="0" distB="0" distL="0" distR="0" wp14:anchorId="210EA911" wp14:editId="6380116B">
+            <wp:extent cx="5943600" cy="672465"/>
+            <wp:effectExtent l="0" t="0" r="0" b="0"/>
+            <wp:docPr id="937515261" name="Picture 1"/>
+            <wp:cNvGraphicFramePr>
+              <a:graphicFrameLocks xmlns:a="http://schemas.openxmlformats.org/drawingml/2006/main" noChangeAspect="1"/>
+            </wp:cNvGraphicFramePr>
+            <a:graphic xmlns:a="http://schemas.openxmlformats.org/drawingml/2006/main">
+              <a:graphicData uri="http://schemas.openxmlformats.org/drawingml/2006/picture">
+                <pic:pic xmlns:pic="http://schemas.openxmlformats.org/drawingml/2006/picture">
+                  <pic:nvPicPr>
+                    <pic:cNvPr id="937515261" name=""/>
+                    <pic:cNvPicPr/>
+                  </pic:nvPicPr>
+                  <pic:blipFill>
+                    <a:blip r:embed="rId32"/>
+                    <a:stretch>
+                      <a:fillRect/>
+                    </a:stretch>
+                  </pic:blipFill>
+                  <pic:spPr>
+                    <a:xfrm>
+                      <a:off x="0" y="0"/>
+                      <a:ext cx="5943600" cy="672465"/>
+                    </a:xfrm>
+                    <a:prstGeom prst="rect">
+                      <a:avLst/>
+                    </a:prstGeom>
+                  </pic:spPr>
+                </pic:pic>
+              </a:graphicData>
+            </a:graphic>
+          </wp:inline>
+        </w:drawing>
+      </w:r>
     </w:p>
     <w:p>
       <w:pPr>
@@ -1880,7 +3753,6 @@
           <w:rFonts w:ascii="Georgia Pro" w:eastAsia="Georgia Pro" w:hAnsi="Georgia Pro" w:cs="Georgia Pro"/>
           <w:color w:val="000000" w:themeColor="text1"/>
         </w:rPr>
-        <w:lastRenderedPageBreak/>
         <w:t>Login Succeeded</w:t>
       </w:r>
     </w:p>
@@ -1898,7 +3770,7 @@
           <w:color w:val="000000" w:themeColor="text1"/>
         </w:rPr>
         <w:pict w14:anchorId="2CA53CE3">
-          <v:rect id="_x0000_i2425" style="width:0;height:1.5pt" o:hralign="center" o:hrstd="t" o:hr="t" fillcolor="#a0a0a0" stroked="f"/>
+          <v:rect id="_x0000_i1035" style="width:0;height:1.5pt" o:hralign="center" o:hrstd="t" o:hr="t" fillcolor="#a0a0a0" stroked="f"/>
         </w:pict>
       </w:r>
     </w:p>
@@ -1912,13 +3784,25 @@
           <w:color w:val="000000" w:themeColor="text1"/>
         </w:rPr>
       </w:pPr>
-      <w:r>
+    </w:p>
+    <w:p>
+      <w:pPr>
+        <w:spacing w:after="0" w:line="480" w:lineRule="auto"/>
         <w:rPr>
           <w:rFonts w:ascii="Georgia Pro" w:eastAsia="Georgia Pro" w:hAnsi="Georgia Pro" w:cs="Georgia Pro"/>
           <w:b/>
           <w:bCs/>
           <w:color w:val="000000" w:themeColor="text1"/>
         </w:rPr>
+      </w:pPr>
+      <w:r>
+        <w:rPr>
+          <w:rFonts w:ascii="Georgia Pro" w:eastAsia="Georgia Pro" w:hAnsi="Georgia Pro" w:cs="Georgia Pro"/>
+          <w:b/>
+          <w:bCs/>
+          <w:color w:val="000000" w:themeColor="text1"/>
+        </w:rPr>
+        <w:lastRenderedPageBreak/>
         <w:t>Step 6: Pull Sample NGINX Image</w:t>
       </w:r>
     </w:p>
@@ -1961,7 +3845,7 @@
           <w:color w:val="000000" w:themeColor="text1"/>
         </w:rPr>
         <w:pict w14:anchorId="5A1D9420">
-          <v:rect id="_x0000_i2426" style="width:0;height:1.5pt" o:hralign="center" o:hrstd="t" o:hr="t" fillcolor="#a0a0a0" stroked="f"/>
+          <v:rect id="_x0000_i1036" style="width:0;height:1.5pt" o:hralign="center" o:hrstd="t" o:hr="t" fillcolor="#a0a0a0" stroked="f"/>
         </w:pict>
       </w:r>
     </w:p>
@@ -2015,23 +3899,7 @@
           <w:color w:val="000000" w:themeColor="text1"/>
         </w:rPr>
         <w:br/>
-        <w:t>mysecureacr2026.azurecr.io/</w:t>
-      </w:r>
-      <w:proofErr w:type="gramStart"/>
-      <w:r>
-        <w:rPr>
-          <w:rFonts w:ascii="Georgia Pro" w:eastAsia="Georgia Pro" w:hAnsi="Georgia Pro" w:cs="Georgia Pro"/>
-          <w:color w:val="000000" w:themeColor="text1"/>
-        </w:rPr>
-        <w:t>nginx:v</w:t>
-      </w:r>
-      <w:proofErr w:type="gramEnd"/>
-      <w:r>
-        <w:rPr>
-          <w:rFonts w:ascii="Georgia Pro" w:eastAsia="Georgia Pro" w:hAnsi="Georgia Pro" w:cs="Georgia Pro"/>
-          <w:color w:val="000000" w:themeColor="text1"/>
-        </w:rPr>
-        <w:t>1</w:t>
+        <w:t>mysecureacr2026.azurecr.io/nginx:v1</w:t>
       </w:r>
     </w:p>
     <w:p>
@@ -2048,7 +3916,7 @@
           <w:color w:val="000000" w:themeColor="text1"/>
         </w:rPr>
         <w:pict w14:anchorId="3BC86A4A">
-          <v:rect id="_x0000_i2427" style="width:0;height:1.5pt" o:hralign="center" o:hrstd="t" o:hr="t" fillcolor="#a0a0a0" stroked="f"/>
+          <v:rect id="_x0000_i1037" style="width:0;height:1.5pt" o:hralign="center" o:hrstd="t" o:hr="t" fillcolor="#a0a0a0" stroked="f"/>
         </w:pict>
       </w:r>
     </w:p>
@@ -2102,23 +3970,7 @@
           <w:color w:val="000000" w:themeColor="text1"/>
         </w:rPr>
         <w:br/>
-        <w:t>mysecureacr2026.azurecr.io/</w:t>
-      </w:r>
-      <w:proofErr w:type="gramStart"/>
-      <w:r>
-        <w:rPr>
-          <w:rFonts w:ascii="Georgia Pro" w:eastAsia="Georgia Pro" w:hAnsi="Georgia Pro" w:cs="Georgia Pro"/>
-          <w:color w:val="000000" w:themeColor="text1"/>
-        </w:rPr>
-        <w:t>nginx:v</w:t>
-      </w:r>
-      <w:proofErr w:type="gramEnd"/>
-      <w:r>
-        <w:rPr>
-          <w:rFonts w:ascii="Georgia Pro" w:eastAsia="Georgia Pro" w:hAnsi="Georgia Pro" w:cs="Georgia Pro"/>
-          <w:color w:val="000000" w:themeColor="text1"/>
-        </w:rPr>
-        <w:t>1</w:t>
+        <w:t>mysecureacr2026.azurecr.io/nginx:v1</w:t>
       </w:r>
     </w:p>
     <w:p>
@@ -2135,7 +3987,7 @@
           <w:color w:val="000000" w:themeColor="text1"/>
         </w:rPr>
         <w:pict w14:anchorId="12A26A7C">
-          <v:rect id="_x0000_i2428" style="width:0;height:1.5pt" o:hralign="center" o:hrstd="t" o:hr="t" fillcolor="#a0a0a0" stroked="f"/>
+          <v:rect id="_x0000_i1038" style="width:0;height:1.5pt" o:hralign="center" o:hrstd="t" o:hr="t" fillcolor="#a0a0a0" stroked="f"/>
         </w:pict>
       </w:r>
     </w:p>
@@ -2176,37 +4028,12 @@
           <w:color w:val="000000" w:themeColor="text1"/>
         </w:rPr>
       </w:pPr>
-      <w:proofErr w:type="spellStart"/>
-      <w:r>
-        <w:rPr>
-          <w:rFonts w:ascii="Georgia Pro" w:eastAsia="Georgia Pro" w:hAnsi="Georgia Pro" w:cs="Georgia Pro"/>
-          <w:color w:val="000000" w:themeColor="text1"/>
-        </w:rPr>
-        <w:t>az</w:t>
-      </w:r>
-      <w:proofErr w:type="spellEnd"/>
-      <w:r>
-        <w:rPr>
-          <w:rFonts w:ascii="Georgia Pro" w:eastAsia="Georgia Pro" w:hAnsi="Georgia Pro" w:cs="Georgia Pro"/>
-          <w:color w:val="000000" w:themeColor="text1"/>
-        </w:rPr>
-        <w:t xml:space="preserve"> </w:t>
-      </w:r>
-      <w:proofErr w:type="spellStart"/>
-      <w:r>
-        <w:rPr>
-          <w:rFonts w:ascii="Georgia Pro" w:eastAsia="Georgia Pro" w:hAnsi="Georgia Pro" w:cs="Georgia Pro"/>
-          <w:color w:val="000000" w:themeColor="text1"/>
-        </w:rPr>
-        <w:t>acr</w:t>
-      </w:r>
-      <w:proofErr w:type="spellEnd"/>
-      <w:r>
-        <w:rPr>
-          <w:rFonts w:ascii="Georgia Pro" w:eastAsia="Georgia Pro" w:hAnsi="Georgia Pro" w:cs="Georgia Pro"/>
-          <w:color w:val="000000" w:themeColor="text1"/>
-        </w:rPr>
-        <w:t xml:space="preserve"> repository list \</w:t>
+      <w:r>
+        <w:rPr>
+          <w:rFonts w:ascii="Georgia Pro" w:eastAsia="Georgia Pro" w:hAnsi="Georgia Pro" w:cs="Georgia Pro"/>
+          <w:color w:val="000000" w:themeColor="text1"/>
+        </w:rPr>
+        <w:t>az acr repository list \</w:t>
       </w:r>
       <w:r>
         <w:rPr>
@@ -2280,7 +4107,7 @@
           <w:color w:val="000000" w:themeColor="text1"/>
         </w:rPr>
         <w:pict w14:anchorId="7BDBC31A">
-          <v:rect id="_x0000_i2429" style="width:0;height:1.5pt" o:hralign="center" o:hrstd="t" o:hr="t" fillcolor="#a0a0a0" stroked="f"/>
+          <v:rect id="_x0000_i1039" style="width:0;height:1.5pt" o:hralign="center" o:hrstd="t" o:hr="t" fillcolor="#a0a0a0" stroked="f"/>
         </w:pict>
       </w:r>
     </w:p>
@@ -2357,37 +4184,12 @@
           <w:color w:val="000000" w:themeColor="text1"/>
         </w:rPr>
       </w:pPr>
-      <w:proofErr w:type="spellStart"/>
-      <w:r>
-        <w:rPr>
-          <w:rFonts w:ascii="Georgia Pro" w:eastAsia="Georgia Pro" w:hAnsi="Georgia Pro" w:cs="Georgia Pro"/>
-          <w:color w:val="000000" w:themeColor="text1"/>
-        </w:rPr>
-        <w:t>az</w:t>
-      </w:r>
-      <w:proofErr w:type="spellEnd"/>
-      <w:r>
-        <w:rPr>
-          <w:rFonts w:ascii="Georgia Pro" w:eastAsia="Georgia Pro" w:hAnsi="Georgia Pro" w:cs="Georgia Pro"/>
-          <w:color w:val="000000" w:themeColor="text1"/>
-        </w:rPr>
-        <w:t xml:space="preserve"> </w:t>
-      </w:r>
-      <w:proofErr w:type="spellStart"/>
-      <w:r>
-        <w:rPr>
-          <w:rFonts w:ascii="Georgia Pro" w:eastAsia="Georgia Pro" w:hAnsi="Georgia Pro" w:cs="Georgia Pro"/>
-          <w:color w:val="000000" w:themeColor="text1"/>
-        </w:rPr>
-        <w:t>aks</w:t>
-      </w:r>
-      <w:proofErr w:type="spellEnd"/>
-      <w:r>
-        <w:rPr>
-          <w:rFonts w:ascii="Georgia Pro" w:eastAsia="Georgia Pro" w:hAnsi="Georgia Pro" w:cs="Georgia Pro"/>
-          <w:color w:val="000000" w:themeColor="text1"/>
-        </w:rPr>
-        <w:t xml:space="preserve"> create \</w:t>
+      <w:r>
+        <w:rPr>
+          <w:rFonts w:ascii="Georgia Pro" w:eastAsia="Georgia Pro" w:hAnsi="Georgia Pro" w:cs="Georgia Pro"/>
+          <w:color w:val="000000" w:themeColor="text1"/>
+        </w:rPr>
+        <w:t>az aks create \</w:t>
       </w:r>
       <w:r>
         <w:rPr>
@@ -2395,23 +4197,7 @@
           <w:color w:val="000000" w:themeColor="text1"/>
         </w:rPr>
         <w:br/>
-        <w:t xml:space="preserve">--resource-group </w:t>
-      </w:r>
-      <w:proofErr w:type="spellStart"/>
-      <w:r>
-        <w:rPr>
-          <w:rFonts w:ascii="Georgia Pro" w:eastAsia="Georgia Pro" w:hAnsi="Georgia Pro" w:cs="Georgia Pro"/>
-          <w:color w:val="000000" w:themeColor="text1"/>
-        </w:rPr>
-        <w:t>rg-acr-aks</w:t>
-      </w:r>
-      <w:proofErr w:type="spellEnd"/>
-      <w:r>
-        <w:rPr>
-          <w:rFonts w:ascii="Georgia Pro" w:eastAsia="Georgia Pro" w:hAnsi="Georgia Pro" w:cs="Georgia Pro"/>
-          <w:color w:val="000000" w:themeColor="text1"/>
-        </w:rPr>
-        <w:t xml:space="preserve"> \</w:t>
+        <w:t>--resource-group rg-acr-aks \</w:t>
       </w:r>
       <w:r>
         <w:rPr>
@@ -2419,23 +4205,7 @@
           <w:color w:val="000000" w:themeColor="text1"/>
         </w:rPr>
         <w:br/>
-        <w:t xml:space="preserve">--name </w:t>
-      </w:r>
-      <w:proofErr w:type="spellStart"/>
-      <w:r>
-        <w:rPr>
-          <w:rFonts w:ascii="Georgia Pro" w:eastAsia="Georgia Pro" w:hAnsi="Georgia Pro" w:cs="Georgia Pro"/>
-          <w:color w:val="000000" w:themeColor="text1"/>
-        </w:rPr>
-        <w:t>aks</w:t>
-      </w:r>
-      <w:proofErr w:type="spellEnd"/>
-      <w:r>
-        <w:rPr>
-          <w:rFonts w:ascii="Georgia Pro" w:eastAsia="Georgia Pro" w:hAnsi="Georgia Pro" w:cs="Georgia Pro"/>
-          <w:color w:val="000000" w:themeColor="text1"/>
-        </w:rPr>
-        <w:t>-secure-cluster \</w:t>
+        <w:t>--name aks-secure-cluster \</w:t>
       </w:r>
       <w:r>
         <w:rPr>
@@ -2451,23 +4221,7 @@
           <w:color w:val="000000" w:themeColor="text1"/>
         </w:rPr>
         <w:br/>
-        <w:t>--node-</w:t>
-      </w:r>
-      <w:proofErr w:type="spellStart"/>
-      <w:r>
-        <w:rPr>
-          <w:rFonts w:ascii="Georgia Pro" w:eastAsia="Georgia Pro" w:hAnsi="Georgia Pro" w:cs="Georgia Pro"/>
-          <w:color w:val="000000" w:themeColor="text1"/>
-        </w:rPr>
-        <w:t>vm</w:t>
-      </w:r>
-      <w:proofErr w:type="spellEnd"/>
-      <w:r>
-        <w:rPr>
-          <w:rFonts w:ascii="Georgia Pro" w:eastAsia="Georgia Pro" w:hAnsi="Georgia Pro" w:cs="Georgia Pro"/>
-          <w:color w:val="000000" w:themeColor="text1"/>
-        </w:rPr>
-        <w:t>-size Standard_B2s \</w:t>
+        <w:t>--node-vm-size Standard_B2s \</w:t>
       </w:r>
       <w:r>
         <w:rPr>
@@ -2475,39 +4229,7 @@
           <w:color w:val="000000" w:themeColor="text1"/>
         </w:rPr>
         <w:br/>
-        <w:t>--</w:t>
-      </w:r>
-      <w:proofErr w:type="spellStart"/>
-      <w:r>
-        <w:rPr>
-          <w:rFonts w:ascii="Georgia Pro" w:eastAsia="Georgia Pro" w:hAnsi="Georgia Pro" w:cs="Georgia Pro"/>
-          <w:color w:val="000000" w:themeColor="text1"/>
-        </w:rPr>
-        <w:t>nodepool</w:t>
-      </w:r>
-      <w:proofErr w:type="spellEnd"/>
-      <w:r>
-        <w:rPr>
-          <w:rFonts w:ascii="Georgia Pro" w:eastAsia="Georgia Pro" w:hAnsi="Georgia Pro" w:cs="Georgia Pro"/>
-          <w:color w:val="000000" w:themeColor="text1"/>
-        </w:rPr>
-        <w:t xml:space="preserve">-name </w:t>
-      </w:r>
-      <w:proofErr w:type="spellStart"/>
-      <w:r>
-        <w:rPr>
-          <w:rFonts w:ascii="Georgia Pro" w:eastAsia="Georgia Pro" w:hAnsi="Georgia Pro" w:cs="Georgia Pro"/>
-          <w:color w:val="000000" w:themeColor="text1"/>
-        </w:rPr>
-        <w:t>agentpool</w:t>
-      </w:r>
-      <w:proofErr w:type="spellEnd"/>
-      <w:r>
-        <w:rPr>
-          <w:rFonts w:ascii="Georgia Pro" w:eastAsia="Georgia Pro" w:hAnsi="Georgia Pro" w:cs="Georgia Pro"/>
-          <w:color w:val="000000" w:themeColor="text1"/>
-        </w:rPr>
-        <w:t xml:space="preserve"> \</w:t>
+        <w:t>--nodepool-name agentpool \</w:t>
       </w:r>
       <w:r>
         <w:rPr>
@@ -2557,7 +4279,7 @@
           <w:color w:val="000000" w:themeColor="text1"/>
         </w:rPr>
         <w:pict w14:anchorId="38D8B528">
-          <v:rect id="_x0000_i2430" style="width:0;height:1.5pt" o:hralign="center" o:hrstd="t" o:hr="t" fillcolor="#a0a0a0" stroked="f"/>
+          <v:rect id="_x0000_i1040" style="width:0;height:1.5pt" o:hralign="center" o:hrstd="t" o:hr="t" fillcolor="#a0a0a0" stroked="f"/>
         </w:pict>
       </w:r>
     </w:p>
@@ -2578,27 +4300,7 @@
           <w:bCs/>
           <w:color w:val="000000" w:themeColor="text1"/>
         </w:rPr>
-        <w:t xml:space="preserve">Step 11: Connect </w:t>
-      </w:r>
-      <w:proofErr w:type="spellStart"/>
-      <w:r>
-        <w:rPr>
-          <w:rFonts w:ascii="Georgia Pro" w:eastAsia="Georgia Pro" w:hAnsi="Georgia Pro" w:cs="Georgia Pro"/>
-          <w:b/>
-          <w:bCs/>
-          <w:color w:val="000000" w:themeColor="text1"/>
-        </w:rPr>
-        <w:t>kubectl</w:t>
-      </w:r>
-      <w:proofErr w:type="spellEnd"/>
-      <w:r>
-        <w:rPr>
-          <w:rFonts w:ascii="Georgia Pro" w:eastAsia="Georgia Pro" w:hAnsi="Georgia Pro" w:cs="Georgia Pro"/>
-          <w:b/>
-          <w:bCs/>
-          <w:color w:val="000000" w:themeColor="text1"/>
-        </w:rPr>
-        <w:t xml:space="preserve"> to AKS</w:t>
+        <w:t>Step 11: Connect kubectl to AKS</w:t>
       </w:r>
     </w:p>
     <w:p>
@@ -2618,37 +4320,12 @@
           <w:color w:val="000000" w:themeColor="text1"/>
         </w:rPr>
       </w:pPr>
-      <w:proofErr w:type="spellStart"/>
-      <w:r>
-        <w:rPr>
-          <w:rFonts w:ascii="Georgia Pro" w:eastAsia="Georgia Pro" w:hAnsi="Georgia Pro" w:cs="Georgia Pro"/>
-          <w:color w:val="000000" w:themeColor="text1"/>
-        </w:rPr>
-        <w:t>az</w:t>
-      </w:r>
-      <w:proofErr w:type="spellEnd"/>
-      <w:r>
-        <w:rPr>
-          <w:rFonts w:ascii="Georgia Pro" w:eastAsia="Georgia Pro" w:hAnsi="Georgia Pro" w:cs="Georgia Pro"/>
-          <w:color w:val="000000" w:themeColor="text1"/>
-        </w:rPr>
-        <w:t xml:space="preserve"> </w:t>
-      </w:r>
-      <w:proofErr w:type="spellStart"/>
-      <w:r>
-        <w:rPr>
-          <w:rFonts w:ascii="Georgia Pro" w:eastAsia="Georgia Pro" w:hAnsi="Georgia Pro" w:cs="Georgia Pro"/>
-          <w:color w:val="000000" w:themeColor="text1"/>
-        </w:rPr>
-        <w:t>aks</w:t>
-      </w:r>
-      <w:proofErr w:type="spellEnd"/>
-      <w:r>
-        <w:rPr>
-          <w:rFonts w:ascii="Georgia Pro" w:eastAsia="Georgia Pro" w:hAnsi="Georgia Pro" w:cs="Georgia Pro"/>
-          <w:color w:val="000000" w:themeColor="text1"/>
-        </w:rPr>
-        <w:t xml:space="preserve"> get-credentials \</w:t>
+      <w:r>
+        <w:rPr>
+          <w:rFonts w:ascii="Georgia Pro" w:eastAsia="Georgia Pro" w:hAnsi="Georgia Pro" w:cs="Georgia Pro"/>
+          <w:color w:val="000000" w:themeColor="text1"/>
+        </w:rPr>
+        <w:t>az aks get-credentials \</w:t>
       </w:r>
       <w:r>
         <w:rPr>
@@ -2656,23 +4333,7 @@
           <w:color w:val="000000" w:themeColor="text1"/>
         </w:rPr>
         <w:br/>
-        <w:t xml:space="preserve">--resource-group </w:t>
-      </w:r>
-      <w:proofErr w:type="spellStart"/>
-      <w:r>
-        <w:rPr>
-          <w:rFonts w:ascii="Georgia Pro" w:eastAsia="Georgia Pro" w:hAnsi="Georgia Pro" w:cs="Georgia Pro"/>
-          <w:color w:val="000000" w:themeColor="text1"/>
-        </w:rPr>
-        <w:t>rg-acr-aks</w:t>
-      </w:r>
-      <w:proofErr w:type="spellEnd"/>
-      <w:r>
-        <w:rPr>
-          <w:rFonts w:ascii="Georgia Pro" w:eastAsia="Georgia Pro" w:hAnsi="Georgia Pro" w:cs="Georgia Pro"/>
-          <w:color w:val="000000" w:themeColor="text1"/>
-        </w:rPr>
-        <w:t xml:space="preserve"> \</w:t>
+        <w:t>--resource-group rg-acr-aks \</w:t>
       </w:r>
       <w:r>
         <w:rPr>
@@ -2680,23 +4341,7 @@
           <w:color w:val="000000" w:themeColor="text1"/>
         </w:rPr>
         <w:br/>
-        <w:t xml:space="preserve">--name </w:t>
-      </w:r>
-      <w:proofErr w:type="spellStart"/>
-      <w:r>
-        <w:rPr>
-          <w:rFonts w:ascii="Georgia Pro" w:eastAsia="Georgia Pro" w:hAnsi="Georgia Pro" w:cs="Georgia Pro"/>
-          <w:color w:val="000000" w:themeColor="text1"/>
-        </w:rPr>
-        <w:t>aks</w:t>
-      </w:r>
-      <w:proofErr w:type="spellEnd"/>
-      <w:r>
-        <w:rPr>
-          <w:rFonts w:ascii="Georgia Pro" w:eastAsia="Georgia Pro" w:hAnsi="Georgia Pro" w:cs="Georgia Pro"/>
-          <w:color w:val="000000" w:themeColor="text1"/>
-        </w:rPr>
-        <w:t>-secure-cluster</w:t>
+        <w:t>--name aks-secure-cluster</w:t>
       </w:r>
     </w:p>
     <w:p>
@@ -2713,7 +4358,7 @@
           <w:color w:val="000000" w:themeColor="text1"/>
         </w:rPr>
         <w:pict w14:anchorId="6CAA8AFB">
-          <v:rect id="_x0000_i2431" style="width:0;height:1.5pt" o:hralign="center" o:hrstd="t" o:hr="t" fillcolor="#a0a0a0" stroked="f"/>
+          <v:rect id="_x0000_i1041" style="width:0;height:1.5pt" o:hralign="center" o:hrstd="t" o:hr="t" fillcolor="#a0a0a0" stroked="f"/>
         </w:pict>
       </w:r>
     </w:p>
@@ -2754,21 +4399,12 @@
           <w:color w:val="000000" w:themeColor="text1"/>
         </w:rPr>
       </w:pPr>
-      <w:proofErr w:type="spellStart"/>
-      <w:r>
-        <w:rPr>
-          <w:rFonts w:ascii="Georgia Pro" w:eastAsia="Georgia Pro" w:hAnsi="Georgia Pro" w:cs="Georgia Pro"/>
-          <w:color w:val="000000" w:themeColor="text1"/>
-        </w:rPr>
-        <w:t>kubectl</w:t>
-      </w:r>
-      <w:proofErr w:type="spellEnd"/>
-      <w:r>
-        <w:rPr>
-          <w:rFonts w:ascii="Georgia Pro" w:eastAsia="Georgia Pro" w:hAnsi="Georgia Pro" w:cs="Georgia Pro"/>
-          <w:color w:val="000000" w:themeColor="text1"/>
-        </w:rPr>
-        <w:t xml:space="preserve"> get nodes</w:t>
+      <w:r>
+        <w:rPr>
+          <w:rFonts w:ascii="Georgia Pro" w:eastAsia="Georgia Pro" w:hAnsi="Georgia Pro" w:cs="Georgia Pro"/>
+          <w:color w:val="000000" w:themeColor="text1"/>
+        </w:rPr>
+        <w:t>kubectl get nodes</w:t>
       </w:r>
     </w:p>
     <w:p>
@@ -2817,7 +4453,7 @@
           <w:color w:val="000000" w:themeColor="text1"/>
         </w:rPr>
         <w:pict w14:anchorId="65A2BC03">
-          <v:rect id="_x0000_i2432" style="width:0;height:1.5pt" o:hralign="center" o:hrstd="t" o:hr="t" fillcolor="#a0a0a0" stroked="f"/>
+          <v:rect id="_x0000_i1042" style="width:0;height:1.5pt" o:hralign="center" o:hrstd="t" o:hr="t" fillcolor="#a0a0a0" stroked="f"/>
         </w:pict>
       </w:r>
     </w:p>
@@ -2894,37 +4530,12 @@
           <w:color w:val="000000" w:themeColor="text1"/>
         </w:rPr>
       </w:pPr>
-      <w:proofErr w:type="spellStart"/>
-      <w:r>
-        <w:rPr>
-          <w:rFonts w:ascii="Georgia Pro" w:eastAsia="Georgia Pro" w:hAnsi="Georgia Pro" w:cs="Georgia Pro"/>
-          <w:color w:val="000000" w:themeColor="text1"/>
-        </w:rPr>
-        <w:t>az</w:t>
-      </w:r>
-      <w:proofErr w:type="spellEnd"/>
-      <w:r>
-        <w:rPr>
-          <w:rFonts w:ascii="Georgia Pro" w:eastAsia="Georgia Pro" w:hAnsi="Georgia Pro" w:cs="Georgia Pro"/>
-          <w:color w:val="000000" w:themeColor="text1"/>
-        </w:rPr>
-        <w:t xml:space="preserve"> </w:t>
-      </w:r>
-      <w:proofErr w:type="spellStart"/>
-      <w:r>
-        <w:rPr>
-          <w:rFonts w:ascii="Georgia Pro" w:eastAsia="Georgia Pro" w:hAnsi="Georgia Pro" w:cs="Georgia Pro"/>
-          <w:color w:val="000000" w:themeColor="text1"/>
-        </w:rPr>
-        <w:t>aks</w:t>
-      </w:r>
-      <w:proofErr w:type="spellEnd"/>
-      <w:r>
-        <w:rPr>
-          <w:rFonts w:ascii="Georgia Pro" w:eastAsia="Georgia Pro" w:hAnsi="Georgia Pro" w:cs="Georgia Pro"/>
-          <w:color w:val="000000" w:themeColor="text1"/>
-        </w:rPr>
-        <w:t xml:space="preserve"> update \</w:t>
+      <w:r>
+        <w:rPr>
+          <w:rFonts w:ascii="Georgia Pro" w:eastAsia="Georgia Pro" w:hAnsi="Georgia Pro" w:cs="Georgia Pro"/>
+          <w:color w:val="000000" w:themeColor="text1"/>
+        </w:rPr>
+        <w:t>az aks update \</w:t>
       </w:r>
       <w:r>
         <w:rPr>
@@ -2932,23 +4543,7 @@
           <w:color w:val="000000" w:themeColor="text1"/>
         </w:rPr>
         <w:br/>
-        <w:t xml:space="preserve">--resource-group </w:t>
-      </w:r>
-      <w:proofErr w:type="spellStart"/>
-      <w:r>
-        <w:rPr>
-          <w:rFonts w:ascii="Georgia Pro" w:eastAsia="Georgia Pro" w:hAnsi="Georgia Pro" w:cs="Georgia Pro"/>
-          <w:color w:val="000000" w:themeColor="text1"/>
-        </w:rPr>
-        <w:t>rg-acr-aks</w:t>
-      </w:r>
-      <w:proofErr w:type="spellEnd"/>
-      <w:r>
-        <w:rPr>
-          <w:rFonts w:ascii="Georgia Pro" w:eastAsia="Georgia Pro" w:hAnsi="Georgia Pro" w:cs="Georgia Pro"/>
-          <w:color w:val="000000" w:themeColor="text1"/>
-        </w:rPr>
-        <w:t xml:space="preserve"> \</w:t>
+        <w:t>--resource-group rg-acr-aks \</w:t>
       </w:r>
       <w:r>
         <w:rPr>
@@ -2956,23 +4551,7 @@
           <w:color w:val="000000" w:themeColor="text1"/>
         </w:rPr>
         <w:br/>
-        <w:t xml:space="preserve">--name </w:t>
-      </w:r>
-      <w:proofErr w:type="spellStart"/>
-      <w:r>
-        <w:rPr>
-          <w:rFonts w:ascii="Georgia Pro" w:eastAsia="Georgia Pro" w:hAnsi="Georgia Pro" w:cs="Georgia Pro"/>
-          <w:color w:val="000000" w:themeColor="text1"/>
-        </w:rPr>
-        <w:t>aks</w:t>
-      </w:r>
-      <w:proofErr w:type="spellEnd"/>
-      <w:r>
-        <w:rPr>
-          <w:rFonts w:ascii="Georgia Pro" w:eastAsia="Georgia Pro" w:hAnsi="Georgia Pro" w:cs="Georgia Pro"/>
-          <w:color w:val="000000" w:themeColor="text1"/>
-        </w:rPr>
-        <w:t>-secure-cluster \</w:t>
+        <w:t>--name aks-secure-cluster \</w:t>
       </w:r>
       <w:r>
         <w:rPr>
@@ -2980,23 +4559,7 @@
           <w:color w:val="000000" w:themeColor="text1"/>
         </w:rPr>
         <w:br/>
-        <w:t>--attach-</w:t>
-      </w:r>
-      <w:proofErr w:type="spellStart"/>
-      <w:r>
-        <w:rPr>
-          <w:rFonts w:ascii="Georgia Pro" w:eastAsia="Georgia Pro" w:hAnsi="Georgia Pro" w:cs="Georgia Pro"/>
-          <w:color w:val="000000" w:themeColor="text1"/>
-        </w:rPr>
-        <w:t>acr</w:t>
-      </w:r>
-      <w:proofErr w:type="spellEnd"/>
-      <w:r>
-        <w:rPr>
-          <w:rFonts w:ascii="Georgia Pro" w:eastAsia="Georgia Pro" w:hAnsi="Georgia Pro" w:cs="Georgia Pro"/>
-          <w:color w:val="000000" w:themeColor="text1"/>
-        </w:rPr>
-        <w:t xml:space="preserve"> mysecureacr2026</w:t>
+        <w:t>--attach-acr mysecureacr2026</w:t>
       </w:r>
     </w:p>
     <w:p>
@@ -3013,7 +4576,7 @@
           <w:color w:val="000000" w:themeColor="text1"/>
         </w:rPr>
         <w:pict w14:anchorId="2F13B09C">
-          <v:rect id="_x0000_i2433" style="width:0;height:1.5pt" o:hralign="center" o:hrstd="t" o:hr="t" fillcolor="#a0a0a0" stroked="f"/>
+          <v:rect id="_x0000_i1043" style="width:0;height:1.5pt" o:hralign="center" o:hrstd="t" o:hr="t" fillcolor="#a0a0a0" stroked="f"/>
         </w:pict>
       </w:r>
     </w:p>
@@ -3054,53 +4617,12 @@
           <w:color w:val="000000" w:themeColor="text1"/>
         </w:rPr>
       </w:pPr>
-      <w:proofErr w:type="spellStart"/>
-      <w:r>
-        <w:rPr>
-          <w:rFonts w:ascii="Georgia Pro" w:eastAsia="Georgia Pro" w:hAnsi="Georgia Pro" w:cs="Georgia Pro"/>
-          <w:color w:val="000000" w:themeColor="text1"/>
-        </w:rPr>
-        <w:t>az</w:t>
-      </w:r>
-      <w:proofErr w:type="spellEnd"/>
-      <w:r>
-        <w:rPr>
-          <w:rFonts w:ascii="Georgia Pro" w:eastAsia="Georgia Pro" w:hAnsi="Georgia Pro" w:cs="Georgia Pro"/>
-          <w:color w:val="000000" w:themeColor="text1"/>
-        </w:rPr>
-        <w:t xml:space="preserve"> </w:t>
-      </w:r>
-      <w:proofErr w:type="spellStart"/>
-      <w:r>
-        <w:rPr>
-          <w:rFonts w:ascii="Georgia Pro" w:eastAsia="Georgia Pro" w:hAnsi="Georgia Pro" w:cs="Georgia Pro"/>
-          <w:color w:val="000000" w:themeColor="text1"/>
-        </w:rPr>
-        <w:t>aks</w:t>
-      </w:r>
-      <w:proofErr w:type="spellEnd"/>
-      <w:r>
-        <w:rPr>
-          <w:rFonts w:ascii="Georgia Pro" w:eastAsia="Georgia Pro" w:hAnsi="Georgia Pro" w:cs="Georgia Pro"/>
-          <w:color w:val="000000" w:themeColor="text1"/>
-        </w:rPr>
-        <w:t xml:space="preserve"> check-</w:t>
-      </w:r>
-      <w:proofErr w:type="spellStart"/>
-      <w:r>
-        <w:rPr>
-          <w:rFonts w:ascii="Georgia Pro" w:eastAsia="Georgia Pro" w:hAnsi="Georgia Pro" w:cs="Georgia Pro"/>
-          <w:color w:val="000000" w:themeColor="text1"/>
-        </w:rPr>
-        <w:t>acr</w:t>
-      </w:r>
-      <w:proofErr w:type="spellEnd"/>
-      <w:r>
-        <w:rPr>
-          <w:rFonts w:ascii="Georgia Pro" w:eastAsia="Georgia Pro" w:hAnsi="Georgia Pro" w:cs="Georgia Pro"/>
-          <w:color w:val="000000" w:themeColor="text1"/>
-        </w:rPr>
-        <w:t xml:space="preserve"> \</w:t>
+      <w:r>
+        <w:rPr>
+          <w:rFonts w:ascii="Georgia Pro" w:eastAsia="Georgia Pro" w:hAnsi="Georgia Pro" w:cs="Georgia Pro"/>
+          <w:color w:val="000000" w:themeColor="text1"/>
+        </w:rPr>
+        <w:t>az aks check-acr \</w:t>
       </w:r>
       <w:r>
         <w:rPr>
@@ -3108,23 +4630,7 @@
           <w:color w:val="000000" w:themeColor="text1"/>
         </w:rPr>
         <w:br/>
-        <w:t xml:space="preserve">--resource-group </w:t>
-      </w:r>
-      <w:proofErr w:type="spellStart"/>
-      <w:r>
-        <w:rPr>
-          <w:rFonts w:ascii="Georgia Pro" w:eastAsia="Georgia Pro" w:hAnsi="Georgia Pro" w:cs="Georgia Pro"/>
-          <w:color w:val="000000" w:themeColor="text1"/>
-        </w:rPr>
-        <w:t>rg-acr-aks</w:t>
-      </w:r>
-      <w:proofErr w:type="spellEnd"/>
-      <w:r>
-        <w:rPr>
-          <w:rFonts w:ascii="Georgia Pro" w:eastAsia="Georgia Pro" w:hAnsi="Georgia Pro" w:cs="Georgia Pro"/>
-          <w:color w:val="000000" w:themeColor="text1"/>
-        </w:rPr>
-        <w:t xml:space="preserve"> \</w:t>
+        <w:t>--resource-group rg-acr-aks \</w:t>
       </w:r>
       <w:r>
         <w:rPr>
@@ -3132,23 +4638,7 @@
           <w:color w:val="000000" w:themeColor="text1"/>
         </w:rPr>
         <w:br/>
-        <w:t xml:space="preserve">--name </w:t>
-      </w:r>
-      <w:proofErr w:type="spellStart"/>
-      <w:r>
-        <w:rPr>
-          <w:rFonts w:ascii="Georgia Pro" w:eastAsia="Georgia Pro" w:hAnsi="Georgia Pro" w:cs="Georgia Pro"/>
-          <w:color w:val="000000" w:themeColor="text1"/>
-        </w:rPr>
-        <w:t>aks</w:t>
-      </w:r>
-      <w:proofErr w:type="spellEnd"/>
-      <w:r>
-        <w:rPr>
-          <w:rFonts w:ascii="Georgia Pro" w:eastAsia="Georgia Pro" w:hAnsi="Georgia Pro" w:cs="Georgia Pro"/>
-          <w:color w:val="000000" w:themeColor="text1"/>
-        </w:rPr>
-        <w:t>-secure-cluster \</w:t>
+        <w:t>--name aks-secure-cluster \</w:t>
       </w:r>
       <w:r>
         <w:rPr>
@@ -3156,23 +4646,7 @@
           <w:color w:val="000000" w:themeColor="text1"/>
         </w:rPr>
         <w:br/>
-        <w:t>--</w:t>
-      </w:r>
-      <w:proofErr w:type="spellStart"/>
-      <w:r>
-        <w:rPr>
-          <w:rFonts w:ascii="Georgia Pro" w:eastAsia="Georgia Pro" w:hAnsi="Georgia Pro" w:cs="Georgia Pro"/>
-          <w:color w:val="000000" w:themeColor="text1"/>
-        </w:rPr>
-        <w:t>acr</w:t>
-      </w:r>
-      <w:proofErr w:type="spellEnd"/>
-      <w:r>
-        <w:rPr>
-          <w:rFonts w:ascii="Georgia Pro" w:eastAsia="Georgia Pro" w:hAnsi="Georgia Pro" w:cs="Georgia Pro"/>
-          <w:color w:val="000000" w:themeColor="text1"/>
-        </w:rPr>
-        <w:t xml:space="preserve"> mysecureacr2026.azurecr.io</w:t>
+        <w:t>--acr mysecureacr2026.azurecr.io</w:t>
       </w:r>
     </w:p>
     <w:p>
@@ -3244,7 +4718,7 @@
           <w:color w:val="000000" w:themeColor="text1"/>
         </w:rPr>
         <w:pict w14:anchorId="216B0B45">
-          <v:rect id="_x0000_i2434" style="width:0;height:1.5pt" o:hralign="center" o:hrstd="t" o:hr="t" fillcolor="#a0a0a0" stroked="f"/>
+          <v:rect id="_x0000_i1044" style="width:0;height:1.5pt" o:hralign="center" o:hrstd="t" o:hr="t" fillcolor="#a0a0a0" stroked="f"/>
         </w:pict>
       </w:r>
     </w:p>
@@ -3301,28 +4775,12 @@
           <w:color w:val="000000" w:themeColor="text1"/>
         </w:rPr>
       </w:pPr>
-      <w:proofErr w:type="spellStart"/>
-      <w:r>
-        <w:rPr>
-          <w:rFonts w:ascii="Georgia Pro" w:eastAsia="Georgia Pro" w:hAnsi="Georgia Pro" w:cs="Georgia Pro"/>
-          <w:color w:val="000000" w:themeColor="text1"/>
-        </w:rPr>
-        <w:t>K</w:t>
-      </w:r>
-      <w:r>
-        <w:rPr>
-          <w:rFonts w:ascii="Georgia Pro" w:eastAsia="Georgia Pro" w:hAnsi="Georgia Pro" w:cs="Georgia Pro"/>
-          <w:color w:val="000000" w:themeColor="text1"/>
-        </w:rPr>
-        <w:t>ubectl</w:t>
-      </w:r>
-      <w:proofErr w:type="spellEnd"/>
-      <w:r>
-        <w:rPr>
-          <w:rFonts w:ascii="Georgia Pro" w:eastAsia="Georgia Pro" w:hAnsi="Georgia Pro" w:cs="Georgia Pro"/>
-          <w:color w:val="000000" w:themeColor="text1"/>
-        </w:rPr>
-        <w:t xml:space="preserve"> create secret generic app-secret \</w:t>
+      <w:r>
+        <w:rPr>
+          <w:rFonts w:ascii="Georgia Pro" w:eastAsia="Georgia Pro" w:hAnsi="Georgia Pro" w:cs="Georgia Pro"/>
+          <w:color w:val="000000" w:themeColor="text1"/>
+        </w:rPr>
+        <w:t>Kubectl create secret generic app-secret \</w:t>
       </w:r>
       <w:r>
         <w:rPr>
@@ -3355,7 +4813,7 @@
           <w:color w:val="000000" w:themeColor="text1"/>
         </w:rPr>
         <w:pict w14:anchorId="229C0B31">
-          <v:rect id="_x0000_i2435" style="width:0;height:1.5pt" o:hralign="center" o:hrstd="t" o:hr="t" fillcolor="#a0a0a0" stroked="f"/>
+          <v:rect id="_x0000_i1045" style="width:0;height:1.5pt" o:hralign="center" o:hrstd="t" o:hr="t" fillcolor="#a0a0a0" stroked="f"/>
         </w:pict>
       </w:r>
     </w:p>
@@ -3396,21 +4854,12 @@
           <w:color w:val="000000" w:themeColor="text1"/>
         </w:rPr>
       </w:pPr>
-      <w:proofErr w:type="spellStart"/>
-      <w:r>
-        <w:rPr>
-          <w:rFonts w:ascii="Georgia Pro" w:eastAsia="Georgia Pro" w:hAnsi="Georgia Pro" w:cs="Georgia Pro"/>
-          <w:color w:val="000000" w:themeColor="text1"/>
-        </w:rPr>
-        <w:t>kubectl</w:t>
-      </w:r>
-      <w:proofErr w:type="spellEnd"/>
-      <w:r>
-        <w:rPr>
-          <w:rFonts w:ascii="Georgia Pro" w:eastAsia="Georgia Pro" w:hAnsi="Georgia Pro" w:cs="Georgia Pro"/>
-          <w:color w:val="000000" w:themeColor="text1"/>
-        </w:rPr>
-        <w:t xml:space="preserve"> get secrets</w:t>
+      <w:r>
+        <w:rPr>
+          <w:rFonts w:ascii="Georgia Pro" w:eastAsia="Georgia Pro" w:hAnsi="Georgia Pro" w:cs="Georgia Pro"/>
+          <w:color w:val="000000" w:themeColor="text1"/>
+        </w:rPr>
+        <w:t>kubectl get secrets</w:t>
       </w:r>
     </w:p>
     <w:p>
@@ -3459,7 +4908,7 @@
           <w:color w:val="000000" w:themeColor="text1"/>
         </w:rPr>
         <w:pict w14:anchorId="57662852">
-          <v:rect id="_x0000_i2436" style="width:0;height:1.5pt" o:hralign="center" o:hrstd="t" o:hr="t" fillcolor="#a0a0a0" stroked="f"/>
+          <v:rect id="_x0000_i1046" style="width:0;height:1.5pt" o:hralign="center" o:hrstd="t" o:hr="t" fillcolor="#a0a0a0" stroked="f"/>
         </w:pict>
       </w:r>
     </w:p>
@@ -3522,19 +4971,8 @@
           <w:rFonts w:ascii="Georgia Pro" w:eastAsia="Georgia Pro" w:hAnsi="Georgia Pro" w:cs="Georgia Pro"/>
           <w:color w:val="000000" w:themeColor="text1"/>
         </w:rPr>
-        <w:t>nano secure-</w:t>
-      </w:r>
-      <w:proofErr w:type="spellStart"/>
-      <w:proofErr w:type="gramStart"/>
-      <w:r>
-        <w:rPr>
-          <w:rFonts w:ascii="Georgia Pro" w:eastAsia="Georgia Pro" w:hAnsi="Georgia Pro" w:cs="Georgia Pro"/>
-          <w:color w:val="000000" w:themeColor="text1"/>
-        </w:rPr>
-        <w:t>nginx.yaml</w:t>
-      </w:r>
-      <w:proofErr w:type="spellEnd"/>
-      <w:proofErr w:type="gramEnd"/>
+        <w:t>nano secure-nginx.yaml</w:t>
+      </w:r>
     </w:p>
     <w:p>
       <w:pPr>
@@ -3578,21 +5016,12 @@
           <w:color w:val="000000" w:themeColor="text1"/>
         </w:rPr>
       </w:pPr>
-      <w:proofErr w:type="spellStart"/>
-      <w:r>
-        <w:rPr>
-          <w:rFonts w:ascii="Georgia Pro" w:eastAsia="Georgia Pro" w:hAnsi="Georgia Pro" w:cs="Georgia Pro"/>
-          <w:color w:val="000000" w:themeColor="text1"/>
-        </w:rPr>
-        <w:t>apiVersion</w:t>
-      </w:r>
-      <w:proofErr w:type="spellEnd"/>
-      <w:r>
-        <w:rPr>
-          <w:rFonts w:ascii="Georgia Pro" w:eastAsia="Georgia Pro" w:hAnsi="Georgia Pro" w:cs="Georgia Pro"/>
-          <w:color w:val="000000" w:themeColor="text1"/>
-        </w:rPr>
-        <w:t>: apps/v1</w:t>
+      <w:r>
+        <w:rPr>
+          <w:rFonts w:ascii="Georgia Pro" w:eastAsia="Georgia Pro" w:hAnsi="Georgia Pro" w:cs="Georgia Pro"/>
+          <w:color w:val="000000" w:themeColor="text1"/>
+        </w:rPr>
+        <w:t>apiVersion: apps/v1</w:t>
       </w:r>
       <w:r>
         <w:rPr>
@@ -3648,23 +5077,7 @@
           <w:color w:val="000000" w:themeColor="text1"/>
         </w:rPr>
         <w:br/>
-        <w:t xml:space="preserve">    </w:t>
-      </w:r>
-      <w:proofErr w:type="spellStart"/>
-      <w:r>
-        <w:rPr>
-          <w:rFonts w:ascii="Georgia Pro" w:eastAsia="Georgia Pro" w:hAnsi="Georgia Pro" w:cs="Georgia Pro"/>
-          <w:color w:val="000000" w:themeColor="text1"/>
-        </w:rPr>
-        <w:t>matchLabels</w:t>
-      </w:r>
-      <w:proofErr w:type="spellEnd"/>
-      <w:r>
-        <w:rPr>
-          <w:rFonts w:ascii="Georgia Pro" w:eastAsia="Georgia Pro" w:hAnsi="Georgia Pro" w:cs="Georgia Pro"/>
-          <w:color w:val="000000" w:themeColor="text1"/>
-        </w:rPr>
-        <w:t>:</w:t>
+        <w:t xml:space="preserve">    matchLabels:</w:t>
       </w:r>
       <w:r>
         <w:rPr>
@@ -3752,23 +5165,7 @@
           <w:color w:val="000000" w:themeColor="text1"/>
         </w:rPr>
         <w:br/>
-        <w:t xml:space="preserve">        - </w:t>
-      </w:r>
-      <w:proofErr w:type="spellStart"/>
-      <w:r>
-        <w:rPr>
-          <w:rFonts w:ascii="Georgia Pro" w:eastAsia="Georgia Pro" w:hAnsi="Georgia Pro" w:cs="Georgia Pro"/>
-          <w:color w:val="000000" w:themeColor="text1"/>
-        </w:rPr>
-        <w:t>containerPort</w:t>
-      </w:r>
-      <w:proofErr w:type="spellEnd"/>
-      <w:r>
-        <w:rPr>
-          <w:rFonts w:ascii="Georgia Pro" w:eastAsia="Georgia Pro" w:hAnsi="Georgia Pro" w:cs="Georgia Pro"/>
-          <w:color w:val="000000" w:themeColor="text1"/>
-        </w:rPr>
-        <w:t>: 80</w:t>
+        <w:t xml:space="preserve">        - containerPort: 80</w:t>
       </w:r>
       <w:r>
         <w:rPr>
@@ -3792,23 +5189,7 @@
           <w:color w:val="000000" w:themeColor="text1"/>
         </w:rPr>
         <w:br/>
-        <w:t xml:space="preserve">          </w:t>
-      </w:r>
-      <w:proofErr w:type="spellStart"/>
-      <w:r>
-        <w:rPr>
-          <w:rFonts w:ascii="Georgia Pro" w:eastAsia="Georgia Pro" w:hAnsi="Georgia Pro" w:cs="Georgia Pro"/>
-          <w:color w:val="000000" w:themeColor="text1"/>
-        </w:rPr>
-        <w:t>valueFrom</w:t>
-      </w:r>
-      <w:proofErr w:type="spellEnd"/>
-      <w:r>
-        <w:rPr>
-          <w:rFonts w:ascii="Georgia Pro" w:eastAsia="Georgia Pro" w:hAnsi="Georgia Pro" w:cs="Georgia Pro"/>
-          <w:color w:val="000000" w:themeColor="text1"/>
-        </w:rPr>
-        <w:t>:</w:t>
+        <w:t xml:space="preserve">          valueFrom:</w:t>
       </w:r>
       <w:r>
         <w:rPr>
@@ -3823,23 +5204,7 @@
           <w:color w:val="000000" w:themeColor="text1"/>
         </w:rPr>
         <w:lastRenderedPageBreak/>
-        <w:t xml:space="preserve">            </w:t>
-      </w:r>
-      <w:proofErr w:type="spellStart"/>
-      <w:r>
-        <w:rPr>
-          <w:rFonts w:ascii="Georgia Pro" w:eastAsia="Georgia Pro" w:hAnsi="Georgia Pro" w:cs="Georgia Pro"/>
-          <w:color w:val="000000" w:themeColor="text1"/>
-        </w:rPr>
-        <w:t>secretKeyRef</w:t>
-      </w:r>
-      <w:proofErr w:type="spellEnd"/>
-      <w:r>
-        <w:rPr>
-          <w:rFonts w:ascii="Georgia Pro" w:eastAsia="Georgia Pro" w:hAnsi="Georgia Pro" w:cs="Georgia Pro"/>
-          <w:color w:val="000000" w:themeColor="text1"/>
-        </w:rPr>
-        <w:t>:</w:t>
+        <w:t xml:space="preserve">            secretKeyRef:</w:t>
       </w:r>
       <w:r>
         <w:rPr>
@@ -3871,23 +5236,7 @@
           <w:color w:val="000000" w:themeColor="text1"/>
         </w:rPr>
         <w:br/>
-        <w:t xml:space="preserve">          </w:t>
-      </w:r>
-      <w:proofErr w:type="spellStart"/>
-      <w:r>
-        <w:rPr>
-          <w:rFonts w:ascii="Georgia Pro" w:eastAsia="Georgia Pro" w:hAnsi="Georgia Pro" w:cs="Georgia Pro"/>
-          <w:color w:val="000000" w:themeColor="text1"/>
-        </w:rPr>
-        <w:t>valueFrom</w:t>
-      </w:r>
-      <w:proofErr w:type="spellEnd"/>
-      <w:r>
-        <w:rPr>
-          <w:rFonts w:ascii="Georgia Pro" w:eastAsia="Georgia Pro" w:hAnsi="Georgia Pro" w:cs="Georgia Pro"/>
-          <w:color w:val="000000" w:themeColor="text1"/>
-        </w:rPr>
-        <w:t>:</w:t>
+        <w:t xml:space="preserve">          valueFrom:</w:t>
       </w:r>
       <w:r>
         <w:rPr>
@@ -3895,23 +5244,7 @@
           <w:color w:val="000000" w:themeColor="text1"/>
         </w:rPr>
         <w:br/>
-        <w:t xml:space="preserve">            </w:t>
-      </w:r>
-      <w:proofErr w:type="spellStart"/>
-      <w:r>
-        <w:rPr>
-          <w:rFonts w:ascii="Georgia Pro" w:eastAsia="Georgia Pro" w:hAnsi="Georgia Pro" w:cs="Georgia Pro"/>
-          <w:color w:val="000000" w:themeColor="text1"/>
-        </w:rPr>
-        <w:t>secretKeyRef</w:t>
-      </w:r>
-      <w:proofErr w:type="spellEnd"/>
-      <w:r>
-        <w:rPr>
-          <w:rFonts w:ascii="Georgia Pro" w:eastAsia="Georgia Pro" w:hAnsi="Georgia Pro" w:cs="Georgia Pro"/>
-          <w:color w:val="000000" w:themeColor="text1"/>
-        </w:rPr>
-        <w:t>:</w:t>
+        <w:t xml:space="preserve">            secretKeyRef:</w:t>
       </w:r>
       <w:r>
         <w:rPr>
@@ -3969,7 +5302,7 @@
           <w:color w:val="000000" w:themeColor="text1"/>
         </w:rPr>
         <w:pict w14:anchorId="0525C39C">
-          <v:rect id="_x0000_i2437" style="width:0;height:1.5pt" o:hralign="center" o:hrstd="t" o:hr="t" fillcolor="#a0a0a0" stroked="f"/>
+          <v:rect id="_x0000_i1047" style="width:0;height:1.5pt" o:hralign="center" o:hrstd="t" o:hr="t" fillcolor="#a0a0a0" stroked="f"/>
         </w:pict>
       </w:r>
     </w:p>
@@ -4010,33 +5343,13 @@
           <w:color w:val="000000" w:themeColor="text1"/>
         </w:rPr>
       </w:pPr>
-      <w:proofErr w:type="spellStart"/>
-      <w:r>
-        <w:rPr>
-          <w:rFonts w:ascii="Georgia Pro" w:eastAsia="Georgia Pro" w:hAnsi="Georgia Pro" w:cs="Georgia Pro"/>
-          <w:color w:val="000000" w:themeColor="text1"/>
-        </w:rPr>
-        <w:t>kubectl</w:t>
-      </w:r>
-      <w:proofErr w:type="spellEnd"/>
-      <w:r>
-        <w:rPr>
-          <w:rFonts w:ascii="Georgia Pro" w:eastAsia="Georgia Pro" w:hAnsi="Georgia Pro" w:cs="Georgia Pro"/>
-          <w:color w:val="000000" w:themeColor="text1"/>
-        </w:rPr>
-        <w:t xml:space="preserve"> apply -f secure-</w:t>
-      </w:r>
-      <w:proofErr w:type="spellStart"/>
-      <w:proofErr w:type="gramStart"/>
-      <w:r>
-        <w:rPr>
-          <w:rFonts w:ascii="Georgia Pro" w:eastAsia="Georgia Pro" w:hAnsi="Georgia Pro" w:cs="Georgia Pro"/>
-          <w:color w:val="000000" w:themeColor="text1"/>
-        </w:rPr>
-        <w:t>nginx.yaml</w:t>
-      </w:r>
-      <w:proofErr w:type="spellEnd"/>
-      <w:proofErr w:type="gramEnd"/>
+      <w:r>
+        <w:rPr>
+          <w:rFonts w:ascii="Georgia Pro" w:eastAsia="Georgia Pro" w:hAnsi="Georgia Pro" w:cs="Georgia Pro"/>
+          <w:color w:val="000000" w:themeColor="text1"/>
+        </w:rPr>
+        <w:t>kubectl apply -f secure-nginx.yaml</w:t>
+      </w:r>
     </w:p>
     <w:p>
       <w:pPr>
@@ -4052,7 +5365,7 @@
           <w:color w:val="000000" w:themeColor="text1"/>
         </w:rPr>
         <w:pict w14:anchorId="14CDE7C7">
-          <v:rect id="_x0000_i2438" style="width:0;height:1.5pt" o:hralign="center" o:hrstd="t" o:hr="t" fillcolor="#a0a0a0" stroked="f"/>
+          <v:rect id="_x0000_i1048" style="width:0;height:1.5pt" o:hralign="center" o:hrstd="t" o:hr="t" fillcolor="#a0a0a0" stroked="f"/>
         </w:pict>
       </w:r>
     </w:p>
@@ -4093,21 +5406,12 @@
           <w:color w:val="000000" w:themeColor="text1"/>
         </w:rPr>
       </w:pPr>
-      <w:proofErr w:type="spellStart"/>
-      <w:r>
-        <w:rPr>
-          <w:rFonts w:ascii="Georgia Pro" w:eastAsia="Georgia Pro" w:hAnsi="Georgia Pro" w:cs="Georgia Pro"/>
-          <w:color w:val="000000" w:themeColor="text1"/>
-        </w:rPr>
-        <w:t>kubectl</w:t>
-      </w:r>
-      <w:proofErr w:type="spellEnd"/>
-      <w:r>
-        <w:rPr>
-          <w:rFonts w:ascii="Georgia Pro" w:eastAsia="Georgia Pro" w:hAnsi="Georgia Pro" w:cs="Georgia Pro"/>
-          <w:color w:val="000000" w:themeColor="text1"/>
-        </w:rPr>
-        <w:t xml:space="preserve"> get deployments</w:t>
+      <w:r>
+        <w:rPr>
+          <w:rFonts w:ascii="Georgia Pro" w:eastAsia="Georgia Pro" w:hAnsi="Georgia Pro" w:cs="Georgia Pro"/>
+          <w:color w:val="000000" w:themeColor="text1"/>
+        </w:rPr>
+        <w:t>kubectl get deployments</w:t>
       </w:r>
     </w:p>
     <w:p>
@@ -4124,7 +5428,7 @@
           <w:color w:val="000000" w:themeColor="text1"/>
         </w:rPr>
         <w:pict w14:anchorId="3A41884C">
-          <v:rect id="_x0000_i2439" style="width:0;height:1.5pt" o:hralign="center" o:hrstd="t" o:hr="t" fillcolor="#a0a0a0" stroked="f"/>
+          <v:rect id="_x0000_i1049" style="width:0;height:1.5pt" o:hralign="center" o:hrstd="t" o:hr="t" fillcolor="#a0a0a0" stroked="f"/>
         </w:pict>
       </w:r>
     </w:p>
@@ -4165,21 +5469,12 @@
           <w:color w:val="000000" w:themeColor="text1"/>
         </w:rPr>
       </w:pPr>
-      <w:proofErr w:type="spellStart"/>
-      <w:r>
-        <w:rPr>
-          <w:rFonts w:ascii="Georgia Pro" w:eastAsia="Georgia Pro" w:hAnsi="Georgia Pro" w:cs="Georgia Pro"/>
-          <w:color w:val="000000" w:themeColor="text1"/>
-        </w:rPr>
-        <w:t>kubectl</w:t>
-      </w:r>
-      <w:proofErr w:type="spellEnd"/>
-      <w:r>
-        <w:rPr>
-          <w:rFonts w:ascii="Georgia Pro" w:eastAsia="Georgia Pro" w:hAnsi="Georgia Pro" w:cs="Georgia Pro"/>
-          <w:color w:val="000000" w:themeColor="text1"/>
-        </w:rPr>
-        <w:t xml:space="preserve"> get pods</w:t>
+      <w:r>
+        <w:rPr>
+          <w:rFonts w:ascii="Georgia Pro" w:eastAsia="Georgia Pro" w:hAnsi="Georgia Pro" w:cs="Georgia Pro"/>
+          <w:color w:val="000000" w:themeColor="text1"/>
+        </w:rPr>
+        <w:t>kubectl get pods</w:t>
       </w:r>
     </w:p>
     <w:p>
@@ -4228,7 +5523,7 @@
           <w:color w:val="000000" w:themeColor="text1"/>
         </w:rPr>
         <w:pict w14:anchorId="7F169EA0">
-          <v:rect id="_x0000_i2440" style="width:0;height:1.5pt" o:hralign="center" o:hrstd="t" o:hr="t" fillcolor="#a0a0a0" stroked="f"/>
+          <v:rect id="_x0000_i1050" style="width:0;height:1.5pt" o:hralign="center" o:hrstd="t" o:hr="t" fillcolor="#a0a0a0" stroked="f"/>
         </w:pict>
       </w:r>
     </w:p>
@@ -4269,21 +5564,12 @@
           <w:color w:val="000000" w:themeColor="text1"/>
         </w:rPr>
       </w:pPr>
-      <w:proofErr w:type="spellStart"/>
-      <w:r>
-        <w:rPr>
-          <w:rFonts w:ascii="Georgia Pro" w:eastAsia="Georgia Pro" w:hAnsi="Georgia Pro" w:cs="Georgia Pro"/>
-          <w:color w:val="000000" w:themeColor="text1"/>
-        </w:rPr>
-        <w:t>kubectl</w:t>
-      </w:r>
-      <w:proofErr w:type="spellEnd"/>
-      <w:r>
-        <w:rPr>
-          <w:rFonts w:ascii="Georgia Pro" w:eastAsia="Georgia Pro" w:hAnsi="Georgia Pro" w:cs="Georgia Pro"/>
-          <w:color w:val="000000" w:themeColor="text1"/>
-        </w:rPr>
-        <w:t xml:space="preserve"> expose deployment secure-nginx \</w:t>
+      <w:r>
+        <w:rPr>
+          <w:rFonts w:ascii="Georgia Pro" w:eastAsia="Georgia Pro" w:hAnsi="Georgia Pro" w:cs="Georgia Pro"/>
+          <w:color w:val="000000" w:themeColor="text1"/>
+        </w:rPr>
+        <w:t>kubectl expose deployment secure-nginx \</w:t>
       </w:r>
       <w:r>
         <w:rPr>
@@ -4299,17 +5585,8 @@
           <w:color w:val="000000" w:themeColor="text1"/>
         </w:rPr>
         <w:br/>
-        <w:t>--type=</w:t>
-      </w:r>
-      <w:proofErr w:type="spellStart"/>
-      <w:r>
-        <w:rPr>
-          <w:rFonts w:ascii="Georgia Pro" w:eastAsia="Georgia Pro" w:hAnsi="Georgia Pro" w:cs="Georgia Pro"/>
-          <w:color w:val="000000" w:themeColor="text1"/>
-        </w:rPr>
-        <w:t>LoadBalancer</w:t>
-      </w:r>
-      <w:proofErr w:type="spellEnd"/>
+        <w:t>--type=LoadBalancer</w:t>
+      </w:r>
     </w:p>
     <w:p>
       <w:pPr>
@@ -4325,7 +5602,7 @@
           <w:color w:val="000000" w:themeColor="text1"/>
         </w:rPr>
         <w:pict w14:anchorId="21D06A38">
-          <v:rect id="_x0000_i2441" style="width:0;height:1.5pt" o:hralign="center" o:hrstd="t" o:hr="t" fillcolor="#a0a0a0" stroked="f"/>
+          <v:rect id="_x0000_i1051" style="width:0;height:1.5pt" o:hralign="center" o:hrstd="t" o:hr="t" fillcolor="#a0a0a0" stroked="f"/>
         </w:pict>
       </w:r>
     </w:p>
@@ -4367,21 +5644,12 @@
           <w:color w:val="000000" w:themeColor="text1"/>
         </w:rPr>
       </w:pPr>
-      <w:proofErr w:type="spellStart"/>
-      <w:r>
-        <w:rPr>
-          <w:rFonts w:ascii="Georgia Pro" w:eastAsia="Georgia Pro" w:hAnsi="Georgia Pro" w:cs="Georgia Pro"/>
-          <w:color w:val="000000" w:themeColor="text1"/>
-        </w:rPr>
-        <w:t>kubectl</w:t>
-      </w:r>
-      <w:proofErr w:type="spellEnd"/>
-      <w:r>
-        <w:rPr>
-          <w:rFonts w:ascii="Georgia Pro" w:eastAsia="Georgia Pro" w:hAnsi="Georgia Pro" w:cs="Georgia Pro"/>
-          <w:color w:val="000000" w:themeColor="text1"/>
-        </w:rPr>
-        <w:t xml:space="preserve"> get svc</w:t>
+      <w:r>
+        <w:rPr>
+          <w:rFonts w:ascii="Georgia Pro" w:eastAsia="Georgia Pro" w:hAnsi="Georgia Pro" w:cs="Georgia Pro"/>
+          <w:color w:val="000000" w:themeColor="text1"/>
+        </w:rPr>
+        <w:t>kubectl get svc</w:t>
       </w:r>
     </w:p>
     <w:p>
@@ -4455,7 +5723,7 @@
           <w:color w:val="000000" w:themeColor="text1"/>
         </w:rPr>
         <w:pict w14:anchorId="5387B731">
-          <v:rect id="_x0000_i2442" style="width:0;height:1.5pt" o:hralign="center" o:hrstd="t" o:hr="t" fillcolor="#a0a0a0" stroked="f"/>
+          <v:rect id="_x0000_i1052" style="width:0;height:1.5pt" o:hralign="center" o:hrstd="t" o:hr="t" fillcolor="#a0a0a0" stroked="f"/>
         </w:pict>
       </w:r>
     </w:p>
@@ -4579,7 +5847,7 @@
           <w:color w:val="000000" w:themeColor="text1"/>
         </w:rPr>
         <w:pict w14:anchorId="188BAC45">
-          <v:rect id="_x0000_i2443" style="width:0;height:1.5pt" o:hralign="center" o:hrstd="t" o:hr="t" fillcolor="#a0a0a0" stroked="f"/>
+          <v:rect id="_x0000_i1053" style="width:0;height:1.5pt" o:hralign="center" o:hrstd="t" o:hr="t" fillcolor="#a0a0a0" stroked="f"/>
         </w:pict>
       </w:r>
     </w:p>
@@ -4636,21 +5904,12 @@
           <w:color w:val="000000" w:themeColor="text1"/>
         </w:rPr>
       </w:pPr>
-      <w:proofErr w:type="spellStart"/>
-      <w:r>
-        <w:rPr>
-          <w:rFonts w:ascii="Georgia Pro" w:eastAsia="Georgia Pro" w:hAnsi="Georgia Pro" w:cs="Georgia Pro"/>
-          <w:color w:val="000000" w:themeColor="text1"/>
-        </w:rPr>
-        <w:t>kubectl</w:t>
-      </w:r>
-      <w:proofErr w:type="spellEnd"/>
-      <w:r>
-        <w:rPr>
-          <w:rFonts w:ascii="Georgia Pro" w:eastAsia="Georgia Pro" w:hAnsi="Georgia Pro" w:cs="Georgia Pro"/>
-          <w:color w:val="000000" w:themeColor="text1"/>
-        </w:rPr>
-        <w:t xml:space="preserve"> get pods</w:t>
+      <w:r>
+        <w:rPr>
+          <w:rFonts w:ascii="Georgia Pro" w:eastAsia="Georgia Pro" w:hAnsi="Georgia Pro" w:cs="Georgia Pro"/>
+          <w:color w:val="000000" w:themeColor="text1"/>
+        </w:rPr>
+        <w:t>kubectl get pods</w:t>
       </w:r>
     </w:p>
     <w:p>
@@ -4695,21 +5954,12 @@
           <w:color w:val="000000" w:themeColor="text1"/>
         </w:rPr>
       </w:pPr>
-      <w:proofErr w:type="spellStart"/>
-      <w:r>
-        <w:rPr>
-          <w:rFonts w:ascii="Georgia Pro" w:eastAsia="Georgia Pro" w:hAnsi="Georgia Pro" w:cs="Georgia Pro"/>
-          <w:color w:val="000000" w:themeColor="text1"/>
-        </w:rPr>
-        <w:t>kubectl</w:t>
-      </w:r>
-      <w:proofErr w:type="spellEnd"/>
-      <w:r>
-        <w:rPr>
-          <w:rFonts w:ascii="Georgia Pro" w:eastAsia="Georgia Pro" w:hAnsi="Georgia Pro" w:cs="Georgia Pro"/>
-          <w:color w:val="000000" w:themeColor="text1"/>
-        </w:rPr>
-        <w:t xml:space="preserve"> exec -it POD_NAME -- /bin/bash</w:t>
+      <w:r>
+        <w:rPr>
+          <w:rFonts w:ascii="Georgia Pro" w:eastAsia="Georgia Pro" w:hAnsi="Georgia Pro" w:cs="Georgia Pro"/>
+          <w:color w:val="000000" w:themeColor="text1"/>
+        </w:rPr>
+        <w:t>kubectl exec -it POD_NAME -- /bin/bash</w:t>
       </w:r>
     </w:p>
     <w:p>
@@ -4977,7 +6227,7 @@
           <w:color w:val="000000" w:themeColor="text1"/>
         </w:rPr>
         <w:pict w14:anchorId="415C81E6">
-          <v:rect id="_x0000_i2444" style="width:0;height:1.5pt" o:hralign="center" o:hrstd="t" o:hr="t" fillcolor="#a0a0a0" stroked="f"/>
+          <v:rect id="_x0000_i1054" style="width:0;height:1.5pt" o:hralign="center" o:hrstd="t" o:hr="t" fillcolor="#a0a0a0" stroked="f"/>
         </w:pict>
       </w:r>
     </w:p>
@@ -5018,21 +6268,12 @@
           <w:color w:val="000000" w:themeColor="text1"/>
         </w:rPr>
       </w:pPr>
-      <w:proofErr w:type="spellStart"/>
-      <w:r>
-        <w:rPr>
-          <w:rFonts w:ascii="Georgia Pro" w:eastAsia="Georgia Pro" w:hAnsi="Georgia Pro" w:cs="Georgia Pro"/>
-          <w:color w:val="000000" w:themeColor="text1"/>
-        </w:rPr>
-        <w:t>kubectl</w:t>
-      </w:r>
-      <w:proofErr w:type="spellEnd"/>
-      <w:r>
-        <w:rPr>
-          <w:rFonts w:ascii="Georgia Pro" w:eastAsia="Georgia Pro" w:hAnsi="Georgia Pro" w:cs="Georgia Pro"/>
-          <w:color w:val="000000" w:themeColor="text1"/>
-        </w:rPr>
-        <w:t xml:space="preserve"> describe deployment secure-nginx</w:t>
+      <w:r>
+        <w:rPr>
+          <w:rFonts w:ascii="Georgia Pro" w:eastAsia="Georgia Pro" w:hAnsi="Georgia Pro" w:cs="Georgia Pro"/>
+          <w:color w:val="000000" w:themeColor="text1"/>
+        </w:rPr>
+        <w:t>kubectl describe deployment secure-nginx</w:t>
       </w:r>
     </w:p>
     <w:p>
@@ -5049,7 +6290,7 @@
           <w:color w:val="000000" w:themeColor="text1"/>
         </w:rPr>
         <w:pict w14:anchorId="14F01C30">
-          <v:rect id="_x0000_i2445" style="width:0;height:1.5pt" o:hralign="center" o:hrstd="t" o:hr="t" fillcolor="#a0a0a0" stroked="f"/>
+          <v:rect id="_x0000_i1055" style="width:0;height:1.5pt" o:hralign="center" o:hrstd="t" o:hr="t" fillcolor="#a0a0a0" stroked="f"/>
         </w:pict>
       </w:r>
     </w:p>
@@ -5090,21 +6331,12 @@
           <w:color w:val="000000" w:themeColor="text1"/>
         </w:rPr>
       </w:pPr>
-      <w:proofErr w:type="spellStart"/>
-      <w:r>
-        <w:rPr>
-          <w:rFonts w:ascii="Georgia Pro" w:eastAsia="Georgia Pro" w:hAnsi="Georgia Pro" w:cs="Georgia Pro"/>
-          <w:color w:val="000000" w:themeColor="text1"/>
-        </w:rPr>
-        <w:t>kubectl</w:t>
-      </w:r>
-      <w:proofErr w:type="spellEnd"/>
-      <w:r>
-        <w:rPr>
-          <w:rFonts w:ascii="Georgia Pro" w:eastAsia="Georgia Pro" w:hAnsi="Georgia Pro" w:cs="Georgia Pro"/>
-          <w:color w:val="000000" w:themeColor="text1"/>
-        </w:rPr>
-        <w:t xml:space="preserve"> logs POD_NAME</w:t>
+      <w:r>
+        <w:rPr>
+          <w:rFonts w:ascii="Georgia Pro" w:eastAsia="Georgia Pro" w:hAnsi="Georgia Pro" w:cs="Georgia Pro"/>
+          <w:color w:val="000000" w:themeColor="text1"/>
+        </w:rPr>
+        <w:t>kubectl logs POD_NAME</w:t>
       </w:r>
     </w:p>
     <w:p>
@@ -5121,7 +6353,7 @@
           <w:color w:val="000000" w:themeColor="text1"/>
         </w:rPr>
         <w:pict w14:anchorId="5A7629CA">
-          <v:rect id="_x0000_i2446" style="width:0;height:1.5pt" o:hralign="center" o:hrstd="t" o:hr="t" fillcolor="#a0a0a0" stroked="f"/>
+          <v:rect id="_x0000_i1056" style="width:0;height:1.5pt" o:hralign="center" o:hrstd="t" o:hr="t" fillcolor="#a0a0a0" stroked="f"/>
         </w:pict>
       </w:r>
     </w:p>
@@ -5162,21 +6394,12 @@
           <w:color w:val="000000" w:themeColor="text1"/>
         </w:rPr>
       </w:pPr>
-      <w:proofErr w:type="spellStart"/>
-      <w:r>
-        <w:rPr>
-          <w:rFonts w:ascii="Georgia Pro" w:eastAsia="Georgia Pro" w:hAnsi="Georgia Pro" w:cs="Georgia Pro"/>
-          <w:color w:val="000000" w:themeColor="text1"/>
-        </w:rPr>
-        <w:t>kubectl</w:t>
-      </w:r>
-      <w:proofErr w:type="spellEnd"/>
-      <w:r>
-        <w:rPr>
-          <w:rFonts w:ascii="Georgia Pro" w:eastAsia="Georgia Pro" w:hAnsi="Georgia Pro" w:cs="Georgia Pro"/>
-          <w:color w:val="000000" w:themeColor="text1"/>
-        </w:rPr>
-        <w:t xml:space="preserve"> scale deployment secure-nginx \</w:t>
+      <w:r>
+        <w:rPr>
+          <w:rFonts w:ascii="Georgia Pro" w:eastAsia="Georgia Pro" w:hAnsi="Georgia Pro" w:cs="Georgia Pro"/>
+          <w:color w:val="000000" w:themeColor="text1"/>
+        </w:rPr>
+        <w:t>kubectl scale deployment secure-nginx \</w:t>
       </w:r>
       <w:r>
         <w:rPr>
@@ -5201,7 +6424,7 @@
           <w:color w:val="000000" w:themeColor="text1"/>
         </w:rPr>
         <w:pict w14:anchorId="022E07BF">
-          <v:rect id="_x0000_i2447" style="width:0;height:1.5pt" o:hralign="center" o:hrstd="t" o:hr="t" fillcolor="#a0a0a0" stroked="f"/>
+          <v:rect id="_x0000_i1057" style="width:0;height:1.5pt" o:hralign="center" o:hrstd="t" o:hr="t" fillcolor="#a0a0a0" stroked="f"/>
         </w:pict>
       </w:r>
     </w:p>
@@ -5242,21 +6465,12 @@
           <w:color w:val="000000" w:themeColor="text1"/>
         </w:rPr>
       </w:pPr>
-      <w:proofErr w:type="spellStart"/>
-      <w:r>
-        <w:rPr>
-          <w:rFonts w:ascii="Georgia Pro" w:eastAsia="Georgia Pro" w:hAnsi="Georgia Pro" w:cs="Georgia Pro"/>
-          <w:color w:val="000000" w:themeColor="text1"/>
-        </w:rPr>
-        <w:t>kubectl</w:t>
-      </w:r>
-      <w:proofErr w:type="spellEnd"/>
-      <w:r>
-        <w:rPr>
-          <w:rFonts w:ascii="Georgia Pro" w:eastAsia="Georgia Pro" w:hAnsi="Georgia Pro" w:cs="Georgia Pro"/>
-          <w:color w:val="000000" w:themeColor="text1"/>
-        </w:rPr>
-        <w:t xml:space="preserve"> get pods</w:t>
+      <w:r>
+        <w:rPr>
+          <w:rFonts w:ascii="Georgia Pro" w:eastAsia="Georgia Pro" w:hAnsi="Georgia Pro" w:cs="Georgia Pro"/>
+          <w:color w:val="000000" w:themeColor="text1"/>
+        </w:rPr>
+        <w:t>kubectl get pods</w:t>
       </w:r>
     </w:p>
     <w:p>
@@ -5318,7 +6532,7 @@
           <w:color w:val="000000" w:themeColor="text1"/>
         </w:rPr>
         <w:pict w14:anchorId="3AEBEA4D">
-          <v:rect id="_x0000_i2448" style="width:0;height:1.5pt" o:hralign="center" o:hrstd="t" o:hr="t" fillcolor="#a0a0a0" stroked="f"/>
+          <v:rect id="_x0000_i1058" style="width:0;height:1.5pt" o:hralign="center" o:hrstd="t" o:hr="t" fillcolor="#a0a0a0" stroked="f"/>
         </w:pict>
       </w:r>
     </w:p>
@@ -5359,21 +6573,12 @@
           <w:color w:val="000000" w:themeColor="text1"/>
         </w:rPr>
       </w:pPr>
-      <w:proofErr w:type="spellStart"/>
-      <w:r>
-        <w:rPr>
-          <w:rFonts w:ascii="Georgia Pro" w:eastAsia="Georgia Pro" w:hAnsi="Georgia Pro" w:cs="Georgia Pro"/>
-          <w:color w:val="000000" w:themeColor="text1"/>
-        </w:rPr>
-        <w:t>kubectl</w:t>
-      </w:r>
-      <w:proofErr w:type="spellEnd"/>
-      <w:r>
-        <w:rPr>
-          <w:rFonts w:ascii="Georgia Pro" w:eastAsia="Georgia Pro" w:hAnsi="Georgia Pro" w:cs="Georgia Pro"/>
-          <w:color w:val="000000" w:themeColor="text1"/>
-        </w:rPr>
-        <w:t xml:space="preserve"> delete svc secure-nginx</w:t>
+      <w:r>
+        <w:rPr>
+          <w:rFonts w:ascii="Georgia Pro" w:eastAsia="Georgia Pro" w:hAnsi="Georgia Pro" w:cs="Georgia Pro"/>
+          <w:color w:val="000000" w:themeColor="text1"/>
+        </w:rPr>
+        <w:t>kubectl delete svc secure-nginx</w:t>
       </w:r>
     </w:p>
     <w:p>
@@ -5391,7 +6596,7 @@
         </w:rPr>
         <w:lastRenderedPageBreak/>
         <w:pict w14:anchorId="0788637F">
-          <v:rect id="_x0000_i2449" style="width:0;height:1.5pt" o:hralign="center" o:hrstd="t" o:hr="t" fillcolor="#a0a0a0" stroked="f"/>
+          <v:rect id="_x0000_i1059" style="width:0;height:1.5pt" o:hralign="center" o:hrstd="t" o:hr="t" fillcolor="#a0a0a0" stroked="f"/>
         </w:pict>
       </w:r>
     </w:p>
@@ -5432,21 +6637,12 @@
           <w:color w:val="000000" w:themeColor="text1"/>
         </w:rPr>
       </w:pPr>
-      <w:proofErr w:type="spellStart"/>
-      <w:r>
-        <w:rPr>
-          <w:rFonts w:ascii="Georgia Pro" w:eastAsia="Georgia Pro" w:hAnsi="Georgia Pro" w:cs="Georgia Pro"/>
-          <w:color w:val="000000" w:themeColor="text1"/>
-        </w:rPr>
-        <w:t>kubectl</w:t>
-      </w:r>
-      <w:proofErr w:type="spellEnd"/>
-      <w:r>
-        <w:rPr>
-          <w:rFonts w:ascii="Georgia Pro" w:eastAsia="Georgia Pro" w:hAnsi="Georgia Pro" w:cs="Georgia Pro"/>
-          <w:color w:val="000000" w:themeColor="text1"/>
-        </w:rPr>
-        <w:t xml:space="preserve"> delete deployment secure-nginx</w:t>
+      <w:r>
+        <w:rPr>
+          <w:rFonts w:ascii="Georgia Pro" w:eastAsia="Georgia Pro" w:hAnsi="Georgia Pro" w:cs="Georgia Pro"/>
+          <w:color w:val="000000" w:themeColor="text1"/>
+        </w:rPr>
+        <w:t>kubectl delete deployment secure-nginx</w:t>
       </w:r>
     </w:p>
     <w:p>
@@ -5463,7 +6659,7 @@
           <w:color w:val="000000" w:themeColor="text1"/>
         </w:rPr>
         <w:pict w14:anchorId="165DA940">
-          <v:rect id="_x0000_i2450" style="width:0;height:1.5pt" o:hralign="center" o:hrstd="t" o:hr="t" fillcolor="#a0a0a0" stroked="f"/>
+          <v:rect id="_x0000_i1060" style="width:0;height:1.5pt" o:hralign="center" o:hrstd="t" o:hr="t" fillcolor="#a0a0a0" stroked="f"/>
         </w:pict>
       </w:r>
     </w:p>
@@ -5504,21 +6700,12 @@
           <w:color w:val="000000" w:themeColor="text1"/>
         </w:rPr>
       </w:pPr>
-      <w:proofErr w:type="spellStart"/>
-      <w:r>
-        <w:rPr>
-          <w:rFonts w:ascii="Georgia Pro" w:eastAsia="Georgia Pro" w:hAnsi="Georgia Pro" w:cs="Georgia Pro"/>
-          <w:color w:val="000000" w:themeColor="text1"/>
-        </w:rPr>
-        <w:t>kubectl</w:t>
-      </w:r>
-      <w:proofErr w:type="spellEnd"/>
-      <w:r>
-        <w:rPr>
-          <w:rFonts w:ascii="Georgia Pro" w:eastAsia="Georgia Pro" w:hAnsi="Georgia Pro" w:cs="Georgia Pro"/>
-          <w:color w:val="000000" w:themeColor="text1"/>
-        </w:rPr>
-        <w:t xml:space="preserve"> delete secret app-secret</w:t>
+      <w:r>
+        <w:rPr>
+          <w:rFonts w:ascii="Georgia Pro" w:eastAsia="Georgia Pro" w:hAnsi="Georgia Pro" w:cs="Georgia Pro"/>
+          <w:color w:val="000000" w:themeColor="text1"/>
+        </w:rPr>
+        <w:t>kubectl delete secret app-secret</w:t>
       </w:r>
     </w:p>
     <w:p>
@@ -5535,7 +6722,7 @@
           <w:color w:val="000000" w:themeColor="text1"/>
         </w:rPr>
         <w:pict w14:anchorId="2232B2E0">
-          <v:rect id="_x0000_i2451" style="width:0;height:1.5pt" o:hralign="center" o:hrstd="t" o:hr="t" fillcolor="#a0a0a0" stroked="f"/>
+          <v:rect id="_x0000_i1061" style="width:0;height:1.5pt" o:hralign="center" o:hrstd="t" o:hr="t" fillcolor="#a0a0a0" stroked="f"/>
         </w:pict>
       </w:r>
     </w:p>
@@ -5576,37 +6763,12 @@
           <w:color w:val="000000" w:themeColor="text1"/>
         </w:rPr>
       </w:pPr>
-      <w:proofErr w:type="spellStart"/>
-      <w:r>
-        <w:rPr>
-          <w:rFonts w:ascii="Georgia Pro" w:eastAsia="Georgia Pro" w:hAnsi="Georgia Pro" w:cs="Georgia Pro"/>
-          <w:color w:val="000000" w:themeColor="text1"/>
-        </w:rPr>
-        <w:t>az</w:t>
-      </w:r>
-      <w:proofErr w:type="spellEnd"/>
-      <w:r>
-        <w:rPr>
-          <w:rFonts w:ascii="Georgia Pro" w:eastAsia="Georgia Pro" w:hAnsi="Georgia Pro" w:cs="Georgia Pro"/>
-          <w:color w:val="000000" w:themeColor="text1"/>
-        </w:rPr>
-        <w:t xml:space="preserve"> </w:t>
-      </w:r>
-      <w:proofErr w:type="spellStart"/>
-      <w:r>
-        <w:rPr>
-          <w:rFonts w:ascii="Georgia Pro" w:eastAsia="Georgia Pro" w:hAnsi="Georgia Pro" w:cs="Georgia Pro"/>
-          <w:color w:val="000000" w:themeColor="text1"/>
-        </w:rPr>
-        <w:t>aks</w:t>
-      </w:r>
-      <w:proofErr w:type="spellEnd"/>
-      <w:r>
-        <w:rPr>
-          <w:rFonts w:ascii="Georgia Pro" w:eastAsia="Georgia Pro" w:hAnsi="Georgia Pro" w:cs="Georgia Pro"/>
-          <w:color w:val="000000" w:themeColor="text1"/>
-        </w:rPr>
-        <w:t xml:space="preserve"> delete \</w:t>
+      <w:r>
+        <w:rPr>
+          <w:rFonts w:ascii="Georgia Pro" w:eastAsia="Georgia Pro" w:hAnsi="Georgia Pro" w:cs="Georgia Pro"/>
+          <w:color w:val="000000" w:themeColor="text1"/>
+        </w:rPr>
+        <w:t>az aks delete \</w:t>
       </w:r>
       <w:r>
         <w:rPr>
@@ -5614,23 +6776,7 @@
           <w:color w:val="000000" w:themeColor="text1"/>
         </w:rPr>
         <w:br/>
-        <w:t xml:space="preserve">--resource-group </w:t>
-      </w:r>
-      <w:proofErr w:type="spellStart"/>
-      <w:r>
-        <w:rPr>
-          <w:rFonts w:ascii="Georgia Pro" w:eastAsia="Georgia Pro" w:hAnsi="Georgia Pro" w:cs="Georgia Pro"/>
-          <w:color w:val="000000" w:themeColor="text1"/>
-        </w:rPr>
-        <w:t>rg-acr-aks</w:t>
-      </w:r>
-      <w:proofErr w:type="spellEnd"/>
-      <w:r>
-        <w:rPr>
-          <w:rFonts w:ascii="Georgia Pro" w:eastAsia="Georgia Pro" w:hAnsi="Georgia Pro" w:cs="Georgia Pro"/>
-          <w:color w:val="000000" w:themeColor="text1"/>
-        </w:rPr>
-        <w:t xml:space="preserve"> \</w:t>
+        <w:t>--resource-group rg-acr-aks \</w:t>
       </w:r>
       <w:r>
         <w:rPr>
@@ -5638,23 +6784,7 @@
           <w:color w:val="000000" w:themeColor="text1"/>
         </w:rPr>
         <w:br/>
-        <w:t xml:space="preserve">--name </w:t>
-      </w:r>
-      <w:proofErr w:type="spellStart"/>
-      <w:r>
-        <w:rPr>
-          <w:rFonts w:ascii="Georgia Pro" w:eastAsia="Georgia Pro" w:hAnsi="Georgia Pro" w:cs="Georgia Pro"/>
-          <w:color w:val="000000" w:themeColor="text1"/>
-        </w:rPr>
-        <w:t>aks</w:t>
-      </w:r>
-      <w:proofErr w:type="spellEnd"/>
-      <w:r>
-        <w:rPr>
-          <w:rFonts w:ascii="Georgia Pro" w:eastAsia="Georgia Pro" w:hAnsi="Georgia Pro" w:cs="Georgia Pro"/>
-          <w:color w:val="000000" w:themeColor="text1"/>
-        </w:rPr>
-        <w:t>-secure-cluster \</w:t>
+        <w:t>--name aks-secure-cluster \</w:t>
       </w:r>
       <w:r>
         <w:rPr>
@@ -5679,7 +6809,7 @@
           <w:color w:val="000000" w:themeColor="text1"/>
         </w:rPr>
         <w:pict w14:anchorId="0E04FED0">
-          <v:rect id="_x0000_i2452" style="width:0;height:1.5pt" o:hralign="center" o:hrstd="t" o:hr="t" fillcolor="#a0a0a0" stroked="f"/>
+          <v:rect id="_x0000_i1062" style="width:0;height:1.5pt" o:hralign="center" o:hrstd="t" o:hr="t" fillcolor="#a0a0a0" stroked="f"/>
         </w:pict>
       </w:r>
     </w:p>
@@ -5720,21 +6850,12 @@
           <w:color w:val="000000" w:themeColor="text1"/>
         </w:rPr>
       </w:pPr>
-      <w:proofErr w:type="spellStart"/>
-      <w:r>
-        <w:rPr>
-          <w:rFonts w:ascii="Georgia Pro" w:eastAsia="Georgia Pro" w:hAnsi="Georgia Pro" w:cs="Georgia Pro"/>
-          <w:color w:val="000000" w:themeColor="text1"/>
-        </w:rPr>
-        <w:t>az</w:t>
-      </w:r>
-      <w:proofErr w:type="spellEnd"/>
-      <w:r>
-        <w:rPr>
-          <w:rFonts w:ascii="Georgia Pro" w:eastAsia="Georgia Pro" w:hAnsi="Georgia Pro" w:cs="Georgia Pro"/>
-          <w:color w:val="000000" w:themeColor="text1"/>
-        </w:rPr>
-        <w:t xml:space="preserve"> group delete \</w:t>
+      <w:r>
+        <w:rPr>
+          <w:rFonts w:ascii="Georgia Pro" w:eastAsia="Georgia Pro" w:hAnsi="Georgia Pro" w:cs="Georgia Pro"/>
+          <w:color w:val="000000" w:themeColor="text1"/>
+        </w:rPr>
+        <w:t>az group delete \</w:t>
       </w:r>
       <w:r>
         <w:rPr>
@@ -5742,23 +6863,7 @@
           <w:color w:val="000000" w:themeColor="text1"/>
         </w:rPr>
         <w:br/>
-        <w:t xml:space="preserve">--name </w:t>
-      </w:r>
-      <w:proofErr w:type="spellStart"/>
-      <w:r>
-        <w:rPr>
-          <w:rFonts w:ascii="Georgia Pro" w:eastAsia="Georgia Pro" w:hAnsi="Georgia Pro" w:cs="Georgia Pro"/>
-          <w:color w:val="000000" w:themeColor="text1"/>
-        </w:rPr>
-        <w:t>rg-acr-aks</w:t>
-      </w:r>
-      <w:proofErr w:type="spellEnd"/>
-      <w:r>
-        <w:rPr>
-          <w:rFonts w:ascii="Georgia Pro" w:eastAsia="Georgia Pro" w:hAnsi="Georgia Pro" w:cs="Georgia Pro"/>
-          <w:color w:val="000000" w:themeColor="text1"/>
-        </w:rPr>
-        <w:t xml:space="preserve"> \</w:t>
+        <w:t>--name rg-acr-aks \</w:t>
       </w:r>
       <w:r>
         <w:rPr>
@@ -5783,7 +6888,7 @@
           <w:color w:val="000000" w:themeColor="text1"/>
         </w:rPr>
         <w:pict w14:anchorId="70B03751">
-          <v:rect id="_x0000_i2453" style="width:0;height:1.5pt" o:hralign="center" o:hrstd="t" o:hr="t" fillcolor="#a0a0a0" stroked="f"/>
+          <v:rect id="_x0000_i1063" style="width:0;height:1.5pt" o:hralign="center" o:hrstd="t" o:hr="t" fillcolor="#a0a0a0" stroked="f"/>
         </w:pict>
       </w:r>
     </w:p>
@@ -12345,6 +13450,7 @@
   <w:style w:type="character" w:default="1" w:styleId="DefaultParagraphFont">
     <w:name w:val="Default Paragraph Font"/>
     <w:uiPriority w:val="1"/>
+    <w:semiHidden/>
     <w:unhideWhenUsed/>
   </w:style>
   <w:style w:type="table" w:default="1" w:styleId="TableNormal">
@@ -12705,6 +13811,377 @@
 </w:styles>
 </file>
 
+<file path=word/ink/ink1.xml><?xml version="1.0" encoding="utf-8"?>
+<inkml:ink xmlns:inkml="http://www.w3.org/2003/InkML">
+  <inkml:definitions>
+    <inkml:context xml:id="ctx0">
+      <inkml:inkSource xml:id="inkSrc0">
+        <inkml:traceFormat>
+          <inkml:channel name="X" type="integer" min="-2.14748E9" max="2.14748E9" units="cm"/>
+          <inkml:channel name="Y" type="integer" min="-2.14748E9" max="2.14748E9" units="cm"/>
+          <inkml:channel name="F" type="integer" max="32767" units="dev"/>
+        </inkml:traceFormat>
+        <inkml:channelProperties>
+          <inkml:channelProperty channel="X" name="resolution" value="1000" units="1/cm"/>
+          <inkml:channelProperty channel="Y" name="resolution" value="1000" units="1/cm"/>
+          <inkml:channelProperty channel="F" name="resolution" value="0" units="1/dev"/>
+        </inkml:channelProperties>
+      </inkml:inkSource>
+      <inkml:timestamp xml:id="ts0" timeString="2026-05-23T04:16:34.836"/>
+    </inkml:context>
+    <inkml:brush xml:id="br0">
+      <inkml:brushProperty name="width" value="0.05" units="cm"/>
+      <inkml:brushProperty name="height" value="0.05" units="cm"/>
+      <inkml:brushProperty name="color" value="#E71224"/>
+    </inkml:brush>
+  </inkml:definitions>
+  <inkml:trace contextRef="#ctx0" brushRef="#br0">1 1 6657,'0'0'8746,"0"1"-8727,0 0 0,0 0 0,1 0 0,-1 0-1,0 1 1,1-1 0,-1 0 0,1 0 0,0 0 0,-1 0-1,1 0 1,0 0 0,-1 0 0,1 0 0,0-1 0,1 2-1,7 7 56,0 0-1,0 0 1,-1 1-1,0 0 1,12 22-1,24 31-9,-40-59-90,-1 0 1,1 0 0,0-1-1,1 1 1,-1-1 0,0 0-1,1 0 1,0-1 0,-1 1-1,1-1 1,7 2-1,-9-3-141,0-1-1,0 1 0,0-1 0,0 0 1,0 0-1,0 0 0,0 0 0,0-1 0,0 1 1,0-1-1,0 0 0,-1 0 0,1 0 1,0 0-1,0 0 0,-1 0 0,1-1 0,-1 0 1,4-1-1,42-45-3747,-28 26 1394,11-7-2731</inkml:trace>
+  <inkml:trace contextRef="#ctx0" brushRef="#br0" timeOffset="137.47">376 63 3049,'0'0'11146,"-59"34"-10482,23-13-160,1 3-256,-3 4-168,9-5-80,-2 7-264,-2 0-984,11-7-1569,3-8-5008</inkml:trace>
+</inkml:ink>
+</file>
+
+<file path=word/ink/ink10.xml><?xml version="1.0" encoding="utf-8"?>
+<inkml:ink xmlns:inkml="http://www.w3.org/2003/InkML">
+  <inkml:definitions>
+    <inkml:context xml:id="ctx0">
+      <inkml:inkSource xml:id="inkSrc0">
+        <inkml:traceFormat>
+          <inkml:channel name="X" type="integer" min="-2.14748E9" max="2.14748E9" units="cm"/>
+          <inkml:channel name="Y" type="integer" min="-2.14748E9" max="2.14748E9" units="cm"/>
+          <inkml:channel name="F" type="integer" max="32767" units="dev"/>
+        </inkml:traceFormat>
+        <inkml:channelProperties>
+          <inkml:channelProperty channel="X" name="resolution" value="1000" units="1/cm"/>
+          <inkml:channelProperty channel="Y" name="resolution" value="1000" units="1/cm"/>
+          <inkml:channelProperty channel="F" name="resolution" value="0" units="1/dev"/>
+        </inkml:channelProperties>
+      </inkml:inkSource>
+      <inkml:timestamp xml:id="ts0" timeString="2026-05-23T04:16:22.833"/>
+    </inkml:context>
+    <inkml:brush xml:id="br0">
+      <inkml:brushProperty name="width" value="0.05" units="cm"/>
+      <inkml:brushProperty name="height" value="0.05" units="cm"/>
+      <inkml:brushProperty name="color" value="#E71224"/>
+    </inkml:brush>
+  </inkml:definitions>
+  <inkml:trace contextRef="#ctx0" brushRef="#br0">19 75 10082,'0'0'7030,"-1"-4"-6772,1 48-255,-8 59-1,5-73 12,-4 70 81,11-99-85,0 0 1,0 0-1,0-1 1,1 1-1,-1-1 1,0 0 0,7-1-1,-5 1 12,17-1 34,0-1-1,0-1 0,0-1 1,38-13-1,91-38 46,-83 27-96,300-127-560,-360 151-54,-1-1 0,0 0-1,0-1 1,0 0 0,0 0-1,-1-1 1,0 0 0,8-11 0,3-4-3916</inkml:trace>
+</inkml:ink>
+</file>
+
+<file path=word/ink/ink11.xml><?xml version="1.0" encoding="utf-8"?>
+<inkml:ink xmlns:inkml="http://www.w3.org/2003/InkML">
+  <inkml:definitions>
+    <inkml:context xml:id="ctx0">
+      <inkml:inkSource xml:id="inkSrc0">
+        <inkml:traceFormat>
+          <inkml:channel name="X" type="integer" min="-2.14748E9" max="2.14748E9" units="cm"/>
+          <inkml:channel name="Y" type="integer" min="-2.14748E9" max="2.14748E9" units="cm"/>
+          <inkml:channel name="F" type="integer" max="32767" units="dev"/>
+        </inkml:traceFormat>
+        <inkml:channelProperties>
+          <inkml:channelProperty channel="X" name="resolution" value="1000" units="1/cm"/>
+          <inkml:channelProperty channel="Y" name="resolution" value="1000" units="1/cm"/>
+          <inkml:channelProperty channel="F" name="resolution" value="0" units="1/dev"/>
+        </inkml:channelProperties>
+      </inkml:inkSource>
+      <inkml:timestamp xml:id="ts0" timeString="2026-05-23T04:16:21.562"/>
+    </inkml:context>
+    <inkml:brush xml:id="br0">
+      <inkml:brushProperty name="width" value="0.05" units="cm"/>
+      <inkml:brushProperty name="height" value="0.05" units="cm"/>
+      <inkml:brushProperty name="color" value="#E71224"/>
+    </inkml:brush>
+  </inkml:definitions>
+  <inkml:trace contextRef="#ctx0" brushRef="#br0">7 74 10282,'0'0'4759,"0"4"-4709,-7 139 560,9-142-578,-1 0 1,1 0-1,-1 0 1,1-1-1,-1 1 1,1 0 0,0-1-1,-1 1 1,1-1-1,0 1 1,0-1-1,-1 0 1,1 0-1,0 0 1,0 0-1,0 0 1,-1 0-1,1 0 1,2-1 0,1 1 75,22-2 51,-1 0 1,0-2 0,0-1 0,-1-1-1,1-1 1,-1-1 0,45-22 0,-28 9-1197,-1-2 0,-1-2 0,54-44 0,-63 44-4191</inkml:trace>
+</inkml:ink>
+</file>
+
+<file path=word/ink/ink12.xml><?xml version="1.0" encoding="utf-8"?>
+<inkml:ink xmlns:inkml="http://www.w3.org/2003/InkML">
+  <inkml:definitions>
+    <inkml:context xml:id="ctx0">
+      <inkml:inkSource xml:id="inkSrc0">
+        <inkml:traceFormat>
+          <inkml:channel name="X" type="integer" min="-2.14748E9" max="2.14748E9" units="cm"/>
+          <inkml:channel name="Y" type="integer" min="-2.14748E9" max="2.14748E9" units="cm"/>
+          <inkml:channel name="F" type="integer" max="32767" units="dev"/>
+        </inkml:traceFormat>
+        <inkml:channelProperties>
+          <inkml:channelProperty channel="X" name="resolution" value="1000" units="1/cm"/>
+          <inkml:channelProperty channel="Y" name="resolution" value="1000" units="1/cm"/>
+          <inkml:channelProperty channel="F" name="resolution" value="0" units="1/dev"/>
+        </inkml:channelProperties>
+      </inkml:inkSource>
+      <inkml:timestamp xml:id="ts0" timeString="2026-05-23T04:16:21.173"/>
+    </inkml:context>
+    <inkml:brush xml:id="br0">
+      <inkml:brushProperty name="width" value="0.05" units="cm"/>
+      <inkml:brushProperty name="height" value="0.05" units="cm"/>
+      <inkml:brushProperty name="color" value="#E71224"/>
+    </inkml:brush>
+  </inkml:definitions>
+  <inkml:trace contextRef="#ctx0" brushRef="#br0">1 119 9634,'0'0'4988,"2"-9"-4383,-2 116-107,6-105-479,0-1 0,0 0 1,0 0-1,0 0 1,-1-1-1,1 0 0,11-1 1,-7 1 13,13-2 38,-1 0 1,1-1 0,-1-1-1,1-1 1,36-14-1,109-53 49,-137 57-116,-17 9-9,136-71-191,-137 65-586,-19 7-629,-26 7-1191,-19 13-2383,-5 8-1500</inkml:trace>
+</inkml:ink>
+</file>
+
+<file path=word/ink/ink13.xml><?xml version="1.0" encoding="utf-8"?>
+<inkml:ink xmlns:inkml="http://www.w3.org/2003/InkML">
+  <inkml:definitions>
+    <inkml:context xml:id="ctx0">
+      <inkml:inkSource xml:id="inkSrc0">
+        <inkml:traceFormat>
+          <inkml:channel name="X" type="integer" min="-2.14748E9" max="2.14748E9" units="cm"/>
+          <inkml:channel name="Y" type="integer" min="-2.14748E9" max="2.14748E9" units="cm"/>
+          <inkml:channel name="F" type="integer" max="32767" units="dev"/>
+        </inkml:traceFormat>
+        <inkml:channelProperties>
+          <inkml:channelProperty channel="X" name="resolution" value="1000" units="1/cm"/>
+          <inkml:channelProperty channel="Y" name="resolution" value="1000" units="1/cm"/>
+          <inkml:channelProperty channel="F" name="resolution" value="0" units="1/dev"/>
+        </inkml:channelProperties>
+      </inkml:inkSource>
+      <inkml:timestamp xml:id="ts0" timeString="2026-05-23T04:16:18.706"/>
+    </inkml:context>
+    <inkml:brush xml:id="br0">
+      <inkml:brushProperty name="width" value="0.05" units="cm"/>
+      <inkml:brushProperty name="height" value="0.05" units="cm"/>
+    </inkml:brush>
+  </inkml:definitions>
+  <inkml:trace contextRef="#ctx0" brushRef="#br0">1 1 10010,'0'0'2609</inkml:trace>
+</inkml:ink>
+</file>
+
+<file path=word/ink/ink2.xml><?xml version="1.0" encoding="utf-8"?>
+<inkml:ink xmlns:inkml="http://www.w3.org/2003/InkML">
+  <inkml:definitions>
+    <inkml:context xml:id="ctx0">
+      <inkml:inkSource xml:id="inkSrc0">
+        <inkml:traceFormat>
+          <inkml:channel name="X" type="integer" min="-2.14748E9" max="2.14748E9" units="cm"/>
+          <inkml:channel name="Y" type="integer" min="-2.14748E9" max="2.14748E9" units="cm"/>
+          <inkml:channel name="F" type="integer" max="32767" units="dev"/>
+        </inkml:traceFormat>
+        <inkml:channelProperties>
+          <inkml:channelProperty channel="X" name="resolution" value="1000" units="1/cm"/>
+          <inkml:channelProperty channel="Y" name="resolution" value="1000" units="1/cm"/>
+          <inkml:channelProperty channel="F" name="resolution" value="0" units="1/dev"/>
+        </inkml:channelProperties>
+      </inkml:inkSource>
+      <inkml:timestamp xml:id="ts0" timeString="2026-05-23T04:16:33.356"/>
+    </inkml:context>
+    <inkml:brush xml:id="br0">
+      <inkml:brushProperty name="width" value="0.05" units="cm"/>
+      <inkml:brushProperty name="height" value="0.05" units="cm"/>
+      <inkml:brushProperty name="color" value="#E71224"/>
+    </inkml:brush>
+  </inkml:definitions>
+  <inkml:trace contextRef="#ctx0" brushRef="#br0">1 1 9842,'0'0'3270,"15"15"-3011,53 48-20,-56-54-198,0 0 0,1 0 0,0-1 0,1 0 0,-1-2 0,1 1 0,1-2 0,15 5 1,-3-1-44,-24-8-208,0 0 1,0 0 0,1 0-1,-1 0 1,0 0 0,0-1-1,0 1 1,1-1 0,-1 0-1,0 0 1,0 0 0,1-1-1,-1 1 1,0-1 0,0 1-1,0-1 1,1 0 0,-1-1-1,0 1 1,0 0 0,-1-1-1,1 1 1,0-1 0,0 0-1,-1 0 1,1 0 0,-1-1-1,4-4 1,11-16-4385</inkml:trace>
+  <inkml:trace contextRef="#ctx0" brushRef="#br0" timeOffset="170.14">493 12 8490,'0'0'5761,"-128"55"-5553,87-33 320,3-3-176,7 0-232,3-2-120,6-2-216,8 7-920,2-7-1545,10-3-6400</inkml:trace>
+</inkml:ink>
+</file>
+
+<file path=word/ink/ink3.xml><?xml version="1.0" encoding="utf-8"?>
+<inkml:ink xmlns:inkml="http://www.w3.org/2003/InkML">
+  <inkml:definitions>
+    <inkml:context xml:id="ctx0">
+      <inkml:inkSource xml:id="inkSrc0">
+        <inkml:traceFormat>
+          <inkml:channel name="X" type="integer" min="-2.14748E9" max="2.14748E9" units="cm"/>
+          <inkml:channel name="Y" type="integer" min="-2.14748E9" max="2.14748E9" units="cm"/>
+          <inkml:channel name="F" type="integer" max="32767" units="dev"/>
+        </inkml:traceFormat>
+        <inkml:channelProperties>
+          <inkml:channelProperty channel="X" name="resolution" value="1000" units="1/cm"/>
+          <inkml:channelProperty channel="Y" name="resolution" value="1000" units="1/cm"/>
+          <inkml:channelProperty channel="F" name="resolution" value="0" units="1/dev"/>
+        </inkml:channelProperties>
+      </inkml:inkSource>
+      <inkml:timestamp xml:id="ts0" timeString="2026-05-23T04:16:31.508"/>
+    </inkml:context>
+    <inkml:brush xml:id="br0">
+      <inkml:brushProperty name="width" value="0.05" units="cm"/>
+      <inkml:brushProperty name="height" value="0.05" units="cm"/>
+      <inkml:brushProperty name="color" value="#E71224"/>
+    </inkml:brush>
+  </inkml:definitions>
+  <inkml:trace contextRef="#ctx0" brushRef="#br0">0 45 4929,'0'0'4369,"19"4"1007,-12 0-5658,1 8 323,0-1 0,0 0-1,1 0 1,1-1 0,0 0-1,0-1 1,1 0 0,0-1-1,0 0 1,1 0 0,0-2 0,0 1-1,19 6 1,-12-7-160,1-1 0,1-1 0,-1 0 0,0-2 0,36 0 0,-53-3-198,0 0 0,0 0 0,0 0 0,0 0 0,0-1 0,0 0 0,-1 1 0,1-1 0,-1 0-1,1-1 1,-1 1 0,1 0 0,-1-1 0,0 1 0,0-1 0,2-4 0,7-6-2288,10-10-3648</inkml:trace>
+  <inkml:trace contextRef="#ctx0" brushRef="#br0" timeOffset="212.78">742 1 9074,'0'0'5569,"-140"70"-5057,114-50-144,2 3-192,0 3-120,-2 4-48,0-3-8,-3 3-240,-14 5-744,8-10-1176,-1-5-2617</inkml:trace>
+</inkml:ink>
+</file>
+
+<file path=word/ink/ink4.xml><?xml version="1.0" encoding="utf-8"?>
+<inkml:ink xmlns:inkml="http://www.w3.org/2003/InkML">
+  <inkml:definitions>
+    <inkml:context xml:id="ctx0">
+      <inkml:inkSource xml:id="inkSrc0">
+        <inkml:traceFormat>
+          <inkml:channel name="X" type="integer" min="-2.14748E9" max="2.14748E9" units="cm"/>
+          <inkml:channel name="Y" type="integer" min="-2.14748E9" max="2.14748E9" units="cm"/>
+          <inkml:channel name="F" type="integer" max="32767" units="dev"/>
+        </inkml:traceFormat>
+        <inkml:channelProperties>
+          <inkml:channelProperty channel="X" name="resolution" value="1000" units="1/cm"/>
+          <inkml:channelProperty channel="Y" name="resolution" value="1000" units="1/cm"/>
+          <inkml:channelProperty channel="F" name="resolution" value="0" units="1/dev"/>
+        </inkml:channelProperties>
+      </inkml:inkSource>
+      <inkml:timestamp xml:id="ts0" timeString="2026-05-23T04:16:28.914"/>
+    </inkml:context>
+    <inkml:brush xml:id="br0">
+      <inkml:brushProperty name="width" value="0.05" units="cm"/>
+      <inkml:brushProperty name="height" value="0.05" units="cm"/>
+      <inkml:brushProperty name="color" value="#E71224"/>
+    </inkml:brush>
+  </inkml:definitions>
+  <inkml:trace contextRef="#ctx0" brushRef="#br0">15 53 5073,'0'0'5144,"-1"0"-5035,1-1 1,-1 1 0,1 0-1,0 0 1,-1 0 0,1 0-1,-1-1 1,1 1 0,-1 0-1,1 0 1,-1 0 0,1 0-1,-1 0 1,1 0 0,-1 0-1,1 1 1,0-1 0,-1 0-1,1 0 1,-1 0-1,1 0 1,-1 1 0,1-1-1,0 0 1,-1 0 0,1 1-1,-1-1 1,1 0 0,0 0-1,-1 1 1,1 0 0,1 2-74,0 0 1,0 1 0,0-1-1,1 0 1,0 1 0,-1-1-1,1 0 1,0 0 0,0-1-1,1 1 1,-1 0 0,1-1-1,-1 1 1,1-1 0,0 0-1,0 0 1,4 3 0,-1-2-113,-1 0 1,0 0-1,1-1 0,-1 1 1,1-1-1,0 0 1,0-1-1,0 1 1,0-1-1,6 0 1,-8-1-242,0 0 1,0 0-1,-1-1 1,1 0-1,0 1 1,-1-1-1,1 0 1,-1 0-1,1-1 1,-1 1-1,7-5 1,8-10-3640</inkml:trace>
+  <inkml:trace contextRef="#ctx0" brushRef="#br0" timeOffset="125.9">261 0 8458,'0'0'6065,"-79"111"-5993,60-81-32,10 11-40,1-9-1856,4-10-4298</inkml:trace>
+</inkml:ink>
+</file>
+
+<file path=word/ink/ink5.xml><?xml version="1.0" encoding="utf-8"?>
+<inkml:ink xmlns:inkml="http://www.w3.org/2003/InkML">
+  <inkml:definitions>
+    <inkml:context xml:id="ctx0">
+      <inkml:inkSource xml:id="inkSrc0">
+        <inkml:traceFormat>
+          <inkml:channel name="X" type="integer" min="-2.14748E9" max="2.14748E9" units="cm"/>
+          <inkml:channel name="Y" type="integer" min="-2.14748E9" max="2.14748E9" units="cm"/>
+          <inkml:channel name="F" type="integer" max="32767" units="dev"/>
+        </inkml:traceFormat>
+        <inkml:channelProperties>
+          <inkml:channelProperty channel="X" name="resolution" value="1000" units="1/cm"/>
+          <inkml:channelProperty channel="Y" name="resolution" value="1000" units="1/cm"/>
+          <inkml:channelProperty channel="F" name="resolution" value="0" units="1/dev"/>
+        </inkml:channelProperties>
+      </inkml:inkSource>
+      <inkml:timestamp xml:id="ts0" timeString="2026-05-23T04:16:28.288"/>
+    </inkml:context>
+    <inkml:brush xml:id="br0">
+      <inkml:brushProperty name="width" value="0.05" units="cm"/>
+      <inkml:brushProperty name="height" value="0.05" units="cm"/>
+      <inkml:brushProperty name="color" value="#E71224"/>
+    </inkml:brush>
+  </inkml:definitions>
+  <inkml:trace contextRef="#ctx0" brushRef="#br0">7 0 8394,'0'0'5465,"-3"4"-5241,3-3-205,-1 0-1,1 0 1,-1 0-1,1 0 1,0 0-1,-1 0 1,1 1-1,0-1 1,0 0-1,0 0 1,-1 0-1,1 0 1,1 0-1,-1 0 1,0 0-1,0 0 1,0 1-1,0-1 1,1 0-1,-1 0 1,1 0 0,-1 0-1,0 0 1,2 1-1,24 30 264,51 26-101,-60-45-188,-14-12 25,4 5-66,0-1 0,0-1 0,1 1 0,-1-1 0,10 3 0,-15-6-72,0-1 0,0 1-1,-1-1 1,1 1 0,0-1 0,0 0 0,0 0 0,0 0 0,0 0-1,0 0 1,0-1 0,0 1 0,-1 0 0,1-1 0,0 1 0,0-1-1,0 0 1,-1 0 0,1 0 0,0 0 0,-1 0 0,1 0 0,-1 0-1,1 0 1,-1 0 0,1-1 0,-1 1 0,2-3 0,14-20-3654</inkml:trace>
+  <inkml:trace contextRef="#ctx0" brushRef="#br0" timeOffset="130.92">325 38 7042,'0'0'6705,"-124"98"-6577,103-83-72,4-6-56,5-7-424,3-2-1360,9-22-2641,0-5-2873</inkml:trace>
+</inkml:ink>
+</file>
+
+<file path=word/ink/ink6.xml><?xml version="1.0" encoding="utf-8"?>
+<inkml:ink xmlns:inkml="http://www.w3.org/2003/InkML">
+  <inkml:definitions>
+    <inkml:context xml:id="ctx0">
+      <inkml:inkSource xml:id="inkSrc0">
+        <inkml:traceFormat>
+          <inkml:channel name="X" type="integer" min="-2.14748E9" max="2.14748E9" units="cm"/>
+          <inkml:channel name="Y" type="integer" min="-2.14748E9" max="2.14748E9" units="cm"/>
+          <inkml:channel name="F" type="integer" max="32767" units="dev"/>
+        </inkml:traceFormat>
+        <inkml:channelProperties>
+          <inkml:channelProperty channel="X" name="resolution" value="1000" units="1/cm"/>
+          <inkml:channelProperty channel="Y" name="resolution" value="1000" units="1/cm"/>
+          <inkml:channelProperty channel="F" name="resolution" value="0" units="1/dev"/>
+        </inkml:channelProperties>
+      </inkml:inkSource>
+      <inkml:timestamp xml:id="ts0" timeString="2026-05-23T04:16:29.831"/>
+    </inkml:context>
+    <inkml:brush xml:id="br0">
+      <inkml:brushProperty name="width" value="0.05" units="cm"/>
+      <inkml:brushProperty name="height" value="0.05" units="cm"/>
+      <inkml:brushProperty name="color" value="#E71224"/>
+    </inkml:brush>
+  </inkml:definitions>
+  <inkml:trace contextRef="#ctx0" brushRef="#br0">27 120 10810,'0'0'4925,"0"5"-4811,-1 0-63,0 1 0,0 0 0,0-1 0,-1 1 1,1-1-1,-5 8 0,4-7 9,-1-1 0,1 1 0,0 0 0,1 0 0,0 0 0,-1 10 1,33-16 149,-6-1-104,-1-1-1,1-2 0,-1 0 1,29-10-1,99-38-52,-91 30-59,14-4-314,80-29-73,-55 14-5358</inkml:trace>
+</inkml:ink>
+</file>
+
+<file path=word/ink/ink7.xml><?xml version="1.0" encoding="utf-8"?>
+<inkml:ink xmlns:inkml="http://www.w3.org/2003/InkML">
+  <inkml:definitions>
+    <inkml:context xml:id="ctx0">
+      <inkml:inkSource xml:id="inkSrc0">
+        <inkml:traceFormat>
+          <inkml:channel name="X" type="integer" min="-2.14748E9" max="2.14748E9" units="cm"/>
+          <inkml:channel name="Y" type="integer" min="-2.14748E9" max="2.14748E9" units="cm"/>
+          <inkml:channel name="F" type="integer" max="32767" units="dev"/>
+        </inkml:traceFormat>
+        <inkml:channelProperties>
+          <inkml:channelProperty channel="X" name="resolution" value="1000" units="1/cm"/>
+          <inkml:channelProperty channel="Y" name="resolution" value="1000" units="1/cm"/>
+          <inkml:channelProperty channel="F" name="resolution" value="0" units="1/dev"/>
+        </inkml:channelProperties>
+      </inkml:inkSource>
+      <inkml:timestamp xml:id="ts0" timeString="2026-05-23T04:16:26.957"/>
+    </inkml:context>
+    <inkml:brush xml:id="br0">
+      <inkml:brushProperty name="width" value="0.05" units="cm"/>
+      <inkml:brushProperty name="height" value="0.05" units="cm"/>
+      <inkml:brushProperty name="color" value="#E71224"/>
+    </inkml:brush>
+  </inkml:definitions>
+  <inkml:trace contextRef="#ctx0" brushRef="#br0">117 216 4105,'0'0'11154,"-2"-24"-18291,-5 12 4990,1-1 269</inkml:trace>
+  <inkml:trace contextRef="#ctx0" brushRef="#br0" timeOffset="266.28">31 34 3329,'0'0'9820,"-5"-3"-9157,3 1-562,1 1-71,-1-1 1,1 1 0,0 0 0,-1 0-1,0-1 1,1 1 0,-1 0 0,1 1-1,-1-1 1,0 0 0,0 0 0,-3 0-1,6 29 308,0-23-342,1 0 1,-1 0-1,1 0 1,0 0 0,0 0-1,0 0 1,0-1-1,1 1 1,0-1-1,0 1 1,0-1-1,1 0 1,-1 0 0,1 0-1,0-1 1,0 0-1,1 1 1,-1-1-1,0-1 1,1 1-1,0-1 1,9 4-1,-7-4-371,0 0-1,1-1 0,-1 0 0,0 0 1,0-1-1,1 0 0,-1 0 0,0-1 0,1 1 1,-1-2-1,0 1 0,0-1 0,0 0 0,0-1 1,11-5-1,20-11-5373</inkml:trace>
+  <inkml:trace contextRef="#ctx0" brushRef="#br0" timeOffset="420.45">409 1 9714,'0'0'4305,"-169"105"-4209,117-67-192,-12 22-144,12-11-2297,6-6-4312</inkml:trace>
+</inkml:ink>
+</file>
+
+<file path=word/ink/ink8.xml><?xml version="1.0" encoding="utf-8"?>
+<inkml:ink xmlns:inkml="http://www.w3.org/2003/InkML">
+  <inkml:definitions>
+    <inkml:context xml:id="ctx0">
+      <inkml:inkSource xml:id="inkSrc0">
+        <inkml:traceFormat>
+          <inkml:channel name="X" type="integer" min="-2.14748E9" max="2.14748E9" units="cm"/>
+          <inkml:channel name="Y" type="integer" min="-2.14748E9" max="2.14748E9" units="cm"/>
+          <inkml:channel name="F" type="integer" max="32767" units="dev"/>
+        </inkml:traceFormat>
+        <inkml:channelProperties>
+          <inkml:channelProperty channel="X" name="resolution" value="1000" units="1/cm"/>
+          <inkml:channelProperty channel="Y" name="resolution" value="1000" units="1/cm"/>
+          <inkml:channelProperty channel="F" name="resolution" value="0" units="1/dev"/>
+        </inkml:channelProperties>
+      </inkml:inkSource>
+      <inkml:timestamp xml:id="ts0" timeString="2026-05-23T04:16:26.258"/>
+    </inkml:context>
+    <inkml:brush xml:id="br0">
+      <inkml:brushProperty name="width" value="0.05" units="cm"/>
+      <inkml:brushProperty name="height" value="0.05" units="cm"/>
+      <inkml:brushProperty name="color" value="#E71224"/>
+    </inkml:brush>
+  </inkml:definitions>
+  <inkml:trace contextRef="#ctx0" brushRef="#br0">1 0 944,'0'0'2915,"2"3"-1521,12 11 7895,-8-6-9396,18 19 143,0-1 1,2-1-1,50 38 0,-53-45-29,-17-13-188,1 0 0,-1-1-1,1 0 1,0 0 0,0 0 0,0-1-1,13 4 1,-16-6-135,0 0 0,0 0 0,0-1-1,0 0 1,0 1 0,0-1 0,-1-1 0,1 1-1,0-1 1,0 1 0,0-1 0,0 0 0,-1-1-1,1 1 1,0 0 0,-1-1 0,6-4 0,16-13-4105</inkml:trace>
+  <inkml:trace contextRef="#ctx0" brushRef="#br0" timeOffset="140.74">472 92 6009,'0'0'7666,"-140"69"-7530,114-50-80,4-2-56,-13 4-96,6-6-1216,6-4-1953</inkml:trace>
+</inkml:ink>
+</file>
+
+<file path=word/ink/ink9.xml><?xml version="1.0" encoding="utf-8"?>
+<inkml:ink xmlns:inkml="http://www.w3.org/2003/InkML">
+  <inkml:definitions>
+    <inkml:context xml:id="ctx0">
+      <inkml:inkSource xml:id="inkSrc0">
+        <inkml:traceFormat>
+          <inkml:channel name="X" type="integer" min="-2.14748E9" max="2.14748E9" units="cm"/>
+          <inkml:channel name="Y" type="integer" min="-2.14748E9" max="2.14748E9" units="cm"/>
+          <inkml:channel name="F" type="integer" max="32767" units="dev"/>
+        </inkml:traceFormat>
+        <inkml:channelProperties>
+          <inkml:channelProperty channel="X" name="resolution" value="1000" units="1/cm"/>
+          <inkml:channelProperty channel="Y" name="resolution" value="1000" units="1/cm"/>
+          <inkml:channelProperty channel="F" name="resolution" value="0" units="1/dev"/>
+        </inkml:channelProperties>
+      </inkml:inkSource>
+      <inkml:timestamp xml:id="ts0" timeString="2026-05-23T04:16:24.871"/>
+    </inkml:context>
+    <inkml:brush xml:id="br0">
+      <inkml:brushProperty name="width" value="0.05" units="cm"/>
+      <inkml:brushProperty name="height" value="0.05" units="cm"/>
+      <inkml:brushProperty name="color" value="#E71224"/>
+    </inkml:brush>
+  </inkml:definitions>
+  <inkml:trace contextRef="#ctx0" brushRef="#br0">0 73 9706,'0'0'3774,"5"30"-3488,-5 117 140,0-146-418,1 0 0,-1 0 0,1 0 0,-1 0 0,1 0 0,-1 0 0,1 0-1,0 0 1,-1 0 0,1 0 0,0 0 0,0 0 0,0-1 0,0 1 0,0 0 0,0 0-1,0-1 1,0 1 0,0-1 0,0 1 0,0-1 0,0 1 0,0-1 0,0 0-1,0 1 1,1-1 0,-1 0 0,0 0 0,0 0 0,0 0 0,2 0 0,50 0 248,-39-1-161,30 0-2,0-3 0,0-2-1,0-2 1,-1-1 0,66-24-1,-31 3-182,149-80-1,-217 104-87,-6 5-23,0-1 0,-1 0-1,1 0 1,0 0 0,-1 0-1,1-1 1,-1 1 0,0-1-1,0 0 1,0 0 0,0 0-1,0 0 1,-1-1-1,1 1 1,-1-1 0,2-5-1,-3-2-2582</inkml:trace>
+</inkml:ink>
+</file>
+
 <file path=word/theme/theme1.xml><?xml version="1.0" encoding="utf-8"?>
 <a:theme xmlns:a="http://schemas.openxmlformats.org/drawingml/2006/main" name="Office Theme">
   <a:themeElements>

--- a/DAY-9/Lab Exercise - Deploy Secure Containerized Application using Azure Container Registry (ACR) and AKS Secrets.docx
+++ b/DAY-9/Lab Exercise - Deploy Secure Containerized Application using Azure Container Registry (ACR) and AKS Secrets.docx
@@ -354,7 +354,7 @@
           </mc:Choice>
           <mc:Fallback>
             <w:pict>
-              <v:shapetype w14:anchorId="19B687A6" id="_x0000_t75" coordsize="21600,21600" o:spt="75" o:preferrelative="t" path="m@4@5l@4@11@9@11@9@5xe" filled="f" stroked="f">
+              <v:shapetype w14:anchorId="54B5377A" id="_x0000_t75" coordsize="21600,21600" o:spt="75" o:preferrelative="t" path="m@4@5l@4@11@9@11@9@5xe" filled="f" stroked="f">
                 <v:stroke joinstyle="miter"/>
                 <v:formulas>
                   <v:f eqn="if lineDrawn pixelLineWidth 0"/>
@@ -420,7 +420,7 @@
           </mc:Choice>
           <mc:Fallback>
             <w:pict>
-              <v:shape w14:anchorId="45889FDE" id="Ink 25" o:spid="_x0000_s1026" type="#_x0000_t75" style="position:absolute;margin-left:233.9pt;margin-top:158.6pt;width:15.45pt;height:7.3pt;z-index:251683840;visibility:visible;mso-wrap-style:square;mso-wrap-distance-left:9pt;mso-wrap-distance-top:0;mso-wrap-distance-right:9pt;mso-wrap-distance-bottom:0;mso-position-horizontal:absolute;mso-position-horizontal-relative:text;mso-position-vertical:absolute;mso-position-vertical-relative:text" o:gfxdata="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">
+              <v:shape w14:anchorId="7DB5CFE7" id="Ink 25" o:spid="_x0000_s1026" type="#_x0000_t75" style="position:absolute;margin-left:233.9pt;margin-top:158.6pt;width:15.45pt;height:7.3pt;z-index:251683840;visibility:visible;mso-wrap-style:square;mso-wrap-distance-left:9pt;mso-wrap-distance-top:0;mso-wrap-distance-right:9pt;mso-wrap-distance-bottom:0;mso-position-horizontal:absolute;mso-position-horizontal-relative:text;mso-position-vertical:absolute;mso-position-vertical-relative:text" o:gfxdata="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">
                 <v:imagedata r:id="rId8" o:title=""/>
               </v:shape>
             </w:pict>
@@ -467,7 +467,7 @@
           </mc:Choice>
           <mc:Fallback>
             <w:pict>
-              <v:shape w14:anchorId="07238A88" id="Ink 22" o:spid="_x0000_s1026" type="#_x0000_t75" style="position:absolute;margin-left:228.8pt;margin-top:128.8pt;width:22.45pt;height:10.1pt;z-index:251680768;visibility:visible;mso-wrap-style:square;mso-wrap-distance-left:9pt;mso-wrap-distance-top:0;mso-wrap-distance-right:9pt;mso-wrap-distance-bottom:0;mso-position-horizontal:absolute;mso-position-horizontal-relative:text;mso-position-vertical:absolute;mso-position-vertical-relative:text" o:gfxdata="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">
+              <v:shape w14:anchorId="5B08D503" id="Ink 22" o:spid="_x0000_s1026" type="#_x0000_t75" style="position:absolute;margin-left:228.8pt;margin-top:128.8pt;width:22.45pt;height:10.1pt;z-index:251680768;visibility:visible;mso-wrap-style:square;mso-wrap-distance-left:9pt;mso-wrap-distance-top:0;mso-wrap-distance-right:9pt;mso-wrap-distance-bottom:0;mso-position-horizontal:absolute;mso-position-horizontal-relative:text;mso-position-vertical:absolute;mso-position-vertical-relative:text" o:gfxdata="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">
                 <v:imagedata r:id="rId10" o:title=""/>
               </v:shape>
             </w:pict>
@@ -514,7 +514,7 @@
           </mc:Choice>
           <mc:Fallback>
             <w:pict>
-              <v:shape w14:anchorId="277F21CF" id="Ink 18" o:spid="_x0000_s1026" type="#_x0000_t75" style="position:absolute;margin-left:235.25pt;margin-top:76.6pt;width:8.8pt;height:8.15pt;z-index:251676672;visibility:visible;mso-wrap-style:square;mso-wrap-distance-left:9pt;mso-wrap-distance-top:0;mso-wrap-distance-right:9pt;mso-wrap-distance-bottom:0;mso-position-horizontal:absolute;mso-position-horizontal-relative:text;mso-position-vertical:absolute;mso-position-vertical-relative:text" o:gfxdata="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">
+              <v:shape w14:anchorId="0DC00EB4" id="Ink 18" o:spid="_x0000_s1026" type="#_x0000_t75" style="position:absolute;margin-left:235.25pt;margin-top:76.6pt;width:8.8pt;height:8.15pt;z-index:251676672;visibility:visible;mso-wrap-style:square;mso-wrap-distance-left:9pt;mso-wrap-distance-top:0;mso-wrap-distance-right:9pt;mso-wrap-distance-bottom:0;mso-position-horizontal:absolute;mso-position-horizontal-relative:text;mso-position-vertical:absolute;mso-position-vertical-relative:text" o:gfxdata="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">
                 <v:imagedata r:id="rId12" o:title=""/>
               </v:shape>
             </w:pict>
@@ -561,7 +561,7 @@
           </mc:Choice>
           <mc:Fallback>
             <w:pict>
-              <v:shape w14:anchorId="75AF9C99" id="Ink 19" o:spid="_x0000_s1026" type="#_x0000_t75" style="position:absolute;margin-left:235.55pt;margin-top:100.7pt;width:10.6pt;height:6.2pt;z-index:251677696;visibility:visible;mso-wrap-style:square;mso-wrap-distance-left:9pt;mso-wrap-distance-top:0;mso-wrap-distance-right:9pt;mso-wrap-distance-bottom:0;mso-position-horizontal:absolute;mso-position-horizontal-relative:text;mso-position-vertical:absolute;mso-position-vertical-relative:text" o:gfxdata="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">
+              <v:shape w14:anchorId="3377E811" id="Ink 19" o:spid="_x0000_s1026" type="#_x0000_t75" style="position:absolute;margin-left:235.55pt;margin-top:100.7pt;width:10.6pt;height:6.2pt;z-index:251677696;visibility:visible;mso-wrap-style:square;mso-wrap-distance-left:9pt;mso-wrap-distance-top:0;mso-wrap-distance-right:9pt;mso-wrap-distance-bottom:0;mso-position-horizontal:absolute;mso-position-horizontal-relative:text;mso-position-vertical:absolute;mso-position-vertical-relative:text" o:gfxdata="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">
                 <v:imagedata r:id="rId14" o:title=""/>
               </v:shape>
             </w:pict>
@@ -608,7 +608,7 @@
           </mc:Choice>
           <mc:Fallback>
             <w:pict>
-              <v:shape w14:anchorId="14E871C9" id="Ink 17" o:spid="_x0000_s1026" type="#_x0000_t75" style="position:absolute;margin-left:288.85pt;margin-top:110.1pt;width:22pt;height:7.7pt;z-index:251675648;visibility:visible;mso-wrap-style:square;mso-wrap-distance-left:9pt;mso-wrap-distance-top:0;mso-wrap-distance-right:9pt;mso-wrap-distance-bottom:0;mso-position-horizontal:absolute;mso-position-horizontal-relative:text;mso-position-vertical:absolute;mso-position-vertical-relative:text" o:gfxdata="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">
+              <v:shape w14:anchorId="579B5FF6" id="Ink 17" o:spid="_x0000_s1026" type="#_x0000_t75" style="position:absolute;margin-left:288.85pt;margin-top:110.1pt;width:22pt;height:7.7pt;z-index:251675648;visibility:visible;mso-wrap-style:square;mso-wrap-distance-left:9pt;mso-wrap-distance-top:0;mso-wrap-distance-right:9pt;mso-wrap-distance-bottom:0;mso-position-horizontal:absolute;mso-position-horizontal-relative:text;mso-position-vertical:absolute;mso-position-vertical-relative:text" o:gfxdata="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">
                 <v:imagedata r:id="rId16" o:title=""/>
               </v:shape>
             </w:pict>
@@ -655,7 +655,7 @@
           </mc:Choice>
           <mc:Fallback>
             <w:pict>
-              <v:shape w14:anchorId="0BAD5A6E" id="Ink 11" o:spid="_x0000_s1026" type="#_x0000_t75" style="position:absolute;margin-left:235.95pt;margin-top:24pt;width:13.1pt;height:9.85pt;z-index:251669504;visibility:visible;mso-wrap-style:square;mso-wrap-distance-left:9pt;mso-wrap-distance-top:0;mso-wrap-distance-right:9pt;mso-wrap-distance-bottom:0;mso-position-horizontal:absolute;mso-position-horizontal-relative:text;mso-position-vertical:absolute;mso-position-vertical-relative:text" o:gfxdata="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">
+              <v:shape w14:anchorId="086D510A" id="Ink 11" o:spid="_x0000_s1026" type="#_x0000_t75" style="position:absolute;margin-left:235.95pt;margin-top:24pt;width:13.1pt;height:9.85pt;z-index:251669504;visibility:visible;mso-wrap-style:square;mso-wrap-distance-left:9pt;mso-wrap-distance-top:0;mso-wrap-distance-right:9pt;mso-wrap-distance-bottom:0;mso-position-horizontal:absolute;mso-position-horizontal-relative:text;mso-position-vertical:absolute;mso-position-vertical-relative:text" o:gfxdata="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">
                 <v:imagedata r:id="rId18" o:title=""/>
               </v:shape>
             </w:pict>
@@ -702,7 +702,7 @@
           </mc:Choice>
           <mc:Fallback>
             <w:pict>
-              <v:shape w14:anchorId="1A544ED2" id="Ink 12" o:spid="_x0000_s1026" type="#_x0000_t75" style="position:absolute;margin-left:235.45pt;margin-top:46.45pt;width:14.8pt;height:8.35pt;z-index:251670528;visibility:visible;mso-wrap-style:square;mso-wrap-distance-left:9pt;mso-wrap-distance-top:0;mso-wrap-distance-right:9pt;mso-wrap-distance-bottom:0;mso-position-horizontal:absolute;mso-position-horizontal-relative:text;mso-position-vertical:absolute;mso-position-vertical-relative:text" o:gfxdata="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">
+              <v:shape w14:anchorId="3EFC3DF8" id="Ink 12" o:spid="_x0000_s1026" type="#_x0000_t75" style="position:absolute;margin-left:235.45pt;margin-top:46.45pt;width:14.8pt;height:8.35pt;z-index:251670528;visibility:visible;mso-wrap-style:square;mso-wrap-distance-left:9pt;mso-wrap-distance-top:0;mso-wrap-distance-right:9pt;mso-wrap-distance-bottom:0;mso-position-horizontal:absolute;mso-position-horizontal-relative:text;mso-position-vertical:absolute;mso-position-vertical-relative:text" o:gfxdata="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">
                 <v:imagedata r:id="rId20" o:title=""/>
               </v:shape>
             </w:pict>
@@ -749,7 +749,7 @@
           </mc:Choice>
           <mc:Fallback>
             <w:pict>
-              <v:shape w14:anchorId="3B91A0B2" id="Ink 5" o:spid="_x0000_s1026" type="#_x0000_t75" style="position:absolute;margin-left:275.6pt;margin-top:80.45pt;width:24.15pt;height:9.1pt;z-index:251663360;visibility:visible;mso-wrap-style:square;mso-wrap-distance-left:9pt;mso-wrap-distance-top:0;mso-wrap-distance-right:9pt;mso-wrap-distance-bottom:0;mso-position-horizontal:absolute;mso-position-horizontal-relative:text;mso-position-vertical:absolute;mso-position-vertical-relative:text" o:gfxdata="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">
+              <v:shape w14:anchorId="4D0A9ACE" id="Ink 5" o:spid="_x0000_s1026" type="#_x0000_t75" style="position:absolute;margin-left:275.6pt;margin-top:80.45pt;width:24.15pt;height:9.1pt;z-index:251663360;visibility:visible;mso-wrap-style:square;mso-wrap-distance-left:9pt;mso-wrap-distance-top:0;mso-wrap-distance-right:9pt;mso-wrap-distance-bottom:0;mso-position-horizontal:absolute;mso-position-horizontal-relative:text;mso-position-vertical:absolute;mso-position-vertical-relative:text" o:gfxdata="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">
                 <v:imagedata r:id="rId22" o:title=""/>
               </v:shape>
             </w:pict>
@@ -796,7 +796,7 @@
           </mc:Choice>
           <mc:Fallback>
             <w:pict>
-              <v:shape w14:anchorId="106BAF7A" id="Ink 4" o:spid="_x0000_s1026" type="#_x0000_t75" style="position:absolute;margin-left:335.2pt;margin-top:55.6pt;width:26.55pt;height:11.4pt;z-index:251662336;visibility:visible;mso-wrap-style:square;mso-wrap-distance-left:9pt;mso-wrap-distance-top:0;mso-wrap-distance-right:9pt;mso-wrap-distance-bottom:0;mso-position-horizontal:absolute;mso-position-horizontal-relative:text;mso-position-vertical:absolute;mso-position-vertical-relative:text" o:gfxdata="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">
+              <v:shape w14:anchorId="1D481152" id="Ink 4" o:spid="_x0000_s1026" type="#_x0000_t75" style="position:absolute;margin-left:335.2pt;margin-top:55.6pt;width:26.55pt;height:11.4pt;z-index:251662336;visibility:visible;mso-wrap-style:square;mso-wrap-distance-left:9pt;mso-wrap-distance-top:0;mso-wrap-distance-right:9pt;mso-wrap-distance-bottom:0;mso-position-horizontal:absolute;mso-position-horizontal-relative:text;mso-position-vertical:absolute;mso-position-vertical-relative:text" o:gfxdata="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">
                 <v:imagedata r:id="rId24" o:title=""/>
               </v:shape>
             </w:pict>
@@ -843,7 +843,7 @@
           </mc:Choice>
           <mc:Fallback>
             <w:pict>
-              <v:shape w14:anchorId="32A23D9A" id="Ink 3" o:spid="_x0000_s1026" type="#_x0000_t75" style="position:absolute;margin-left:274.5pt;margin-top:26.6pt;width:16.75pt;height:7.95pt;z-index:251661312;visibility:visible;mso-wrap-style:square;mso-wrap-distance-left:9pt;mso-wrap-distance-top:0;mso-wrap-distance-right:9pt;mso-wrap-distance-bottom:0;mso-position-horizontal:absolute;mso-position-horizontal-relative:text;mso-position-vertical:absolute;mso-position-vertical-relative:text" o:gfxdata="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">
+              <v:shape w14:anchorId="5696CF3C" id="Ink 3" o:spid="_x0000_s1026" type="#_x0000_t75" style="position:absolute;margin-left:274.5pt;margin-top:26.6pt;width:16.75pt;height:7.95pt;z-index:251661312;visibility:visible;mso-wrap-style:square;mso-wrap-distance-left:9pt;mso-wrap-distance-top:0;mso-wrap-distance-right:9pt;mso-wrap-distance-bottom:0;mso-position-horizontal:absolute;mso-position-horizontal-relative:text;mso-position-vertical:absolute;mso-position-vertical-relative:text" o:gfxdata="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">
                 <v:imagedata r:id="rId26" o:title=""/>
               </v:shape>
             </w:pict>
@@ -890,7 +890,7 @@
           </mc:Choice>
           <mc:Fallback>
             <w:pict>
-              <v:shape w14:anchorId="36597204" id="Ink 2" o:spid="_x0000_s1026" type="#_x0000_t75" style="position:absolute;margin-left:271.05pt;margin-top:3.6pt;width:19pt;height:7.8pt;z-index:251660288;visibility:visible;mso-wrap-style:square;mso-wrap-distance-left:9pt;mso-wrap-distance-top:0;mso-wrap-distance-right:9pt;mso-wrap-distance-bottom:0;mso-position-horizontal:absolute;mso-position-horizontal-relative:text;mso-position-vertical:absolute;mso-position-vertical-relative:text" o:gfxdata="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">
+              <v:shape w14:anchorId="687AE333" id="Ink 2" o:spid="_x0000_s1026" type="#_x0000_t75" style="position:absolute;margin-left:271.05pt;margin-top:3.6pt;width:19pt;height:7.8pt;z-index:251660288;visibility:visible;mso-wrap-style:square;mso-wrap-distance-left:9pt;mso-wrap-distance-top:0;mso-wrap-distance-right:9pt;mso-wrap-distance-bottom:0;mso-position-horizontal:absolute;mso-position-horizontal-relative:text;mso-position-vertical:absolute;mso-position-vertical-relative:text" o:gfxdata="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">
                 <v:imagedata r:id="rId28" o:title=""/>
               </v:shape>
             </w:pict>
@@ -937,7 +937,7 @@
           </mc:Choice>
           <mc:Fallback>
             <w:pict>
-              <v:shape w14:anchorId="546B95C2" id="Ink 1" o:spid="_x0000_s1026" type="#_x0000_t75" style="position:absolute;margin-left:270.45pt;margin-top:9.55pt;width:1.45pt;height:1.45pt;z-index:251659264;visibility:visible;mso-wrap-style:square;mso-wrap-distance-left:9pt;mso-wrap-distance-top:0;mso-wrap-distance-right:9pt;mso-wrap-distance-bottom:0;mso-position-horizontal:absolute;mso-position-horizontal-relative:text;mso-position-vertical:absolute;mso-position-vertical-relative:text" o:gfxdata="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">
+              <v:shape w14:anchorId="4A3BF5BF" id="Ink 1" o:spid="_x0000_s1026" type="#_x0000_t75" style="position:absolute;margin-left:270.45pt;margin-top:9.55pt;width:1.45pt;height:1.45pt;z-index:251659264;visibility:visible;mso-wrap-style:square;mso-wrap-distance-left:9pt;mso-wrap-distance-top:0;mso-wrap-distance-right:9pt;mso-wrap-distance-bottom:0;mso-position-horizontal:absolute;mso-position-horizontal-relative:text;mso-position-vertical:absolute;mso-position-vertical-relative:text" o:gfxdata="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">
                 <v:imagedata r:id="rId30" o:title=""/>
               </v:shape>
             </w:pict>
@@ -1045,7 +1045,22 @@
           <w:color w:val="000000" w:themeColor="text1"/>
         </w:rPr>
         <w:br/>
-        <w:t>LoadBalancer Service</w:t>
+      </w:r>
+      <w:proofErr w:type="spellStart"/>
+      <w:r>
+        <w:rPr>
+          <w:rFonts w:ascii="Georgia Pro" w:eastAsia="Georgia Pro" w:hAnsi="Georgia Pro" w:cs="Georgia Pro"/>
+          <w:color w:val="000000" w:themeColor="text1"/>
+        </w:rPr>
+        <w:t>LoadBalancer</w:t>
+      </w:r>
+      <w:proofErr w:type="spellEnd"/>
+      <w:r>
+        <w:rPr>
+          <w:rFonts w:ascii="Georgia Pro" w:eastAsia="Georgia Pro" w:hAnsi="Georgia Pro" w:cs="Georgia Pro"/>
+          <w:color w:val="000000" w:themeColor="text1"/>
+        </w:rPr>
+        <w:t xml:space="preserve"> Service</w:t>
       </w:r>
       <w:r>
         <w:rPr>
@@ -1506,6 +1521,7 @@
                 <w:color w:val="000000" w:themeColor="text1"/>
               </w:rPr>
             </w:pPr>
+            <w:proofErr w:type="spellStart"/>
             <w:r>
               <w:rPr>
                 <w:rFonts w:ascii="Georgia Pro" w:eastAsia="Georgia Pro" w:hAnsi="Georgia Pro" w:cs="Georgia Pro"/>
@@ -1513,6 +1529,7 @@
               </w:rPr>
               <w:t>rg-acr-aks</w:t>
             </w:r>
+            <w:proofErr w:type="spellEnd"/>
           </w:p>
         </w:tc>
       </w:tr>
@@ -1610,12 +1627,21 @@
                 <w:color w:val="000000" w:themeColor="text1"/>
               </w:rPr>
             </w:pPr>
+            <w:proofErr w:type="spellStart"/>
             <w:r>
               <w:rPr>
                 <w:rFonts w:ascii="Georgia Pro" w:eastAsia="Georgia Pro" w:hAnsi="Georgia Pro" w:cs="Georgia Pro"/>
                 <w:color w:val="000000" w:themeColor="text1"/>
               </w:rPr>
-              <w:t>aks-secure-cluster</w:t>
+              <w:t>aks</w:t>
+            </w:r>
+            <w:proofErr w:type="spellEnd"/>
+            <w:r>
+              <w:rPr>
+                <w:rFonts w:ascii="Georgia Pro" w:eastAsia="Georgia Pro" w:hAnsi="Georgia Pro" w:cs="Georgia Pro"/>
+                <w:color w:val="000000" w:themeColor="text1"/>
+              </w:rPr>
+              <w:t>-secure-cluster</w:t>
             </w:r>
           </w:p>
         </w:tc>
@@ -1766,6 +1792,7 @@
                 <w:color w:val="000000" w:themeColor="text1"/>
               </w:rPr>
             </w:pPr>
+            <w:proofErr w:type="spellStart"/>
             <w:r>
               <w:rPr>
                 <w:rFonts w:ascii="Georgia Pro" w:eastAsia="Georgia Pro" w:hAnsi="Georgia Pro" w:cs="Georgia Pro"/>
@@ -1773,6 +1800,7 @@
               </w:rPr>
               <w:t>agentpool</w:t>
             </w:r>
+            <w:proofErr w:type="spellEnd"/>
           </w:p>
         </w:tc>
       </w:tr>
@@ -1818,6 +1846,7 @@
                 <w:color w:val="000000" w:themeColor="text1"/>
               </w:rPr>
             </w:pPr>
+            <w:proofErr w:type="spellStart"/>
             <w:r>
               <w:rPr>
                 <w:rFonts w:ascii="Georgia Pro" w:eastAsia="Georgia Pro" w:hAnsi="Georgia Pro" w:cs="Georgia Pro"/>
@@ -1825,6 +1854,7 @@
               </w:rPr>
               <w:t>centralindia</w:t>
             </w:r>
+            <w:proofErr w:type="spellEnd"/>
           </w:p>
         </w:tc>
       </w:tr>
@@ -2035,12 +2065,21 @@
           <w:color w:val="000000" w:themeColor="text1"/>
         </w:rPr>
       </w:pPr>
-      <w:r>
-        <w:rPr>
-          <w:rFonts w:ascii="Georgia Pro" w:eastAsia="Georgia Pro" w:hAnsi="Georgia Pro" w:cs="Georgia Pro"/>
-          <w:color w:val="000000" w:themeColor="text1"/>
-        </w:rPr>
-        <w:t>az group create \</w:t>
+      <w:proofErr w:type="spellStart"/>
+      <w:r>
+        <w:rPr>
+          <w:rFonts w:ascii="Georgia Pro" w:eastAsia="Georgia Pro" w:hAnsi="Georgia Pro" w:cs="Georgia Pro"/>
+          <w:color w:val="000000" w:themeColor="text1"/>
+        </w:rPr>
+        <w:t>az</w:t>
+      </w:r>
+      <w:proofErr w:type="spellEnd"/>
+      <w:r>
+        <w:rPr>
+          <w:rFonts w:ascii="Georgia Pro" w:eastAsia="Georgia Pro" w:hAnsi="Georgia Pro" w:cs="Georgia Pro"/>
+          <w:color w:val="000000" w:themeColor="text1"/>
+        </w:rPr>
+        <w:t xml:space="preserve"> group create \</w:t>
       </w:r>
       <w:r>
         <w:rPr>
@@ -2048,7 +2087,23 @@
           <w:color w:val="000000" w:themeColor="text1"/>
         </w:rPr>
         <w:br/>
-        <w:t>--name rg-acr-aks \</w:t>
+        <w:t xml:space="preserve">--name </w:t>
+      </w:r>
+      <w:proofErr w:type="spellStart"/>
+      <w:r>
+        <w:rPr>
+          <w:rFonts w:ascii="Georgia Pro" w:eastAsia="Georgia Pro" w:hAnsi="Georgia Pro" w:cs="Georgia Pro"/>
+          <w:color w:val="000000" w:themeColor="text1"/>
+        </w:rPr>
+        <w:t>rg-acr-aks</w:t>
+      </w:r>
+      <w:proofErr w:type="spellEnd"/>
+      <w:r>
+        <w:rPr>
+          <w:rFonts w:ascii="Georgia Pro" w:eastAsia="Georgia Pro" w:hAnsi="Georgia Pro" w:cs="Georgia Pro"/>
+          <w:color w:val="000000" w:themeColor="text1"/>
+        </w:rPr>
+        <w:t xml:space="preserve"> \</w:t>
       </w:r>
       <w:r>
         <w:rPr>
@@ -2056,8 +2111,17 @@
           <w:color w:val="000000" w:themeColor="text1"/>
         </w:rPr>
         <w:br/>
-        <w:t>--location centralindia</w:t>
-      </w:r>
+        <w:t xml:space="preserve">--location </w:t>
+      </w:r>
+      <w:proofErr w:type="spellStart"/>
+      <w:r>
+        <w:rPr>
+          <w:rFonts w:ascii="Georgia Pro" w:eastAsia="Georgia Pro" w:hAnsi="Georgia Pro" w:cs="Georgia Pro"/>
+          <w:color w:val="000000" w:themeColor="text1"/>
+        </w:rPr>
+        <w:t>centralindia</w:t>
+      </w:r>
+      <w:proofErr w:type="spellEnd"/>
     </w:p>
     <w:p>
       <w:pPr>
@@ -2110,7 +2174,23 @@
           <w:rFonts w:ascii="Georgia Pro" w:eastAsia="Georgia Pro" w:hAnsi="Georgia Pro" w:cs="Georgia Pro"/>
           <w:color w:val="000000" w:themeColor="text1"/>
         </w:rPr>
-        <w:t>ACR name must be globally unique.</w:t>
+        <w:t xml:space="preserve">ACR </w:t>
+      </w:r>
+      <w:proofErr w:type="gramStart"/>
+      <w:r>
+        <w:rPr>
+          <w:rFonts w:ascii="Georgia Pro" w:eastAsia="Georgia Pro" w:hAnsi="Georgia Pro" w:cs="Georgia Pro"/>
+          <w:color w:val="000000" w:themeColor="text1"/>
+        </w:rPr>
+        <w:t>name</w:t>
+      </w:r>
+      <w:proofErr w:type="gramEnd"/>
+      <w:r>
+        <w:rPr>
+          <w:rFonts w:ascii="Georgia Pro" w:eastAsia="Georgia Pro" w:hAnsi="Georgia Pro" w:cs="Georgia Pro"/>
+          <w:color w:val="000000" w:themeColor="text1"/>
+        </w:rPr>
+        <w:t xml:space="preserve"> must be globally unique.</w:t>
       </w:r>
     </w:p>
     <w:p>
@@ -2130,6 +2210,7 @@
           <w:color w:val="000000" w:themeColor="text1"/>
         </w:rPr>
       </w:pPr>
+      <w:proofErr w:type="spellStart"/>
       <w:r>
         <w:rPr>
           <w:rFonts w:ascii="Georgia Pro" w:eastAsia="Georgia Pro" w:hAnsi="Georgia Pro" w:cs="Georgia Pro"/>
@@ -2142,7 +2223,31 @@
           <w:rFonts w:ascii="Georgia Pro" w:eastAsia="Georgia Pro" w:hAnsi="Georgia Pro" w:cs="Georgia Pro"/>
           <w:color w:val="000000" w:themeColor="text1"/>
         </w:rPr>
-        <w:t>z acr create \</w:t>
+        <w:t>z</w:t>
+      </w:r>
+      <w:proofErr w:type="spellEnd"/>
+      <w:r>
+        <w:rPr>
+          <w:rFonts w:ascii="Georgia Pro" w:eastAsia="Georgia Pro" w:hAnsi="Georgia Pro" w:cs="Georgia Pro"/>
+          <w:color w:val="000000" w:themeColor="text1"/>
+        </w:rPr>
+        <w:t xml:space="preserve"> </w:t>
+      </w:r>
+      <w:proofErr w:type="spellStart"/>
+      <w:r>
+        <w:rPr>
+          <w:rFonts w:ascii="Georgia Pro" w:eastAsia="Georgia Pro" w:hAnsi="Georgia Pro" w:cs="Georgia Pro"/>
+          <w:color w:val="000000" w:themeColor="text1"/>
+        </w:rPr>
+        <w:t>acr</w:t>
+      </w:r>
+      <w:proofErr w:type="spellEnd"/>
+      <w:r>
+        <w:rPr>
+          <w:rFonts w:ascii="Georgia Pro" w:eastAsia="Georgia Pro" w:hAnsi="Georgia Pro" w:cs="Georgia Pro"/>
+          <w:color w:val="000000" w:themeColor="text1"/>
+        </w:rPr>
+        <w:t xml:space="preserve"> create \</w:t>
       </w:r>
       <w:r>
         <w:rPr>
@@ -2150,7 +2255,23 @@
           <w:color w:val="000000" w:themeColor="text1"/>
         </w:rPr>
         <w:br/>
-        <w:t>--resource-group rg-acr-aks \</w:t>
+        <w:t xml:space="preserve">--resource-group </w:t>
+      </w:r>
+      <w:proofErr w:type="spellStart"/>
+      <w:r>
+        <w:rPr>
+          <w:rFonts w:ascii="Georgia Pro" w:eastAsia="Georgia Pro" w:hAnsi="Georgia Pro" w:cs="Georgia Pro"/>
+          <w:color w:val="000000" w:themeColor="text1"/>
+        </w:rPr>
+        <w:t>rg-acr-aks</w:t>
+      </w:r>
+      <w:proofErr w:type="spellEnd"/>
+      <w:r>
+        <w:rPr>
+          <w:rFonts w:ascii="Georgia Pro" w:eastAsia="Georgia Pro" w:hAnsi="Georgia Pro" w:cs="Georgia Pro"/>
+          <w:color w:val="000000" w:themeColor="text1"/>
+        </w:rPr>
+        <w:t xml:space="preserve"> \</w:t>
       </w:r>
       <w:r>
         <w:rPr>
@@ -2180,7 +2301,23 @@
           <w:color w:val="000000" w:themeColor="text1"/>
         </w:rPr>
         <w:br/>
-        <w:t>--sku Basic</w:t>
+        <w:t>--</w:t>
+      </w:r>
+      <w:proofErr w:type="spellStart"/>
+      <w:r>
+        <w:rPr>
+          <w:rFonts w:ascii="Georgia Pro" w:eastAsia="Georgia Pro" w:hAnsi="Georgia Pro" w:cs="Georgia Pro"/>
+          <w:color w:val="000000" w:themeColor="text1"/>
+        </w:rPr>
+        <w:t>sku</w:t>
+      </w:r>
+      <w:proofErr w:type="spellEnd"/>
+      <w:r>
+        <w:rPr>
+          <w:rFonts w:ascii="Georgia Pro" w:eastAsia="Georgia Pro" w:hAnsi="Georgia Pro" w:cs="Georgia Pro"/>
+          <w:color w:val="000000" w:themeColor="text1"/>
+        </w:rPr>
+        <w:t xml:space="preserve"> Basic</w:t>
       </w:r>
     </w:p>
     <w:p>
@@ -2236,12 +2373,37 @@
           <w:color w:val="000000" w:themeColor="text1"/>
         </w:rPr>
       </w:pPr>
-      <w:r>
-        <w:rPr>
-          <w:rFonts w:ascii="Georgia Pro" w:eastAsia="Georgia Pro" w:hAnsi="Georgia Pro" w:cs="Georgia Pro"/>
-          <w:color w:val="000000" w:themeColor="text1"/>
-        </w:rPr>
-        <w:t>az acr list -o table</w:t>
+      <w:proofErr w:type="spellStart"/>
+      <w:r>
+        <w:rPr>
+          <w:rFonts w:ascii="Georgia Pro" w:eastAsia="Georgia Pro" w:hAnsi="Georgia Pro" w:cs="Georgia Pro"/>
+          <w:color w:val="000000" w:themeColor="text1"/>
+        </w:rPr>
+        <w:t>az</w:t>
+      </w:r>
+      <w:proofErr w:type="spellEnd"/>
+      <w:r>
+        <w:rPr>
+          <w:rFonts w:ascii="Georgia Pro" w:eastAsia="Georgia Pro" w:hAnsi="Georgia Pro" w:cs="Georgia Pro"/>
+          <w:color w:val="000000" w:themeColor="text1"/>
+        </w:rPr>
+        <w:t xml:space="preserve"> </w:t>
+      </w:r>
+      <w:proofErr w:type="spellStart"/>
+      <w:r>
+        <w:rPr>
+          <w:rFonts w:ascii="Georgia Pro" w:eastAsia="Georgia Pro" w:hAnsi="Georgia Pro" w:cs="Georgia Pro"/>
+          <w:color w:val="000000" w:themeColor="text1"/>
+        </w:rPr>
+        <w:t>acr</w:t>
+      </w:r>
+      <w:proofErr w:type="spellEnd"/>
+      <w:r>
+        <w:rPr>
+          <w:rFonts w:ascii="Georgia Pro" w:eastAsia="Georgia Pro" w:hAnsi="Georgia Pro" w:cs="Georgia Pro"/>
+          <w:color w:val="000000" w:themeColor="text1"/>
+        </w:rPr>
+        <w:t xml:space="preserve"> list -o table</w:t>
       </w:r>
     </w:p>
     <w:p>
@@ -2278,7 +2440,27 @@
           <w:bCs/>
           <w:color w:val="000000" w:themeColor="text1"/>
         </w:rPr>
-        <w:t>Get ACR Unsername and Password:</w:t>
+        <w:t xml:space="preserve">Get ACR </w:t>
+      </w:r>
+      <w:proofErr w:type="spellStart"/>
+      <w:r>
+        <w:rPr>
+          <w:rFonts w:ascii="Georgia Pro" w:eastAsia="Georgia Pro" w:hAnsi="Georgia Pro" w:cs="Georgia Pro"/>
+          <w:b/>
+          <w:bCs/>
+          <w:color w:val="000000" w:themeColor="text1"/>
+        </w:rPr>
+        <w:t>Unsername</w:t>
+      </w:r>
+      <w:proofErr w:type="spellEnd"/>
+      <w:r>
+        <w:rPr>
+          <w:rFonts w:ascii="Georgia Pro" w:eastAsia="Georgia Pro" w:hAnsi="Georgia Pro" w:cs="Georgia Pro"/>
+          <w:b/>
+          <w:bCs/>
+          <w:color w:val="000000" w:themeColor="text1"/>
+        </w:rPr>
+        <w:t xml:space="preserve"> and Password:</w:t>
       </w:r>
     </w:p>
     <w:p>
@@ -2306,12 +2488,37 @@
           <w:color w:val="000000" w:themeColor="text1"/>
         </w:rPr>
       </w:pPr>
-      <w:r>
-        <w:rPr>
-          <w:rFonts w:ascii="Georgia Pro" w:eastAsia="Georgia Pro" w:hAnsi="Georgia Pro" w:cs="Georgia Pro"/>
-          <w:color w:val="000000" w:themeColor="text1"/>
-        </w:rPr>
-        <w:t>az acr credential show \</w:t>
+      <w:proofErr w:type="spellStart"/>
+      <w:r>
+        <w:rPr>
+          <w:rFonts w:ascii="Georgia Pro" w:eastAsia="Georgia Pro" w:hAnsi="Georgia Pro" w:cs="Georgia Pro"/>
+          <w:color w:val="000000" w:themeColor="text1"/>
+        </w:rPr>
+        <w:t>az</w:t>
+      </w:r>
+      <w:proofErr w:type="spellEnd"/>
+      <w:r>
+        <w:rPr>
+          <w:rFonts w:ascii="Georgia Pro" w:eastAsia="Georgia Pro" w:hAnsi="Georgia Pro" w:cs="Georgia Pro"/>
+          <w:color w:val="000000" w:themeColor="text1"/>
+        </w:rPr>
+        <w:t xml:space="preserve"> </w:t>
+      </w:r>
+      <w:proofErr w:type="spellStart"/>
+      <w:r>
+        <w:rPr>
+          <w:rFonts w:ascii="Georgia Pro" w:eastAsia="Georgia Pro" w:hAnsi="Georgia Pro" w:cs="Georgia Pro"/>
+          <w:color w:val="000000" w:themeColor="text1"/>
+        </w:rPr>
+        <w:t>acr</w:t>
+      </w:r>
+      <w:proofErr w:type="spellEnd"/>
+      <w:r>
+        <w:rPr>
+          <w:rFonts w:ascii="Georgia Pro" w:eastAsia="Georgia Pro" w:hAnsi="Georgia Pro" w:cs="Georgia Pro"/>
+          <w:color w:val="000000" w:themeColor="text1"/>
+        </w:rPr>
+        <w:t xml:space="preserve"> credential show \</w:t>
       </w:r>
     </w:p>
     <w:p>
@@ -2719,7 +2926,23 @@
           <w:rFonts w:ascii="Georgia Pro" w:eastAsia="Georgia Pro" w:hAnsi="Georgia Pro" w:cs="Georgia Pro"/>
           <w:color w:val="000000" w:themeColor="text1"/>
         </w:rPr>
-        <w:t>Username and password is highlighted.</w:t>
+        <w:t xml:space="preserve">Username and password </w:t>
+      </w:r>
+      <w:proofErr w:type="gramStart"/>
+      <w:r>
+        <w:rPr>
+          <w:rFonts w:ascii="Georgia Pro" w:eastAsia="Georgia Pro" w:hAnsi="Georgia Pro" w:cs="Georgia Pro"/>
+          <w:color w:val="000000" w:themeColor="text1"/>
+        </w:rPr>
+        <w:t>is</w:t>
+      </w:r>
+      <w:proofErr w:type="gramEnd"/>
+      <w:r>
+        <w:rPr>
+          <w:rFonts w:ascii="Georgia Pro" w:eastAsia="Georgia Pro" w:hAnsi="Georgia Pro" w:cs="Georgia Pro"/>
+          <w:color w:val="000000" w:themeColor="text1"/>
+        </w:rPr>
+        <w:t xml:space="preserve"> highlighted.</w:t>
       </w:r>
     </w:p>
     <w:p>
@@ -2793,12 +3016,37 @@
           <w:color w:val="000000" w:themeColor="text1"/>
         </w:rPr>
       </w:pPr>
-      <w:r>
-        <w:rPr>
-          <w:rFonts w:ascii="Georgia Pro" w:eastAsia="Georgia Pro" w:hAnsi="Georgia Pro" w:cs="Georgia Pro"/>
-          <w:color w:val="000000" w:themeColor="text1"/>
-        </w:rPr>
-        <w:t>az vm create \</w:t>
+      <w:proofErr w:type="spellStart"/>
+      <w:r>
+        <w:rPr>
+          <w:rFonts w:ascii="Georgia Pro" w:eastAsia="Georgia Pro" w:hAnsi="Georgia Pro" w:cs="Georgia Pro"/>
+          <w:color w:val="000000" w:themeColor="text1"/>
+        </w:rPr>
+        <w:t>az</w:t>
+      </w:r>
+      <w:proofErr w:type="spellEnd"/>
+      <w:r>
+        <w:rPr>
+          <w:rFonts w:ascii="Georgia Pro" w:eastAsia="Georgia Pro" w:hAnsi="Georgia Pro" w:cs="Georgia Pro"/>
+          <w:color w:val="000000" w:themeColor="text1"/>
+        </w:rPr>
+        <w:t xml:space="preserve"> </w:t>
+      </w:r>
+      <w:proofErr w:type="spellStart"/>
+      <w:r>
+        <w:rPr>
+          <w:rFonts w:ascii="Georgia Pro" w:eastAsia="Georgia Pro" w:hAnsi="Georgia Pro" w:cs="Georgia Pro"/>
+          <w:color w:val="000000" w:themeColor="text1"/>
+        </w:rPr>
+        <w:t>vm</w:t>
+      </w:r>
+      <w:proofErr w:type="spellEnd"/>
+      <w:r>
+        <w:rPr>
+          <w:rFonts w:ascii="Georgia Pro" w:eastAsia="Georgia Pro" w:hAnsi="Georgia Pro" w:cs="Georgia Pro"/>
+          <w:color w:val="000000" w:themeColor="text1"/>
+        </w:rPr>
+        <w:t xml:space="preserve"> create \</w:t>
       </w:r>
     </w:p>
     <w:p>
@@ -2823,13 +3071,23 @@
         </w:rPr>
         <w:t xml:space="preserve">  --resource-group </w:t>
       </w:r>
-      <w:r>
-        <w:rPr>
-          <w:rFonts w:ascii="Georgia Pro" w:eastAsia="Georgia Pro" w:hAnsi="Georgia Pro" w:cs="Georgia Pro"/>
-          <w:color w:val="000000" w:themeColor="text1"/>
-        </w:rPr>
-        <w:t xml:space="preserve">rg-acr-aks </w:t>
-      </w:r>
+      <w:proofErr w:type="spellStart"/>
+      <w:r>
+        <w:rPr>
+          <w:rFonts w:ascii="Georgia Pro" w:eastAsia="Georgia Pro" w:hAnsi="Georgia Pro" w:cs="Georgia Pro"/>
+          <w:color w:val="000000" w:themeColor="text1"/>
+        </w:rPr>
+        <w:t>rg-acr-</w:t>
+      </w:r>
+      <w:proofErr w:type="gramStart"/>
+      <w:r>
+        <w:rPr>
+          <w:rFonts w:ascii="Georgia Pro" w:eastAsia="Georgia Pro" w:hAnsi="Georgia Pro" w:cs="Georgia Pro"/>
+          <w:color w:val="000000" w:themeColor="text1"/>
+        </w:rPr>
+        <w:t>aks</w:t>
+      </w:r>
+      <w:proofErr w:type="spellEnd"/>
       <w:r>
         <w:rPr>
           <w:rFonts w:ascii="Georgia Pro" w:eastAsia="Georgia Pro" w:hAnsi="Georgia Pro" w:cs="Georgia Pro"/>
@@ -2842,8 +3100,16 @@
           <w:rFonts w:ascii="Georgia Pro" w:eastAsia="Georgia Pro" w:hAnsi="Georgia Pro" w:cs="Georgia Pro"/>
           <w:color w:val="000000" w:themeColor="text1"/>
         </w:rPr>
+        <w:t xml:space="preserve"> </w:t>
+      </w:r>
+      <w:r>
+        <w:rPr>
+          <w:rFonts w:ascii="Georgia Pro" w:eastAsia="Georgia Pro" w:hAnsi="Georgia Pro" w:cs="Georgia Pro"/>
+          <w:color w:val="000000" w:themeColor="text1"/>
+        </w:rPr>
         <w:t>\</w:t>
       </w:r>
+      <w:proofErr w:type="gramEnd"/>
     </w:p>
     <w:p>
       <w:pPr>
@@ -2902,7 +3168,23 @@
           <w:rFonts w:ascii="Georgia Pro" w:eastAsia="Georgia Pro" w:hAnsi="Georgia Pro" w:cs="Georgia Pro"/>
           <w:color w:val="000000" w:themeColor="text1"/>
         </w:rPr>
-        <w:t xml:space="preserve">  --image Canonical:0001-com-ubuntu-server-focal:20_04-lts-gen2:latest \</w:t>
+        <w:t xml:space="preserve">  --image Canonical:0001-com-ubuntu-server-focal:20_04-lts-gen</w:t>
+      </w:r>
+      <w:proofErr w:type="gramStart"/>
+      <w:r>
+        <w:rPr>
+          <w:rFonts w:ascii="Georgia Pro" w:eastAsia="Georgia Pro" w:hAnsi="Georgia Pro" w:cs="Georgia Pro"/>
+          <w:color w:val="000000" w:themeColor="text1"/>
+        </w:rPr>
+        <w:t>2:latest</w:t>
+      </w:r>
+      <w:proofErr w:type="gramEnd"/>
+      <w:r>
+        <w:rPr>
+          <w:rFonts w:ascii="Georgia Pro" w:eastAsia="Georgia Pro" w:hAnsi="Georgia Pro" w:cs="Georgia Pro"/>
+          <w:color w:val="000000" w:themeColor="text1"/>
+        </w:rPr>
+        <w:t xml:space="preserve"> \</w:t>
       </w:r>
     </w:p>
     <w:p>
@@ -2948,7 +3230,39 @@
           <w:rFonts w:ascii="Georgia Pro" w:eastAsia="Georgia Pro" w:hAnsi="Georgia Pro" w:cs="Georgia Pro"/>
           <w:color w:val="000000" w:themeColor="text1"/>
         </w:rPr>
-        <w:t xml:space="preserve">  --storage-sku Standard_LRS \</w:t>
+        <w:t xml:space="preserve">  --storage-</w:t>
+      </w:r>
+      <w:proofErr w:type="spellStart"/>
+      <w:r>
+        <w:rPr>
+          <w:rFonts w:ascii="Georgia Pro" w:eastAsia="Georgia Pro" w:hAnsi="Georgia Pro" w:cs="Georgia Pro"/>
+          <w:color w:val="000000" w:themeColor="text1"/>
+        </w:rPr>
+        <w:t>sku</w:t>
+      </w:r>
+      <w:proofErr w:type="spellEnd"/>
+      <w:r>
+        <w:rPr>
+          <w:rFonts w:ascii="Georgia Pro" w:eastAsia="Georgia Pro" w:hAnsi="Georgia Pro" w:cs="Georgia Pro"/>
+          <w:color w:val="000000" w:themeColor="text1"/>
+        </w:rPr>
+        <w:t xml:space="preserve"> </w:t>
+      </w:r>
+      <w:proofErr w:type="spellStart"/>
+      <w:r>
+        <w:rPr>
+          <w:rFonts w:ascii="Georgia Pro" w:eastAsia="Georgia Pro" w:hAnsi="Georgia Pro" w:cs="Georgia Pro"/>
+          <w:color w:val="000000" w:themeColor="text1"/>
+        </w:rPr>
+        <w:t>Standard_LRS</w:t>
+      </w:r>
+      <w:proofErr w:type="spellEnd"/>
+      <w:r>
+        <w:rPr>
+          <w:rFonts w:ascii="Georgia Pro" w:eastAsia="Georgia Pro" w:hAnsi="Georgia Pro" w:cs="Georgia Pro"/>
+          <w:color w:val="000000" w:themeColor="text1"/>
+        </w:rPr>
+        <w:t xml:space="preserve"> \</w:t>
       </w:r>
     </w:p>
     <w:p>
@@ -2973,6 +3287,7 @@
         </w:rPr>
         <w:t xml:space="preserve">  --admin-username </w:t>
       </w:r>
+      <w:proofErr w:type="spellStart"/>
       <w:r>
         <w:rPr>
           <w:rFonts w:ascii="Georgia Pro" w:eastAsia="Georgia Pro" w:hAnsi="Georgia Pro" w:cs="Georgia Pro"/>
@@ -2980,6 +3295,7 @@
         </w:rPr>
         <w:t>azureuser</w:t>
       </w:r>
+      <w:proofErr w:type="spellEnd"/>
       <w:r>
         <w:rPr>
           <w:rFonts w:ascii="Georgia Pro" w:eastAsia="Georgia Pro" w:hAnsi="Georgia Pro" w:cs="Georgia Pro"/>
@@ -3033,6 +3349,7 @@
         </w:rPr>
         <w:t xml:space="preserve">  --location </w:t>
       </w:r>
+      <w:proofErr w:type="spellStart"/>
       <w:r>
         <w:rPr>
           <w:rFonts w:ascii="Georgia Pro" w:eastAsia="Georgia Pro" w:hAnsi="Georgia Pro" w:cs="Georgia Pro"/>
@@ -3040,6 +3357,7 @@
         </w:rPr>
         <w:t>centralindia</w:t>
       </w:r>
+      <w:proofErr w:type="spellEnd"/>
     </w:p>
     <w:p>
       <w:pPr>
@@ -3121,12 +3439,21 @@
           <w:color w:val="000000" w:themeColor="text1"/>
         </w:rPr>
       </w:pPr>
-      <w:r>
-        <w:rPr>
-          <w:rFonts w:ascii="Georgia Pro" w:eastAsia="Georgia Pro" w:hAnsi="Georgia Pro" w:cs="Georgia Pro"/>
-          <w:color w:val="000000" w:themeColor="text1"/>
-        </w:rPr>
-        <w:t>sudo apt update</w:t>
+      <w:proofErr w:type="spellStart"/>
+      <w:r>
+        <w:rPr>
+          <w:rFonts w:ascii="Georgia Pro" w:eastAsia="Georgia Pro" w:hAnsi="Georgia Pro" w:cs="Georgia Pro"/>
+          <w:color w:val="000000" w:themeColor="text1"/>
+        </w:rPr>
+        <w:t>sudo</w:t>
+      </w:r>
+      <w:proofErr w:type="spellEnd"/>
+      <w:r>
+        <w:rPr>
+          <w:rFonts w:ascii="Georgia Pro" w:eastAsia="Georgia Pro" w:hAnsi="Georgia Pro" w:cs="Georgia Pro"/>
+          <w:color w:val="000000" w:themeColor="text1"/>
+        </w:rPr>
+        <w:t xml:space="preserve"> apt update</w:t>
       </w:r>
     </w:p>
     <w:p>
@@ -3144,12 +3471,21 @@
           <w:color w:val="000000" w:themeColor="text1"/>
         </w:rPr>
       </w:pPr>
-      <w:r>
-        <w:rPr>
-          <w:rFonts w:ascii="Georgia Pro" w:eastAsia="Georgia Pro" w:hAnsi="Georgia Pro" w:cs="Georgia Pro"/>
-          <w:color w:val="000000" w:themeColor="text1"/>
-        </w:rPr>
-        <w:t>sudo apt install ca-certificates curl</w:t>
+      <w:proofErr w:type="spellStart"/>
+      <w:r>
+        <w:rPr>
+          <w:rFonts w:ascii="Georgia Pro" w:eastAsia="Georgia Pro" w:hAnsi="Georgia Pro" w:cs="Georgia Pro"/>
+          <w:color w:val="000000" w:themeColor="text1"/>
+        </w:rPr>
+        <w:t>sudo</w:t>
+      </w:r>
+      <w:proofErr w:type="spellEnd"/>
+      <w:r>
+        <w:rPr>
+          <w:rFonts w:ascii="Georgia Pro" w:eastAsia="Georgia Pro" w:hAnsi="Georgia Pro" w:cs="Georgia Pro"/>
+          <w:color w:val="000000" w:themeColor="text1"/>
+        </w:rPr>
+        <w:t xml:space="preserve"> apt install ca-certificates curl</w:t>
       </w:r>
     </w:p>
     <w:p>
@@ -3167,12 +3503,37 @@
           <w:color w:val="000000" w:themeColor="text1"/>
         </w:rPr>
       </w:pPr>
-      <w:r>
-        <w:rPr>
-          <w:rFonts w:ascii="Georgia Pro" w:eastAsia="Georgia Pro" w:hAnsi="Georgia Pro" w:cs="Georgia Pro"/>
-          <w:color w:val="000000" w:themeColor="text1"/>
-        </w:rPr>
-        <w:t>sudo install -m 0755 -d /etc/apt/keyrings</w:t>
+      <w:proofErr w:type="spellStart"/>
+      <w:r>
+        <w:rPr>
+          <w:rFonts w:ascii="Georgia Pro" w:eastAsia="Georgia Pro" w:hAnsi="Georgia Pro" w:cs="Georgia Pro"/>
+          <w:color w:val="000000" w:themeColor="text1"/>
+        </w:rPr>
+        <w:t>sudo</w:t>
+      </w:r>
+      <w:proofErr w:type="spellEnd"/>
+      <w:r>
+        <w:rPr>
+          <w:rFonts w:ascii="Georgia Pro" w:eastAsia="Georgia Pro" w:hAnsi="Georgia Pro" w:cs="Georgia Pro"/>
+          <w:color w:val="000000" w:themeColor="text1"/>
+        </w:rPr>
+        <w:t xml:space="preserve"> install -m 0755 -d /</w:t>
+      </w:r>
+      <w:proofErr w:type="spellStart"/>
+      <w:r>
+        <w:rPr>
+          <w:rFonts w:ascii="Georgia Pro" w:eastAsia="Georgia Pro" w:hAnsi="Georgia Pro" w:cs="Georgia Pro"/>
+          <w:color w:val="000000" w:themeColor="text1"/>
+        </w:rPr>
+        <w:t>etc</w:t>
+      </w:r>
+      <w:proofErr w:type="spellEnd"/>
+      <w:r>
+        <w:rPr>
+          <w:rFonts w:ascii="Georgia Pro" w:eastAsia="Georgia Pro" w:hAnsi="Georgia Pro" w:cs="Georgia Pro"/>
+          <w:color w:val="000000" w:themeColor="text1"/>
+        </w:rPr>
+        <w:t>/apt/keyrings</w:t>
       </w:r>
     </w:p>
     <w:p>
@@ -3190,13 +3551,63 @@
           <w:color w:val="000000" w:themeColor="text1"/>
         </w:rPr>
       </w:pPr>
-      <w:r>
-        <w:rPr>
-          <w:rFonts w:ascii="Georgia Pro" w:eastAsia="Georgia Pro" w:hAnsi="Georgia Pro" w:cs="Georgia Pro"/>
-          <w:color w:val="000000" w:themeColor="text1"/>
-        </w:rPr>
-        <w:t>sudo curl -fsSL https://download.docker.com/linux/ubuntu/gpg -o /etc/apt/keyrings/docker.asc</w:t>
-      </w:r>
+      <w:proofErr w:type="spellStart"/>
+      <w:r>
+        <w:rPr>
+          <w:rFonts w:ascii="Georgia Pro" w:eastAsia="Georgia Pro" w:hAnsi="Georgia Pro" w:cs="Georgia Pro"/>
+          <w:color w:val="000000" w:themeColor="text1"/>
+        </w:rPr>
+        <w:t>sudo</w:t>
+      </w:r>
+      <w:proofErr w:type="spellEnd"/>
+      <w:r>
+        <w:rPr>
+          <w:rFonts w:ascii="Georgia Pro" w:eastAsia="Georgia Pro" w:hAnsi="Georgia Pro" w:cs="Georgia Pro"/>
+          <w:color w:val="000000" w:themeColor="text1"/>
+        </w:rPr>
+        <w:t xml:space="preserve"> curl -</w:t>
+      </w:r>
+      <w:proofErr w:type="spellStart"/>
+      <w:r>
+        <w:rPr>
+          <w:rFonts w:ascii="Georgia Pro" w:eastAsia="Georgia Pro" w:hAnsi="Georgia Pro" w:cs="Georgia Pro"/>
+          <w:color w:val="000000" w:themeColor="text1"/>
+        </w:rPr>
+        <w:t>fsSL</w:t>
+      </w:r>
+      <w:proofErr w:type="spellEnd"/>
+      <w:r>
+        <w:rPr>
+          <w:rFonts w:ascii="Georgia Pro" w:eastAsia="Georgia Pro" w:hAnsi="Georgia Pro" w:cs="Georgia Pro"/>
+          <w:color w:val="000000" w:themeColor="text1"/>
+        </w:rPr>
+        <w:t xml:space="preserve"> https://download.docker.com/linux/ubuntu/gpg -o /</w:t>
+      </w:r>
+      <w:proofErr w:type="spellStart"/>
+      <w:r>
+        <w:rPr>
+          <w:rFonts w:ascii="Georgia Pro" w:eastAsia="Georgia Pro" w:hAnsi="Georgia Pro" w:cs="Georgia Pro"/>
+          <w:color w:val="000000" w:themeColor="text1"/>
+        </w:rPr>
+        <w:t>etc</w:t>
+      </w:r>
+      <w:proofErr w:type="spellEnd"/>
+      <w:r>
+        <w:rPr>
+          <w:rFonts w:ascii="Georgia Pro" w:eastAsia="Georgia Pro" w:hAnsi="Georgia Pro" w:cs="Georgia Pro"/>
+          <w:color w:val="000000" w:themeColor="text1"/>
+        </w:rPr>
+        <w:t>/apt/keyrings/</w:t>
+      </w:r>
+      <w:proofErr w:type="spellStart"/>
+      <w:r>
+        <w:rPr>
+          <w:rFonts w:ascii="Georgia Pro" w:eastAsia="Georgia Pro" w:hAnsi="Georgia Pro" w:cs="Georgia Pro"/>
+          <w:color w:val="000000" w:themeColor="text1"/>
+        </w:rPr>
+        <w:t>docker.asc</w:t>
+      </w:r>
+      <w:proofErr w:type="spellEnd"/>
     </w:p>
     <w:p>
       <w:pPr>
@@ -3213,13 +3624,79 @@
           <w:color w:val="000000" w:themeColor="text1"/>
         </w:rPr>
       </w:pPr>
-      <w:r>
-        <w:rPr>
-          <w:rFonts w:ascii="Georgia Pro" w:eastAsia="Georgia Pro" w:hAnsi="Georgia Pro" w:cs="Georgia Pro"/>
-          <w:color w:val="000000" w:themeColor="text1"/>
-        </w:rPr>
-        <w:t>sudo chmod a+r /etc/apt/keyrings/docker.asc</w:t>
-      </w:r>
+      <w:proofErr w:type="spellStart"/>
+      <w:r>
+        <w:rPr>
+          <w:rFonts w:ascii="Georgia Pro" w:eastAsia="Georgia Pro" w:hAnsi="Georgia Pro" w:cs="Georgia Pro"/>
+          <w:color w:val="000000" w:themeColor="text1"/>
+        </w:rPr>
+        <w:t>sudo</w:t>
+      </w:r>
+      <w:proofErr w:type="spellEnd"/>
+      <w:r>
+        <w:rPr>
+          <w:rFonts w:ascii="Georgia Pro" w:eastAsia="Georgia Pro" w:hAnsi="Georgia Pro" w:cs="Georgia Pro"/>
+          <w:color w:val="000000" w:themeColor="text1"/>
+        </w:rPr>
+        <w:t xml:space="preserve"> </w:t>
+      </w:r>
+      <w:proofErr w:type="spellStart"/>
+      <w:r>
+        <w:rPr>
+          <w:rFonts w:ascii="Georgia Pro" w:eastAsia="Georgia Pro" w:hAnsi="Georgia Pro" w:cs="Georgia Pro"/>
+          <w:color w:val="000000" w:themeColor="text1"/>
+        </w:rPr>
+        <w:t>chmod</w:t>
+      </w:r>
+      <w:proofErr w:type="spellEnd"/>
+      <w:r>
+        <w:rPr>
+          <w:rFonts w:ascii="Georgia Pro" w:eastAsia="Georgia Pro" w:hAnsi="Georgia Pro" w:cs="Georgia Pro"/>
+          <w:color w:val="000000" w:themeColor="text1"/>
+        </w:rPr>
+        <w:t xml:space="preserve"> </w:t>
+      </w:r>
+      <w:proofErr w:type="spellStart"/>
+      <w:r>
+        <w:rPr>
+          <w:rFonts w:ascii="Georgia Pro" w:eastAsia="Georgia Pro" w:hAnsi="Georgia Pro" w:cs="Georgia Pro"/>
+          <w:color w:val="000000" w:themeColor="text1"/>
+        </w:rPr>
+        <w:t>a+r</w:t>
+      </w:r>
+      <w:proofErr w:type="spellEnd"/>
+      <w:r>
+        <w:rPr>
+          <w:rFonts w:ascii="Georgia Pro" w:eastAsia="Georgia Pro" w:hAnsi="Georgia Pro" w:cs="Georgia Pro"/>
+          <w:color w:val="000000" w:themeColor="text1"/>
+        </w:rPr>
+        <w:t xml:space="preserve"> /</w:t>
+      </w:r>
+      <w:proofErr w:type="spellStart"/>
+      <w:r>
+        <w:rPr>
+          <w:rFonts w:ascii="Georgia Pro" w:eastAsia="Georgia Pro" w:hAnsi="Georgia Pro" w:cs="Georgia Pro"/>
+          <w:color w:val="000000" w:themeColor="text1"/>
+        </w:rPr>
+        <w:t>etc</w:t>
+      </w:r>
+      <w:proofErr w:type="spellEnd"/>
+      <w:r>
+        <w:rPr>
+          <w:rFonts w:ascii="Georgia Pro" w:eastAsia="Georgia Pro" w:hAnsi="Georgia Pro" w:cs="Georgia Pro"/>
+          <w:color w:val="000000" w:themeColor="text1"/>
+        </w:rPr>
+        <w:t>/apt/keyrings/</w:t>
+      </w:r>
+      <w:proofErr w:type="spellStart"/>
+      <w:r>
+        <w:rPr>
+          <w:rFonts w:ascii="Georgia Pro" w:eastAsia="Georgia Pro" w:hAnsi="Georgia Pro" w:cs="Georgia Pro"/>
+          <w:color w:val="000000" w:themeColor="text1"/>
+        </w:rPr>
+        <w:t>docker.asc</w:t>
+      </w:r>
+      <w:proofErr w:type="spellEnd"/>
     </w:p>
     <w:p>
       <w:pPr>
@@ -3275,12 +3752,69 @@
           <w:color w:val="000000" w:themeColor="text1"/>
         </w:rPr>
       </w:pPr>
-      <w:r>
-        <w:rPr>
-          <w:rFonts w:ascii="Georgia Pro" w:eastAsia="Georgia Pro" w:hAnsi="Georgia Pro" w:cs="Georgia Pro"/>
-          <w:color w:val="000000" w:themeColor="text1"/>
-        </w:rPr>
-        <w:t>sudo tee /etc/apt/sources.list.d/docker.sources &lt;&lt;EOF</w:t>
+      <w:proofErr w:type="spellStart"/>
+      <w:r>
+        <w:rPr>
+          <w:rFonts w:ascii="Georgia Pro" w:eastAsia="Georgia Pro" w:hAnsi="Georgia Pro" w:cs="Georgia Pro"/>
+          <w:color w:val="000000" w:themeColor="text1"/>
+        </w:rPr>
+        <w:t>sudo</w:t>
+      </w:r>
+      <w:proofErr w:type="spellEnd"/>
+      <w:r>
+        <w:rPr>
+          <w:rFonts w:ascii="Georgia Pro" w:eastAsia="Georgia Pro" w:hAnsi="Georgia Pro" w:cs="Georgia Pro"/>
+          <w:color w:val="000000" w:themeColor="text1"/>
+        </w:rPr>
+        <w:t xml:space="preserve"> tee /</w:t>
+      </w:r>
+      <w:proofErr w:type="spellStart"/>
+      <w:r>
+        <w:rPr>
+          <w:rFonts w:ascii="Georgia Pro" w:eastAsia="Georgia Pro" w:hAnsi="Georgia Pro" w:cs="Georgia Pro"/>
+          <w:color w:val="000000" w:themeColor="text1"/>
+        </w:rPr>
+        <w:t>etc</w:t>
+      </w:r>
+      <w:proofErr w:type="spellEnd"/>
+      <w:r>
+        <w:rPr>
+          <w:rFonts w:ascii="Georgia Pro" w:eastAsia="Georgia Pro" w:hAnsi="Georgia Pro" w:cs="Georgia Pro"/>
+          <w:color w:val="000000" w:themeColor="text1"/>
+        </w:rPr>
+        <w:t>/apt/</w:t>
+      </w:r>
+      <w:proofErr w:type="spellStart"/>
+      <w:r>
+        <w:rPr>
+          <w:rFonts w:ascii="Georgia Pro" w:eastAsia="Georgia Pro" w:hAnsi="Georgia Pro" w:cs="Georgia Pro"/>
+          <w:color w:val="000000" w:themeColor="text1"/>
+        </w:rPr>
+        <w:t>sources.list.d</w:t>
+      </w:r>
+      <w:proofErr w:type="spellEnd"/>
+      <w:r>
+        <w:rPr>
+          <w:rFonts w:ascii="Georgia Pro" w:eastAsia="Georgia Pro" w:hAnsi="Georgia Pro" w:cs="Georgia Pro"/>
+          <w:color w:val="000000" w:themeColor="text1"/>
+        </w:rPr>
+        <w:t>/</w:t>
+      </w:r>
+      <w:proofErr w:type="spellStart"/>
+      <w:r>
+        <w:rPr>
+          <w:rFonts w:ascii="Georgia Pro" w:eastAsia="Georgia Pro" w:hAnsi="Georgia Pro" w:cs="Georgia Pro"/>
+          <w:color w:val="000000" w:themeColor="text1"/>
+        </w:rPr>
+        <w:t>docker.sources</w:t>
+      </w:r>
+      <w:proofErr w:type="spellEnd"/>
+      <w:r>
+        <w:rPr>
+          <w:rFonts w:ascii="Georgia Pro" w:eastAsia="Georgia Pro" w:hAnsi="Georgia Pro" w:cs="Georgia Pro"/>
+          <w:color w:val="000000" w:themeColor="text1"/>
+        </w:rPr>
+        <w:t xml:space="preserve"> &lt;&lt;EOF</w:t>
       </w:r>
     </w:p>
     <w:p>
@@ -3349,7 +3883,71 @@
           <w:rFonts w:ascii="Georgia Pro" w:eastAsia="Georgia Pro" w:hAnsi="Georgia Pro" w:cs="Georgia Pro"/>
           <w:color w:val="000000" w:themeColor="text1"/>
         </w:rPr>
-        <w:t>Suites: $(. /etc/os-release &amp;&amp; echo "${UBUNTU_CODENAME:-$VERSION_CODENAME}")</w:t>
+        <w:t>Suites: $(. /</w:t>
+      </w:r>
+      <w:proofErr w:type="spellStart"/>
+      <w:r>
+        <w:rPr>
+          <w:rFonts w:ascii="Georgia Pro" w:eastAsia="Georgia Pro" w:hAnsi="Georgia Pro" w:cs="Georgia Pro"/>
+          <w:color w:val="000000" w:themeColor="text1"/>
+        </w:rPr>
+        <w:t>etc</w:t>
+      </w:r>
+      <w:proofErr w:type="spellEnd"/>
+      <w:r>
+        <w:rPr>
+          <w:rFonts w:ascii="Georgia Pro" w:eastAsia="Georgia Pro" w:hAnsi="Georgia Pro" w:cs="Georgia Pro"/>
+          <w:color w:val="000000" w:themeColor="text1"/>
+        </w:rPr>
+        <w:t>/</w:t>
+      </w:r>
+      <w:proofErr w:type="spellStart"/>
+      <w:r>
+        <w:rPr>
+          <w:rFonts w:ascii="Georgia Pro" w:eastAsia="Georgia Pro" w:hAnsi="Georgia Pro" w:cs="Georgia Pro"/>
+          <w:color w:val="000000" w:themeColor="text1"/>
+        </w:rPr>
+        <w:t>os</w:t>
+      </w:r>
+      <w:proofErr w:type="spellEnd"/>
+      <w:r>
+        <w:rPr>
+          <w:rFonts w:ascii="Georgia Pro" w:eastAsia="Georgia Pro" w:hAnsi="Georgia Pro" w:cs="Georgia Pro"/>
+          <w:color w:val="000000" w:themeColor="text1"/>
+        </w:rPr>
+        <w:t>-release &amp;&amp; echo "${UBUNTU_</w:t>
+      </w:r>
+      <w:proofErr w:type="gramStart"/>
+      <w:r>
+        <w:rPr>
+          <w:rFonts w:ascii="Georgia Pro" w:eastAsia="Georgia Pro" w:hAnsi="Georgia Pro" w:cs="Georgia Pro"/>
+          <w:color w:val="000000" w:themeColor="text1"/>
+        </w:rPr>
+        <w:t>CODENAME:-</w:t>
+      </w:r>
+      <w:proofErr w:type="gramEnd"/>
+      <w:r>
+        <w:rPr>
+          <w:rFonts w:ascii="Georgia Pro" w:eastAsia="Georgia Pro" w:hAnsi="Georgia Pro" w:cs="Georgia Pro"/>
+          <w:color w:val="000000" w:themeColor="text1"/>
+        </w:rPr>
+        <w:t>$VERSION_</w:t>
+      </w:r>
+      <w:proofErr w:type="gramStart"/>
+      <w:r>
+        <w:rPr>
+          <w:rFonts w:ascii="Georgia Pro" w:eastAsia="Georgia Pro" w:hAnsi="Georgia Pro" w:cs="Georgia Pro"/>
+          <w:color w:val="000000" w:themeColor="text1"/>
+        </w:rPr>
+        <w:t>CODENAME}"</w:t>
+      </w:r>
+      <w:proofErr w:type="gramEnd"/>
+      <w:r>
+        <w:rPr>
+          <w:rFonts w:ascii="Georgia Pro" w:eastAsia="Georgia Pro" w:hAnsi="Georgia Pro" w:cs="Georgia Pro"/>
+          <w:color w:val="000000" w:themeColor="text1"/>
+        </w:rPr>
+        <w:t>)</w:t>
       </w:r>
     </w:p>
     <w:p>
@@ -3391,12 +3989,37 @@
           <w:color w:val="000000" w:themeColor="text1"/>
         </w:rPr>
       </w:pPr>
-      <w:r>
-        <w:rPr>
-          <w:rFonts w:ascii="Georgia Pro" w:eastAsia="Georgia Pro" w:hAnsi="Georgia Pro" w:cs="Georgia Pro"/>
-          <w:color w:val="000000" w:themeColor="text1"/>
-        </w:rPr>
-        <w:t>Architectures: $(dpkg --print-architecture)</w:t>
+      <w:proofErr w:type="gramStart"/>
+      <w:r>
+        <w:rPr>
+          <w:rFonts w:ascii="Georgia Pro" w:eastAsia="Georgia Pro" w:hAnsi="Georgia Pro" w:cs="Georgia Pro"/>
+          <w:color w:val="000000" w:themeColor="text1"/>
+        </w:rPr>
+        <w:t>Architectures</w:t>
+      </w:r>
+      <w:proofErr w:type="gramEnd"/>
+      <w:r>
+        <w:rPr>
+          <w:rFonts w:ascii="Georgia Pro" w:eastAsia="Georgia Pro" w:hAnsi="Georgia Pro" w:cs="Georgia Pro"/>
+          <w:color w:val="000000" w:themeColor="text1"/>
+        </w:rPr>
+        <w:t>: $(</w:t>
+      </w:r>
+      <w:proofErr w:type="spellStart"/>
+      <w:r>
+        <w:rPr>
+          <w:rFonts w:ascii="Georgia Pro" w:eastAsia="Georgia Pro" w:hAnsi="Georgia Pro" w:cs="Georgia Pro"/>
+          <w:color w:val="000000" w:themeColor="text1"/>
+        </w:rPr>
+        <w:t>dpkg</w:t>
+      </w:r>
+      <w:proofErr w:type="spellEnd"/>
+      <w:r>
+        <w:rPr>
+          <w:rFonts w:ascii="Georgia Pro" w:eastAsia="Georgia Pro" w:hAnsi="Georgia Pro" w:cs="Georgia Pro"/>
+          <w:color w:val="000000" w:themeColor="text1"/>
+        </w:rPr>
+        <w:t xml:space="preserve"> --print-architecture)</w:t>
       </w:r>
     </w:p>
     <w:p>
@@ -3419,8 +4042,33 @@
           <w:rFonts w:ascii="Georgia Pro" w:eastAsia="Georgia Pro" w:hAnsi="Georgia Pro" w:cs="Georgia Pro"/>
           <w:color w:val="000000" w:themeColor="text1"/>
         </w:rPr>
-        <w:t>Signed-By: /etc/apt/keyrings/docker.asc</w:t>
-      </w:r>
+        <w:t>Signed-By: /</w:t>
+      </w:r>
+      <w:proofErr w:type="spellStart"/>
+      <w:r>
+        <w:rPr>
+          <w:rFonts w:ascii="Georgia Pro" w:eastAsia="Georgia Pro" w:hAnsi="Georgia Pro" w:cs="Georgia Pro"/>
+          <w:color w:val="000000" w:themeColor="text1"/>
+        </w:rPr>
+        <w:t>etc</w:t>
+      </w:r>
+      <w:proofErr w:type="spellEnd"/>
+      <w:r>
+        <w:rPr>
+          <w:rFonts w:ascii="Georgia Pro" w:eastAsia="Georgia Pro" w:hAnsi="Georgia Pro" w:cs="Georgia Pro"/>
+          <w:color w:val="000000" w:themeColor="text1"/>
+        </w:rPr>
+        <w:t>/apt/keyrings/</w:t>
+      </w:r>
+      <w:proofErr w:type="spellStart"/>
+      <w:r>
+        <w:rPr>
+          <w:rFonts w:ascii="Georgia Pro" w:eastAsia="Georgia Pro" w:hAnsi="Georgia Pro" w:cs="Georgia Pro"/>
+          <w:color w:val="000000" w:themeColor="text1"/>
+        </w:rPr>
+        <w:t>docker.asc</w:t>
+      </w:r>
+      <w:proofErr w:type="spellEnd"/>
     </w:p>
     <w:p>
       <w:pPr>
@@ -3476,12 +4124,21 @@
           <w:color w:val="000000" w:themeColor="text1"/>
         </w:rPr>
       </w:pPr>
-      <w:r>
-        <w:rPr>
-          <w:rFonts w:ascii="Georgia Pro" w:eastAsia="Georgia Pro" w:hAnsi="Georgia Pro" w:cs="Georgia Pro"/>
-          <w:color w:val="000000" w:themeColor="text1"/>
-        </w:rPr>
-        <w:t>sudo apt update</w:t>
+      <w:proofErr w:type="spellStart"/>
+      <w:r>
+        <w:rPr>
+          <w:rFonts w:ascii="Georgia Pro" w:eastAsia="Georgia Pro" w:hAnsi="Georgia Pro" w:cs="Georgia Pro"/>
+          <w:color w:val="000000" w:themeColor="text1"/>
+        </w:rPr>
+        <w:t>sudo</w:t>
+      </w:r>
+      <w:proofErr w:type="spellEnd"/>
+      <w:r>
+        <w:rPr>
+          <w:rFonts w:ascii="Georgia Pro" w:eastAsia="Georgia Pro" w:hAnsi="Georgia Pro" w:cs="Georgia Pro"/>
+          <w:color w:val="000000" w:themeColor="text1"/>
+        </w:rPr>
+        <w:t xml:space="preserve"> apt update</w:t>
       </w:r>
     </w:p>
     <w:p>
@@ -3508,12 +4165,21 @@
           <w:color w:val="000000" w:themeColor="text1"/>
         </w:rPr>
       </w:pPr>
-      <w:r>
-        <w:rPr>
-          <w:rFonts w:ascii="Georgia Pro" w:eastAsia="Georgia Pro" w:hAnsi="Georgia Pro" w:cs="Georgia Pro"/>
-          <w:color w:val="000000" w:themeColor="text1"/>
-        </w:rPr>
-        <w:t>sudo apt update</w:t>
+      <w:proofErr w:type="spellStart"/>
+      <w:r>
+        <w:rPr>
+          <w:rFonts w:ascii="Georgia Pro" w:eastAsia="Georgia Pro" w:hAnsi="Georgia Pro" w:cs="Georgia Pro"/>
+          <w:color w:val="000000" w:themeColor="text1"/>
+        </w:rPr>
+        <w:t>sudo</w:t>
+      </w:r>
+      <w:proofErr w:type="spellEnd"/>
+      <w:r>
+        <w:rPr>
+          <w:rFonts w:ascii="Georgia Pro" w:eastAsia="Georgia Pro" w:hAnsi="Georgia Pro" w:cs="Georgia Pro"/>
+          <w:color w:val="000000" w:themeColor="text1"/>
+        </w:rPr>
+        <w:t xml:space="preserve"> apt update</w:t>
       </w:r>
     </w:p>
     <w:p>
@@ -3540,12 +4206,69 @@
           <w:color w:val="000000" w:themeColor="text1"/>
         </w:rPr>
       </w:pPr>
-      <w:r>
-        <w:rPr>
-          <w:rFonts w:ascii="Georgia Pro" w:eastAsia="Georgia Pro" w:hAnsi="Georgia Pro" w:cs="Georgia Pro"/>
-          <w:color w:val="000000" w:themeColor="text1"/>
-        </w:rPr>
-        <w:t>sudo apt install docker-ce docker-ce-cli containerd.io docker-buildx-plugin docker-compose-plugin</w:t>
+      <w:proofErr w:type="spellStart"/>
+      <w:r>
+        <w:rPr>
+          <w:rFonts w:ascii="Georgia Pro" w:eastAsia="Georgia Pro" w:hAnsi="Georgia Pro" w:cs="Georgia Pro"/>
+          <w:color w:val="000000" w:themeColor="text1"/>
+        </w:rPr>
+        <w:t>sudo</w:t>
+      </w:r>
+      <w:proofErr w:type="spellEnd"/>
+      <w:r>
+        <w:rPr>
+          <w:rFonts w:ascii="Georgia Pro" w:eastAsia="Georgia Pro" w:hAnsi="Georgia Pro" w:cs="Georgia Pro"/>
+          <w:color w:val="000000" w:themeColor="text1"/>
+        </w:rPr>
+        <w:t xml:space="preserve"> apt install docker-</w:t>
+      </w:r>
+      <w:proofErr w:type="spellStart"/>
+      <w:r>
+        <w:rPr>
+          <w:rFonts w:ascii="Georgia Pro" w:eastAsia="Georgia Pro" w:hAnsi="Georgia Pro" w:cs="Georgia Pro"/>
+          <w:color w:val="000000" w:themeColor="text1"/>
+        </w:rPr>
+        <w:t>ce</w:t>
+      </w:r>
+      <w:proofErr w:type="spellEnd"/>
+      <w:r>
+        <w:rPr>
+          <w:rFonts w:ascii="Georgia Pro" w:eastAsia="Georgia Pro" w:hAnsi="Georgia Pro" w:cs="Georgia Pro"/>
+          <w:color w:val="000000" w:themeColor="text1"/>
+        </w:rPr>
+        <w:t xml:space="preserve"> docker-</w:t>
+      </w:r>
+      <w:proofErr w:type="spellStart"/>
+      <w:r>
+        <w:rPr>
+          <w:rFonts w:ascii="Georgia Pro" w:eastAsia="Georgia Pro" w:hAnsi="Georgia Pro" w:cs="Georgia Pro"/>
+          <w:color w:val="000000" w:themeColor="text1"/>
+        </w:rPr>
+        <w:t>ce</w:t>
+      </w:r>
+      <w:proofErr w:type="spellEnd"/>
+      <w:r>
+        <w:rPr>
+          <w:rFonts w:ascii="Georgia Pro" w:eastAsia="Georgia Pro" w:hAnsi="Georgia Pro" w:cs="Georgia Pro"/>
+          <w:color w:val="000000" w:themeColor="text1"/>
+        </w:rPr>
+        <w:t>-cli containerd.io docker-</w:t>
+      </w:r>
+      <w:proofErr w:type="spellStart"/>
+      <w:r>
+        <w:rPr>
+          <w:rFonts w:ascii="Georgia Pro" w:eastAsia="Georgia Pro" w:hAnsi="Georgia Pro" w:cs="Georgia Pro"/>
+          <w:color w:val="000000" w:themeColor="text1"/>
+        </w:rPr>
+        <w:t>buildx</w:t>
+      </w:r>
+      <w:proofErr w:type="spellEnd"/>
+      <w:r>
+        <w:rPr>
+          <w:rFonts w:ascii="Georgia Pro" w:eastAsia="Georgia Pro" w:hAnsi="Georgia Pro" w:cs="Georgia Pro"/>
+          <w:color w:val="000000" w:themeColor="text1"/>
+        </w:rPr>
+        <w:t>-plugin docker-compose-plugin</w:t>
       </w:r>
     </w:p>
     <w:p>
@@ -3597,7 +4320,39 @@
           <w:rFonts w:ascii="Georgia Pro" w:eastAsia="Georgia Pro" w:hAnsi="Georgia Pro" w:cs="Georgia Pro"/>
           <w:color w:val="000000" w:themeColor="text1"/>
         </w:rPr>
-        <w:t>curl -fsSL 'https://azurecliprod.blob.core.windows.net/$root/deb_install.sh' | sudo bash</w:t>
+        <w:t>curl -</w:t>
+      </w:r>
+      <w:proofErr w:type="spellStart"/>
+      <w:r>
+        <w:rPr>
+          <w:rFonts w:ascii="Georgia Pro" w:eastAsia="Georgia Pro" w:hAnsi="Georgia Pro" w:cs="Georgia Pro"/>
+          <w:color w:val="000000" w:themeColor="text1"/>
+        </w:rPr>
+        <w:t>fsSL</w:t>
+      </w:r>
+      <w:proofErr w:type="spellEnd"/>
+      <w:r>
+        <w:rPr>
+          <w:rFonts w:ascii="Georgia Pro" w:eastAsia="Georgia Pro" w:hAnsi="Georgia Pro" w:cs="Georgia Pro"/>
+          <w:color w:val="000000" w:themeColor="text1"/>
+        </w:rPr>
+        <w:t xml:space="preserve"> 'https://azurecliprod.blob.core.windows.net/$root/deb_install.sh' | </w:t>
+      </w:r>
+      <w:proofErr w:type="spellStart"/>
+      <w:r>
+        <w:rPr>
+          <w:rFonts w:ascii="Georgia Pro" w:eastAsia="Georgia Pro" w:hAnsi="Georgia Pro" w:cs="Georgia Pro"/>
+          <w:color w:val="000000" w:themeColor="text1"/>
+        </w:rPr>
+        <w:t>sudo</w:t>
+      </w:r>
+      <w:proofErr w:type="spellEnd"/>
+      <w:r>
+        <w:rPr>
+          <w:rFonts w:ascii="Georgia Pro" w:eastAsia="Georgia Pro" w:hAnsi="Georgia Pro" w:cs="Georgia Pro"/>
+          <w:color w:val="000000" w:themeColor="text1"/>
+        </w:rPr>
+        <w:t xml:space="preserve"> bash</w:t>
       </w:r>
     </w:p>
     <w:p>
@@ -3626,12 +4381,37 @@
           <w:color w:val="000000" w:themeColor="text1"/>
         </w:rPr>
       </w:pPr>
-      <w:r>
-        <w:rPr>
-          <w:rFonts w:ascii="Georgia Pro" w:eastAsia="Georgia Pro" w:hAnsi="Georgia Pro" w:cs="Georgia Pro"/>
-          <w:color w:val="000000" w:themeColor="text1"/>
-        </w:rPr>
-        <w:t>az acr login \</w:t>
+      <w:proofErr w:type="spellStart"/>
+      <w:r>
+        <w:rPr>
+          <w:rFonts w:ascii="Georgia Pro" w:eastAsia="Georgia Pro" w:hAnsi="Georgia Pro" w:cs="Georgia Pro"/>
+          <w:color w:val="000000" w:themeColor="text1"/>
+        </w:rPr>
+        <w:t>az</w:t>
+      </w:r>
+      <w:proofErr w:type="spellEnd"/>
+      <w:r>
+        <w:rPr>
+          <w:rFonts w:ascii="Georgia Pro" w:eastAsia="Georgia Pro" w:hAnsi="Georgia Pro" w:cs="Georgia Pro"/>
+          <w:color w:val="000000" w:themeColor="text1"/>
+        </w:rPr>
+        <w:t xml:space="preserve"> </w:t>
+      </w:r>
+      <w:proofErr w:type="spellStart"/>
+      <w:r>
+        <w:rPr>
+          <w:rFonts w:ascii="Georgia Pro" w:eastAsia="Georgia Pro" w:hAnsi="Georgia Pro" w:cs="Georgia Pro"/>
+          <w:color w:val="000000" w:themeColor="text1"/>
+        </w:rPr>
+        <w:t>acr</w:t>
+      </w:r>
+      <w:proofErr w:type="spellEnd"/>
+      <w:r>
+        <w:rPr>
+          <w:rFonts w:ascii="Georgia Pro" w:eastAsia="Georgia Pro" w:hAnsi="Georgia Pro" w:cs="Georgia Pro"/>
+          <w:color w:val="000000" w:themeColor="text1"/>
+        </w:rPr>
+        <w:t xml:space="preserve"> login \</w:t>
       </w:r>
       <w:r>
         <w:rPr>
@@ -3899,7 +4679,37 @@
           <w:color w:val="000000" w:themeColor="text1"/>
         </w:rPr>
         <w:br/>
-        <w:t>mysecureacr2026.azurecr.io/nginx:v1</w:t>
+        <w:t>mysecureacr2026</w:t>
+      </w:r>
+      <w:r>
+        <w:rPr>
+          <w:rFonts w:ascii="Georgia Pro" w:eastAsia="Georgia Pro" w:hAnsi="Georgia Pro" w:cs="Georgia Pro"/>
+          <w:color w:val="000000" w:themeColor="text1"/>
+        </w:rPr>
+        <w:t>hitesh</w:t>
+      </w:r>
+      <w:r>
+        <w:rPr>
+          <w:rFonts w:ascii="Georgia Pro" w:eastAsia="Georgia Pro" w:hAnsi="Georgia Pro" w:cs="Georgia Pro"/>
+          <w:color w:val="000000" w:themeColor="text1"/>
+        </w:rPr>
+        <w:t>.azurecr.io/</w:t>
+      </w:r>
+      <w:proofErr w:type="gramStart"/>
+      <w:r>
+        <w:rPr>
+          <w:rFonts w:ascii="Georgia Pro" w:eastAsia="Georgia Pro" w:hAnsi="Georgia Pro" w:cs="Georgia Pro"/>
+          <w:color w:val="000000" w:themeColor="text1"/>
+        </w:rPr>
+        <w:t>nginx:v</w:t>
+      </w:r>
+      <w:proofErr w:type="gramEnd"/>
+      <w:r>
+        <w:rPr>
+          <w:rFonts w:ascii="Georgia Pro" w:eastAsia="Georgia Pro" w:hAnsi="Georgia Pro" w:cs="Georgia Pro"/>
+          <w:color w:val="000000" w:themeColor="text1"/>
+        </w:rPr>
+        <w:t>1</w:t>
       </w:r>
     </w:p>
     <w:p>
@@ -3970,7 +4780,37 @@
           <w:color w:val="000000" w:themeColor="text1"/>
         </w:rPr>
         <w:br/>
-        <w:t>mysecureacr2026.azurecr.io/nginx:v1</w:t>
+        <w:t>mysecureacr2026</w:t>
+      </w:r>
+      <w:r>
+        <w:rPr>
+          <w:rFonts w:ascii="Georgia Pro" w:eastAsia="Georgia Pro" w:hAnsi="Georgia Pro" w:cs="Georgia Pro"/>
+          <w:color w:val="000000" w:themeColor="text1"/>
+        </w:rPr>
+        <w:t>hitesh</w:t>
+      </w:r>
+      <w:r>
+        <w:rPr>
+          <w:rFonts w:ascii="Georgia Pro" w:eastAsia="Georgia Pro" w:hAnsi="Georgia Pro" w:cs="Georgia Pro"/>
+          <w:color w:val="000000" w:themeColor="text1"/>
+        </w:rPr>
+        <w:t>.azurecr.io/</w:t>
+      </w:r>
+      <w:proofErr w:type="gramStart"/>
+      <w:r>
+        <w:rPr>
+          <w:rFonts w:ascii="Georgia Pro" w:eastAsia="Georgia Pro" w:hAnsi="Georgia Pro" w:cs="Georgia Pro"/>
+          <w:color w:val="000000" w:themeColor="text1"/>
+        </w:rPr>
+        <w:t>nginx:v</w:t>
+      </w:r>
+      <w:proofErr w:type="gramEnd"/>
+      <w:r>
+        <w:rPr>
+          <w:rFonts w:ascii="Georgia Pro" w:eastAsia="Georgia Pro" w:hAnsi="Georgia Pro" w:cs="Georgia Pro"/>
+          <w:color w:val="000000" w:themeColor="text1"/>
+        </w:rPr>
+        <w:t>1</w:t>
       </w:r>
     </w:p>
     <w:p>
@@ -4028,12 +4868,37 @@
           <w:color w:val="000000" w:themeColor="text1"/>
         </w:rPr>
       </w:pPr>
-      <w:r>
-        <w:rPr>
-          <w:rFonts w:ascii="Georgia Pro" w:eastAsia="Georgia Pro" w:hAnsi="Georgia Pro" w:cs="Georgia Pro"/>
-          <w:color w:val="000000" w:themeColor="text1"/>
-        </w:rPr>
-        <w:t>az acr repository list \</w:t>
+      <w:proofErr w:type="spellStart"/>
+      <w:r>
+        <w:rPr>
+          <w:rFonts w:ascii="Georgia Pro" w:eastAsia="Georgia Pro" w:hAnsi="Georgia Pro" w:cs="Georgia Pro"/>
+          <w:color w:val="000000" w:themeColor="text1"/>
+        </w:rPr>
+        <w:t>az</w:t>
+      </w:r>
+      <w:proofErr w:type="spellEnd"/>
+      <w:r>
+        <w:rPr>
+          <w:rFonts w:ascii="Georgia Pro" w:eastAsia="Georgia Pro" w:hAnsi="Georgia Pro" w:cs="Georgia Pro"/>
+          <w:color w:val="000000" w:themeColor="text1"/>
+        </w:rPr>
+        <w:t xml:space="preserve"> </w:t>
+      </w:r>
+      <w:proofErr w:type="spellStart"/>
+      <w:r>
+        <w:rPr>
+          <w:rFonts w:ascii="Georgia Pro" w:eastAsia="Georgia Pro" w:hAnsi="Georgia Pro" w:cs="Georgia Pro"/>
+          <w:color w:val="000000" w:themeColor="text1"/>
+        </w:rPr>
+        <w:t>acr</w:t>
+      </w:r>
+      <w:proofErr w:type="spellEnd"/>
+      <w:r>
+        <w:rPr>
+          <w:rFonts w:ascii="Georgia Pro" w:eastAsia="Georgia Pro" w:hAnsi="Georgia Pro" w:cs="Georgia Pro"/>
+          <w:color w:val="000000" w:themeColor="text1"/>
+        </w:rPr>
+        <w:t xml:space="preserve"> repository list \</w:t>
       </w:r>
       <w:r>
         <w:rPr>
@@ -4184,12 +5049,37 @@
           <w:color w:val="000000" w:themeColor="text1"/>
         </w:rPr>
       </w:pPr>
-      <w:r>
-        <w:rPr>
-          <w:rFonts w:ascii="Georgia Pro" w:eastAsia="Georgia Pro" w:hAnsi="Georgia Pro" w:cs="Georgia Pro"/>
-          <w:color w:val="000000" w:themeColor="text1"/>
-        </w:rPr>
-        <w:t>az aks create \</w:t>
+      <w:proofErr w:type="spellStart"/>
+      <w:r>
+        <w:rPr>
+          <w:rFonts w:ascii="Georgia Pro" w:eastAsia="Georgia Pro" w:hAnsi="Georgia Pro" w:cs="Georgia Pro"/>
+          <w:color w:val="000000" w:themeColor="text1"/>
+        </w:rPr>
+        <w:t>az</w:t>
+      </w:r>
+      <w:proofErr w:type="spellEnd"/>
+      <w:r>
+        <w:rPr>
+          <w:rFonts w:ascii="Georgia Pro" w:eastAsia="Georgia Pro" w:hAnsi="Georgia Pro" w:cs="Georgia Pro"/>
+          <w:color w:val="000000" w:themeColor="text1"/>
+        </w:rPr>
+        <w:t xml:space="preserve"> </w:t>
+      </w:r>
+      <w:proofErr w:type="spellStart"/>
+      <w:r>
+        <w:rPr>
+          <w:rFonts w:ascii="Georgia Pro" w:eastAsia="Georgia Pro" w:hAnsi="Georgia Pro" w:cs="Georgia Pro"/>
+          <w:color w:val="000000" w:themeColor="text1"/>
+        </w:rPr>
+        <w:t>aks</w:t>
+      </w:r>
+      <w:proofErr w:type="spellEnd"/>
+      <w:r>
+        <w:rPr>
+          <w:rFonts w:ascii="Georgia Pro" w:eastAsia="Georgia Pro" w:hAnsi="Georgia Pro" w:cs="Georgia Pro"/>
+          <w:color w:val="000000" w:themeColor="text1"/>
+        </w:rPr>
+        <w:t xml:space="preserve"> create \</w:t>
       </w:r>
       <w:r>
         <w:rPr>
@@ -4197,7 +5087,23 @@
           <w:color w:val="000000" w:themeColor="text1"/>
         </w:rPr>
         <w:br/>
-        <w:t>--resource-group rg-acr-aks \</w:t>
+        <w:t xml:space="preserve">--resource-group </w:t>
+      </w:r>
+      <w:proofErr w:type="spellStart"/>
+      <w:r>
+        <w:rPr>
+          <w:rFonts w:ascii="Georgia Pro" w:eastAsia="Georgia Pro" w:hAnsi="Georgia Pro" w:cs="Georgia Pro"/>
+          <w:color w:val="000000" w:themeColor="text1"/>
+        </w:rPr>
+        <w:t>rg-acr-aks</w:t>
+      </w:r>
+      <w:proofErr w:type="spellEnd"/>
+      <w:r>
+        <w:rPr>
+          <w:rFonts w:ascii="Georgia Pro" w:eastAsia="Georgia Pro" w:hAnsi="Georgia Pro" w:cs="Georgia Pro"/>
+          <w:color w:val="000000" w:themeColor="text1"/>
+        </w:rPr>
+        <w:t xml:space="preserve"> \</w:t>
       </w:r>
       <w:r>
         <w:rPr>
@@ -4205,7 +5111,23 @@
           <w:color w:val="000000" w:themeColor="text1"/>
         </w:rPr>
         <w:br/>
-        <w:t>--name aks-secure-cluster \</w:t>
+        <w:t xml:space="preserve">--name </w:t>
+      </w:r>
+      <w:proofErr w:type="spellStart"/>
+      <w:r>
+        <w:rPr>
+          <w:rFonts w:ascii="Georgia Pro" w:eastAsia="Georgia Pro" w:hAnsi="Georgia Pro" w:cs="Georgia Pro"/>
+          <w:color w:val="000000" w:themeColor="text1"/>
+        </w:rPr>
+        <w:t>aks</w:t>
+      </w:r>
+      <w:proofErr w:type="spellEnd"/>
+      <w:r>
+        <w:rPr>
+          <w:rFonts w:ascii="Georgia Pro" w:eastAsia="Georgia Pro" w:hAnsi="Georgia Pro" w:cs="Georgia Pro"/>
+          <w:color w:val="000000" w:themeColor="text1"/>
+        </w:rPr>
+        <w:t>-secure-cluster \</w:t>
       </w:r>
       <w:r>
         <w:rPr>
@@ -4221,7 +5143,23 @@
           <w:color w:val="000000" w:themeColor="text1"/>
         </w:rPr>
         <w:br/>
-        <w:t>--node-vm-size Standard_B2s \</w:t>
+        <w:t>--node-</w:t>
+      </w:r>
+      <w:proofErr w:type="spellStart"/>
+      <w:r>
+        <w:rPr>
+          <w:rFonts w:ascii="Georgia Pro" w:eastAsia="Georgia Pro" w:hAnsi="Georgia Pro" w:cs="Georgia Pro"/>
+          <w:color w:val="000000" w:themeColor="text1"/>
+        </w:rPr>
+        <w:t>vm</w:t>
+      </w:r>
+      <w:proofErr w:type="spellEnd"/>
+      <w:r>
+        <w:rPr>
+          <w:rFonts w:ascii="Georgia Pro" w:eastAsia="Georgia Pro" w:hAnsi="Georgia Pro" w:cs="Georgia Pro"/>
+          <w:color w:val="000000" w:themeColor="text1"/>
+        </w:rPr>
+        <w:t>-size Standard_B2s \</w:t>
       </w:r>
       <w:r>
         <w:rPr>
@@ -4229,7 +5167,39 @@
           <w:color w:val="000000" w:themeColor="text1"/>
         </w:rPr>
         <w:br/>
-        <w:t>--nodepool-name agentpool \</w:t>
+        <w:t>--</w:t>
+      </w:r>
+      <w:proofErr w:type="spellStart"/>
+      <w:r>
+        <w:rPr>
+          <w:rFonts w:ascii="Georgia Pro" w:eastAsia="Georgia Pro" w:hAnsi="Georgia Pro" w:cs="Georgia Pro"/>
+          <w:color w:val="000000" w:themeColor="text1"/>
+        </w:rPr>
+        <w:t>nodepool</w:t>
+      </w:r>
+      <w:proofErr w:type="spellEnd"/>
+      <w:r>
+        <w:rPr>
+          <w:rFonts w:ascii="Georgia Pro" w:eastAsia="Georgia Pro" w:hAnsi="Georgia Pro" w:cs="Georgia Pro"/>
+          <w:color w:val="000000" w:themeColor="text1"/>
+        </w:rPr>
+        <w:t xml:space="preserve">-name </w:t>
+      </w:r>
+      <w:proofErr w:type="spellStart"/>
+      <w:r>
+        <w:rPr>
+          <w:rFonts w:ascii="Georgia Pro" w:eastAsia="Georgia Pro" w:hAnsi="Georgia Pro" w:cs="Georgia Pro"/>
+          <w:color w:val="000000" w:themeColor="text1"/>
+        </w:rPr>
+        <w:t>agentpool</w:t>
+      </w:r>
+      <w:proofErr w:type="spellEnd"/>
+      <w:r>
+        <w:rPr>
+          <w:rFonts w:ascii="Georgia Pro" w:eastAsia="Georgia Pro" w:hAnsi="Georgia Pro" w:cs="Georgia Pro"/>
+          <w:color w:val="000000" w:themeColor="text1"/>
+        </w:rPr>
+        <w:t xml:space="preserve"> \</w:t>
       </w:r>
       <w:r>
         <w:rPr>
@@ -4300,7 +5270,27 @@
           <w:bCs/>
           <w:color w:val="000000" w:themeColor="text1"/>
         </w:rPr>
-        <w:t>Step 11: Connect kubectl to AKS</w:t>
+        <w:t xml:space="preserve">Step 11: Connect </w:t>
+      </w:r>
+      <w:proofErr w:type="spellStart"/>
+      <w:r>
+        <w:rPr>
+          <w:rFonts w:ascii="Georgia Pro" w:eastAsia="Georgia Pro" w:hAnsi="Georgia Pro" w:cs="Georgia Pro"/>
+          <w:b/>
+          <w:bCs/>
+          <w:color w:val="000000" w:themeColor="text1"/>
+        </w:rPr>
+        <w:t>kubectl</w:t>
+      </w:r>
+      <w:proofErr w:type="spellEnd"/>
+      <w:r>
+        <w:rPr>
+          <w:rFonts w:ascii="Georgia Pro" w:eastAsia="Georgia Pro" w:hAnsi="Georgia Pro" w:cs="Georgia Pro"/>
+          <w:b/>
+          <w:bCs/>
+          <w:color w:val="000000" w:themeColor="text1"/>
+        </w:rPr>
+        <w:t xml:space="preserve"> to AKS</w:t>
       </w:r>
     </w:p>
     <w:p>
@@ -4320,12 +5310,37 @@
           <w:color w:val="000000" w:themeColor="text1"/>
         </w:rPr>
       </w:pPr>
-      <w:r>
-        <w:rPr>
-          <w:rFonts w:ascii="Georgia Pro" w:eastAsia="Georgia Pro" w:hAnsi="Georgia Pro" w:cs="Georgia Pro"/>
-          <w:color w:val="000000" w:themeColor="text1"/>
-        </w:rPr>
-        <w:t>az aks get-credentials \</w:t>
+      <w:proofErr w:type="spellStart"/>
+      <w:r>
+        <w:rPr>
+          <w:rFonts w:ascii="Georgia Pro" w:eastAsia="Georgia Pro" w:hAnsi="Georgia Pro" w:cs="Georgia Pro"/>
+          <w:color w:val="000000" w:themeColor="text1"/>
+        </w:rPr>
+        <w:t>az</w:t>
+      </w:r>
+      <w:proofErr w:type="spellEnd"/>
+      <w:r>
+        <w:rPr>
+          <w:rFonts w:ascii="Georgia Pro" w:eastAsia="Georgia Pro" w:hAnsi="Georgia Pro" w:cs="Georgia Pro"/>
+          <w:color w:val="000000" w:themeColor="text1"/>
+        </w:rPr>
+        <w:t xml:space="preserve"> </w:t>
+      </w:r>
+      <w:proofErr w:type="spellStart"/>
+      <w:r>
+        <w:rPr>
+          <w:rFonts w:ascii="Georgia Pro" w:eastAsia="Georgia Pro" w:hAnsi="Georgia Pro" w:cs="Georgia Pro"/>
+          <w:color w:val="000000" w:themeColor="text1"/>
+        </w:rPr>
+        <w:t>aks</w:t>
+      </w:r>
+      <w:proofErr w:type="spellEnd"/>
+      <w:r>
+        <w:rPr>
+          <w:rFonts w:ascii="Georgia Pro" w:eastAsia="Georgia Pro" w:hAnsi="Georgia Pro" w:cs="Georgia Pro"/>
+          <w:color w:val="000000" w:themeColor="text1"/>
+        </w:rPr>
+        <w:t xml:space="preserve"> get-credentials \</w:t>
       </w:r>
       <w:r>
         <w:rPr>
@@ -4333,7 +5348,23 @@
           <w:color w:val="000000" w:themeColor="text1"/>
         </w:rPr>
         <w:br/>
-        <w:t>--resource-group rg-acr-aks \</w:t>
+        <w:t xml:space="preserve">--resource-group </w:t>
+      </w:r>
+      <w:proofErr w:type="spellStart"/>
+      <w:r>
+        <w:rPr>
+          <w:rFonts w:ascii="Georgia Pro" w:eastAsia="Georgia Pro" w:hAnsi="Georgia Pro" w:cs="Georgia Pro"/>
+          <w:color w:val="000000" w:themeColor="text1"/>
+        </w:rPr>
+        <w:t>rg-acr-aks</w:t>
+      </w:r>
+      <w:proofErr w:type="spellEnd"/>
+      <w:r>
+        <w:rPr>
+          <w:rFonts w:ascii="Georgia Pro" w:eastAsia="Georgia Pro" w:hAnsi="Georgia Pro" w:cs="Georgia Pro"/>
+          <w:color w:val="000000" w:themeColor="text1"/>
+        </w:rPr>
+        <w:t xml:space="preserve"> \</w:t>
       </w:r>
       <w:r>
         <w:rPr>
@@ -4341,7 +5372,23 @@
           <w:color w:val="000000" w:themeColor="text1"/>
         </w:rPr>
         <w:br/>
-        <w:t>--name aks-secure-cluster</w:t>
+        <w:t xml:space="preserve">--name </w:t>
+      </w:r>
+      <w:proofErr w:type="spellStart"/>
+      <w:r>
+        <w:rPr>
+          <w:rFonts w:ascii="Georgia Pro" w:eastAsia="Georgia Pro" w:hAnsi="Georgia Pro" w:cs="Georgia Pro"/>
+          <w:color w:val="000000" w:themeColor="text1"/>
+        </w:rPr>
+        <w:t>aks</w:t>
+      </w:r>
+      <w:proofErr w:type="spellEnd"/>
+      <w:r>
+        <w:rPr>
+          <w:rFonts w:ascii="Georgia Pro" w:eastAsia="Georgia Pro" w:hAnsi="Georgia Pro" w:cs="Georgia Pro"/>
+          <w:color w:val="000000" w:themeColor="text1"/>
+        </w:rPr>
+        <w:t>-secure-cluster</w:t>
       </w:r>
     </w:p>
     <w:p>
@@ -4399,13 +5446,31 @@
           <w:color w:val="000000" w:themeColor="text1"/>
         </w:rPr>
       </w:pPr>
-      <w:r>
-        <w:rPr>
-          <w:rFonts w:ascii="Georgia Pro" w:eastAsia="Georgia Pro" w:hAnsi="Georgia Pro" w:cs="Georgia Pro"/>
-          <w:color w:val="000000" w:themeColor="text1"/>
-        </w:rPr>
-        <w:t>kubectl get nodes</w:t>
-      </w:r>
+      <w:proofErr w:type="spellStart"/>
+      <w:r>
+        <w:rPr>
+          <w:rFonts w:ascii="Georgia Pro" w:eastAsia="Georgia Pro" w:hAnsi="Georgia Pro" w:cs="Georgia Pro"/>
+          <w:color w:val="000000" w:themeColor="text1"/>
+        </w:rPr>
+        <w:t>kubectl</w:t>
+      </w:r>
+      <w:proofErr w:type="spellEnd"/>
+      <w:r>
+        <w:rPr>
+          <w:rFonts w:ascii="Georgia Pro" w:eastAsia="Georgia Pro" w:hAnsi="Georgia Pro" w:cs="Georgia Pro"/>
+          <w:color w:val="000000" w:themeColor="text1"/>
+        </w:rPr>
+        <w:t xml:space="preserve"> get nodes</w:t>
+      </w:r>
+    </w:p>
+    <w:p>
+      <w:pPr>
+        <w:spacing w:after="0" w:line="480" w:lineRule="auto"/>
+        <w:rPr>
+          <w:rFonts w:ascii="Georgia Pro" w:eastAsia="Georgia Pro" w:hAnsi="Georgia Pro" w:cs="Georgia Pro"/>
+          <w:color w:val="000000" w:themeColor="text1"/>
+        </w:rPr>
+      </w:pPr>
     </w:p>
     <w:p>
       <w:pPr>
@@ -4481,6 +5546,25 @@
         <w:spacing w:after="0" w:line="480" w:lineRule="auto"/>
         <w:rPr>
           <w:rFonts w:ascii="Georgia Pro" w:eastAsia="Georgia Pro" w:hAnsi="Georgia Pro" w:cs="Georgia Pro"/>
+          <w:color w:val="000000" w:themeColor="text1"/>
+        </w:rPr>
+      </w:pPr>
+      <w:r>
+        <w:rPr>
+          <w:rFonts w:ascii="Georgia Pro" w:eastAsia="Georgia Pro" w:hAnsi="Georgia Pro" w:cs="Georgia Pro"/>
+          <w:color w:val="000000" w:themeColor="text1"/>
+        </w:rPr>
+        <w:lastRenderedPageBreak/>
+        <w:pict w14:anchorId="216B0B45">
+          <v:rect id="_x0000_i1044" style="width:0;height:1.5pt" o:hralign="center" o:hrstd="t" o:hr="t" fillcolor="#a0a0a0" stroked="f"/>
+        </w:pict>
+      </w:r>
+    </w:p>
+    <w:p>
+      <w:pPr>
+        <w:spacing w:after="0" w:line="480" w:lineRule="auto"/>
+        <w:rPr>
+          <w:rFonts w:ascii="Georgia Pro" w:eastAsia="Georgia Pro" w:hAnsi="Georgia Pro" w:cs="Georgia Pro"/>
           <w:b/>
           <w:bCs/>
           <w:color w:val="000000" w:themeColor="text1"/>
@@ -4493,24 +5577,178 @@
           <w:bCs/>
           <w:color w:val="000000" w:themeColor="text1"/>
         </w:rPr>
-        <w:lastRenderedPageBreak/>
-        <w:t>Step 13: Attach ACR to AKS</w:t>
-      </w:r>
-    </w:p>
-    <w:p>
-      <w:pPr>
-        <w:spacing w:after="0" w:line="480" w:lineRule="auto"/>
-        <w:rPr>
-          <w:rFonts w:ascii="Georgia Pro" w:eastAsia="Georgia Pro" w:hAnsi="Georgia Pro" w:cs="Georgia Pro"/>
-          <w:color w:val="000000" w:themeColor="text1"/>
-        </w:rPr>
-      </w:pPr>
-      <w:r>
-        <w:rPr>
-          <w:rFonts w:ascii="Georgia Pro" w:eastAsia="Georgia Pro" w:hAnsi="Georgia Pro" w:cs="Georgia Pro"/>
-          <w:color w:val="000000" w:themeColor="text1"/>
-        </w:rPr>
-        <w:t>This allows AKS to securely pull private images.</w:t>
+        <w:t>Step 15: Create Kubernetes Secret</w:t>
+      </w:r>
+    </w:p>
+    <w:p>
+      <w:pPr>
+        <w:spacing w:after="0" w:line="480" w:lineRule="auto"/>
+        <w:rPr>
+          <w:rFonts w:ascii="Georgia Pro" w:eastAsia="Georgia Pro" w:hAnsi="Georgia Pro" w:cs="Georgia Pro"/>
+          <w:color w:val="000000" w:themeColor="text1"/>
+        </w:rPr>
+      </w:pPr>
+      <w:r>
+        <w:rPr>
+          <w:rFonts w:ascii="Georgia Pro" w:eastAsia="Georgia Pro" w:hAnsi="Georgia Pro" w:cs="Georgia Pro"/>
+          <w:color w:val="000000" w:themeColor="text1"/>
+        </w:rPr>
+        <w:t>Create secret for application credentials.</w:t>
+      </w:r>
+    </w:p>
+    <w:p>
+      <w:pPr>
+        <w:pBdr>
+          <w:top w:val="single" w:sz="4" w:space="1" w:color="auto"/>
+          <w:left w:val="single" w:sz="4" w:space="4" w:color="auto"/>
+          <w:bottom w:val="single" w:sz="4" w:space="1" w:color="auto"/>
+          <w:right w:val="single" w:sz="4" w:space="4" w:color="auto"/>
+        </w:pBdr>
+        <w:shd w:val="clear" w:color="auto" w:fill="F2F2F2" w:themeFill="background1" w:themeFillShade="F2"/>
+        <w:spacing w:after="0" w:line="480" w:lineRule="auto"/>
+        <w:rPr>
+          <w:rFonts w:ascii="Georgia Pro" w:eastAsia="Georgia Pro" w:hAnsi="Georgia Pro" w:cs="Georgia Pro"/>
+          <w:color w:val="000000" w:themeColor="text1"/>
+        </w:rPr>
+      </w:pPr>
+      <w:proofErr w:type="spellStart"/>
+      <w:r>
+        <w:rPr>
+          <w:rFonts w:ascii="Georgia Pro" w:eastAsia="Georgia Pro" w:hAnsi="Georgia Pro" w:cs="Georgia Pro"/>
+          <w:color w:val="000000" w:themeColor="text1"/>
+        </w:rPr>
+        <w:t>kubectl</w:t>
+      </w:r>
+      <w:proofErr w:type="spellEnd"/>
+      <w:r>
+        <w:rPr>
+          <w:rFonts w:ascii="Georgia Pro" w:eastAsia="Georgia Pro" w:hAnsi="Georgia Pro" w:cs="Georgia Pro"/>
+          <w:color w:val="000000" w:themeColor="text1"/>
+        </w:rPr>
+        <w:t xml:space="preserve"> create secret docker-registry </w:t>
+      </w:r>
+      <w:proofErr w:type="spellStart"/>
+      <w:r>
+        <w:rPr>
+          <w:rFonts w:ascii="Georgia Pro" w:eastAsia="Georgia Pro" w:hAnsi="Georgia Pro" w:cs="Georgia Pro"/>
+          <w:color w:val="000000" w:themeColor="text1"/>
+        </w:rPr>
+        <w:t>acr</w:t>
+      </w:r>
+      <w:proofErr w:type="spellEnd"/>
+      <w:r>
+        <w:rPr>
+          <w:rFonts w:ascii="Georgia Pro" w:eastAsia="Georgia Pro" w:hAnsi="Georgia Pro" w:cs="Georgia Pro"/>
+          <w:color w:val="000000" w:themeColor="text1"/>
+        </w:rPr>
+        <w:t>-secret \</w:t>
+      </w:r>
+    </w:p>
+    <w:p>
+      <w:pPr>
+        <w:pBdr>
+          <w:top w:val="single" w:sz="4" w:space="1" w:color="auto"/>
+          <w:left w:val="single" w:sz="4" w:space="4" w:color="auto"/>
+          <w:bottom w:val="single" w:sz="4" w:space="1" w:color="auto"/>
+          <w:right w:val="single" w:sz="4" w:space="4" w:color="auto"/>
+        </w:pBdr>
+        <w:shd w:val="clear" w:color="auto" w:fill="F2F2F2" w:themeFill="background1" w:themeFillShade="F2"/>
+        <w:spacing w:after="0" w:line="480" w:lineRule="auto"/>
+        <w:rPr>
+          <w:rFonts w:ascii="Georgia Pro" w:eastAsia="Georgia Pro" w:hAnsi="Georgia Pro" w:cs="Georgia Pro"/>
+          <w:color w:val="000000" w:themeColor="text1"/>
+        </w:rPr>
+      </w:pPr>
+      <w:r>
+        <w:rPr>
+          <w:rFonts w:ascii="Georgia Pro" w:eastAsia="Georgia Pro" w:hAnsi="Georgia Pro" w:cs="Georgia Pro"/>
+          <w:color w:val="000000" w:themeColor="text1"/>
+        </w:rPr>
+        <w:t>--docker-server=mysecureacr2026hitesh.azurecr.io \</w:t>
+      </w:r>
+    </w:p>
+    <w:p>
+      <w:pPr>
+        <w:pBdr>
+          <w:top w:val="single" w:sz="4" w:space="1" w:color="auto"/>
+          <w:left w:val="single" w:sz="4" w:space="4" w:color="auto"/>
+          <w:bottom w:val="single" w:sz="4" w:space="1" w:color="auto"/>
+          <w:right w:val="single" w:sz="4" w:space="4" w:color="auto"/>
+        </w:pBdr>
+        <w:shd w:val="clear" w:color="auto" w:fill="F2F2F2" w:themeFill="background1" w:themeFillShade="F2"/>
+        <w:spacing w:after="0" w:line="480" w:lineRule="auto"/>
+        <w:rPr>
+          <w:rFonts w:ascii="Georgia Pro" w:eastAsia="Georgia Pro" w:hAnsi="Georgia Pro" w:cs="Georgia Pro"/>
+          <w:color w:val="000000" w:themeColor="text1"/>
+        </w:rPr>
+      </w:pPr>
+      <w:r>
+        <w:rPr>
+          <w:rFonts w:ascii="Georgia Pro" w:eastAsia="Georgia Pro" w:hAnsi="Georgia Pro" w:cs="Georgia Pro"/>
+          <w:color w:val="000000" w:themeColor="text1"/>
+        </w:rPr>
+        <w:t>--docker-username=mysecureacr2026hitesh \</w:t>
+      </w:r>
+    </w:p>
+    <w:p>
+      <w:pPr>
+        <w:pBdr>
+          <w:top w:val="single" w:sz="4" w:space="1" w:color="auto"/>
+          <w:left w:val="single" w:sz="4" w:space="4" w:color="auto"/>
+          <w:bottom w:val="single" w:sz="4" w:space="1" w:color="auto"/>
+          <w:right w:val="single" w:sz="4" w:space="4" w:color="auto"/>
+        </w:pBdr>
+        <w:shd w:val="clear" w:color="auto" w:fill="F2F2F2" w:themeFill="background1" w:themeFillShade="F2"/>
+        <w:spacing w:after="0" w:line="480" w:lineRule="auto"/>
+        <w:rPr>
+          <w:rFonts w:ascii="Georgia Pro" w:eastAsia="Georgia Pro" w:hAnsi="Georgia Pro" w:cs="Georgia Pro"/>
+          <w:color w:val="000000" w:themeColor="text1"/>
+        </w:rPr>
+      </w:pPr>
+      <w:r>
+        <w:rPr>
+          <w:rFonts w:ascii="Georgia Pro" w:eastAsia="Georgia Pro" w:hAnsi="Georgia Pro" w:cs="Georgia Pro"/>
+          <w:color w:val="000000" w:themeColor="text1"/>
+        </w:rPr>
+        <w:t>--docker-password=YOUR_PASSWORD</w:t>
+      </w:r>
+      <w:r>
+        <w:rPr>
+          <w:rFonts w:ascii="Georgia Pro" w:eastAsia="Georgia Pro" w:hAnsi="Georgia Pro" w:cs="Georgia Pro"/>
+          <w:color w:val="000000" w:themeColor="text1"/>
+        </w:rPr>
+        <w:t xml:space="preserve"> </w:t>
+      </w:r>
+    </w:p>
+    <w:p>
+      <w:pPr>
+        <w:spacing w:after="0" w:line="480" w:lineRule="auto"/>
+        <w:rPr>
+          <w:rFonts w:ascii="Georgia Pro" w:eastAsia="Georgia Pro" w:hAnsi="Georgia Pro" w:cs="Georgia Pro"/>
+          <w:b/>
+          <w:bCs/>
+          <w:color w:val="000000" w:themeColor="text1"/>
+        </w:rPr>
+      </w:pPr>
+    </w:p>
+    <w:p>
+      <w:pPr>
+        <w:spacing w:after="0" w:line="480" w:lineRule="auto"/>
+        <w:rPr>
+          <w:rFonts w:ascii="Georgia Pro" w:eastAsia="Georgia Pro" w:hAnsi="Georgia Pro" w:cs="Georgia Pro"/>
+          <w:b/>
+          <w:bCs/>
+          <w:color w:val="000000" w:themeColor="text1"/>
+        </w:rPr>
+      </w:pPr>
+      <w:r>
+        <w:rPr>
+          <w:rFonts w:ascii="Georgia Pro" w:eastAsia="Georgia Pro" w:hAnsi="Georgia Pro" w:cs="Georgia Pro"/>
+          <w:b/>
+          <w:bCs/>
+          <w:color w:val="000000" w:themeColor="text1"/>
+        </w:rPr>
+        <w:t>Step 16: Verify Secret</w:t>
       </w:r>
     </w:p>
     <w:p>
@@ -4530,53 +5768,86 @@
           <w:color w:val="000000" w:themeColor="text1"/>
         </w:rPr>
       </w:pPr>
-      <w:r>
-        <w:rPr>
-          <w:rFonts w:ascii="Georgia Pro" w:eastAsia="Georgia Pro" w:hAnsi="Georgia Pro" w:cs="Georgia Pro"/>
-          <w:color w:val="000000" w:themeColor="text1"/>
-        </w:rPr>
-        <w:t>az aks update \</w:t>
-      </w:r>
-      <w:r>
-        <w:rPr>
-          <w:rFonts w:ascii="Georgia Pro" w:eastAsia="Georgia Pro" w:hAnsi="Georgia Pro" w:cs="Georgia Pro"/>
-          <w:color w:val="000000" w:themeColor="text1"/>
-        </w:rPr>
-        <w:br/>
-        <w:t>--resource-group rg-acr-aks \</w:t>
-      </w:r>
-      <w:r>
-        <w:rPr>
-          <w:rFonts w:ascii="Georgia Pro" w:eastAsia="Georgia Pro" w:hAnsi="Georgia Pro" w:cs="Georgia Pro"/>
-          <w:color w:val="000000" w:themeColor="text1"/>
-        </w:rPr>
-        <w:br/>
-        <w:t>--name aks-secure-cluster \</w:t>
-      </w:r>
-      <w:r>
-        <w:rPr>
-          <w:rFonts w:ascii="Georgia Pro" w:eastAsia="Georgia Pro" w:hAnsi="Georgia Pro" w:cs="Georgia Pro"/>
-          <w:color w:val="000000" w:themeColor="text1"/>
-        </w:rPr>
-        <w:br/>
-        <w:t>--attach-acr mysecureacr2026</w:t>
-      </w:r>
-    </w:p>
-    <w:p>
-      <w:pPr>
-        <w:spacing w:after="0" w:line="480" w:lineRule="auto"/>
-        <w:rPr>
-          <w:rFonts w:ascii="Georgia Pro" w:eastAsia="Georgia Pro" w:hAnsi="Georgia Pro" w:cs="Georgia Pro"/>
-          <w:color w:val="000000" w:themeColor="text1"/>
-        </w:rPr>
-      </w:pPr>
-      <w:r>
-        <w:rPr>
-          <w:rFonts w:ascii="Georgia Pro" w:eastAsia="Georgia Pro" w:hAnsi="Georgia Pro" w:cs="Georgia Pro"/>
-          <w:color w:val="000000" w:themeColor="text1"/>
-        </w:rPr>
-        <w:pict w14:anchorId="2F13B09C">
-          <v:rect id="_x0000_i1043" style="width:0;height:1.5pt" o:hralign="center" o:hrstd="t" o:hr="t" fillcolor="#a0a0a0" stroked="f"/>
+      <w:proofErr w:type="spellStart"/>
+      <w:r>
+        <w:rPr>
+          <w:rFonts w:ascii="Georgia Pro" w:eastAsia="Georgia Pro" w:hAnsi="Georgia Pro" w:cs="Georgia Pro"/>
+          <w:color w:val="000000" w:themeColor="text1"/>
+        </w:rPr>
+        <w:t>kubectl</w:t>
+      </w:r>
+      <w:proofErr w:type="spellEnd"/>
+      <w:r>
+        <w:rPr>
+          <w:rFonts w:ascii="Georgia Pro" w:eastAsia="Georgia Pro" w:hAnsi="Georgia Pro" w:cs="Georgia Pro"/>
+          <w:color w:val="000000" w:themeColor="text1"/>
+        </w:rPr>
+        <w:t xml:space="preserve"> get secrets</w:t>
+      </w:r>
+    </w:p>
+    <w:p>
+      <w:pPr>
+        <w:spacing w:after="0" w:line="480" w:lineRule="auto"/>
+        <w:rPr>
+          <w:rFonts w:ascii="Georgia Pro" w:eastAsia="Georgia Pro" w:hAnsi="Georgia Pro" w:cs="Georgia Pro"/>
+          <w:color w:val="000000" w:themeColor="text1"/>
+        </w:rPr>
+      </w:pPr>
+    </w:p>
+    <w:p>
+      <w:pPr>
+        <w:spacing w:after="0" w:line="480" w:lineRule="auto"/>
+        <w:rPr>
+          <w:rFonts w:ascii="Georgia Pro" w:eastAsia="Georgia Pro" w:hAnsi="Georgia Pro" w:cs="Georgia Pro"/>
+          <w:color w:val="000000" w:themeColor="text1"/>
+        </w:rPr>
+      </w:pPr>
+      <w:r>
+        <w:rPr>
+          <w:rFonts w:ascii="Georgia Pro" w:eastAsia="Georgia Pro" w:hAnsi="Georgia Pro" w:cs="Georgia Pro"/>
+          <w:color w:val="000000" w:themeColor="text1"/>
+        </w:rPr>
+        <w:t>Expected:</w:t>
+      </w:r>
+    </w:p>
+    <w:p>
+      <w:pPr>
+        <w:pBdr>
+          <w:top w:val="single" w:sz="4" w:space="1" w:color="auto"/>
+          <w:left w:val="single" w:sz="4" w:space="4" w:color="auto"/>
+          <w:bottom w:val="single" w:sz="4" w:space="1" w:color="auto"/>
+          <w:right w:val="single" w:sz="4" w:space="4" w:color="auto"/>
+        </w:pBdr>
+        <w:shd w:val="clear" w:color="auto" w:fill="F2F2F2" w:themeFill="background1" w:themeFillShade="F2"/>
+        <w:spacing w:after="0" w:line="480" w:lineRule="auto"/>
+        <w:rPr>
+          <w:rFonts w:ascii="Georgia Pro" w:eastAsia="Georgia Pro" w:hAnsi="Georgia Pro" w:cs="Georgia Pro"/>
+          <w:color w:val="000000" w:themeColor="text1"/>
+        </w:rPr>
+      </w:pPr>
+      <w:r>
+        <w:rPr>
+          <w:rFonts w:ascii="Georgia Pro" w:eastAsia="Georgia Pro" w:hAnsi="Georgia Pro" w:cs="Georgia Pro"/>
+          <w:color w:val="000000" w:themeColor="text1"/>
+        </w:rPr>
+        <w:t>app-secret</w:t>
+      </w:r>
+    </w:p>
+    <w:p>
+      <w:pPr>
+        <w:spacing w:after="0" w:line="480" w:lineRule="auto"/>
+        <w:rPr>
+          <w:rFonts w:ascii="Georgia Pro" w:eastAsia="Georgia Pro" w:hAnsi="Georgia Pro" w:cs="Georgia Pro"/>
+          <w:color w:val="000000" w:themeColor="text1"/>
+        </w:rPr>
+      </w:pPr>
+      <w:r>
+        <w:rPr>
+          <w:rFonts w:ascii="Georgia Pro" w:eastAsia="Georgia Pro" w:hAnsi="Georgia Pro" w:cs="Georgia Pro"/>
+          <w:color w:val="000000" w:themeColor="text1"/>
+        </w:rPr>
+        <w:pict w14:anchorId="57662852">
+          <v:rect id="_x0000_i1046" style="width:0;height:1.5pt" o:hralign="center" o:hrstd="t" o:hr="t" fillcolor="#a0a0a0" stroked="f"/>
         </w:pict>
       </w:r>
     </w:p>
@@ -4597,7 +5868,718 @@
           <w:bCs/>
           <w:color w:val="000000" w:themeColor="text1"/>
         </w:rPr>
-        <w:t>Step 14: Verify ACR Integration</w:t>
+        <w:t>Step 17: Create Deployment YAML</w:t>
+      </w:r>
+    </w:p>
+    <w:p>
+      <w:pPr>
+        <w:spacing w:after="0" w:line="480" w:lineRule="auto"/>
+        <w:rPr>
+          <w:rFonts w:ascii="Georgia Pro" w:eastAsia="Georgia Pro" w:hAnsi="Georgia Pro" w:cs="Georgia Pro"/>
+          <w:color w:val="000000" w:themeColor="text1"/>
+        </w:rPr>
+      </w:pPr>
+      <w:r>
+        <w:rPr>
+          <w:rFonts w:ascii="Georgia Pro" w:eastAsia="Georgia Pro" w:hAnsi="Georgia Pro" w:cs="Georgia Pro"/>
+          <w:color w:val="000000" w:themeColor="text1"/>
+        </w:rPr>
+        <w:t>Create file:</w:t>
+      </w:r>
+    </w:p>
+    <w:p>
+      <w:pPr>
+        <w:pBdr>
+          <w:top w:val="single" w:sz="4" w:space="1" w:color="auto"/>
+          <w:left w:val="single" w:sz="4" w:space="4" w:color="auto"/>
+          <w:bottom w:val="single" w:sz="4" w:space="1" w:color="auto"/>
+          <w:right w:val="single" w:sz="4" w:space="4" w:color="auto"/>
+        </w:pBdr>
+        <w:shd w:val="clear" w:color="auto" w:fill="F2F2F2" w:themeFill="background1" w:themeFillShade="F2"/>
+        <w:spacing w:after="0" w:line="480" w:lineRule="auto"/>
+        <w:rPr>
+          <w:rFonts w:ascii="Georgia Pro" w:eastAsia="Georgia Pro" w:hAnsi="Georgia Pro" w:cs="Georgia Pro"/>
+          <w:color w:val="000000" w:themeColor="text1"/>
+        </w:rPr>
+      </w:pPr>
+      <w:r>
+        <w:rPr>
+          <w:rFonts w:ascii="Georgia Pro" w:eastAsia="Georgia Pro" w:hAnsi="Georgia Pro" w:cs="Georgia Pro"/>
+          <w:color w:val="000000" w:themeColor="text1"/>
+        </w:rPr>
+        <w:t>nano secure-</w:t>
+      </w:r>
+      <w:proofErr w:type="spellStart"/>
+      <w:proofErr w:type="gramStart"/>
+      <w:r>
+        <w:rPr>
+          <w:rFonts w:ascii="Georgia Pro" w:eastAsia="Georgia Pro" w:hAnsi="Georgia Pro" w:cs="Georgia Pro"/>
+          <w:color w:val="000000" w:themeColor="text1"/>
+        </w:rPr>
+        <w:t>app.yaml</w:t>
+      </w:r>
+      <w:proofErr w:type="spellEnd"/>
+      <w:proofErr w:type="gramEnd"/>
+    </w:p>
+    <w:p>
+      <w:pPr>
+        <w:spacing w:after="0" w:line="480" w:lineRule="auto"/>
+        <w:rPr>
+          <w:rFonts w:ascii="Georgia Pro" w:eastAsia="Georgia Pro" w:hAnsi="Georgia Pro" w:cs="Georgia Pro"/>
+          <w:color w:val="000000" w:themeColor="text1"/>
+        </w:rPr>
+      </w:pPr>
+    </w:p>
+    <w:p>
+      <w:pPr>
+        <w:spacing w:after="0" w:line="480" w:lineRule="auto"/>
+        <w:rPr>
+          <w:rFonts w:ascii="Georgia Pro" w:eastAsia="Georgia Pro" w:hAnsi="Georgia Pro" w:cs="Georgia Pro"/>
+          <w:color w:val="000000" w:themeColor="text1"/>
+        </w:rPr>
+      </w:pPr>
+      <w:r>
+        <w:rPr>
+          <w:rFonts w:ascii="Georgia Pro" w:eastAsia="Georgia Pro" w:hAnsi="Georgia Pro" w:cs="Georgia Pro"/>
+          <w:color w:val="000000" w:themeColor="text1"/>
+        </w:rPr>
+        <w:t>Paste:</w:t>
+      </w:r>
+    </w:p>
+    <w:p>
+      <w:pPr>
+        <w:pBdr>
+          <w:top w:val="single" w:sz="4" w:space="1" w:color="auto"/>
+          <w:left w:val="single" w:sz="4" w:space="4" w:color="auto"/>
+          <w:bottom w:val="single" w:sz="4" w:space="1" w:color="auto"/>
+          <w:right w:val="single" w:sz="4" w:space="4" w:color="auto"/>
+        </w:pBdr>
+        <w:shd w:val="clear" w:color="auto" w:fill="F2F2F2" w:themeFill="background1" w:themeFillShade="F2"/>
+        <w:spacing w:after="0" w:line="480" w:lineRule="auto"/>
+        <w:rPr>
+          <w:rFonts w:ascii="Georgia Pro" w:eastAsia="Georgia Pro" w:hAnsi="Georgia Pro" w:cs="Georgia Pro"/>
+          <w:color w:val="000000" w:themeColor="text1"/>
+        </w:rPr>
+      </w:pPr>
+      <w:proofErr w:type="spellStart"/>
+      <w:r>
+        <w:rPr>
+          <w:rFonts w:ascii="Georgia Pro" w:eastAsia="Georgia Pro" w:hAnsi="Georgia Pro" w:cs="Georgia Pro"/>
+          <w:color w:val="000000" w:themeColor="text1"/>
+        </w:rPr>
+        <w:t>apiVersion</w:t>
+      </w:r>
+      <w:proofErr w:type="spellEnd"/>
+      <w:r>
+        <w:rPr>
+          <w:rFonts w:ascii="Georgia Pro" w:eastAsia="Georgia Pro" w:hAnsi="Georgia Pro" w:cs="Georgia Pro"/>
+          <w:color w:val="000000" w:themeColor="text1"/>
+        </w:rPr>
+        <w:t>: apps/v1</w:t>
+      </w:r>
+    </w:p>
+    <w:p>
+      <w:pPr>
+        <w:pBdr>
+          <w:top w:val="single" w:sz="4" w:space="1" w:color="auto"/>
+          <w:left w:val="single" w:sz="4" w:space="4" w:color="auto"/>
+          <w:bottom w:val="single" w:sz="4" w:space="1" w:color="auto"/>
+          <w:right w:val="single" w:sz="4" w:space="4" w:color="auto"/>
+        </w:pBdr>
+        <w:shd w:val="clear" w:color="auto" w:fill="F2F2F2" w:themeFill="background1" w:themeFillShade="F2"/>
+        <w:spacing w:after="0" w:line="480" w:lineRule="auto"/>
+        <w:rPr>
+          <w:rFonts w:ascii="Georgia Pro" w:eastAsia="Georgia Pro" w:hAnsi="Georgia Pro" w:cs="Georgia Pro"/>
+          <w:color w:val="000000" w:themeColor="text1"/>
+        </w:rPr>
+      </w:pPr>
+      <w:r>
+        <w:rPr>
+          <w:rFonts w:ascii="Georgia Pro" w:eastAsia="Georgia Pro" w:hAnsi="Georgia Pro" w:cs="Georgia Pro"/>
+          <w:color w:val="000000" w:themeColor="text1"/>
+        </w:rPr>
+        <w:t>kind: Deployment</w:t>
+      </w:r>
+    </w:p>
+    <w:p>
+      <w:pPr>
+        <w:pBdr>
+          <w:top w:val="single" w:sz="4" w:space="1" w:color="auto"/>
+          <w:left w:val="single" w:sz="4" w:space="4" w:color="auto"/>
+          <w:bottom w:val="single" w:sz="4" w:space="1" w:color="auto"/>
+          <w:right w:val="single" w:sz="4" w:space="4" w:color="auto"/>
+        </w:pBdr>
+        <w:shd w:val="clear" w:color="auto" w:fill="F2F2F2" w:themeFill="background1" w:themeFillShade="F2"/>
+        <w:spacing w:after="0" w:line="480" w:lineRule="auto"/>
+        <w:rPr>
+          <w:rFonts w:ascii="Georgia Pro" w:eastAsia="Georgia Pro" w:hAnsi="Georgia Pro" w:cs="Georgia Pro"/>
+          <w:color w:val="000000" w:themeColor="text1"/>
+        </w:rPr>
+      </w:pPr>
+      <w:r>
+        <w:rPr>
+          <w:rFonts w:ascii="Georgia Pro" w:eastAsia="Georgia Pro" w:hAnsi="Georgia Pro" w:cs="Georgia Pro"/>
+          <w:color w:val="000000" w:themeColor="text1"/>
+        </w:rPr>
+        <w:t>metadata:</w:t>
+      </w:r>
+    </w:p>
+    <w:p>
+      <w:pPr>
+        <w:pBdr>
+          <w:top w:val="single" w:sz="4" w:space="1" w:color="auto"/>
+          <w:left w:val="single" w:sz="4" w:space="4" w:color="auto"/>
+          <w:bottom w:val="single" w:sz="4" w:space="1" w:color="auto"/>
+          <w:right w:val="single" w:sz="4" w:space="4" w:color="auto"/>
+        </w:pBdr>
+        <w:shd w:val="clear" w:color="auto" w:fill="F2F2F2" w:themeFill="background1" w:themeFillShade="F2"/>
+        <w:spacing w:after="0" w:line="480" w:lineRule="auto"/>
+        <w:rPr>
+          <w:rFonts w:ascii="Georgia Pro" w:eastAsia="Georgia Pro" w:hAnsi="Georgia Pro" w:cs="Georgia Pro"/>
+          <w:color w:val="000000" w:themeColor="text1"/>
+        </w:rPr>
+      </w:pPr>
+      <w:r>
+        <w:rPr>
+          <w:rFonts w:ascii="Georgia Pro" w:eastAsia="Georgia Pro" w:hAnsi="Georgia Pro" w:cs="Georgia Pro"/>
+          <w:color w:val="000000" w:themeColor="text1"/>
+        </w:rPr>
+        <w:t xml:space="preserve">  name: secure-nginx</w:t>
+      </w:r>
+    </w:p>
+    <w:p>
+      <w:pPr>
+        <w:pBdr>
+          <w:top w:val="single" w:sz="4" w:space="1" w:color="auto"/>
+          <w:left w:val="single" w:sz="4" w:space="4" w:color="auto"/>
+          <w:bottom w:val="single" w:sz="4" w:space="1" w:color="auto"/>
+          <w:right w:val="single" w:sz="4" w:space="4" w:color="auto"/>
+        </w:pBdr>
+        <w:shd w:val="clear" w:color="auto" w:fill="F2F2F2" w:themeFill="background1" w:themeFillShade="F2"/>
+        <w:spacing w:after="0" w:line="480" w:lineRule="auto"/>
+        <w:rPr>
+          <w:rFonts w:ascii="Georgia Pro" w:eastAsia="Georgia Pro" w:hAnsi="Georgia Pro" w:cs="Georgia Pro"/>
+          <w:color w:val="000000" w:themeColor="text1"/>
+        </w:rPr>
+      </w:pPr>
+      <w:r>
+        <w:rPr>
+          <w:rFonts w:ascii="Georgia Pro" w:eastAsia="Georgia Pro" w:hAnsi="Georgia Pro" w:cs="Georgia Pro"/>
+          <w:color w:val="000000" w:themeColor="text1"/>
+        </w:rPr>
+        <w:t>spec:</w:t>
+      </w:r>
+    </w:p>
+    <w:p>
+      <w:pPr>
+        <w:pBdr>
+          <w:top w:val="single" w:sz="4" w:space="1" w:color="auto"/>
+          <w:left w:val="single" w:sz="4" w:space="4" w:color="auto"/>
+          <w:bottom w:val="single" w:sz="4" w:space="1" w:color="auto"/>
+          <w:right w:val="single" w:sz="4" w:space="4" w:color="auto"/>
+        </w:pBdr>
+        <w:shd w:val="clear" w:color="auto" w:fill="F2F2F2" w:themeFill="background1" w:themeFillShade="F2"/>
+        <w:spacing w:after="0" w:line="480" w:lineRule="auto"/>
+        <w:rPr>
+          <w:rFonts w:ascii="Georgia Pro" w:eastAsia="Georgia Pro" w:hAnsi="Georgia Pro" w:cs="Georgia Pro"/>
+          <w:color w:val="000000" w:themeColor="text1"/>
+        </w:rPr>
+      </w:pPr>
+      <w:r>
+        <w:rPr>
+          <w:rFonts w:ascii="Georgia Pro" w:eastAsia="Georgia Pro" w:hAnsi="Georgia Pro" w:cs="Georgia Pro"/>
+          <w:color w:val="000000" w:themeColor="text1"/>
+        </w:rPr>
+        <w:t xml:space="preserve">  replicas: 1</w:t>
+      </w:r>
+    </w:p>
+    <w:p>
+      <w:pPr>
+        <w:pBdr>
+          <w:top w:val="single" w:sz="4" w:space="1" w:color="auto"/>
+          <w:left w:val="single" w:sz="4" w:space="4" w:color="auto"/>
+          <w:bottom w:val="single" w:sz="4" w:space="1" w:color="auto"/>
+          <w:right w:val="single" w:sz="4" w:space="4" w:color="auto"/>
+        </w:pBdr>
+        <w:shd w:val="clear" w:color="auto" w:fill="F2F2F2" w:themeFill="background1" w:themeFillShade="F2"/>
+        <w:spacing w:after="0" w:line="480" w:lineRule="auto"/>
+        <w:rPr>
+          <w:rFonts w:ascii="Georgia Pro" w:eastAsia="Georgia Pro" w:hAnsi="Georgia Pro" w:cs="Georgia Pro"/>
+          <w:color w:val="000000" w:themeColor="text1"/>
+        </w:rPr>
+      </w:pPr>
+      <w:r>
+        <w:rPr>
+          <w:rFonts w:ascii="Georgia Pro" w:eastAsia="Georgia Pro" w:hAnsi="Georgia Pro" w:cs="Georgia Pro"/>
+          <w:color w:val="000000" w:themeColor="text1"/>
+        </w:rPr>
+        <w:t xml:space="preserve">  selector:</w:t>
+      </w:r>
+    </w:p>
+    <w:p>
+      <w:pPr>
+        <w:pBdr>
+          <w:top w:val="single" w:sz="4" w:space="1" w:color="auto"/>
+          <w:left w:val="single" w:sz="4" w:space="4" w:color="auto"/>
+          <w:bottom w:val="single" w:sz="4" w:space="1" w:color="auto"/>
+          <w:right w:val="single" w:sz="4" w:space="4" w:color="auto"/>
+        </w:pBdr>
+        <w:shd w:val="clear" w:color="auto" w:fill="F2F2F2" w:themeFill="background1" w:themeFillShade="F2"/>
+        <w:spacing w:after="0" w:line="480" w:lineRule="auto"/>
+        <w:rPr>
+          <w:rFonts w:ascii="Georgia Pro" w:eastAsia="Georgia Pro" w:hAnsi="Georgia Pro" w:cs="Georgia Pro"/>
+          <w:color w:val="000000" w:themeColor="text1"/>
+        </w:rPr>
+      </w:pPr>
+      <w:r>
+        <w:rPr>
+          <w:rFonts w:ascii="Georgia Pro" w:eastAsia="Georgia Pro" w:hAnsi="Georgia Pro" w:cs="Georgia Pro"/>
+          <w:color w:val="000000" w:themeColor="text1"/>
+        </w:rPr>
+        <w:t xml:space="preserve">    </w:t>
+      </w:r>
+      <w:proofErr w:type="spellStart"/>
+      <w:r>
+        <w:rPr>
+          <w:rFonts w:ascii="Georgia Pro" w:eastAsia="Georgia Pro" w:hAnsi="Georgia Pro" w:cs="Georgia Pro"/>
+          <w:color w:val="000000" w:themeColor="text1"/>
+        </w:rPr>
+        <w:t>matchLabels</w:t>
+      </w:r>
+      <w:proofErr w:type="spellEnd"/>
+      <w:r>
+        <w:rPr>
+          <w:rFonts w:ascii="Georgia Pro" w:eastAsia="Georgia Pro" w:hAnsi="Georgia Pro" w:cs="Georgia Pro"/>
+          <w:color w:val="000000" w:themeColor="text1"/>
+        </w:rPr>
+        <w:t>:</w:t>
+      </w:r>
+    </w:p>
+    <w:p>
+      <w:pPr>
+        <w:pBdr>
+          <w:top w:val="single" w:sz="4" w:space="1" w:color="auto"/>
+          <w:left w:val="single" w:sz="4" w:space="4" w:color="auto"/>
+          <w:bottom w:val="single" w:sz="4" w:space="1" w:color="auto"/>
+          <w:right w:val="single" w:sz="4" w:space="4" w:color="auto"/>
+        </w:pBdr>
+        <w:shd w:val="clear" w:color="auto" w:fill="F2F2F2" w:themeFill="background1" w:themeFillShade="F2"/>
+        <w:spacing w:after="0" w:line="480" w:lineRule="auto"/>
+        <w:rPr>
+          <w:rFonts w:ascii="Georgia Pro" w:eastAsia="Georgia Pro" w:hAnsi="Georgia Pro" w:cs="Georgia Pro"/>
+          <w:color w:val="000000" w:themeColor="text1"/>
+        </w:rPr>
+      </w:pPr>
+      <w:r>
+        <w:rPr>
+          <w:rFonts w:ascii="Georgia Pro" w:eastAsia="Georgia Pro" w:hAnsi="Georgia Pro" w:cs="Georgia Pro"/>
+          <w:color w:val="000000" w:themeColor="text1"/>
+        </w:rPr>
+        <w:lastRenderedPageBreak/>
+        <w:t xml:space="preserve">      app: secure-nginx</w:t>
+      </w:r>
+    </w:p>
+    <w:p>
+      <w:pPr>
+        <w:pBdr>
+          <w:top w:val="single" w:sz="4" w:space="1" w:color="auto"/>
+          <w:left w:val="single" w:sz="4" w:space="4" w:color="auto"/>
+          <w:bottom w:val="single" w:sz="4" w:space="1" w:color="auto"/>
+          <w:right w:val="single" w:sz="4" w:space="4" w:color="auto"/>
+        </w:pBdr>
+        <w:shd w:val="clear" w:color="auto" w:fill="F2F2F2" w:themeFill="background1" w:themeFillShade="F2"/>
+        <w:spacing w:after="0" w:line="480" w:lineRule="auto"/>
+        <w:rPr>
+          <w:rFonts w:ascii="Georgia Pro" w:eastAsia="Georgia Pro" w:hAnsi="Georgia Pro" w:cs="Georgia Pro"/>
+          <w:color w:val="000000" w:themeColor="text1"/>
+        </w:rPr>
+      </w:pPr>
+      <w:r>
+        <w:rPr>
+          <w:rFonts w:ascii="Georgia Pro" w:eastAsia="Georgia Pro" w:hAnsi="Georgia Pro" w:cs="Georgia Pro"/>
+          <w:color w:val="000000" w:themeColor="text1"/>
+        </w:rPr>
+        <w:t xml:space="preserve">  template:</w:t>
+      </w:r>
+    </w:p>
+    <w:p>
+      <w:pPr>
+        <w:pBdr>
+          <w:top w:val="single" w:sz="4" w:space="1" w:color="auto"/>
+          <w:left w:val="single" w:sz="4" w:space="4" w:color="auto"/>
+          <w:bottom w:val="single" w:sz="4" w:space="1" w:color="auto"/>
+          <w:right w:val="single" w:sz="4" w:space="4" w:color="auto"/>
+        </w:pBdr>
+        <w:shd w:val="clear" w:color="auto" w:fill="F2F2F2" w:themeFill="background1" w:themeFillShade="F2"/>
+        <w:spacing w:after="0" w:line="480" w:lineRule="auto"/>
+        <w:rPr>
+          <w:rFonts w:ascii="Georgia Pro" w:eastAsia="Georgia Pro" w:hAnsi="Georgia Pro" w:cs="Georgia Pro"/>
+          <w:color w:val="000000" w:themeColor="text1"/>
+        </w:rPr>
+      </w:pPr>
+      <w:r>
+        <w:rPr>
+          <w:rFonts w:ascii="Georgia Pro" w:eastAsia="Georgia Pro" w:hAnsi="Georgia Pro" w:cs="Georgia Pro"/>
+          <w:color w:val="000000" w:themeColor="text1"/>
+        </w:rPr>
+        <w:t xml:space="preserve">    metadata:</w:t>
+      </w:r>
+    </w:p>
+    <w:p>
+      <w:pPr>
+        <w:pBdr>
+          <w:top w:val="single" w:sz="4" w:space="1" w:color="auto"/>
+          <w:left w:val="single" w:sz="4" w:space="4" w:color="auto"/>
+          <w:bottom w:val="single" w:sz="4" w:space="1" w:color="auto"/>
+          <w:right w:val="single" w:sz="4" w:space="4" w:color="auto"/>
+        </w:pBdr>
+        <w:shd w:val="clear" w:color="auto" w:fill="F2F2F2" w:themeFill="background1" w:themeFillShade="F2"/>
+        <w:spacing w:after="0" w:line="480" w:lineRule="auto"/>
+        <w:rPr>
+          <w:rFonts w:ascii="Georgia Pro" w:eastAsia="Georgia Pro" w:hAnsi="Georgia Pro" w:cs="Georgia Pro"/>
+          <w:color w:val="000000" w:themeColor="text1"/>
+        </w:rPr>
+      </w:pPr>
+      <w:r>
+        <w:rPr>
+          <w:rFonts w:ascii="Georgia Pro" w:eastAsia="Georgia Pro" w:hAnsi="Georgia Pro" w:cs="Georgia Pro"/>
+          <w:color w:val="000000" w:themeColor="text1"/>
+        </w:rPr>
+        <w:t xml:space="preserve">      labels:</w:t>
+      </w:r>
+    </w:p>
+    <w:p>
+      <w:pPr>
+        <w:pBdr>
+          <w:top w:val="single" w:sz="4" w:space="1" w:color="auto"/>
+          <w:left w:val="single" w:sz="4" w:space="4" w:color="auto"/>
+          <w:bottom w:val="single" w:sz="4" w:space="1" w:color="auto"/>
+          <w:right w:val="single" w:sz="4" w:space="4" w:color="auto"/>
+        </w:pBdr>
+        <w:shd w:val="clear" w:color="auto" w:fill="F2F2F2" w:themeFill="background1" w:themeFillShade="F2"/>
+        <w:spacing w:after="0" w:line="480" w:lineRule="auto"/>
+        <w:rPr>
+          <w:rFonts w:ascii="Georgia Pro" w:eastAsia="Georgia Pro" w:hAnsi="Georgia Pro" w:cs="Georgia Pro"/>
+          <w:color w:val="000000" w:themeColor="text1"/>
+        </w:rPr>
+      </w:pPr>
+      <w:r>
+        <w:rPr>
+          <w:rFonts w:ascii="Georgia Pro" w:eastAsia="Georgia Pro" w:hAnsi="Georgia Pro" w:cs="Georgia Pro"/>
+          <w:color w:val="000000" w:themeColor="text1"/>
+        </w:rPr>
+        <w:t xml:space="preserve">        app: secure-nginx</w:t>
+      </w:r>
+    </w:p>
+    <w:p>
+      <w:pPr>
+        <w:pBdr>
+          <w:top w:val="single" w:sz="4" w:space="1" w:color="auto"/>
+          <w:left w:val="single" w:sz="4" w:space="4" w:color="auto"/>
+          <w:bottom w:val="single" w:sz="4" w:space="1" w:color="auto"/>
+          <w:right w:val="single" w:sz="4" w:space="4" w:color="auto"/>
+        </w:pBdr>
+        <w:shd w:val="clear" w:color="auto" w:fill="F2F2F2" w:themeFill="background1" w:themeFillShade="F2"/>
+        <w:spacing w:after="0" w:line="480" w:lineRule="auto"/>
+        <w:rPr>
+          <w:rFonts w:ascii="Georgia Pro" w:eastAsia="Georgia Pro" w:hAnsi="Georgia Pro" w:cs="Georgia Pro"/>
+          <w:color w:val="000000" w:themeColor="text1"/>
+        </w:rPr>
+      </w:pPr>
+      <w:r>
+        <w:rPr>
+          <w:rFonts w:ascii="Georgia Pro" w:eastAsia="Georgia Pro" w:hAnsi="Georgia Pro" w:cs="Georgia Pro"/>
+          <w:color w:val="000000" w:themeColor="text1"/>
+        </w:rPr>
+        <w:t xml:space="preserve">    spec:</w:t>
+      </w:r>
+    </w:p>
+    <w:p>
+      <w:pPr>
+        <w:pBdr>
+          <w:top w:val="single" w:sz="4" w:space="1" w:color="auto"/>
+          <w:left w:val="single" w:sz="4" w:space="4" w:color="auto"/>
+          <w:bottom w:val="single" w:sz="4" w:space="1" w:color="auto"/>
+          <w:right w:val="single" w:sz="4" w:space="4" w:color="auto"/>
+        </w:pBdr>
+        <w:shd w:val="clear" w:color="auto" w:fill="F2F2F2" w:themeFill="background1" w:themeFillShade="F2"/>
+        <w:spacing w:after="0" w:line="480" w:lineRule="auto"/>
+        <w:rPr>
+          <w:rFonts w:ascii="Georgia Pro" w:eastAsia="Georgia Pro" w:hAnsi="Georgia Pro" w:cs="Georgia Pro"/>
+          <w:color w:val="000000" w:themeColor="text1"/>
+        </w:rPr>
+      </w:pPr>
+      <w:r>
+        <w:rPr>
+          <w:rFonts w:ascii="Georgia Pro" w:eastAsia="Georgia Pro" w:hAnsi="Georgia Pro" w:cs="Georgia Pro"/>
+          <w:color w:val="000000" w:themeColor="text1"/>
+        </w:rPr>
+        <w:t xml:space="preserve">      containers:</w:t>
+      </w:r>
+    </w:p>
+    <w:p>
+      <w:pPr>
+        <w:pBdr>
+          <w:top w:val="single" w:sz="4" w:space="1" w:color="auto"/>
+          <w:left w:val="single" w:sz="4" w:space="4" w:color="auto"/>
+          <w:bottom w:val="single" w:sz="4" w:space="1" w:color="auto"/>
+          <w:right w:val="single" w:sz="4" w:space="4" w:color="auto"/>
+        </w:pBdr>
+        <w:shd w:val="clear" w:color="auto" w:fill="F2F2F2" w:themeFill="background1" w:themeFillShade="F2"/>
+        <w:spacing w:after="0" w:line="480" w:lineRule="auto"/>
+        <w:rPr>
+          <w:rFonts w:ascii="Georgia Pro" w:eastAsia="Georgia Pro" w:hAnsi="Georgia Pro" w:cs="Georgia Pro"/>
+          <w:color w:val="000000" w:themeColor="text1"/>
+        </w:rPr>
+      </w:pPr>
+      <w:r>
+        <w:rPr>
+          <w:rFonts w:ascii="Georgia Pro" w:eastAsia="Georgia Pro" w:hAnsi="Georgia Pro" w:cs="Georgia Pro"/>
+          <w:color w:val="000000" w:themeColor="text1"/>
+        </w:rPr>
+        <w:t xml:space="preserve">      - name: secure-nginx</w:t>
+      </w:r>
+    </w:p>
+    <w:p>
+      <w:pPr>
+        <w:pBdr>
+          <w:top w:val="single" w:sz="4" w:space="1" w:color="auto"/>
+          <w:left w:val="single" w:sz="4" w:space="4" w:color="auto"/>
+          <w:bottom w:val="single" w:sz="4" w:space="1" w:color="auto"/>
+          <w:right w:val="single" w:sz="4" w:space="4" w:color="auto"/>
+        </w:pBdr>
+        <w:shd w:val="clear" w:color="auto" w:fill="F2F2F2" w:themeFill="background1" w:themeFillShade="F2"/>
+        <w:spacing w:after="0" w:line="480" w:lineRule="auto"/>
+        <w:rPr>
+          <w:rFonts w:ascii="Georgia Pro" w:eastAsia="Georgia Pro" w:hAnsi="Georgia Pro" w:cs="Georgia Pro"/>
+          <w:color w:val="000000" w:themeColor="text1"/>
+        </w:rPr>
+      </w:pPr>
+      <w:r>
+        <w:rPr>
+          <w:rFonts w:ascii="Georgia Pro" w:eastAsia="Georgia Pro" w:hAnsi="Georgia Pro" w:cs="Georgia Pro"/>
+          <w:color w:val="000000" w:themeColor="text1"/>
+        </w:rPr>
+        <w:t xml:space="preserve">        image: mysecureacr2026hitesh.azurecr.io/</w:t>
+      </w:r>
+      <w:proofErr w:type="gramStart"/>
+      <w:r>
+        <w:rPr>
+          <w:rFonts w:ascii="Georgia Pro" w:eastAsia="Georgia Pro" w:hAnsi="Georgia Pro" w:cs="Georgia Pro"/>
+          <w:color w:val="000000" w:themeColor="text1"/>
+        </w:rPr>
+        <w:t>nginx:v</w:t>
+      </w:r>
+      <w:proofErr w:type="gramEnd"/>
+      <w:r>
+        <w:rPr>
+          <w:rFonts w:ascii="Georgia Pro" w:eastAsia="Georgia Pro" w:hAnsi="Georgia Pro" w:cs="Georgia Pro"/>
+          <w:color w:val="000000" w:themeColor="text1"/>
+        </w:rPr>
+        <w:t>1</w:t>
+      </w:r>
+    </w:p>
+    <w:p>
+      <w:pPr>
+        <w:pBdr>
+          <w:top w:val="single" w:sz="4" w:space="1" w:color="auto"/>
+          <w:left w:val="single" w:sz="4" w:space="4" w:color="auto"/>
+          <w:bottom w:val="single" w:sz="4" w:space="1" w:color="auto"/>
+          <w:right w:val="single" w:sz="4" w:space="4" w:color="auto"/>
+        </w:pBdr>
+        <w:shd w:val="clear" w:color="auto" w:fill="F2F2F2" w:themeFill="background1" w:themeFillShade="F2"/>
+        <w:spacing w:after="0" w:line="480" w:lineRule="auto"/>
+        <w:rPr>
+          <w:rFonts w:ascii="Georgia Pro" w:eastAsia="Georgia Pro" w:hAnsi="Georgia Pro" w:cs="Georgia Pro"/>
+          <w:color w:val="000000" w:themeColor="text1"/>
+        </w:rPr>
+      </w:pPr>
+      <w:r>
+        <w:rPr>
+          <w:rFonts w:ascii="Georgia Pro" w:eastAsia="Georgia Pro" w:hAnsi="Georgia Pro" w:cs="Georgia Pro"/>
+          <w:color w:val="000000" w:themeColor="text1"/>
+        </w:rPr>
+        <w:t xml:space="preserve">        ports:</w:t>
+      </w:r>
+    </w:p>
+    <w:p>
+      <w:pPr>
+        <w:pBdr>
+          <w:top w:val="single" w:sz="4" w:space="1" w:color="auto"/>
+          <w:left w:val="single" w:sz="4" w:space="4" w:color="auto"/>
+          <w:bottom w:val="single" w:sz="4" w:space="1" w:color="auto"/>
+          <w:right w:val="single" w:sz="4" w:space="4" w:color="auto"/>
+        </w:pBdr>
+        <w:shd w:val="clear" w:color="auto" w:fill="F2F2F2" w:themeFill="background1" w:themeFillShade="F2"/>
+        <w:spacing w:after="0" w:line="480" w:lineRule="auto"/>
+        <w:rPr>
+          <w:rFonts w:ascii="Georgia Pro" w:eastAsia="Georgia Pro" w:hAnsi="Georgia Pro" w:cs="Georgia Pro"/>
+          <w:color w:val="000000" w:themeColor="text1"/>
+        </w:rPr>
+      </w:pPr>
+      <w:r>
+        <w:rPr>
+          <w:rFonts w:ascii="Georgia Pro" w:eastAsia="Georgia Pro" w:hAnsi="Georgia Pro" w:cs="Georgia Pro"/>
+          <w:color w:val="000000" w:themeColor="text1"/>
+        </w:rPr>
+        <w:t xml:space="preserve">        - </w:t>
+      </w:r>
+      <w:proofErr w:type="spellStart"/>
+      <w:r>
+        <w:rPr>
+          <w:rFonts w:ascii="Georgia Pro" w:eastAsia="Georgia Pro" w:hAnsi="Georgia Pro" w:cs="Georgia Pro"/>
+          <w:color w:val="000000" w:themeColor="text1"/>
+        </w:rPr>
+        <w:t>containerPort</w:t>
+      </w:r>
+      <w:proofErr w:type="spellEnd"/>
+      <w:r>
+        <w:rPr>
+          <w:rFonts w:ascii="Georgia Pro" w:eastAsia="Georgia Pro" w:hAnsi="Georgia Pro" w:cs="Georgia Pro"/>
+          <w:color w:val="000000" w:themeColor="text1"/>
+        </w:rPr>
+        <w:t>: 80</w:t>
+      </w:r>
+    </w:p>
+    <w:p>
+      <w:pPr>
+        <w:pBdr>
+          <w:top w:val="single" w:sz="4" w:space="1" w:color="auto"/>
+          <w:left w:val="single" w:sz="4" w:space="4" w:color="auto"/>
+          <w:bottom w:val="single" w:sz="4" w:space="1" w:color="auto"/>
+          <w:right w:val="single" w:sz="4" w:space="4" w:color="auto"/>
+        </w:pBdr>
+        <w:shd w:val="clear" w:color="auto" w:fill="F2F2F2" w:themeFill="background1" w:themeFillShade="F2"/>
+        <w:spacing w:after="0" w:line="480" w:lineRule="auto"/>
+        <w:rPr>
+          <w:rFonts w:ascii="Georgia Pro" w:eastAsia="Georgia Pro" w:hAnsi="Georgia Pro" w:cs="Georgia Pro"/>
+          <w:color w:val="000000" w:themeColor="text1"/>
+        </w:rPr>
+      </w:pPr>
+      <w:r>
+        <w:rPr>
+          <w:rFonts w:ascii="Georgia Pro" w:eastAsia="Georgia Pro" w:hAnsi="Georgia Pro" w:cs="Georgia Pro"/>
+          <w:color w:val="000000" w:themeColor="text1"/>
+        </w:rPr>
+        <w:t xml:space="preserve">      </w:t>
+      </w:r>
+      <w:proofErr w:type="spellStart"/>
+      <w:r>
+        <w:rPr>
+          <w:rFonts w:ascii="Georgia Pro" w:eastAsia="Georgia Pro" w:hAnsi="Georgia Pro" w:cs="Georgia Pro"/>
+          <w:color w:val="000000" w:themeColor="text1"/>
+        </w:rPr>
+        <w:t>imagePullSecrets</w:t>
+      </w:r>
+      <w:proofErr w:type="spellEnd"/>
+      <w:r>
+        <w:rPr>
+          <w:rFonts w:ascii="Georgia Pro" w:eastAsia="Georgia Pro" w:hAnsi="Georgia Pro" w:cs="Georgia Pro"/>
+          <w:color w:val="000000" w:themeColor="text1"/>
+        </w:rPr>
+        <w:t>:</w:t>
+      </w:r>
+    </w:p>
+    <w:p>
+      <w:pPr>
+        <w:pBdr>
+          <w:top w:val="single" w:sz="4" w:space="1" w:color="auto"/>
+          <w:left w:val="single" w:sz="4" w:space="4" w:color="auto"/>
+          <w:bottom w:val="single" w:sz="4" w:space="1" w:color="auto"/>
+          <w:right w:val="single" w:sz="4" w:space="4" w:color="auto"/>
+        </w:pBdr>
+        <w:shd w:val="clear" w:color="auto" w:fill="F2F2F2" w:themeFill="background1" w:themeFillShade="F2"/>
+        <w:spacing w:after="0" w:line="480" w:lineRule="auto"/>
+        <w:rPr>
+          <w:rFonts w:ascii="Georgia Pro" w:eastAsia="Georgia Pro" w:hAnsi="Georgia Pro" w:cs="Georgia Pro"/>
+          <w:color w:val="000000" w:themeColor="text1"/>
+        </w:rPr>
+      </w:pPr>
+      <w:r>
+        <w:rPr>
+          <w:rFonts w:ascii="Georgia Pro" w:eastAsia="Georgia Pro" w:hAnsi="Georgia Pro" w:cs="Georgia Pro"/>
+          <w:color w:val="000000" w:themeColor="text1"/>
+        </w:rPr>
+        <w:t xml:space="preserve">      - name: </w:t>
+      </w:r>
+      <w:proofErr w:type="spellStart"/>
+      <w:r>
+        <w:rPr>
+          <w:rFonts w:ascii="Georgia Pro" w:eastAsia="Georgia Pro" w:hAnsi="Georgia Pro" w:cs="Georgia Pro"/>
+          <w:color w:val="000000" w:themeColor="text1"/>
+        </w:rPr>
+        <w:t>acr</w:t>
+      </w:r>
+      <w:proofErr w:type="spellEnd"/>
+      <w:r>
+        <w:rPr>
+          <w:rFonts w:ascii="Georgia Pro" w:eastAsia="Georgia Pro" w:hAnsi="Georgia Pro" w:cs="Georgia Pro"/>
+          <w:color w:val="000000" w:themeColor="text1"/>
+        </w:rPr>
+        <w:t>-secret</w:t>
+      </w:r>
+    </w:p>
+    <w:p>
+      <w:pPr>
+        <w:spacing w:after="0" w:line="480" w:lineRule="auto"/>
+        <w:rPr>
+          <w:rFonts w:ascii="Georgia Pro" w:eastAsia="Georgia Pro" w:hAnsi="Georgia Pro" w:cs="Georgia Pro"/>
+          <w:color w:val="000000" w:themeColor="text1"/>
+        </w:rPr>
+      </w:pPr>
+    </w:p>
+    <w:p>
+      <w:pPr>
+        <w:spacing w:after="0" w:line="480" w:lineRule="auto"/>
+        <w:rPr>
+          <w:rFonts w:ascii="Georgia Pro" w:eastAsia="Georgia Pro" w:hAnsi="Georgia Pro" w:cs="Georgia Pro"/>
+          <w:color w:val="000000" w:themeColor="text1"/>
+        </w:rPr>
+      </w:pPr>
+      <w:r>
+        <w:rPr>
+          <w:rFonts w:ascii="Georgia Pro" w:eastAsia="Georgia Pro" w:hAnsi="Georgia Pro" w:cs="Georgia Pro"/>
+          <w:color w:val="000000" w:themeColor="text1"/>
+        </w:rPr>
+        <w:t>Save file.</w:t>
+      </w:r>
+    </w:p>
+    <w:p>
+      <w:pPr>
+        <w:spacing w:after="0" w:line="480" w:lineRule="auto"/>
+        <w:rPr>
+          <w:rFonts w:ascii="Georgia Pro" w:eastAsia="Georgia Pro" w:hAnsi="Georgia Pro" w:cs="Georgia Pro"/>
+          <w:color w:val="000000" w:themeColor="text1"/>
+        </w:rPr>
+      </w:pPr>
+      <w:r>
+        <w:rPr>
+          <w:rFonts w:ascii="Georgia Pro" w:eastAsia="Georgia Pro" w:hAnsi="Georgia Pro" w:cs="Georgia Pro"/>
+          <w:color w:val="000000" w:themeColor="text1"/>
+        </w:rPr>
+        <w:pict w14:anchorId="0525C39C">
+          <v:rect id="_x0000_i1047" style="width:0;height:1.5pt" o:hralign="center" o:hrstd="t" o:hr="t" fillcolor="#a0a0a0" stroked="f"/>
+        </w:pict>
+      </w:r>
+    </w:p>
+    <w:p>
+      <w:pPr>
+        <w:spacing w:after="0" w:line="480" w:lineRule="auto"/>
+        <w:rPr>
+          <w:rFonts w:ascii="Georgia Pro" w:eastAsia="Georgia Pro" w:hAnsi="Georgia Pro" w:cs="Georgia Pro"/>
+          <w:b/>
+          <w:bCs/>
+          <w:color w:val="000000" w:themeColor="text1"/>
+        </w:rPr>
+      </w:pPr>
+      <w:r>
+        <w:rPr>
+          <w:rFonts w:ascii="Georgia Pro" w:eastAsia="Georgia Pro" w:hAnsi="Georgia Pro" w:cs="Georgia Pro"/>
+          <w:b/>
+          <w:bCs/>
+          <w:color w:val="000000" w:themeColor="text1"/>
+        </w:rPr>
+        <w:t>Step 18: Deploy Application</w:t>
       </w:r>
     </w:p>
     <w:p>
@@ -4617,108 +6599,56 @@
           <w:color w:val="000000" w:themeColor="text1"/>
         </w:rPr>
       </w:pPr>
-      <w:r>
-        <w:rPr>
-          <w:rFonts w:ascii="Georgia Pro" w:eastAsia="Georgia Pro" w:hAnsi="Georgia Pro" w:cs="Georgia Pro"/>
-          <w:color w:val="000000" w:themeColor="text1"/>
-        </w:rPr>
-        <w:t>az aks check-acr \</w:t>
-      </w:r>
-      <w:r>
-        <w:rPr>
-          <w:rFonts w:ascii="Georgia Pro" w:eastAsia="Georgia Pro" w:hAnsi="Georgia Pro" w:cs="Georgia Pro"/>
-          <w:color w:val="000000" w:themeColor="text1"/>
-        </w:rPr>
-        <w:br/>
-        <w:t>--resource-group rg-acr-aks \</w:t>
-      </w:r>
-      <w:r>
-        <w:rPr>
-          <w:rFonts w:ascii="Georgia Pro" w:eastAsia="Georgia Pro" w:hAnsi="Georgia Pro" w:cs="Georgia Pro"/>
-          <w:color w:val="000000" w:themeColor="text1"/>
-        </w:rPr>
-        <w:br/>
-        <w:t>--name aks-secure-cluster \</w:t>
-      </w:r>
-      <w:r>
-        <w:rPr>
-          <w:rFonts w:ascii="Georgia Pro" w:eastAsia="Georgia Pro" w:hAnsi="Georgia Pro" w:cs="Georgia Pro"/>
-          <w:color w:val="000000" w:themeColor="text1"/>
-        </w:rPr>
-        <w:br/>
-        <w:t>--acr mysecureacr2026.azurecr.io</w:t>
-      </w:r>
-    </w:p>
-    <w:p>
-      <w:pPr>
-        <w:spacing w:after="0" w:line="480" w:lineRule="auto"/>
-        <w:rPr>
-          <w:rFonts w:ascii="Georgia Pro" w:eastAsia="Georgia Pro" w:hAnsi="Georgia Pro" w:cs="Georgia Pro"/>
-          <w:color w:val="000000" w:themeColor="text1"/>
-        </w:rPr>
-      </w:pPr>
-    </w:p>
-    <w:p>
-      <w:pPr>
-        <w:spacing w:after="0" w:line="480" w:lineRule="auto"/>
-        <w:rPr>
-          <w:rFonts w:ascii="Georgia Pro" w:eastAsia="Georgia Pro" w:hAnsi="Georgia Pro" w:cs="Georgia Pro"/>
-          <w:color w:val="000000" w:themeColor="text1"/>
-        </w:rPr>
-      </w:pPr>
-      <w:r>
-        <w:rPr>
-          <w:rFonts w:ascii="Georgia Pro" w:eastAsia="Georgia Pro" w:hAnsi="Georgia Pro" w:cs="Georgia Pro"/>
-          <w:color w:val="000000" w:themeColor="text1"/>
-        </w:rPr>
-        <w:t>Expected:</w:t>
-      </w:r>
-    </w:p>
-    <w:p>
-      <w:pPr>
-        <w:spacing w:after="0" w:line="480" w:lineRule="auto"/>
-        <w:rPr>
-          <w:rFonts w:ascii="Georgia Pro" w:eastAsia="Georgia Pro" w:hAnsi="Georgia Pro" w:cs="Georgia Pro"/>
-          <w:color w:val="000000" w:themeColor="text1"/>
-        </w:rPr>
-      </w:pPr>
-      <w:r>
-        <w:rPr>
-          <w:rFonts w:ascii="Georgia Pro" w:eastAsia="Georgia Pro" w:hAnsi="Georgia Pro" w:cs="Georgia Pro"/>
-          <w:color w:val="000000" w:themeColor="text1"/>
-        </w:rPr>
-        <w:t>[</w:t>
-      </w:r>
-      <w:r>
-        <w:rPr>
-          <w:rFonts w:ascii="Segoe UI Symbol" w:eastAsia="Georgia Pro" w:hAnsi="Segoe UI Symbol" w:cs="Segoe UI Symbol"/>
-          <w:color w:val="000000" w:themeColor="text1"/>
-        </w:rPr>
-        <w:t>✓</w:t>
-      </w:r>
-      <w:r>
-        <w:rPr>
-          <w:rFonts w:ascii="Georgia Pro" w:eastAsia="Georgia Pro" w:hAnsi="Georgia Pro" w:cs="Georgia Pro"/>
-          <w:color w:val="000000" w:themeColor="text1"/>
-        </w:rPr>
-        <w:t>] Pull succeeded</w:t>
-      </w:r>
-    </w:p>
-    <w:p>
-      <w:pPr>
-        <w:spacing w:after="0" w:line="480" w:lineRule="auto"/>
-        <w:rPr>
-          <w:rFonts w:ascii="Georgia Pro" w:eastAsia="Georgia Pro" w:hAnsi="Georgia Pro" w:cs="Georgia Pro"/>
-          <w:color w:val="000000" w:themeColor="text1"/>
-        </w:rPr>
-      </w:pPr>
-      <w:r>
-        <w:rPr>
-          <w:rFonts w:ascii="Georgia Pro" w:eastAsia="Georgia Pro" w:hAnsi="Georgia Pro" w:cs="Georgia Pro"/>
-          <w:color w:val="000000" w:themeColor="text1"/>
-        </w:rPr>
-        <w:pict w14:anchorId="216B0B45">
-          <v:rect id="_x0000_i1044" style="width:0;height:1.5pt" o:hralign="center" o:hrstd="t" o:hr="t" fillcolor="#a0a0a0" stroked="f"/>
+      <w:proofErr w:type="spellStart"/>
+      <w:r>
+        <w:rPr>
+          <w:rFonts w:ascii="Georgia Pro" w:eastAsia="Georgia Pro" w:hAnsi="Georgia Pro" w:cs="Georgia Pro"/>
+          <w:color w:val="000000" w:themeColor="text1"/>
+        </w:rPr>
+        <w:t>kubectl</w:t>
+      </w:r>
+      <w:proofErr w:type="spellEnd"/>
+      <w:r>
+        <w:rPr>
+          <w:rFonts w:ascii="Georgia Pro" w:eastAsia="Georgia Pro" w:hAnsi="Georgia Pro" w:cs="Georgia Pro"/>
+          <w:color w:val="000000" w:themeColor="text1"/>
+        </w:rPr>
+        <w:t xml:space="preserve"> apply -f </w:t>
+      </w:r>
+      <w:r>
+        <w:rPr>
+          <w:rFonts w:ascii="Georgia Pro" w:eastAsia="Georgia Pro" w:hAnsi="Georgia Pro" w:cs="Georgia Pro"/>
+          <w:color w:val="000000" w:themeColor="text1"/>
+        </w:rPr>
+        <w:t>secure-</w:t>
+      </w:r>
+      <w:proofErr w:type="spellStart"/>
+      <w:proofErr w:type="gramStart"/>
+      <w:r>
+        <w:rPr>
+          <w:rFonts w:ascii="Georgia Pro" w:eastAsia="Georgia Pro" w:hAnsi="Georgia Pro" w:cs="Georgia Pro"/>
+          <w:color w:val="000000" w:themeColor="text1"/>
+        </w:rPr>
+        <w:t>app.yaml</w:t>
+      </w:r>
+      <w:proofErr w:type="spellEnd"/>
+      <w:proofErr w:type="gramEnd"/>
+    </w:p>
+    <w:p>
+      <w:pPr>
+        <w:spacing w:after="0" w:line="480" w:lineRule="auto"/>
+        <w:rPr>
+          <w:rFonts w:ascii="Georgia Pro" w:eastAsia="Georgia Pro" w:hAnsi="Georgia Pro" w:cs="Georgia Pro"/>
+          <w:color w:val="000000" w:themeColor="text1"/>
+        </w:rPr>
+      </w:pPr>
+      <w:r>
+        <w:rPr>
+          <w:rFonts w:ascii="Georgia Pro" w:eastAsia="Georgia Pro" w:hAnsi="Georgia Pro" w:cs="Georgia Pro"/>
+          <w:color w:val="000000" w:themeColor="text1"/>
+        </w:rPr>
+        <w:pict w14:anchorId="14CDE7C7">
+          <v:rect id="_x0000_i1048" style="width:0;height:1.5pt" o:hralign="center" o:hrstd="t" o:hr="t" fillcolor="#a0a0a0" stroked="f"/>
         </w:pict>
       </w:r>
     </w:p>
@@ -4739,23 +6669,7 @@
           <w:bCs/>
           <w:color w:val="000000" w:themeColor="text1"/>
         </w:rPr>
-        <w:t>Step 15: Create Kubernetes Secret</w:t>
-      </w:r>
-    </w:p>
-    <w:p>
-      <w:pPr>
-        <w:spacing w:after="0" w:line="480" w:lineRule="auto"/>
-        <w:rPr>
-          <w:rFonts w:ascii="Georgia Pro" w:eastAsia="Georgia Pro" w:hAnsi="Georgia Pro" w:cs="Georgia Pro"/>
-          <w:color w:val="000000" w:themeColor="text1"/>
-        </w:rPr>
-      </w:pPr>
-      <w:r>
-        <w:rPr>
-          <w:rFonts w:ascii="Georgia Pro" w:eastAsia="Georgia Pro" w:hAnsi="Georgia Pro" w:cs="Georgia Pro"/>
-          <w:color w:val="000000" w:themeColor="text1"/>
-        </w:rPr>
-        <w:t>Create secret for application credentials.</w:t>
+        <w:t>Step 19: Verify Deployment</w:t>
       </w:r>
     </w:p>
     <w:p>
@@ -4775,45 +6689,38 @@
           <w:color w:val="000000" w:themeColor="text1"/>
         </w:rPr>
       </w:pPr>
-      <w:r>
-        <w:rPr>
-          <w:rFonts w:ascii="Georgia Pro" w:eastAsia="Georgia Pro" w:hAnsi="Georgia Pro" w:cs="Georgia Pro"/>
-          <w:color w:val="000000" w:themeColor="text1"/>
-        </w:rPr>
-        <w:t>Kubectl create secret generic app-secret \</w:t>
-      </w:r>
-      <w:r>
-        <w:rPr>
-          <w:rFonts w:ascii="Georgia Pro" w:eastAsia="Georgia Pro" w:hAnsi="Georgia Pro" w:cs="Georgia Pro"/>
-          <w:color w:val="000000" w:themeColor="text1"/>
-        </w:rPr>
-        <w:br/>
-        <w:t>--from-literal=username=admin \</w:t>
-      </w:r>
-      <w:r>
-        <w:rPr>
-          <w:rFonts w:ascii="Georgia Pro" w:eastAsia="Georgia Pro" w:hAnsi="Georgia Pro" w:cs="Georgia Pro"/>
-          <w:color w:val="000000" w:themeColor="text1"/>
-        </w:rPr>
-        <w:br/>
-        <w:t>--from-literal=password=Azure@123</w:t>
-      </w:r>
-    </w:p>
-    <w:p>
-      <w:pPr>
-        <w:spacing w:after="0" w:line="480" w:lineRule="auto"/>
-        <w:rPr>
-          <w:rFonts w:ascii="Georgia Pro" w:eastAsia="Georgia Pro" w:hAnsi="Georgia Pro" w:cs="Georgia Pro"/>
-          <w:color w:val="000000" w:themeColor="text1"/>
-        </w:rPr>
-      </w:pPr>
-      <w:r>
-        <w:rPr>
-          <w:rFonts w:ascii="Georgia Pro" w:eastAsia="Georgia Pro" w:hAnsi="Georgia Pro" w:cs="Georgia Pro"/>
-          <w:color w:val="000000" w:themeColor="text1"/>
-        </w:rPr>
-        <w:pict w14:anchorId="229C0B31">
-          <v:rect id="_x0000_i1045" style="width:0;height:1.5pt" o:hralign="center" o:hrstd="t" o:hr="t" fillcolor="#a0a0a0" stroked="f"/>
+      <w:proofErr w:type="spellStart"/>
+      <w:r>
+        <w:rPr>
+          <w:rFonts w:ascii="Georgia Pro" w:eastAsia="Georgia Pro" w:hAnsi="Georgia Pro" w:cs="Georgia Pro"/>
+          <w:color w:val="000000" w:themeColor="text1"/>
+        </w:rPr>
+        <w:t>kubectl</w:t>
+      </w:r>
+      <w:proofErr w:type="spellEnd"/>
+      <w:r>
+        <w:rPr>
+          <w:rFonts w:ascii="Georgia Pro" w:eastAsia="Georgia Pro" w:hAnsi="Georgia Pro" w:cs="Georgia Pro"/>
+          <w:color w:val="000000" w:themeColor="text1"/>
+        </w:rPr>
+        <w:t xml:space="preserve"> get deployments</w:t>
+      </w:r>
+    </w:p>
+    <w:p>
+      <w:pPr>
+        <w:spacing w:after="0" w:line="480" w:lineRule="auto"/>
+        <w:rPr>
+          <w:rFonts w:ascii="Georgia Pro" w:eastAsia="Georgia Pro" w:hAnsi="Georgia Pro" w:cs="Georgia Pro"/>
+          <w:color w:val="000000" w:themeColor="text1"/>
+        </w:rPr>
+      </w:pPr>
+      <w:r>
+        <w:rPr>
+          <w:rFonts w:ascii="Georgia Pro" w:eastAsia="Georgia Pro" w:hAnsi="Georgia Pro" w:cs="Georgia Pro"/>
+          <w:color w:val="000000" w:themeColor="text1"/>
+        </w:rPr>
+        <w:pict w14:anchorId="3A41884C">
+          <v:rect id="_x0000_i1049" style="width:0;height:1.5pt" o:hralign="center" o:hrstd="t" o:hr="t" fillcolor="#a0a0a0" stroked="f"/>
         </w:pict>
       </w:r>
     </w:p>
@@ -4834,7 +6741,7 @@
           <w:bCs/>
           <w:color w:val="000000" w:themeColor="text1"/>
         </w:rPr>
-        <w:t>Step 16: Verify Secret</w:t>
+        <w:t>Step 20: Verify Pods</w:t>
       </w:r>
     </w:p>
     <w:p>
@@ -4854,12 +6761,21 @@
           <w:color w:val="000000" w:themeColor="text1"/>
         </w:rPr>
       </w:pPr>
-      <w:r>
-        <w:rPr>
-          <w:rFonts w:ascii="Georgia Pro" w:eastAsia="Georgia Pro" w:hAnsi="Georgia Pro" w:cs="Georgia Pro"/>
-          <w:color w:val="000000" w:themeColor="text1"/>
-        </w:rPr>
-        <w:t>kubectl get secrets</w:t>
+      <w:proofErr w:type="spellStart"/>
+      <w:r>
+        <w:rPr>
+          <w:rFonts w:ascii="Georgia Pro" w:eastAsia="Georgia Pro" w:hAnsi="Georgia Pro" w:cs="Georgia Pro"/>
+          <w:color w:val="000000" w:themeColor="text1"/>
+        </w:rPr>
+        <w:t>kubectl</w:t>
+      </w:r>
+      <w:proofErr w:type="spellEnd"/>
+      <w:r>
+        <w:rPr>
+          <w:rFonts w:ascii="Georgia Pro" w:eastAsia="Georgia Pro" w:hAnsi="Georgia Pro" w:cs="Georgia Pro"/>
+          <w:color w:val="000000" w:themeColor="text1"/>
+        </w:rPr>
+        <w:t xml:space="preserve"> get pods</w:t>
       </w:r>
     </w:p>
     <w:p>
@@ -4891,24 +6807,24 @@
           <w:rFonts w:ascii="Georgia Pro" w:eastAsia="Georgia Pro" w:hAnsi="Georgia Pro" w:cs="Georgia Pro"/>
           <w:color w:val="000000" w:themeColor="text1"/>
         </w:rPr>
-        <w:t>app-secret</w:t>
-      </w:r>
-    </w:p>
-    <w:p>
-      <w:pPr>
-        <w:spacing w:after="0" w:line="480" w:lineRule="auto"/>
-        <w:rPr>
-          <w:rFonts w:ascii="Georgia Pro" w:eastAsia="Georgia Pro" w:hAnsi="Georgia Pro" w:cs="Georgia Pro"/>
-          <w:color w:val="000000" w:themeColor="text1"/>
-        </w:rPr>
-      </w:pPr>
-      <w:r>
-        <w:rPr>
-          <w:rFonts w:ascii="Georgia Pro" w:eastAsia="Georgia Pro" w:hAnsi="Georgia Pro" w:cs="Georgia Pro"/>
-          <w:color w:val="000000" w:themeColor="text1"/>
-        </w:rPr>
-        <w:pict w14:anchorId="57662852">
-          <v:rect id="_x0000_i1046" style="width:0;height:1.5pt" o:hralign="center" o:hrstd="t" o:hr="t" fillcolor="#a0a0a0" stroked="f"/>
+        <w:t>Running</w:t>
+      </w:r>
+    </w:p>
+    <w:p>
+      <w:pPr>
+        <w:spacing w:after="0" w:line="480" w:lineRule="auto"/>
+        <w:rPr>
+          <w:rFonts w:ascii="Georgia Pro" w:eastAsia="Georgia Pro" w:hAnsi="Georgia Pro" w:cs="Georgia Pro"/>
+          <w:color w:val="000000" w:themeColor="text1"/>
+        </w:rPr>
+      </w:pPr>
+      <w:r>
+        <w:rPr>
+          <w:rFonts w:ascii="Georgia Pro" w:eastAsia="Georgia Pro" w:hAnsi="Georgia Pro" w:cs="Georgia Pro"/>
+          <w:color w:val="000000" w:themeColor="text1"/>
+        </w:rPr>
+        <w:pict w14:anchorId="7F169EA0">
+          <v:rect id="_x0000_i1050" style="width:0;height:1.5pt" o:hralign="center" o:hrstd="t" o:hr="t" fillcolor="#a0a0a0" stroked="f"/>
         </w:pict>
       </w:r>
     </w:p>
@@ -4930,23 +6846,7 @@
           <w:color w:val="000000" w:themeColor="text1"/>
         </w:rPr>
         <w:lastRenderedPageBreak/>
-        <w:t>Step 17: Create Deployment YAML</w:t>
-      </w:r>
-    </w:p>
-    <w:p>
-      <w:pPr>
-        <w:spacing w:after="0" w:line="480" w:lineRule="auto"/>
-        <w:rPr>
-          <w:rFonts w:ascii="Georgia Pro" w:eastAsia="Georgia Pro" w:hAnsi="Georgia Pro" w:cs="Georgia Pro"/>
-          <w:color w:val="000000" w:themeColor="text1"/>
-        </w:rPr>
-      </w:pPr>
-      <w:r>
-        <w:rPr>
-          <w:rFonts w:ascii="Georgia Pro" w:eastAsia="Georgia Pro" w:hAnsi="Georgia Pro" w:cs="Georgia Pro"/>
-          <w:color w:val="000000" w:themeColor="text1"/>
-        </w:rPr>
-        <w:t>Create file:</w:t>
+        <w:t>Step 21: Expose Application</w:t>
       </w:r>
     </w:p>
     <w:p>
@@ -4966,37 +6866,84 @@
           <w:color w:val="000000" w:themeColor="text1"/>
         </w:rPr>
       </w:pPr>
-      <w:r>
-        <w:rPr>
-          <w:rFonts w:ascii="Georgia Pro" w:eastAsia="Georgia Pro" w:hAnsi="Georgia Pro" w:cs="Georgia Pro"/>
-          <w:color w:val="000000" w:themeColor="text1"/>
-        </w:rPr>
-        <w:t>nano secure-nginx.yaml</w:t>
-      </w:r>
-    </w:p>
-    <w:p>
-      <w:pPr>
-        <w:spacing w:after="0" w:line="480" w:lineRule="auto"/>
-        <w:rPr>
-          <w:rFonts w:ascii="Georgia Pro" w:eastAsia="Georgia Pro" w:hAnsi="Georgia Pro" w:cs="Georgia Pro"/>
-          <w:color w:val="000000" w:themeColor="text1"/>
-        </w:rPr>
-      </w:pPr>
-    </w:p>
-    <w:p>
-      <w:pPr>
-        <w:spacing w:after="0" w:line="480" w:lineRule="auto"/>
-        <w:rPr>
-          <w:rFonts w:ascii="Georgia Pro" w:eastAsia="Georgia Pro" w:hAnsi="Georgia Pro" w:cs="Georgia Pro"/>
-          <w:color w:val="000000" w:themeColor="text1"/>
-        </w:rPr>
-      </w:pPr>
-      <w:r>
-        <w:rPr>
-          <w:rFonts w:ascii="Georgia Pro" w:eastAsia="Georgia Pro" w:hAnsi="Georgia Pro" w:cs="Georgia Pro"/>
-          <w:color w:val="000000" w:themeColor="text1"/>
-        </w:rPr>
-        <w:t>Paste:</w:t>
+      <w:proofErr w:type="spellStart"/>
+      <w:r>
+        <w:rPr>
+          <w:rFonts w:ascii="Georgia Pro" w:eastAsia="Georgia Pro" w:hAnsi="Georgia Pro" w:cs="Georgia Pro"/>
+          <w:color w:val="000000" w:themeColor="text1"/>
+        </w:rPr>
+        <w:t>kubectl</w:t>
+      </w:r>
+      <w:proofErr w:type="spellEnd"/>
+      <w:r>
+        <w:rPr>
+          <w:rFonts w:ascii="Georgia Pro" w:eastAsia="Georgia Pro" w:hAnsi="Georgia Pro" w:cs="Georgia Pro"/>
+          <w:color w:val="000000" w:themeColor="text1"/>
+        </w:rPr>
+        <w:t xml:space="preserve"> expose deployment secure-nginx \</w:t>
+      </w:r>
+      <w:r>
+        <w:rPr>
+          <w:rFonts w:ascii="Georgia Pro" w:eastAsia="Georgia Pro" w:hAnsi="Georgia Pro" w:cs="Georgia Pro"/>
+          <w:color w:val="000000" w:themeColor="text1"/>
+        </w:rPr>
+        <w:br/>
+        <w:t>--port=80 \</w:t>
+      </w:r>
+      <w:r>
+        <w:rPr>
+          <w:rFonts w:ascii="Georgia Pro" w:eastAsia="Georgia Pro" w:hAnsi="Georgia Pro" w:cs="Georgia Pro"/>
+          <w:color w:val="000000" w:themeColor="text1"/>
+        </w:rPr>
+        <w:br/>
+        <w:t>--type=</w:t>
+      </w:r>
+      <w:proofErr w:type="spellStart"/>
+      <w:r>
+        <w:rPr>
+          <w:rFonts w:ascii="Georgia Pro" w:eastAsia="Georgia Pro" w:hAnsi="Georgia Pro" w:cs="Georgia Pro"/>
+          <w:color w:val="000000" w:themeColor="text1"/>
+        </w:rPr>
+        <w:t>LoadBalancer</w:t>
+      </w:r>
+      <w:proofErr w:type="spellEnd"/>
+    </w:p>
+    <w:p>
+      <w:pPr>
+        <w:spacing w:after="0" w:line="480" w:lineRule="auto"/>
+        <w:rPr>
+          <w:rFonts w:ascii="Georgia Pro" w:eastAsia="Georgia Pro" w:hAnsi="Georgia Pro" w:cs="Georgia Pro"/>
+          <w:color w:val="000000" w:themeColor="text1"/>
+        </w:rPr>
+      </w:pPr>
+      <w:r>
+        <w:rPr>
+          <w:rFonts w:ascii="Georgia Pro" w:eastAsia="Georgia Pro" w:hAnsi="Georgia Pro" w:cs="Georgia Pro"/>
+          <w:color w:val="000000" w:themeColor="text1"/>
+        </w:rPr>
+        <w:pict w14:anchorId="21D06A38">
+          <v:rect id="_x0000_i1051" style="width:0;height:1.5pt" o:hralign="center" o:hrstd="t" o:hr="t" fillcolor="#a0a0a0" stroked="f"/>
+        </w:pict>
+      </w:r>
+    </w:p>
+    <w:p>
+      <w:pPr>
+        <w:spacing w:after="0" w:line="480" w:lineRule="auto"/>
+        <w:rPr>
+          <w:rFonts w:ascii="Georgia Pro" w:eastAsia="Georgia Pro" w:hAnsi="Georgia Pro" w:cs="Georgia Pro"/>
+          <w:b/>
+          <w:bCs/>
+          <w:color w:val="000000" w:themeColor="text1"/>
+        </w:rPr>
+      </w:pPr>
+      <w:r>
+        <w:rPr>
+          <w:rFonts w:ascii="Georgia Pro" w:eastAsia="Georgia Pro" w:hAnsi="Georgia Pro" w:cs="Georgia Pro"/>
+          <w:b/>
+          <w:bCs/>
+          <w:color w:val="000000" w:themeColor="text1"/>
+        </w:rPr>
+        <w:t>Step 22: Verify Service</w:t>
       </w:r>
     </w:p>
     <w:p>
@@ -5016,293 +6963,95 @@
           <w:color w:val="000000" w:themeColor="text1"/>
         </w:rPr>
       </w:pPr>
-      <w:r>
-        <w:rPr>
-          <w:rFonts w:ascii="Georgia Pro" w:eastAsia="Georgia Pro" w:hAnsi="Georgia Pro" w:cs="Georgia Pro"/>
-          <w:color w:val="000000" w:themeColor="text1"/>
-        </w:rPr>
-        <w:t>apiVersion: apps/v1</w:t>
-      </w:r>
-      <w:r>
-        <w:rPr>
-          <w:rFonts w:ascii="Georgia Pro" w:eastAsia="Georgia Pro" w:hAnsi="Georgia Pro" w:cs="Georgia Pro"/>
-          <w:color w:val="000000" w:themeColor="text1"/>
-        </w:rPr>
-        <w:br/>
-        <w:t>kind: Deployment</w:t>
-      </w:r>
-      <w:r>
-        <w:rPr>
-          <w:rFonts w:ascii="Georgia Pro" w:eastAsia="Georgia Pro" w:hAnsi="Georgia Pro" w:cs="Georgia Pro"/>
-          <w:color w:val="000000" w:themeColor="text1"/>
-        </w:rPr>
-        <w:br/>
-        <w:t>metadata:</w:t>
-      </w:r>
-      <w:r>
-        <w:rPr>
-          <w:rFonts w:ascii="Georgia Pro" w:eastAsia="Georgia Pro" w:hAnsi="Georgia Pro" w:cs="Georgia Pro"/>
-          <w:color w:val="000000" w:themeColor="text1"/>
-        </w:rPr>
-        <w:br/>
-        <w:t xml:space="preserve">  name: secure-nginx</w:t>
-      </w:r>
-      <w:r>
-        <w:rPr>
-          <w:rFonts w:ascii="Georgia Pro" w:eastAsia="Georgia Pro" w:hAnsi="Georgia Pro" w:cs="Georgia Pro"/>
-          <w:color w:val="000000" w:themeColor="text1"/>
-        </w:rPr>
-        <w:br/>
-        <w:t>spec:</w:t>
-      </w:r>
-      <w:r>
-        <w:rPr>
-          <w:rFonts w:ascii="Georgia Pro" w:eastAsia="Georgia Pro" w:hAnsi="Georgia Pro" w:cs="Georgia Pro"/>
-          <w:color w:val="000000" w:themeColor="text1"/>
-        </w:rPr>
-        <w:br/>
-        <w:t xml:space="preserve">  replicas: 2</w:t>
-      </w:r>
-      <w:r>
-        <w:rPr>
-          <w:rFonts w:ascii="Georgia Pro" w:eastAsia="Georgia Pro" w:hAnsi="Georgia Pro" w:cs="Georgia Pro"/>
-          <w:color w:val="000000" w:themeColor="text1"/>
-        </w:rPr>
-        <w:br/>
-        <w:t xml:space="preserve">  selector:</w:t>
-      </w:r>
-      <w:r>
-        <w:rPr>
-          <w:rFonts w:ascii="Georgia Pro" w:eastAsia="Georgia Pro" w:hAnsi="Georgia Pro" w:cs="Georgia Pro"/>
-          <w:color w:val="000000" w:themeColor="text1"/>
-        </w:rPr>
-        <w:br/>
-        <w:t xml:space="preserve">    matchLabels:</w:t>
-      </w:r>
-      <w:r>
-        <w:rPr>
-          <w:rFonts w:ascii="Georgia Pro" w:eastAsia="Georgia Pro" w:hAnsi="Georgia Pro" w:cs="Georgia Pro"/>
-          <w:color w:val="000000" w:themeColor="text1"/>
-        </w:rPr>
-        <w:br/>
-        <w:t xml:space="preserve">      app: secure-nginx</w:t>
-      </w:r>
-      <w:r>
-        <w:rPr>
-          <w:rFonts w:ascii="Georgia Pro" w:eastAsia="Georgia Pro" w:hAnsi="Georgia Pro" w:cs="Georgia Pro"/>
-          <w:color w:val="000000" w:themeColor="text1"/>
-        </w:rPr>
-        <w:br/>
-        <w:t xml:space="preserve">  template:</w:t>
-      </w:r>
-      <w:r>
-        <w:rPr>
-          <w:rFonts w:ascii="Georgia Pro" w:eastAsia="Georgia Pro" w:hAnsi="Georgia Pro" w:cs="Georgia Pro"/>
-          <w:color w:val="000000" w:themeColor="text1"/>
-        </w:rPr>
-        <w:br/>
-        <w:t xml:space="preserve">    metadata:</w:t>
-      </w:r>
-      <w:r>
-        <w:rPr>
-          <w:rFonts w:ascii="Georgia Pro" w:eastAsia="Georgia Pro" w:hAnsi="Georgia Pro" w:cs="Georgia Pro"/>
-          <w:color w:val="000000" w:themeColor="text1"/>
-        </w:rPr>
-        <w:br/>
-        <w:t xml:space="preserve">      labels:</w:t>
-      </w:r>
-      <w:r>
-        <w:rPr>
-          <w:rFonts w:ascii="Georgia Pro" w:eastAsia="Georgia Pro" w:hAnsi="Georgia Pro" w:cs="Georgia Pro"/>
-          <w:color w:val="000000" w:themeColor="text1"/>
-        </w:rPr>
-        <w:br/>
-        <w:t xml:space="preserve">        app: secure-nginx</w:t>
-      </w:r>
-      <w:r>
-        <w:rPr>
-          <w:rFonts w:ascii="Georgia Pro" w:eastAsia="Georgia Pro" w:hAnsi="Georgia Pro" w:cs="Georgia Pro"/>
-          <w:color w:val="000000" w:themeColor="text1"/>
-        </w:rPr>
-        <w:br/>
-        <w:t xml:space="preserve">    spec:</w:t>
-      </w:r>
-      <w:r>
-        <w:rPr>
-          <w:rFonts w:ascii="Georgia Pro" w:eastAsia="Georgia Pro" w:hAnsi="Georgia Pro" w:cs="Georgia Pro"/>
-          <w:color w:val="000000" w:themeColor="text1"/>
-        </w:rPr>
-        <w:br/>
-        <w:t xml:space="preserve">      containers:</w:t>
-      </w:r>
-      <w:r>
-        <w:rPr>
-          <w:rFonts w:ascii="Georgia Pro" w:eastAsia="Georgia Pro" w:hAnsi="Georgia Pro" w:cs="Georgia Pro"/>
-          <w:color w:val="000000" w:themeColor="text1"/>
-        </w:rPr>
-        <w:br/>
-        <w:t xml:space="preserve">      - name: secure-nginx</w:t>
-      </w:r>
-      <w:r>
-        <w:rPr>
-          <w:rFonts w:ascii="Georgia Pro" w:eastAsia="Georgia Pro" w:hAnsi="Georgia Pro" w:cs="Georgia Pro"/>
-          <w:color w:val="000000" w:themeColor="text1"/>
-        </w:rPr>
-        <w:br/>
-        <w:t xml:space="preserve">        image: mysecureacr2026.azurecr.io/nginx:v1</w:t>
-      </w:r>
-      <w:r>
-        <w:rPr>
-          <w:rFonts w:ascii="Georgia Pro" w:eastAsia="Georgia Pro" w:hAnsi="Georgia Pro" w:cs="Georgia Pro"/>
-          <w:color w:val="000000" w:themeColor="text1"/>
-        </w:rPr>
-        <w:br/>
-        <w:t xml:space="preserve">        ports:</w:t>
-      </w:r>
-      <w:r>
-        <w:rPr>
-          <w:rFonts w:ascii="Georgia Pro" w:eastAsia="Georgia Pro" w:hAnsi="Georgia Pro" w:cs="Georgia Pro"/>
-          <w:color w:val="000000" w:themeColor="text1"/>
-        </w:rPr>
-        <w:br/>
-        <w:t xml:space="preserve">        - containerPort: 80</w:t>
-      </w:r>
-      <w:r>
-        <w:rPr>
-          <w:rFonts w:ascii="Georgia Pro" w:eastAsia="Georgia Pro" w:hAnsi="Georgia Pro" w:cs="Georgia Pro"/>
-          <w:color w:val="000000" w:themeColor="text1"/>
-        </w:rPr>
-        <w:br/>
-        <w:t xml:space="preserve">        env:</w:t>
-      </w:r>
-      <w:r>
-        <w:rPr>
-          <w:rFonts w:ascii="Georgia Pro" w:eastAsia="Georgia Pro" w:hAnsi="Georgia Pro" w:cs="Georgia Pro"/>
-          <w:color w:val="000000" w:themeColor="text1"/>
-        </w:rPr>
-        <w:br/>
-        <w:t xml:space="preserve">        - name: APP_USERNAME</w:t>
-      </w:r>
-      <w:r>
-        <w:rPr>
-          <w:rFonts w:ascii="Georgia Pro" w:eastAsia="Georgia Pro" w:hAnsi="Georgia Pro" w:cs="Georgia Pro"/>
-          <w:color w:val="000000" w:themeColor="text1"/>
-        </w:rPr>
-        <w:br/>
-        <w:t xml:space="preserve">          valueFrom:</w:t>
-      </w:r>
-      <w:r>
-        <w:rPr>
-          <w:rFonts w:ascii="Georgia Pro" w:eastAsia="Georgia Pro" w:hAnsi="Georgia Pro" w:cs="Georgia Pro"/>
-          <w:color w:val="000000" w:themeColor="text1"/>
-        </w:rPr>
-        <w:br/>
-      </w:r>
-      <w:r>
-        <w:rPr>
-          <w:rFonts w:ascii="Georgia Pro" w:eastAsia="Georgia Pro" w:hAnsi="Georgia Pro" w:cs="Georgia Pro"/>
-          <w:color w:val="000000" w:themeColor="text1"/>
-        </w:rPr>
-        <w:lastRenderedPageBreak/>
-        <w:t xml:space="preserve">            secretKeyRef:</w:t>
-      </w:r>
-      <w:r>
-        <w:rPr>
-          <w:rFonts w:ascii="Georgia Pro" w:eastAsia="Georgia Pro" w:hAnsi="Georgia Pro" w:cs="Georgia Pro"/>
-          <w:color w:val="000000" w:themeColor="text1"/>
-        </w:rPr>
-        <w:br/>
-        <w:t xml:space="preserve">              name: app-secret</w:t>
-      </w:r>
-      <w:r>
-        <w:rPr>
-          <w:rFonts w:ascii="Georgia Pro" w:eastAsia="Georgia Pro" w:hAnsi="Georgia Pro" w:cs="Georgia Pro"/>
-          <w:color w:val="000000" w:themeColor="text1"/>
-        </w:rPr>
-        <w:br/>
-        <w:t xml:space="preserve">              key: username</w:t>
-      </w:r>
-      <w:r>
-        <w:rPr>
-          <w:rFonts w:ascii="Georgia Pro" w:eastAsia="Georgia Pro" w:hAnsi="Georgia Pro" w:cs="Georgia Pro"/>
-          <w:color w:val="000000" w:themeColor="text1"/>
-        </w:rPr>
-        <w:br/>
-        <w:t xml:space="preserve">        - name: APP_PASSWORD</w:t>
-      </w:r>
-      <w:r>
-        <w:rPr>
-          <w:rFonts w:ascii="Georgia Pro" w:eastAsia="Georgia Pro" w:hAnsi="Georgia Pro" w:cs="Georgia Pro"/>
-          <w:color w:val="000000" w:themeColor="text1"/>
-        </w:rPr>
-        <w:br/>
-        <w:t xml:space="preserve">          valueFrom:</w:t>
-      </w:r>
-      <w:r>
-        <w:rPr>
-          <w:rFonts w:ascii="Georgia Pro" w:eastAsia="Georgia Pro" w:hAnsi="Georgia Pro" w:cs="Georgia Pro"/>
-          <w:color w:val="000000" w:themeColor="text1"/>
-        </w:rPr>
-        <w:br/>
-        <w:t xml:space="preserve">            secretKeyRef:</w:t>
-      </w:r>
-      <w:r>
-        <w:rPr>
-          <w:rFonts w:ascii="Georgia Pro" w:eastAsia="Georgia Pro" w:hAnsi="Georgia Pro" w:cs="Georgia Pro"/>
-          <w:color w:val="000000" w:themeColor="text1"/>
-        </w:rPr>
-        <w:br/>
-        <w:t xml:space="preserve">              name: app-secret</w:t>
-      </w:r>
-      <w:r>
-        <w:rPr>
-          <w:rFonts w:ascii="Georgia Pro" w:eastAsia="Georgia Pro" w:hAnsi="Georgia Pro" w:cs="Georgia Pro"/>
-          <w:color w:val="000000" w:themeColor="text1"/>
-        </w:rPr>
-        <w:br/>
-        <w:t xml:space="preserve">              key: password</w:t>
-      </w:r>
-    </w:p>
-    <w:p>
-      <w:pPr>
-        <w:spacing w:after="0" w:line="480" w:lineRule="auto"/>
-        <w:rPr>
-          <w:rFonts w:ascii="Georgia Pro" w:eastAsia="Georgia Pro" w:hAnsi="Georgia Pro" w:cs="Georgia Pro"/>
-          <w:color w:val="000000" w:themeColor="text1"/>
-        </w:rPr>
-      </w:pPr>
-    </w:p>
-    <w:p>
-      <w:pPr>
-        <w:spacing w:after="0" w:line="480" w:lineRule="auto"/>
-        <w:rPr>
-          <w:rFonts w:ascii="Georgia Pro" w:eastAsia="Georgia Pro" w:hAnsi="Georgia Pro" w:cs="Georgia Pro"/>
-          <w:color w:val="000000" w:themeColor="text1"/>
-        </w:rPr>
-      </w:pPr>
-      <w:r>
-        <w:rPr>
-          <w:rFonts w:ascii="Georgia Pro" w:eastAsia="Georgia Pro" w:hAnsi="Georgia Pro" w:cs="Georgia Pro"/>
-          <w:color w:val="000000" w:themeColor="text1"/>
-        </w:rPr>
-        <w:t>Save file.</w:t>
-      </w:r>
-    </w:p>
-    <w:p>
-      <w:pPr>
-        <w:spacing w:after="0" w:line="480" w:lineRule="auto"/>
-        <w:rPr>
-          <w:rFonts w:ascii="Georgia Pro" w:eastAsia="Georgia Pro" w:hAnsi="Georgia Pro" w:cs="Georgia Pro"/>
-          <w:color w:val="000000" w:themeColor="text1"/>
-        </w:rPr>
-      </w:pPr>
-      <w:r>
-        <w:rPr>
-          <w:rFonts w:ascii="Georgia Pro" w:eastAsia="Georgia Pro" w:hAnsi="Georgia Pro" w:cs="Georgia Pro"/>
-          <w:color w:val="000000" w:themeColor="text1"/>
-        </w:rPr>
-        <w:pict w14:anchorId="0525C39C">
-          <v:rect id="_x0000_i1047" style="width:0;height:1.5pt" o:hralign="center" o:hrstd="t" o:hr="t" fillcolor="#a0a0a0" stroked="f"/>
+      <w:proofErr w:type="spellStart"/>
+      <w:r>
+        <w:rPr>
+          <w:rFonts w:ascii="Georgia Pro" w:eastAsia="Georgia Pro" w:hAnsi="Georgia Pro" w:cs="Georgia Pro"/>
+          <w:color w:val="000000" w:themeColor="text1"/>
+        </w:rPr>
+        <w:t>kubectl</w:t>
+      </w:r>
+      <w:proofErr w:type="spellEnd"/>
+      <w:r>
+        <w:rPr>
+          <w:rFonts w:ascii="Georgia Pro" w:eastAsia="Georgia Pro" w:hAnsi="Georgia Pro" w:cs="Georgia Pro"/>
+          <w:color w:val="000000" w:themeColor="text1"/>
+        </w:rPr>
+        <w:t xml:space="preserve"> get svc</w:t>
+      </w:r>
+    </w:p>
+    <w:p>
+      <w:pPr>
+        <w:spacing w:after="0" w:line="480" w:lineRule="auto"/>
+        <w:rPr>
+          <w:rFonts w:ascii="Georgia Pro" w:eastAsia="Georgia Pro" w:hAnsi="Georgia Pro" w:cs="Georgia Pro"/>
+          <w:color w:val="000000" w:themeColor="text1"/>
+        </w:rPr>
+      </w:pPr>
+    </w:p>
+    <w:p>
+      <w:pPr>
+        <w:spacing w:after="0" w:line="480" w:lineRule="auto"/>
+        <w:rPr>
+          <w:rFonts w:ascii="Georgia Pro" w:eastAsia="Georgia Pro" w:hAnsi="Georgia Pro" w:cs="Georgia Pro"/>
+          <w:color w:val="000000" w:themeColor="text1"/>
+        </w:rPr>
+      </w:pPr>
+      <w:r>
+        <w:rPr>
+          <w:rFonts w:ascii="Georgia Pro" w:eastAsia="Georgia Pro" w:hAnsi="Georgia Pro" w:cs="Georgia Pro"/>
+          <w:color w:val="000000" w:themeColor="text1"/>
+        </w:rPr>
+        <w:t>Wait until:</w:t>
+      </w:r>
+    </w:p>
+    <w:p>
+      <w:pPr>
+        <w:spacing w:after="0" w:line="480" w:lineRule="auto"/>
+        <w:rPr>
+          <w:rFonts w:ascii="Georgia Pro" w:eastAsia="Georgia Pro" w:hAnsi="Georgia Pro" w:cs="Georgia Pro"/>
+          <w:color w:val="000000" w:themeColor="text1"/>
+        </w:rPr>
+      </w:pPr>
+      <w:r>
+        <w:rPr>
+          <w:rFonts w:ascii="Georgia Pro" w:eastAsia="Georgia Pro" w:hAnsi="Georgia Pro" w:cs="Georgia Pro"/>
+          <w:color w:val="000000" w:themeColor="text1"/>
+        </w:rPr>
+        <w:t>EXTERNAL-IP</w:t>
+      </w:r>
+    </w:p>
+    <w:p>
+      <w:pPr>
+        <w:spacing w:after="0" w:line="480" w:lineRule="auto"/>
+        <w:rPr>
+          <w:rFonts w:ascii="Georgia Pro" w:eastAsia="Georgia Pro" w:hAnsi="Georgia Pro" w:cs="Georgia Pro"/>
+          <w:color w:val="000000" w:themeColor="text1"/>
+        </w:rPr>
+      </w:pPr>
+      <w:r>
+        <w:rPr>
+          <w:rFonts w:ascii="Georgia Pro" w:eastAsia="Georgia Pro" w:hAnsi="Georgia Pro" w:cs="Georgia Pro"/>
+          <w:color w:val="000000" w:themeColor="text1"/>
+        </w:rPr>
+        <w:t>appears.</w:t>
+      </w:r>
+    </w:p>
+    <w:p>
+      <w:pPr>
+        <w:spacing w:after="0" w:line="480" w:lineRule="auto"/>
+        <w:rPr>
+          <w:rFonts w:ascii="Georgia Pro" w:eastAsia="Georgia Pro" w:hAnsi="Georgia Pro" w:cs="Georgia Pro"/>
+          <w:color w:val="000000" w:themeColor="text1"/>
+        </w:rPr>
+      </w:pPr>
+      <w:r>
+        <w:rPr>
+          <w:rFonts w:ascii="Georgia Pro" w:eastAsia="Georgia Pro" w:hAnsi="Georgia Pro" w:cs="Georgia Pro"/>
+          <w:color w:val="000000" w:themeColor="text1"/>
+        </w:rPr>
+        <w:pict w14:anchorId="5387B731">
+          <v:rect id="_x0000_i1052" style="width:0;height:1.5pt" o:hralign="center" o:hrstd="t" o:hr="t" fillcolor="#a0a0a0" stroked="f"/>
         </w:pict>
       </w:r>
     </w:p>
@@ -5323,7 +7072,23 @@
           <w:bCs/>
           <w:color w:val="000000" w:themeColor="text1"/>
         </w:rPr>
-        <w:t>Step 18: Deploy Application</w:t>
+        <w:t>Step 23: Test Application</w:t>
+      </w:r>
+    </w:p>
+    <w:p>
+      <w:pPr>
+        <w:spacing w:after="0" w:line="480" w:lineRule="auto"/>
+        <w:rPr>
+          <w:rFonts w:ascii="Georgia Pro" w:eastAsia="Georgia Pro" w:hAnsi="Georgia Pro" w:cs="Georgia Pro"/>
+          <w:color w:val="000000" w:themeColor="text1"/>
+        </w:rPr>
+      </w:pPr>
+      <w:r>
+        <w:rPr>
+          <w:rFonts w:ascii="Georgia Pro" w:eastAsia="Georgia Pro" w:hAnsi="Georgia Pro" w:cs="Georgia Pro"/>
+          <w:color w:val="000000" w:themeColor="text1"/>
+        </w:rPr>
+        <w:t>Open browser:</w:t>
       </w:r>
     </w:p>
     <w:p>
@@ -5348,24 +7113,69 @@
           <w:rFonts w:ascii="Georgia Pro" w:eastAsia="Georgia Pro" w:hAnsi="Georgia Pro" w:cs="Georgia Pro"/>
           <w:color w:val="000000" w:themeColor="text1"/>
         </w:rPr>
-        <w:t>kubectl apply -f secure-nginx.yaml</w:t>
-      </w:r>
-    </w:p>
-    <w:p>
-      <w:pPr>
-        <w:spacing w:after="0" w:line="480" w:lineRule="auto"/>
-        <w:rPr>
-          <w:rFonts w:ascii="Georgia Pro" w:eastAsia="Georgia Pro" w:hAnsi="Georgia Pro" w:cs="Georgia Pro"/>
-          <w:color w:val="000000" w:themeColor="text1"/>
-        </w:rPr>
-      </w:pPr>
-      <w:r>
-        <w:rPr>
-          <w:rFonts w:ascii="Georgia Pro" w:eastAsia="Georgia Pro" w:hAnsi="Georgia Pro" w:cs="Georgia Pro"/>
-          <w:color w:val="000000" w:themeColor="text1"/>
-        </w:rPr>
-        <w:pict w14:anchorId="14CDE7C7">
-          <v:rect id="_x0000_i1048" style="width:0;height:1.5pt" o:hralign="center" o:hrstd="t" o:hr="t" fillcolor="#a0a0a0" stroked="f"/>
+        <w:t>http://EXTERNAL_IP</w:t>
+      </w:r>
+    </w:p>
+    <w:p>
+      <w:pPr>
+        <w:spacing w:after="0" w:line="480" w:lineRule="auto"/>
+        <w:rPr>
+          <w:rFonts w:ascii="Georgia Pro" w:eastAsia="Georgia Pro" w:hAnsi="Georgia Pro" w:cs="Georgia Pro"/>
+          <w:color w:val="000000" w:themeColor="text1"/>
+        </w:rPr>
+      </w:pPr>
+    </w:p>
+    <w:p>
+      <w:pPr>
+        <w:spacing w:after="0" w:line="480" w:lineRule="auto"/>
+        <w:rPr>
+          <w:rFonts w:ascii="Georgia Pro" w:eastAsia="Georgia Pro" w:hAnsi="Georgia Pro" w:cs="Georgia Pro"/>
+          <w:color w:val="000000" w:themeColor="text1"/>
+        </w:rPr>
+      </w:pPr>
+      <w:r>
+        <w:rPr>
+          <w:rFonts w:ascii="Georgia Pro" w:eastAsia="Georgia Pro" w:hAnsi="Georgia Pro" w:cs="Georgia Pro"/>
+          <w:color w:val="000000" w:themeColor="text1"/>
+        </w:rPr>
+        <w:t>Expected:</w:t>
+      </w:r>
+    </w:p>
+    <w:p>
+      <w:pPr>
+        <w:numPr>
+          <w:ilvl w:val="0"/>
+          <w:numId w:val="36"/>
+        </w:numPr>
+        <w:spacing w:after="0" w:line="480" w:lineRule="auto"/>
+        <w:rPr>
+          <w:rFonts w:ascii="Georgia Pro" w:eastAsia="Georgia Pro" w:hAnsi="Georgia Pro" w:cs="Georgia Pro"/>
+          <w:color w:val="000000" w:themeColor="text1"/>
+        </w:rPr>
+      </w:pPr>
+      <w:r>
+        <w:rPr>
+          <w:rFonts w:ascii="Georgia Pro" w:eastAsia="Georgia Pro" w:hAnsi="Georgia Pro" w:cs="Georgia Pro"/>
+          <w:color w:val="000000" w:themeColor="text1"/>
+        </w:rPr>
+        <w:t xml:space="preserve">NGINX welcome page </w:t>
+      </w:r>
+    </w:p>
+    <w:p>
+      <w:pPr>
+        <w:spacing w:after="0" w:line="480" w:lineRule="auto"/>
+        <w:rPr>
+          <w:rFonts w:ascii="Georgia Pro" w:eastAsia="Georgia Pro" w:hAnsi="Georgia Pro" w:cs="Georgia Pro"/>
+          <w:color w:val="000000" w:themeColor="text1"/>
+        </w:rPr>
+      </w:pPr>
+      <w:r>
+        <w:rPr>
+          <w:rFonts w:ascii="Georgia Pro" w:eastAsia="Georgia Pro" w:hAnsi="Georgia Pro" w:cs="Georgia Pro"/>
+          <w:color w:val="000000" w:themeColor="text1"/>
+        </w:rPr>
+        <w:pict w14:anchorId="188BAC45">
+          <v:rect id="_x0000_i1053" style="width:0;height:1.5pt" o:hralign="center" o:hrstd="t" o:hr="t" fillcolor="#a0a0a0" stroked="f"/>
         </w:pict>
       </w:r>
     </w:p>
@@ -5386,7 +7196,7 @@
           <w:bCs/>
           <w:color w:val="000000" w:themeColor="text1"/>
         </w:rPr>
-        <w:t>Step 19: Verify Deployment</w:t>
+        <w:t>Step 25: Describe Deployment</w:t>
       </w:r>
     </w:p>
     <w:p>
@@ -5406,29 +7216,38 @@
           <w:color w:val="000000" w:themeColor="text1"/>
         </w:rPr>
       </w:pPr>
-      <w:r>
-        <w:rPr>
-          <w:rFonts w:ascii="Georgia Pro" w:eastAsia="Georgia Pro" w:hAnsi="Georgia Pro" w:cs="Georgia Pro"/>
-          <w:color w:val="000000" w:themeColor="text1"/>
-        </w:rPr>
-        <w:t>kubectl get deployments</w:t>
-      </w:r>
-    </w:p>
-    <w:p>
-      <w:pPr>
-        <w:spacing w:after="0" w:line="480" w:lineRule="auto"/>
-        <w:rPr>
-          <w:rFonts w:ascii="Georgia Pro" w:eastAsia="Georgia Pro" w:hAnsi="Georgia Pro" w:cs="Georgia Pro"/>
-          <w:color w:val="000000" w:themeColor="text1"/>
-        </w:rPr>
-      </w:pPr>
-      <w:r>
-        <w:rPr>
-          <w:rFonts w:ascii="Georgia Pro" w:eastAsia="Georgia Pro" w:hAnsi="Georgia Pro" w:cs="Georgia Pro"/>
-          <w:color w:val="000000" w:themeColor="text1"/>
-        </w:rPr>
-        <w:pict w14:anchorId="3A41884C">
-          <v:rect id="_x0000_i1049" style="width:0;height:1.5pt" o:hralign="center" o:hrstd="t" o:hr="t" fillcolor="#a0a0a0" stroked="f"/>
+      <w:proofErr w:type="spellStart"/>
+      <w:r>
+        <w:rPr>
+          <w:rFonts w:ascii="Georgia Pro" w:eastAsia="Georgia Pro" w:hAnsi="Georgia Pro" w:cs="Georgia Pro"/>
+          <w:color w:val="000000" w:themeColor="text1"/>
+        </w:rPr>
+        <w:t>kubectl</w:t>
+      </w:r>
+      <w:proofErr w:type="spellEnd"/>
+      <w:r>
+        <w:rPr>
+          <w:rFonts w:ascii="Georgia Pro" w:eastAsia="Georgia Pro" w:hAnsi="Georgia Pro" w:cs="Georgia Pro"/>
+          <w:color w:val="000000" w:themeColor="text1"/>
+        </w:rPr>
+        <w:t xml:space="preserve"> describe deployment secure-nginx</w:t>
+      </w:r>
+    </w:p>
+    <w:p>
+      <w:pPr>
+        <w:spacing w:after="0" w:line="480" w:lineRule="auto"/>
+        <w:rPr>
+          <w:rFonts w:ascii="Georgia Pro" w:eastAsia="Georgia Pro" w:hAnsi="Georgia Pro" w:cs="Georgia Pro"/>
+          <w:color w:val="000000" w:themeColor="text1"/>
+        </w:rPr>
+      </w:pPr>
+      <w:r>
+        <w:rPr>
+          <w:rFonts w:ascii="Georgia Pro" w:eastAsia="Georgia Pro" w:hAnsi="Georgia Pro" w:cs="Georgia Pro"/>
+          <w:color w:val="000000" w:themeColor="text1"/>
+        </w:rPr>
+        <w:pict w14:anchorId="14F01C30">
+          <v:rect id="_x0000_i1055" style="width:0;height:1.5pt" o:hralign="center" o:hrstd="t" o:hr="t" fillcolor="#a0a0a0" stroked="f"/>
         </w:pict>
       </w:r>
     </w:p>
@@ -5449,7 +7268,7 @@
           <w:bCs/>
           <w:color w:val="000000" w:themeColor="text1"/>
         </w:rPr>
-        <w:t>Step 20: Verify Pods</w:t>
+        <w:t>Step 26: View Logs</w:t>
       </w:r>
     </w:p>
     <w:p>
@@ -5469,61 +7288,38 @@
           <w:color w:val="000000" w:themeColor="text1"/>
         </w:rPr>
       </w:pPr>
-      <w:r>
-        <w:rPr>
-          <w:rFonts w:ascii="Georgia Pro" w:eastAsia="Georgia Pro" w:hAnsi="Georgia Pro" w:cs="Georgia Pro"/>
-          <w:color w:val="000000" w:themeColor="text1"/>
-        </w:rPr>
-        <w:t>kubectl get pods</w:t>
-      </w:r>
-    </w:p>
-    <w:p>
-      <w:pPr>
-        <w:spacing w:after="0" w:line="480" w:lineRule="auto"/>
-        <w:rPr>
-          <w:rFonts w:ascii="Georgia Pro" w:eastAsia="Georgia Pro" w:hAnsi="Georgia Pro" w:cs="Georgia Pro"/>
-          <w:color w:val="000000" w:themeColor="text1"/>
-        </w:rPr>
-      </w:pPr>
-      <w:r>
-        <w:rPr>
-          <w:rFonts w:ascii="Georgia Pro" w:eastAsia="Georgia Pro" w:hAnsi="Georgia Pro" w:cs="Georgia Pro"/>
-          <w:color w:val="000000" w:themeColor="text1"/>
-        </w:rPr>
-        <w:t>Expected:</w:t>
-      </w:r>
-    </w:p>
-    <w:p>
-      <w:pPr>
-        <w:spacing w:after="0" w:line="480" w:lineRule="auto"/>
-        <w:rPr>
-          <w:rFonts w:ascii="Georgia Pro" w:eastAsia="Georgia Pro" w:hAnsi="Georgia Pro" w:cs="Georgia Pro"/>
-          <w:color w:val="000000" w:themeColor="text1"/>
-        </w:rPr>
-      </w:pPr>
-      <w:r>
-        <w:rPr>
-          <w:rFonts w:ascii="Georgia Pro" w:eastAsia="Georgia Pro" w:hAnsi="Georgia Pro" w:cs="Georgia Pro"/>
-          <w:color w:val="000000" w:themeColor="text1"/>
-        </w:rPr>
-        <w:t>Running</w:t>
-      </w:r>
-    </w:p>
-    <w:p>
-      <w:pPr>
-        <w:spacing w:after="0" w:line="480" w:lineRule="auto"/>
-        <w:rPr>
-          <w:rFonts w:ascii="Georgia Pro" w:eastAsia="Georgia Pro" w:hAnsi="Georgia Pro" w:cs="Georgia Pro"/>
-          <w:color w:val="000000" w:themeColor="text1"/>
-        </w:rPr>
-      </w:pPr>
-      <w:r>
-        <w:rPr>
-          <w:rFonts w:ascii="Georgia Pro" w:eastAsia="Georgia Pro" w:hAnsi="Georgia Pro" w:cs="Georgia Pro"/>
-          <w:color w:val="000000" w:themeColor="text1"/>
-        </w:rPr>
-        <w:pict w14:anchorId="7F169EA0">
-          <v:rect id="_x0000_i1050" style="width:0;height:1.5pt" o:hralign="center" o:hrstd="t" o:hr="t" fillcolor="#a0a0a0" stroked="f"/>
+      <w:proofErr w:type="spellStart"/>
+      <w:r>
+        <w:rPr>
+          <w:rFonts w:ascii="Georgia Pro" w:eastAsia="Georgia Pro" w:hAnsi="Georgia Pro" w:cs="Georgia Pro"/>
+          <w:color w:val="000000" w:themeColor="text1"/>
+        </w:rPr>
+        <w:t>kubectl</w:t>
+      </w:r>
+      <w:proofErr w:type="spellEnd"/>
+      <w:r>
+        <w:rPr>
+          <w:rFonts w:ascii="Georgia Pro" w:eastAsia="Georgia Pro" w:hAnsi="Georgia Pro" w:cs="Georgia Pro"/>
+          <w:color w:val="000000" w:themeColor="text1"/>
+        </w:rPr>
+        <w:t xml:space="preserve"> logs POD_NAME</w:t>
+      </w:r>
+    </w:p>
+    <w:p>
+      <w:pPr>
+        <w:spacing w:after="0" w:line="480" w:lineRule="auto"/>
+        <w:rPr>
+          <w:rFonts w:ascii="Georgia Pro" w:eastAsia="Georgia Pro" w:hAnsi="Georgia Pro" w:cs="Georgia Pro"/>
+          <w:color w:val="000000" w:themeColor="text1"/>
+        </w:rPr>
+      </w:pPr>
+      <w:r>
+        <w:rPr>
+          <w:rFonts w:ascii="Georgia Pro" w:eastAsia="Georgia Pro" w:hAnsi="Georgia Pro" w:cs="Georgia Pro"/>
+          <w:color w:val="000000" w:themeColor="text1"/>
+        </w:rPr>
+        <w:pict w14:anchorId="5A7629CA">
+          <v:rect id="_x0000_i1056" style="width:0;height:1.5pt" o:hralign="center" o:hrstd="t" o:hr="t" fillcolor="#a0a0a0" stroked="f"/>
         </w:pict>
       </w:r>
     </w:p>
@@ -5544,7 +7340,7 @@
           <w:bCs/>
           <w:color w:val="000000" w:themeColor="text1"/>
         </w:rPr>
-        <w:t>Step 21: Expose Application</w:t>
+        <w:t>Step 27: Scale Deployment</w:t>
       </w:r>
     </w:p>
     <w:p>
@@ -5564,12 +7360,22 @@
           <w:color w:val="000000" w:themeColor="text1"/>
         </w:rPr>
       </w:pPr>
-      <w:r>
-        <w:rPr>
-          <w:rFonts w:ascii="Georgia Pro" w:eastAsia="Georgia Pro" w:hAnsi="Georgia Pro" w:cs="Georgia Pro"/>
-          <w:color w:val="000000" w:themeColor="text1"/>
-        </w:rPr>
-        <w:t>kubectl expose deployment secure-nginx \</w:t>
+      <w:proofErr w:type="spellStart"/>
+      <w:r>
+        <w:rPr>
+          <w:rFonts w:ascii="Georgia Pro" w:eastAsia="Georgia Pro" w:hAnsi="Georgia Pro" w:cs="Georgia Pro"/>
+          <w:color w:val="000000" w:themeColor="text1"/>
+        </w:rPr>
+        <w:lastRenderedPageBreak/>
+        <w:t>kubectl</w:t>
+      </w:r>
+      <w:proofErr w:type="spellEnd"/>
+      <w:r>
+        <w:rPr>
+          <w:rFonts w:ascii="Georgia Pro" w:eastAsia="Georgia Pro" w:hAnsi="Georgia Pro" w:cs="Georgia Pro"/>
+          <w:color w:val="000000" w:themeColor="text1"/>
+        </w:rPr>
+        <w:t xml:space="preserve"> scale deployment secure-nginx \</w:t>
       </w:r>
       <w:r>
         <w:rPr>
@@ -5577,32 +7383,24 @@
           <w:color w:val="000000" w:themeColor="text1"/>
         </w:rPr>
         <w:br/>
-        <w:t>--port=80 \</w:t>
-      </w:r>
-      <w:r>
-        <w:rPr>
-          <w:rFonts w:ascii="Georgia Pro" w:eastAsia="Georgia Pro" w:hAnsi="Georgia Pro" w:cs="Georgia Pro"/>
-          <w:color w:val="000000" w:themeColor="text1"/>
-        </w:rPr>
-        <w:br/>
-        <w:t>--type=LoadBalancer</w:t>
-      </w:r>
-    </w:p>
-    <w:p>
-      <w:pPr>
-        <w:spacing w:after="0" w:line="480" w:lineRule="auto"/>
-        <w:rPr>
-          <w:rFonts w:ascii="Georgia Pro" w:eastAsia="Georgia Pro" w:hAnsi="Georgia Pro" w:cs="Georgia Pro"/>
-          <w:color w:val="000000" w:themeColor="text1"/>
-        </w:rPr>
-      </w:pPr>
-      <w:r>
-        <w:rPr>
-          <w:rFonts w:ascii="Georgia Pro" w:eastAsia="Georgia Pro" w:hAnsi="Georgia Pro" w:cs="Georgia Pro"/>
-          <w:color w:val="000000" w:themeColor="text1"/>
-        </w:rPr>
-        <w:pict w14:anchorId="21D06A38">
-          <v:rect id="_x0000_i1051" style="width:0;height:1.5pt" o:hralign="center" o:hrstd="t" o:hr="t" fillcolor="#a0a0a0" stroked="f"/>
+        <w:t>--replicas=4</w:t>
+      </w:r>
+    </w:p>
+    <w:p>
+      <w:pPr>
+        <w:spacing w:after="0" w:line="480" w:lineRule="auto"/>
+        <w:rPr>
+          <w:rFonts w:ascii="Georgia Pro" w:eastAsia="Georgia Pro" w:hAnsi="Georgia Pro" w:cs="Georgia Pro"/>
+          <w:color w:val="000000" w:themeColor="text1"/>
+        </w:rPr>
+      </w:pPr>
+      <w:r>
+        <w:rPr>
+          <w:rFonts w:ascii="Georgia Pro" w:eastAsia="Georgia Pro" w:hAnsi="Georgia Pro" w:cs="Georgia Pro"/>
+          <w:color w:val="000000" w:themeColor="text1"/>
+        </w:rPr>
+        <w:pict w14:anchorId="022E07BF">
+          <v:rect id="_x0000_i1057" style="width:0;height:1.5pt" o:hralign="center" o:hrstd="t" o:hr="t" fillcolor="#a0a0a0" stroked="f"/>
         </w:pict>
       </w:r>
     </w:p>
@@ -5623,8 +7421,7 @@
           <w:bCs/>
           <w:color w:val="000000" w:themeColor="text1"/>
         </w:rPr>
-        <w:lastRenderedPageBreak/>
-        <w:t>Step 22: Verify Service</w:t>
+        <w:t>Step 28: Verify Scaling</w:t>
       </w:r>
     </w:p>
     <w:p>
@@ -5644,86 +7441,83 @@
           <w:color w:val="000000" w:themeColor="text1"/>
         </w:rPr>
       </w:pPr>
-      <w:r>
-        <w:rPr>
-          <w:rFonts w:ascii="Georgia Pro" w:eastAsia="Georgia Pro" w:hAnsi="Georgia Pro" w:cs="Georgia Pro"/>
-          <w:color w:val="000000" w:themeColor="text1"/>
-        </w:rPr>
-        <w:t>kubectl get svc</w:t>
-      </w:r>
-    </w:p>
-    <w:p>
-      <w:pPr>
-        <w:spacing w:after="0" w:line="480" w:lineRule="auto"/>
-        <w:rPr>
-          <w:rFonts w:ascii="Georgia Pro" w:eastAsia="Georgia Pro" w:hAnsi="Georgia Pro" w:cs="Georgia Pro"/>
-          <w:color w:val="000000" w:themeColor="text1"/>
-        </w:rPr>
-      </w:pPr>
-    </w:p>
-    <w:p>
-      <w:pPr>
-        <w:spacing w:after="0" w:line="480" w:lineRule="auto"/>
-        <w:rPr>
-          <w:rFonts w:ascii="Georgia Pro" w:eastAsia="Georgia Pro" w:hAnsi="Georgia Pro" w:cs="Georgia Pro"/>
-          <w:color w:val="000000" w:themeColor="text1"/>
-        </w:rPr>
-      </w:pPr>
-      <w:r>
-        <w:rPr>
-          <w:rFonts w:ascii="Georgia Pro" w:eastAsia="Georgia Pro" w:hAnsi="Georgia Pro" w:cs="Georgia Pro"/>
-          <w:color w:val="000000" w:themeColor="text1"/>
-        </w:rPr>
-        <w:t>Wait until:</w:t>
-      </w:r>
-    </w:p>
-    <w:p>
-      <w:pPr>
-        <w:spacing w:after="0" w:line="480" w:lineRule="auto"/>
-        <w:rPr>
-          <w:rFonts w:ascii="Georgia Pro" w:eastAsia="Georgia Pro" w:hAnsi="Georgia Pro" w:cs="Georgia Pro"/>
-          <w:color w:val="000000" w:themeColor="text1"/>
-        </w:rPr>
-      </w:pPr>
-      <w:r>
-        <w:rPr>
-          <w:rFonts w:ascii="Georgia Pro" w:eastAsia="Georgia Pro" w:hAnsi="Georgia Pro" w:cs="Georgia Pro"/>
-          <w:color w:val="000000" w:themeColor="text1"/>
-        </w:rPr>
-        <w:t>EXTERNAL-IP</w:t>
-      </w:r>
-    </w:p>
-    <w:p>
-      <w:pPr>
-        <w:spacing w:after="0" w:line="480" w:lineRule="auto"/>
-        <w:rPr>
-          <w:rFonts w:ascii="Georgia Pro" w:eastAsia="Georgia Pro" w:hAnsi="Georgia Pro" w:cs="Georgia Pro"/>
-          <w:color w:val="000000" w:themeColor="text1"/>
-        </w:rPr>
-      </w:pPr>
-      <w:r>
-        <w:rPr>
-          <w:rFonts w:ascii="Georgia Pro" w:eastAsia="Georgia Pro" w:hAnsi="Georgia Pro" w:cs="Georgia Pro"/>
-          <w:color w:val="000000" w:themeColor="text1"/>
-        </w:rPr>
-        <w:t>appears.</w:t>
-      </w:r>
-    </w:p>
-    <w:p>
-      <w:pPr>
-        <w:spacing w:after="0" w:line="480" w:lineRule="auto"/>
-        <w:rPr>
-          <w:rFonts w:ascii="Georgia Pro" w:eastAsia="Georgia Pro" w:hAnsi="Georgia Pro" w:cs="Georgia Pro"/>
-          <w:color w:val="000000" w:themeColor="text1"/>
-        </w:rPr>
-      </w:pPr>
-      <w:r>
-        <w:rPr>
-          <w:rFonts w:ascii="Georgia Pro" w:eastAsia="Georgia Pro" w:hAnsi="Georgia Pro" w:cs="Georgia Pro"/>
-          <w:color w:val="000000" w:themeColor="text1"/>
-        </w:rPr>
-        <w:pict w14:anchorId="5387B731">
-          <v:rect id="_x0000_i1052" style="width:0;height:1.5pt" o:hralign="center" o:hrstd="t" o:hr="t" fillcolor="#a0a0a0" stroked="f"/>
+      <w:proofErr w:type="spellStart"/>
+      <w:r>
+        <w:rPr>
+          <w:rFonts w:ascii="Georgia Pro" w:eastAsia="Georgia Pro" w:hAnsi="Georgia Pro" w:cs="Georgia Pro"/>
+          <w:color w:val="000000" w:themeColor="text1"/>
+        </w:rPr>
+        <w:t>kubectl</w:t>
+      </w:r>
+      <w:proofErr w:type="spellEnd"/>
+      <w:r>
+        <w:rPr>
+          <w:rFonts w:ascii="Georgia Pro" w:eastAsia="Georgia Pro" w:hAnsi="Georgia Pro" w:cs="Georgia Pro"/>
+          <w:color w:val="000000" w:themeColor="text1"/>
+        </w:rPr>
+        <w:t xml:space="preserve"> get pods</w:t>
+      </w:r>
+    </w:p>
+    <w:p>
+      <w:pPr>
+        <w:spacing w:after="0" w:line="480" w:lineRule="auto"/>
+        <w:rPr>
+          <w:rFonts w:ascii="Georgia Pro" w:eastAsia="Georgia Pro" w:hAnsi="Georgia Pro" w:cs="Georgia Pro"/>
+          <w:color w:val="000000" w:themeColor="text1"/>
+        </w:rPr>
+      </w:pPr>
+    </w:p>
+    <w:p>
+      <w:pPr>
+        <w:spacing w:after="0" w:line="480" w:lineRule="auto"/>
+        <w:rPr>
+          <w:rFonts w:ascii="Georgia Pro" w:eastAsia="Georgia Pro" w:hAnsi="Georgia Pro" w:cs="Georgia Pro"/>
+          <w:color w:val="000000" w:themeColor="text1"/>
+        </w:rPr>
+      </w:pPr>
+      <w:r>
+        <w:rPr>
+          <w:rFonts w:ascii="Georgia Pro" w:eastAsia="Georgia Pro" w:hAnsi="Georgia Pro" w:cs="Georgia Pro"/>
+          <w:color w:val="000000" w:themeColor="text1"/>
+        </w:rPr>
+        <w:t>Expected:</w:t>
+      </w:r>
+    </w:p>
+    <w:p>
+      <w:pPr>
+        <w:numPr>
+          <w:ilvl w:val="0"/>
+          <w:numId w:val="37"/>
+        </w:numPr>
+        <w:spacing w:after="0" w:line="480" w:lineRule="auto"/>
+        <w:rPr>
+          <w:rFonts w:ascii="Georgia Pro" w:eastAsia="Georgia Pro" w:hAnsi="Georgia Pro" w:cs="Georgia Pro"/>
+          <w:color w:val="000000" w:themeColor="text1"/>
+        </w:rPr>
+      </w:pPr>
+      <w:r>
+        <w:rPr>
+          <w:rFonts w:ascii="Georgia Pro" w:eastAsia="Georgia Pro" w:hAnsi="Georgia Pro" w:cs="Georgia Pro"/>
+          <w:color w:val="000000" w:themeColor="text1"/>
+        </w:rPr>
+        <w:t xml:space="preserve">4 running pods </w:t>
+      </w:r>
+    </w:p>
+    <w:p>
+      <w:pPr>
+        <w:spacing w:after="0" w:line="480" w:lineRule="auto"/>
+        <w:rPr>
+          <w:rFonts w:ascii="Georgia Pro" w:eastAsia="Georgia Pro" w:hAnsi="Georgia Pro" w:cs="Georgia Pro"/>
+          <w:color w:val="000000" w:themeColor="text1"/>
+        </w:rPr>
+      </w:pPr>
+      <w:r>
+        <w:rPr>
+          <w:rFonts w:ascii="Georgia Pro" w:eastAsia="Georgia Pro" w:hAnsi="Georgia Pro" w:cs="Georgia Pro"/>
+          <w:color w:val="000000" w:themeColor="text1"/>
+        </w:rPr>
+        <w:pict w14:anchorId="3AEBEA4D">
+          <v:rect id="_x0000_i1058" style="width:0;height:1.5pt" o:hralign="center" o:hrstd="t" o:hr="t" fillcolor="#a0a0a0" stroked="f"/>
         </w:pict>
       </w:r>
     </w:p>
@@ -5744,23 +7538,7 @@
           <w:bCs/>
           <w:color w:val="000000" w:themeColor="text1"/>
         </w:rPr>
-        <w:t>Step 23: Test Application</w:t>
-      </w:r>
-    </w:p>
-    <w:p>
-      <w:pPr>
-        <w:spacing w:after="0" w:line="480" w:lineRule="auto"/>
-        <w:rPr>
-          <w:rFonts w:ascii="Georgia Pro" w:eastAsia="Georgia Pro" w:hAnsi="Georgia Pro" w:cs="Georgia Pro"/>
-          <w:color w:val="000000" w:themeColor="text1"/>
-        </w:rPr>
-      </w:pPr>
-      <w:r>
-        <w:rPr>
-          <w:rFonts w:ascii="Georgia Pro" w:eastAsia="Georgia Pro" w:hAnsi="Georgia Pro" w:cs="Georgia Pro"/>
-          <w:color w:val="000000" w:themeColor="text1"/>
-        </w:rPr>
-        <w:t>Open browser:</w:t>
+        <w:t>Step 29: Cleanup Service</w:t>
       </w:r>
     </w:p>
     <w:p>
@@ -5780,74 +7558,38 @@
           <w:color w:val="000000" w:themeColor="text1"/>
         </w:rPr>
       </w:pPr>
-      <w:r>
-        <w:rPr>
-          <w:rFonts w:ascii="Georgia Pro" w:eastAsia="Georgia Pro" w:hAnsi="Georgia Pro" w:cs="Georgia Pro"/>
-          <w:color w:val="000000" w:themeColor="text1"/>
-        </w:rPr>
-        <w:t>http://EXTERNAL_IP</w:t>
-      </w:r>
-    </w:p>
-    <w:p>
-      <w:pPr>
-        <w:spacing w:after="0" w:line="480" w:lineRule="auto"/>
-        <w:rPr>
-          <w:rFonts w:ascii="Georgia Pro" w:eastAsia="Georgia Pro" w:hAnsi="Georgia Pro" w:cs="Georgia Pro"/>
-          <w:color w:val="000000" w:themeColor="text1"/>
-        </w:rPr>
-      </w:pPr>
-    </w:p>
-    <w:p>
-      <w:pPr>
-        <w:spacing w:after="0" w:line="480" w:lineRule="auto"/>
-        <w:rPr>
-          <w:rFonts w:ascii="Georgia Pro" w:eastAsia="Georgia Pro" w:hAnsi="Georgia Pro" w:cs="Georgia Pro"/>
-          <w:color w:val="000000" w:themeColor="text1"/>
-        </w:rPr>
-      </w:pPr>
-      <w:r>
-        <w:rPr>
-          <w:rFonts w:ascii="Georgia Pro" w:eastAsia="Georgia Pro" w:hAnsi="Georgia Pro" w:cs="Georgia Pro"/>
-          <w:color w:val="000000" w:themeColor="text1"/>
-        </w:rPr>
-        <w:t>Expected:</w:t>
-      </w:r>
-    </w:p>
-    <w:p>
-      <w:pPr>
-        <w:numPr>
-          <w:ilvl w:val="0"/>
-          <w:numId w:val="36"/>
-        </w:numPr>
-        <w:spacing w:after="0" w:line="480" w:lineRule="auto"/>
-        <w:rPr>
-          <w:rFonts w:ascii="Georgia Pro" w:eastAsia="Georgia Pro" w:hAnsi="Georgia Pro" w:cs="Georgia Pro"/>
-          <w:color w:val="000000" w:themeColor="text1"/>
-        </w:rPr>
-      </w:pPr>
-      <w:r>
-        <w:rPr>
-          <w:rFonts w:ascii="Georgia Pro" w:eastAsia="Georgia Pro" w:hAnsi="Georgia Pro" w:cs="Georgia Pro"/>
-          <w:color w:val="000000" w:themeColor="text1"/>
-        </w:rPr>
-        <w:t xml:space="preserve">NGINX welcome page </w:t>
-      </w:r>
-    </w:p>
-    <w:p>
-      <w:pPr>
-        <w:spacing w:after="0" w:line="480" w:lineRule="auto"/>
-        <w:rPr>
-          <w:rFonts w:ascii="Georgia Pro" w:eastAsia="Georgia Pro" w:hAnsi="Georgia Pro" w:cs="Georgia Pro"/>
-          <w:color w:val="000000" w:themeColor="text1"/>
-        </w:rPr>
-      </w:pPr>
-      <w:r>
-        <w:rPr>
-          <w:rFonts w:ascii="Georgia Pro" w:eastAsia="Georgia Pro" w:hAnsi="Georgia Pro" w:cs="Georgia Pro"/>
-          <w:color w:val="000000" w:themeColor="text1"/>
-        </w:rPr>
-        <w:pict w14:anchorId="188BAC45">
-          <v:rect id="_x0000_i1053" style="width:0;height:1.5pt" o:hralign="center" o:hrstd="t" o:hr="t" fillcolor="#a0a0a0" stroked="f"/>
+      <w:proofErr w:type="spellStart"/>
+      <w:r>
+        <w:rPr>
+          <w:rFonts w:ascii="Georgia Pro" w:eastAsia="Georgia Pro" w:hAnsi="Georgia Pro" w:cs="Georgia Pro"/>
+          <w:color w:val="000000" w:themeColor="text1"/>
+        </w:rPr>
+        <w:t>kubectl</w:t>
+      </w:r>
+      <w:proofErr w:type="spellEnd"/>
+      <w:r>
+        <w:rPr>
+          <w:rFonts w:ascii="Georgia Pro" w:eastAsia="Georgia Pro" w:hAnsi="Georgia Pro" w:cs="Georgia Pro"/>
+          <w:color w:val="000000" w:themeColor="text1"/>
+        </w:rPr>
+        <w:t xml:space="preserve"> delete svc secure-nginx</w:t>
+      </w:r>
+    </w:p>
+    <w:p>
+      <w:pPr>
+        <w:spacing w:after="0" w:line="480" w:lineRule="auto"/>
+        <w:rPr>
+          <w:rFonts w:ascii="Georgia Pro" w:eastAsia="Georgia Pro" w:hAnsi="Georgia Pro" w:cs="Georgia Pro"/>
+          <w:color w:val="000000" w:themeColor="text1"/>
+        </w:rPr>
+      </w:pPr>
+      <w:r>
+        <w:rPr>
+          <w:rFonts w:ascii="Georgia Pro" w:eastAsia="Georgia Pro" w:hAnsi="Georgia Pro" w:cs="Georgia Pro"/>
+          <w:color w:val="000000" w:themeColor="text1"/>
+        </w:rPr>
+        <w:pict w14:anchorId="0788637F">
+          <v:rect id="_x0000_i1059" style="width:0;height:1.5pt" o:hralign="center" o:hrstd="t" o:hr="t" fillcolor="#a0a0a0" stroked="f"/>
         </w:pict>
       </w:r>
     </w:p>
@@ -5868,23 +7610,7 @@
           <w:bCs/>
           <w:color w:val="000000" w:themeColor="text1"/>
         </w:rPr>
-        <w:t>Step 24: Verify Secret inside Pod</w:t>
-      </w:r>
-    </w:p>
-    <w:p>
-      <w:pPr>
-        <w:spacing w:after="0" w:line="480" w:lineRule="auto"/>
-        <w:rPr>
-          <w:rFonts w:ascii="Georgia Pro" w:eastAsia="Georgia Pro" w:hAnsi="Georgia Pro" w:cs="Georgia Pro"/>
-          <w:color w:val="000000" w:themeColor="text1"/>
-        </w:rPr>
-      </w:pPr>
-      <w:r>
-        <w:rPr>
-          <w:rFonts w:ascii="Georgia Pro" w:eastAsia="Georgia Pro" w:hAnsi="Georgia Pro" w:cs="Georgia Pro"/>
-          <w:color w:val="000000" w:themeColor="text1"/>
-        </w:rPr>
-        <w:t>Get pod name:</w:t>
+        <w:t>Step 30: Cleanup Deployment</w:t>
       </w:r>
     </w:p>
     <w:p>
@@ -5904,37 +7630,59 @@
           <w:color w:val="000000" w:themeColor="text1"/>
         </w:rPr>
       </w:pPr>
-      <w:r>
-        <w:rPr>
-          <w:rFonts w:ascii="Georgia Pro" w:eastAsia="Georgia Pro" w:hAnsi="Georgia Pro" w:cs="Georgia Pro"/>
-          <w:color w:val="000000" w:themeColor="text1"/>
-        </w:rPr>
-        <w:t>kubectl get pods</w:t>
-      </w:r>
-    </w:p>
-    <w:p>
-      <w:pPr>
-        <w:spacing w:after="0" w:line="480" w:lineRule="auto"/>
-        <w:rPr>
-          <w:rFonts w:ascii="Georgia Pro" w:eastAsia="Georgia Pro" w:hAnsi="Georgia Pro" w:cs="Georgia Pro"/>
-          <w:color w:val="000000" w:themeColor="text1"/>
-        </w:rPr>
-      </w:pPr>
-    </w:p>
-    <w:p>
-      <w:pPr>
-        <w:spacing w:after="0" w:line="480" w:lineRule="auto"/>
-        <w:rPr>
-          <w:rFonts w:ascii="Georgia Pro" w:eastAsia="Georgia Pro" w:hAnsi="Georgia Pro" w:cs="Georgia Pro"/>
-          <w:color w:val="000000" w:themeColor="text1"/>
-        </w:rPr>
-      </w:pPr>
-      <w:r>
-        <w:rPr>
-          <w:rFonts w:ascii="Georgia Pro" w:eastAsia="Georgia Pro" w:hAnsi="Georgia Pro" w:cs="Georgia Pro"/>
-          <w:color w:val="000000" w:themeColor="text1"/>
-        </w:rPr>
-        <w:t>Access pod:</w:t>
+      <w:proofErr w:type="spellStart"/>
+      <w:r>
+        <w:rPr>
+          <w:rFonts w:ascii="Georgia Pro" w:eastAsia="Georgia Pro" w:hAnsi="Georgia Pro" w:cs="Georgia Pro"/>
+          <w:color w:val="000000" w:themeColor="text1"/>
+        </w:rPr>
+        <w:t>kubectl</w:t>
+      </w:r>
+      <w:proofErr w:type="spellEnd"/>
+      <w:r>
+        <w:rPr>
+          <w:rFonts w:ascii="Georgia Pro" w:eastAsia="Georgia Pro" w:hAnsi="Georgia Pro" w:cs="Georgia Pro"/>
+          <w:color w:val="000000" w:themeColor="text1"/>
+        </w:rPr>
+        <w:t xml:space="preserve"> delete deployment secure-nginx</w:t>
+      </w:r>
+    </w:p>
+    <w:p>
+      <w:pPr>
+        <w:spacing w:after="0" w:line="480" w:lineRule="auto"/>
+        <w:rPr>
+          <w:rFonts w:ascii="Georgia Pro" w:eastAsia="Georgia Pro" w:hAnsi="Georgia Pro" w:cs="Georgia Pro"/>
+          <w:color w:val="000000" w:themeColor="text1"/>
+        </w:rPr>
+      </w:pPr>
+      <w:r>
+        <w:rPr>
+          <w:rFonts w:ascii="Georgia Pro" w:eastAsia="Georgia Pro" w:hAnsi="Georgia Pro" w:cs="Georgia Pro"/>
+          <w:color w:val="000000" w:themeColor="text1"/>
+        </w:rPr>
+        <w:pict w14:anchorId="165DA940">
+          <v:rect id="_x0000_i1060" style="width:0;height:1.5pt" o:hralign="center" o:hrstd="t" o:hr="t" fillcolor="#a0a0a0" stroked="f"/>
+        </w:pict>
+      </w:r>
+    </w:p>
+    <w:p>
+      <w:pPr>
+        <w:spacing w:after="0" w:line="480" w:lineRule="auto"/>
+        <w:rPr>
+          <w:rFonts w:ascii="Georgia Pro" w:eastAsia="Georgia Pro" w:hAnsi="Georgia Pro" w:cs="Georgia Pro"/>
+          <w:b/>
+          <w:bCs/>
+          <w:color w:val="000000" w:themeColor="text1"/>
+        </w:rPr>
+      </w:pPr>
+      <w:r>
+        <w:rPr>
+          <w:rFonts w:ascii="Georgia Pro" w:eastAsia="Georgia Pro" w:hAnsi="Georgia Pro" w:cs="Georgia Pro"/>
+          <w:b/>
+          <w:bCs/>
+          <w:color w:val="000000" w:themeColor="text1"/>
+        </w:rPr>
+        <w:t>Step 31: Delete Secret</w:t>
       </w:r>
     </w:p>
     <w:p>
@@ -5954,37 +7702,59 @@
           <w:color w:val="000000" w:themeColor="text1"/>
         </w:rPr>
       </w:pPr>
-      <w:r>
-        <w:rPr>
-          <w:rFonts w:ascii="Georgia Pro" w:eastAsia="Georgia Pro" w:hAnsi="Georgia Pro" w:cs="Georgia Pro"/>
-          <w:color w:val="000000" w:themeColor="text1"/>
-        </w:rPr>
-        <w:t>kubectl exec -it POD_NAME -- /bin/bash</w:t>
-      </w:r>
-    </w:p>
-    <w:p>
-      <w:pPr>
-        <w:spacing w:after="0" w:line="480" w:lineRule="auto"/>
-        <w:rPr>
-          <w:rFonts w:ascii="Georgia Pro" w:eastAsia="Georgia Pro" w:hAnsi="Georgia Pro" w:cs="Georgia Pro"/>
-          <w:color w:val="000000" w:themeColor="text1"/>
-        </w:rPr>
-      </w:pPr>
-    </w:p>
-    <w:p>
-      <w:pPr>
-        <w:spacing w:after="0" w:line="480" w:lineRule="auto"/>
-        <w:rPr>
-          <w:rFonts w:ascii="Georgia Pro" w:eastAsia="Georgia Pro" w:hAnsi="Georgia Pro" w:cs="Georgia Pro"/>
-          <w:color w:val="000000" w:themeColor="text1"/>
-        </w:rPr>
-      </w:pPr>
-      <w:r>
-        <w:rPr>
-          <w:rFonts w:ascii="Georgia Pro" w:eastAsia="Georgia Pro" w:hAnsi="Georgia Pro" w:cs="Georgia Pro"/>
-          <w:color w:val="000000" w:themeColor="text1"/>
-        </w:rPr>
-        <w:t>Inside pod:</w:t>
+      <w:proofErr w:type="spellStart"/>
+      <w:r>
+        <w:rPr>
+          <w:rFonts w:ascii="Georgia Pro" w:eastAsia="Georgia Pro" w:hAnsi="Georgia Pro" w:cs="Georgia Pro"/>
+          <w:color w:val="000000" w:themeColor="text1"/>
+        </w:rPr>
+        <w:t>kubectl</w:t>
+      </w:r>
+      <w:proofErr w:type="spellEnd"/>
+      <w:r>
+        <w:rPr>
+          <w:rFonts w:ascii="Georgia Pro" w:eastAsia="Georgia Pro" w:hAnsi="Georgia Pro" w:cs="Georgia Pro"/>
+          <w:color w:val="000000" w:themeColor="text1"/>
+        </w:rPr>
+        <w:t xml:space="preserve"> delete secret app-secret</w:t>
+      </w:r>
+    </w:p>
+    <w:p>
+      <w:pPr>
+        <w:spacing w:after="0" w:line="480" w:lineRule="auto"/>
+        <w:rPr>
+          <w:rFonts w:ascii="Georgia Pro" w:eastAsia="Georgia Pro" w:hAnsi="Georgia Pro" w:cs="Georgia Pro"/>
+          <w:color w:val="000000" w:themeColor="text1"/>
+        </w:rPr>
+      </w:pPr>
+      <w:r>
+        <w:rPr>
+          <w:rFonts w:ascii="Georgia Pro" w:eastAsia="Georgia Pro" w:hAnsi="Georgia Pro" w:cs="Georgia Pro"/>
+          <w:color w:val="000000" w:themeColor="text1"/>
+        </w:rPr>
+        <w:pict w14:anchorId="2232B2E0">
+          <v:rect id="_x0000_i1061" style="width:0;height:1.5pt" o:hralign="center" o:hrstd="t" o:hr="t" fillcolor="#a0a0a0" stroked="f"/>
+        </w:pict>
+      </w:r>
+    </w:p>
+    <w:p>
+      <w:pPr>
+        <w:spacing w:after="0" w:line="480" w:lineRule="auto"/>
+        <w:rPr>
+          <w:rFonts w:ascii="Georgia Pro" w:eastAsia="Georgia Pro" w:hAnsi="Georgia Pro" w:cs="Georgia Pro"/>
+          <w:b/>
+          <w:bCs/>
+          <w:color w:val="000000" w:themeColor="text1"/>
+        </w:rPr>
+      </w:pPr>
+      <w:r>
+        <w:rPr>
+          <w:rFonts w:ascii="Georgia Pro" w:eastAsia="Georgia Pro" w:hAnsi="Georgia Pro" w:cs="Georgia Pro"/>
+          <w:b/>
+          <w:bCs/>
+          <w:color w:val="000000" w:themeColor="text1"/>
+        </w:rPr>
+        <w:t>Step 32: Delete AKS Cluster (Optional)</w:t>
       </w:r>
     </w:p>
     <w:p>
@@ -6004,37 +7774,131 @@
           <w:color w:val="000000" w:themeColor="text1"/>
         </w:rPr>
       </w:pPr>
-      <w:r>
-        <w:rPr>
-          <w:rFonts w:ascii="Georgia Pro" w:eastAsia="Georgia Pro" w:hAnsi="Georgia Pro" w:cs="Georgia Pro"/>
-          <w:color w:val="000000" w:themeColor="text1"/>
-        </w:rPr>
-        <w:t>echo $APP_USERNAME</w:t>
-      </w:r>
-    </w:p>
-    <w:p>
-      <w:pPr>
-        <w:spacing w:after="0" w:line="480" w:lineRule="auto"/>
-        <w:rPr>
-          <w:rFonts w:ascii="Georgia Pro" w:eastAsia="Georgia Pro" w:hAnsi="Georgia Pro" w:cs="Georgia Pro"/>
-          <w:color w:val="000000" w:themeColor="text1"/>
-        </w:rPr>
-      </w:pPr>
-    </w:p>
-    <w:p>
-      <w:pPr>
-        <w:spacing w:after="0" w:line="480" w:lineRule="auto"/>
-        <w:rPr>
-          <w:rFonts w:ascii="Georgia Pro" w:eastAsia="Georgia Pro" w:hAnsi="Georgia Pro" w:cs="Georgia Pro"/>
-          <w:color w:val="000000" w:themeColor="text1"/>
-        </w:rPr>
-      </w:pPr>
-      <w:r>
-        <w:rPr>
-          <w:rFonts w:ascii="Georgia Pro" w:eastAsia="Georgia Pro" w:hAnsi="Georgia Pro" w:cs="Georgia Pro"/>
-          <w:color w:val="000000" w:themeColor="text1"/>
-        </w:rPr>
-        <w:t>Expected:</w:t>
+      <w:proofErr w:type="spellStart"/>
+      <w:r>
+        <w:rPr>
+          <w:rFonts w:ascii="Georgia Pro" w:eastAsia="Georgia Pro" w:hAnsi="Georgia Pro" w:cs="Georgia Pro"/>
+          <w:color w:val="000000" w:themeColor="text1"/>
+        </w:rPr>
+        <w:t>az</w:t>
+      </w:r>
+      <w:proofErr w:type="spellEnd"/>
+      <w:r>
+        <w:rPr>
+          <w:rFonts w:ascii="Georgia Pro" w:eastAsia="Georgia Pro" w:hAnsi="Georgia Pro" w:cs="Georgia Pro"/>
+          <w:color w:val="000000" w:themeColor="text1"/>
+        </w:rPr>
+        <w:t xml:space="preserve"> </w:t>
+      </w:r>
+      <w:proofErr w:type="spellStart"/>
+      <w:r>
+        <w:rPr>
+          <w:rFonts w:ascii="Georgia Pro" w:eastAsia="Georgia Pro" w:hAnsi="Georgia Pro" w:cs="Georgia Pro"/>
+          <w:color w:val="000000" w:themeColor="text1"/>
+        </w:rPr>
+        <w:t>aks</w:t>
+      </w:r>
+      <w:proofErr w:type="spellEnd"/>
+      <w:r>
+        <w:rPr>
+          <w:rFonts w:ascii="Georgia Pro" w:eastAsia="Georgia Pro" w:hAnsi="Georgia Pro" w:cs="Georgia Pro"/>
+          <w:color w:val="000000" w:themeColor="text1"/>
+        </w:rPr>
+        <w:t xml:space="preserve"> delete \</w:t>
+      </w:r>
+      <w:r>
+        <w:rPr>
+          <w:rFonts w:ascii="Georgia Pro" w:eastAsia="Georgia Pro" w:hAnsi="Georgia Pro" w:cs="Georgia Pro"/>
+          <w:color w:val="000000" w:themeColor="text1"/>
+        </w:rPr>
+        <w:br/>
+        <w:t xml:space="preserve">--resource-group </w:t>
+      </w:r>
+      <w:proofErr w:type="spellStart"/>
+      <w:r>
+        <w:rPr>
+          <w:rFonts w:ascii="Georgia Pro" w:eastAsia="Georgia Pro" w:hAnsi="Georgia Pro" w:cs="Georgia Pro"/>
+          <w:color w:val="000000" w:themeColor="text1"/>
+        </w:rPr>
+        <w:t>rg-acr-aks</w:t>
+      </w:r>
+      <w:proofErr w:type="spellEnd"/>
+      <w:r>
+        <w:rPr>
+          <w:rFonts w:ascii="Georgia Pro" w:eastAsia="Georgia Pro" w:hAnsi="Georgia Pro" w:cs="Georgia Pro"/>
+          <w:color w:val="000000" w:themeColor="text1"/>
+        </w:rPr>
+        <w:t xml:space="preserve"> \</w:t>
+      </w:r>
+      <w:r>
+        <w:rPr>
+          <w:rFonts w:ascii="Georgia Pro" w:eastAsia="Georgia Pro" w:hAnsi="Georgia Pro" w:cs="Georgia Pro"/>
+          <w:color w:val="000000" w:themeColor="text1"/>
+        </w:rPr>
+        <w:br/>
+        <w:t xml:space="preserve">--name </w:t>
+      </w:r>
+      <w:proofErr w:type="spellStart"/>
+      <w:r>
+        <w:rPr>
+          <w:rFonts w:ascii="Georgia Pro" w:eastAsia="Georgia Pro" w:hAnsi="Georgia Pro" w:cs="Georgia Pro"/>
+          <w:color w:val="000000" w:themeColor="text1"/>
+        </w:rPr>
+        <w:t>aks</w:t>
+      </w:r>
+      <w:proofErr w:type="spellEnd"/>
+      <w:r>
+        <w:rPr>
+          <w:rFonts w:ascii="Georgia Pro" w:eastAsia="Georgia Pro" w:hAnsi="Georgia Pro" w:cs="Georgia Pro"/>
+          <w:color w:val="000000" w:themeColor="text1"/>
+        </w:rPr>
+        <w:t>-secure-cluster \</w:t>
+      </w:r>
+      <w:r>
+        <w:rPr>
+          <w:rFonts w:ascii="Georgia Pro" w:eastAsia="Georgia Pro" w:hAnsi="Georgia Pro" w:cs="Georgia Pro"/>
+          <w:color w:val="000000" w:themeColor="text1"/>
+        </w:rPr>
+        <w:br/>
+        <w:t>--yes</w:t>
+      </w:r>
+    </w:p>
+    <w:p>
+      <w:pPr>
+        <w:spacing w:after="0" w:line="480" w:lineRule="auto"/>
+        <w:rPr>
+          <w:rFonts w:ascii="Georgia Pro" w:eastAsia="Georgia Pro" w:hAnsi="Georgia Pro" w:cs="Georgia Pro"/>
+          <w:color w:val="000000" w:themeColor="text1"/>
+        </w:rPr>
+      </w:pPr>
+      <w:r>
+        <w:rPr>
+          <w:rFonts w:ascii="Georgia Pro" w:eastAsia="Georgia Pro" w:hAnsi="Georgia Pro" w:cs="Georgia Pro"/>
+          <w:color w:val="000000" w:themeColor="text1"/>
+        </w:rPr>
+        <w:pict w14:anchorId="0E04FED0">
+          <v:rect id="_x0000_i1062" style="width:0;height:1.5pt" o:hralign="center" o:hrstd="t" o:hr="t" fillcolor="#a0a0a0" stroked="f"/>
+        </w:pict>
+      </w:r>
+    </w:p>
+    <w:p>
+      <w:pPr>
+        <w:spacing w:after="0" w:line="480" w:lineRule="auto"/>
+        <w:rPr>
+          <w:rFonts w:ascii="Georgia Pro" w:eastAsia="Georgia Pro" w:hAnsi="Georgia Pro" w:cs="Georgia Pro"/>
+          <w:b/>
+          <w:bCs/>
+          <w:color w:val="000000" w:themeColor="text1"/>
+        </w:rPr>
+      </w:pPr>
+      <w:r>
+        <w:rPr>
+          <w:rFonts w:ascii="Georgia Pro" w:eastAsia="Georgia Pro" w:hAnsi="Georgia Pro" w:cs="Georgia Pro"/>
+          <w:b/>
+          <w:bCs/>
+          <w:color w:val="000000" w:themeColor="text1"/>
+        </w:rPr>
+        <w:t>Step 33: Delete Resource Group (Optional)</w:t>
       </w:r>
     </w:p>
     <w:p>
@@ -6054,352 +7918,22 @@
           <w:color w:val="000000" w:themeColor="text1"/>
         </w:rPr>
       </w:pPr>
-      <w:r>
-        <w:rPr>
-          <w:rFonts w:ascii="Georgia Pro" w:eastAsia="Georgia Pro" w:hAnsi="Georgia Pro" w:cs="Georgia Pro"/>
-          <w:color w:val="000000" w:themeColor="text1"/>
-        </w:rPr>
-        <w:t>admin</w:t>
-      </w:r>
-    </w:p>
-    <w:p>
-      <w:pPr>
-        <w:spacing w:after="0" w:line="480" w:lineRule="auto"/>
-        <w:rPr>
-          <w:rFonts w:ascii="Georgia Pro" w:eastAsia="Georgia Pro" w:hAnsi="Georgia Pro" w:cs="Georgia Pro"/>
-          <w:color w:val="000000" w:themeColor="text1"/>
-        </w:rPr>
-      </w:pPr>
-    </w:p>
-    <w:p>
-      <w:pPr>
-        <w:spacing w:after="0" w:line="480" w:lineRule="auto"/>
-        <w:rPr>
-          <w:rFonts w:ascii="Georgia Pro" w:eastAsia="Georgia Pro" w:hAnsi="Georgia Pro" w:cs="Georgia Pro"/>
-          <w:color w:val="000000" w:themeColor="text1"/>
-        </w:rPr>
-      </w:pPr>
+      <w:proofErr w:type="spellStart"/>
       <w:r>
         <w:rPr>
           <w:rFonts w:ascii="Georgia Pro" w:eastAsia="Georgia Pro" w:hAnsi="Georgia Pro" w:cs="Georgia Pro"/>
           <w:color w:val="000000" w:themeColor="text1"/>
         </w:rPr>
         <w:lastRenderedPageBreak/>
-        <w:t>Check password:</w:t>
-      </w:r>
-    </w:p>
-    <w:p>
-      <w:pPr>
-        <w:pBdr>
-          <w:top w:val="single" w:sz="4" w:space="1" w:color="auto"/>
-          <w:left w:val="single" w:sz="4" w:space="4" w:color="auto"/>
-          <w:bottom w:val="single" w:sz="4" w:space="1" w:color="auto"/>
-          <w:right w:val="single" w:sz="4" w:space="4" w:color="auto"/>
-          <w:between w:val="single" w:sz="4" w:space="1" w:color="auto"/>
-          <w:bar w:val="single" w:sz="4" w:color="auto"/>
-        </w:pBdr>
-        <w:shd w:val="clear" w:color="auto" w:fill="F2F2F2" w:themeFill="background1" w:themeFillShade="F2"/>
-        <w:spacing w:after="0" w:line="480" w:lineRule="auto"/>
-        <w:rPr>
-          <w:rFonts w:ascii="Georgia Pro" w:eastAsia="Georgia Pro" w:hAnsi="Georgia Pro" w:cs="Georgia Pro"/>
-          <w:color w:val="000000" w:themeColor="text1"/>
-        </w:rPr>
-      </w:pPr>
-      <w:r>
-        <w:rPr>
-          <w:rFonts w:ascii="Georgia Pro" w:eastAsia="Georgia Pro" w:hAnsi="Georgia Pro" w:cs="Georgia Pro"/>
-          <w:color w:val="000000" w:themeColor="text1"/>
-        </w:rPr>
-        <w:t>echo $APP_PASSWORD</w:t>
-      </w:r>
-    </w:p>
-    <w:p>
-      <w:pPr>
-        <w:spacing w:after="0" w:line="480" w:lineRule="auto"/>
-        <w:rPr>
-          <w:rFonts w:ascii="Georgia Pro" w:eastAsia="Georgia Pro" w:hAnsi="Georgia Pro" w:cs="Georgia Pro"/>
-          <w:color w:val="000000" w:themeColor="text1"/>
-        </w:rPr>
-      </w:pPr>
-    </w:p>
-    <w:p>
-      <w:pPr>
-        <w:spacing w:after="0" w:line="480" w:lineRule="auto"/>
-        <w:rPr>
-          <w:rFonts w:ascii="Georgia Pro" w:eastAsia="Georgia Pro" w:hAnsi="Georgia Pro" w:cs="Georgia Pro"/>
-          <w:color w:val="000000" w:themeColor="text1"/>
-        </w:rPr>
-      </w:pPr>
-      <w:r>
-        <w:rPr>
-          <w:rFonts w:ascii="Georgia Pro" w:eastAsia="Georgia Pro" w:hAnsi="Georgia Pro" w:cs="Georgia Pro"/>
-          <w:color w:val="000000" w:themeColor="text1"/>
-        </w:rPr>
-        <w:t>Expected:</w:t>
-      </w:r>
-    </w:p>
-    <w:p>
-      <w:pPr>
-        <w:pBdr>
-          <w:top w:val="single" w:sz="4" w:space="1" w:color="auto"/>
-          <w:left w:val="single" w:sz="4" w:space="4" w:color="auto"/>
-          <w:bottom w:val="single" w:sz="4" w:space="1" w:color="auto"/>
-          <w:right w:val="single" w:sz="4" w:space="4" w:color="auto"/>
-          <w:between w:val="single" w:sz="4" w:space="1" w:color="auto"/>
-          <w:bar w:val="single" w:sz="4" w:color="auto"/>
-        </w:pBdr>
-        <w:shd w:val="clear" w:color="auto" w:fill="F2F2F2" w:themeFill="background1" w:themeFillShade="F2"/>
-        <w:spacing w:after="0" w:line="480" w:lineRule="auto"/>
-        <w:rPr>
-          <w:rFonts w:ascii="Georgia Pro" w:eastAsia="Georgia Pro" w:hAnsi="Georgia Pro" w:cs="Georgia Pro"/>
-          <w:color w:val="000000" w:themeColor="text1"/>
-        </w:rPr>
-      </w:pPr>
-      <w:r>
-        <w:rPr>
-          <w:rFonts w:ascii="Georgia Pro" w:eastAsia="Georgia Pro" w:hAnsi="Georgia Pro" w:cs="Georgia Pro"/>
-          <w:color w:val="000000" w:themeColor="text1"/>
-        </w:rPr>
-        <w:t>Azure@123</w:t>
-      </w:r>
-    </w:p>
-    <w:p>
-      <w:pPr>
-        <w:spacing w:after="0" w:line="480" w:lineRule="auto"/>
-        <w:rPr>
-          <w:rFonts w:ascii="Georgia Pro" w:eastAsia="Georgia Pro" w:hAnsi="Georgia Pro" w:cs="Georgia Pro"/>
-          <w:color w:val="000000" w:themeColor="text1"/>
-        </w:rPr>
-      </w:pPr>
-    </w:p>
-    <w:p>
-      <w:pPr>
-        <w:spacing w:after="0" w:line="480" w:lineRule="auto"/>
-        <w:rPr>
-          <w:rFonts w:ascii="Georgia Pro" w:eastAsia="Georgia Pro" w:hAnsi="Georgia Pro" w:cs="Georgia Pro"/>
-          <w:color w:val="000000" w:themeColor="text1"/>
-        </w:rPr>
-      </w:pPr>
-      <w:r>
-        <w:rPr>
-          <w:rFonts w:ascii="Georgia Pro" w:eastAsia="Georgia Pro" w:hAnsi="Georgia Pro" w:cs="Georgia Pro"/>
-          <w:color w:val="000000" w:themeColor="text1"/>
-        </w:rPr>
-        <w:t>Exit pod:</w:t>
-      </w:r>
-    </w:p>
-    <w:p>
-      <w:pPr>
-        <w:pBdr>
-          <w:top w:val="single" w:sz="4" w:space="1" w:color="auto"/>
-          <w:left w:val="single" w:sz="4" w:space="4" w:color="auto"/>
-          <w:bottom w:val="single" w:sz="4" w:space="1" w:color="auto"/>
-          <w:right w:val="single" w:sz="4" w:space="4" w:color="auto"/>
-          <w:between w:val="single" w:sz="4" w:space="1" w:color="auto"/>
-          <w:bar w:val="single" w:sz="4" w:color="auto"/>
-        </w:pBdr>
-        <w:shd w:val="clear" w:color="auto" w:fill="F2F2F2" w:themeFill="background1" w:themeFillShade="F2"/>
-        <w:spacing w:after="0" w:line="480" w:lineRule="auto"/>
-        <w:rPr>
-          <w:rFonts w:ascii="Georgia Pro" w:eastAsia="Georgia Pro" w:hAnsi="Georgia Pro" w:cs="Georgia Pro"/>
-          <w:color w:val="000000" w:themeColor="text1"/>
-        </w:rPr>
-      </w:pPr>
-      <w:r>
-        <w:rPr>
-          <w:rFonts w:ascii="Georgia Pro" w:eastAsia="Georgia Pro" w:hAnsi="Georgia Pro" w:cs="Georgia Pro"/>
-          <w:color w:val="000000" w:themeColor="text1"/>
-        </w:rPr>
-        <w:t>exit</w:t>
-      </w:r>
-    </w:p>
-    <w:p>
-      <w:pPr>
-        <w:spacing w:after="0" w:line="480" w:lineRule="auto"/>
-        <w:rPr>
-          <w:rFonts w:ascii="Georgia Pro" w:eastAsia="Georgia Pro" w:hAnsi="Georgia Pro" w:cs="Georgia Pro"/>
-          <w:color w:val="000000" w:themeColor="text1"/>
-        </w:rPr>
-      </w:pPr>
-      <w:r>
-        <w:rPr>
-          <w:rFonts w:ascii="Georgia Pro" w:eastAsia="Georgia Pro" w:hAnsi="Georgia Pro" w:cs="Georgia Pro"/>
-          <w:color w:val="000000" w:themeColor="text1"/>
-        </w:rPr>
-        <w:pict w14:anchorId="415C81E6">
-          <v:rect id="_x0000_i1054" style="width:0;height:1.5pt" o:hralign="center" o:hrstd="t" o:hr="t" fillcolor="#a0a0a0" stroked="f"/>
-        </w:pict>
-      </w:r>
-    </w:p>
-    <w:p>
-      <w:pPr>
-        <w:spacing w:after="0" w:line="480" w:lineRule="auto"/>
-        <w:rPr>
-          <w:rFonts w:ascii="Georgia Pro" w:eastAsia="Georgia Pro" w:hAnsi="Georgia Pro" w:cs="Georgia Pro"/>
-          <w:b/>
-          <w:bCs/>
-          <w:color w:val="000000" w:themeColor="text1"/>
-        </w:rPr>
-      </w:pPr>
-      <w:r>
-        <w:rPr>
-          <w:rFonts w:ascii="Georgia Pro" w:eastAsia="Georgia Pro" w:hAnsi="Georgia Pro" w:cs="Georgia Pro"/>
-          <w:b/>
-          <w:bCs/>
-          <w:color w:val="000000" w:themeColor="text1"/>
-        </w:rPr>
-        <w:t>Step 25: Describe Deployment</w:t>
-      </w:r>
-    </w:p>
-    <w:p>
-      <w:pPr>
-        <w:pBdr>
-          <w:top w:val="single" w:sz="4" w:space="1" w:color="auto"/>
-          <w:left w:val="single" w:sz="4" w:space="4" w:color="auto"/>
-          <w:bottom w:val="single" w:sz="4" w:space="1" w:color="auto"/>
-          <w:right w:val="single" w:sz="4" w:space="4" w:color="auto"/>
-          <w:between w:val="single" w:sz="4" w:space="1" w:color="auto"/>
-          <w:bar w:val="single" w:sz="4" w:color="auto"/>
-        </w:pBdr>
-        <w:shd w:val="clear" w:color="auto" w:fill="F2F2F2" w:themeFill="background1" w:themeFillShade="F2"/>
-        <w:spacing w:after="0" w:line="480" w:lineRule="auto"/>
-        <w:rPr>
-          <w:rFonts w:ascii="Georgia Pro" w:eastAsia="Georgia Pro" w:hAnsi="Georgia Pro" w:cs="Georgia Pro"/>
-          <w:color w:val="000000" w:themeColor="text1"/>
-        </w:rPr>
-      </w:pPr>
-      <w:r>
-        <w:rPr>
-          <w:rFonts w:ascii="Georgia Pro" w:eastAsia="Georgia Pro" w:hAnsi="Georgia Pro" w:cs="Georgia Pro"/>
-          <w:color w:val="000000" w:themeColor="text1"/>
-        </w:rPr>
-        <w:t>kubectl describe deployment secure-nginx</w:t>
-      </w:r>
-    </w:p>
-    <w:p>
-      <w:pPr>
-        <w:spacing w:after="0" w:line="480" w:lineRule="auto"/>
-        <w:rPr>
-          <w:rFonts w:ascii="Georgia Pro" w:eastAsia="Georgia Pro" w:hAnsi="Georgia Pro" w:cs="Georgia Pro"/>
-          <w:color w:val="000000" w:themeColor="text1"/>
-        </w:rPr>
-      </w:pPr>
-      <w:r>
-        <w:rPr>
-          <w:rFonts w:ascii="Georgia Pro" w:eastAsia="Georgia Pro" w:hAnsi="Georgia Pro" w:cs="Georgia Pro"/>
-          <w:color w:val="000000" w:themeColor="text1"/>
-        </w:rPr>
-        <w:pict w14:anchorId="14F01C30">
-          <v:rect id="_x0000_i1055" style="width:0;height:1.5pt" o:hralign="center" o:hrstd="t" o:hr="t" fillcolor="#a0a0a0" stroked="f"/>
-        </w:pict>
-      </w:r>
-    </w:p>
-    <w:p>
-      <w:pPr>
-        <w:spacing w:after="0" w:line="480" w:lineRule="auto"/>
-        <w:rPr>
-          <w:rFonts w:ascii="Georgia Pro" w:eastAsia="Georgia Pro" w:hAnsi="Georgia Pro" w:cs="Georgia Pro"/>
-          <w:b/>
-          <w:bCs/>
-          <w:color w:val="000000" w:themeColor="text1"/>
-        </w:rPr>
-      </w:pPr>
-      <w:r>
-        <w:rPr>
-          <w:rFonts w:ascii="Georgia Pro" w:eastAsia="Georgia Pro" w:hAnsi="Georgia Pro" w:cs="Georgia Pro"/>
-          <w:b/>
-          <w:bCs/>
-          <w:color w:val="000000" w:themeColor="text1"/>
-        </w:rPr>
-        <w:t>Step 26: View Logs</w:t>
-      </w:r>
-    </w:p>
-    <w:p>
-      <w:pPr>
-        <w:pBdr>
-          <w:top w:val="single" w:sz="4" w:space="1" w:color="auto"/>
-          <w:left w:val="single" w:sz="4" w:space="4" w:color="auto"/>
-          <w:bottom w:val="single" w:sz="4" w:space="1" w:color="auto"/>
-          <w:right w:val="single" w:sz="4" w:space="4" w:color="auto"/>
-          <w:between w:val="single" w:sz="4" w:space="1" w:color="auto"/>
-          <w:bar w:val="single" w:sz="4" w:color="auto"/>
-        </w:pBdr>
-        <w:shd w:val="clear" w:color="auto" w:fill="F2F2F2" w:themeFill="background1" w:themeFillShade="F2"/>
-        <w:spacing w:after="0" w:line="480" w:lineRule="auto"/>
-        <w:rPr>
-          <w:rFonts w:ascii="Georgia Pro" w:eastAsia="Georgia Pro" w:hAnsi="Georgia Pro" w:cs="Georgia Pro"/>
-          <w:color w:val="000000" w:themeColor="text1"/>
-        </w:rPr>
-      </w:pPr>
-      <w:r>
-        <w:rPr>
-          <w:rFonts w:ascii="Georgia Pro" w:eastAsia="Georgia Pro" w:hAnsi="Georgia Pro" w:cs="Georgia Pro"/>
-          <w:color w:val="000000" w:themeColor="text1"/>
-        </w:rPr>
-        <w:t>kubectl logs POD_NAME</w:t>
-      </w:r>
-    </w:p>
-    <w:p>
-      <w:pPr>
-        <w:spacing w:after="0" w:line="480" w:lineRule="auto"/>
-        <w:rPr>
-          <w:rFonts w:ascii="Georgia Pro" w:eastAsia="Georgia Pro" w:hAnsi="Georgia Pro" w:cs="Georgia Pro"/>
-          <w:color w:val="000000" w:themeColor="text1"/>
-        </w:rPr>
-      </w:pPr>
-      <w:r>
-        <w:rPr>
-          <w:rFonts w:ascii="Georgia Pro" w:eastAsia="Georgia Pro" w:hAnsi="Georgia Pro" w:cs="Georgia Pro"/>
-          <w:color w:val="000000" w:themeColor="text1"/>
-        </w:rPr>
-        <w:pict w14:anchorId="5A7629CA">
-          <v:rect id="_x0000_i1056" style="width:0;height:1.5pt" o:hralign="center" o:hrstd="t" o:hr="t" fillcolor="#a0a0a0" stroked="f"/>
-        </w:pict>
-      </w:r>
-    </w:p>
-    <w:p>
-      <w:pPr>
-        <w:spacing w:after="0" w:line="480" w:lineRule="auto"/>
-        <w:rPr>
-          <w:rFonts w:ascii="Georgia Pro" w:eastAsia="Georgia Pro" w:hAnsi="Georgia Pro" w:cs="Georgia Pro"/>
-          <w:b/>
-          <w:bCs/>
-          <w:color w:val="000000" w:themeColor="text1"/>
-        </w:rPr>
-      </w:pPr>
-      <w:r>
-        <w:rPr>
-          <w:rFonts w:ascii="Georgia Pro" w:eastAsia="Georgia Pro" w:hAnsi="Georgia Pro" w:cs="Georgia Pro"/>
-          <w:b/>
-          <w:bCs/>
-          <w:color w:val="000000" w:themeColor="text1"/>
-        </w:rPr>
-        <w:t>Step 27: Scale Deployment</w:t>
-      </w:r>
-    </w:p>
-    <w:p>
-      <w:pPr>
-        <w:pBdr>
-          <w:top w:val="single" w:sz="4" w:space="1" w:color="auto"/>
-          <w:left w:val="single" w:sz="4" w:space="4" w:color="auto"/>
-          <w:bottom w:val="single" w:sz="4" w:space="1" w:color="auto"/>
-          <w:right w:val="single" w:sz="4" w:space="4" w:color="auto"/>
-          <w:between w:val="single" w:sz="4" w:space="1" w:color="auto"/>
-          <w:bar w:val="single" w:sz="4" w:color="auto"/>
-        </w:pBdr>
-        <w:shd w:val="clear" w:color="auto" w:fill="F2F2F2" w:themeFill="background1" w:themeFillShade="F2"/>
-        <w:spacing w:after="0" w:line="480" w:lineRule="auto"/>
-        <w:rPr>
-          <w:rFonts w:ascii="Georgia Pro" w:eastAsia="Georgia Pro" w:hAnsi="Georgia Pro" w:cs="Georgia Pro"/>
-          <w:color w:val="000000" w:themeColor="text1"/>
-        </w:rPr>
-      </w:pPr>
-      <w:r>
-        <w:rPr>
-          <w:rFonts w:ascii="Georgia Pro" w:eastAsia="Georgia Pro" w:hAnsi="Georgia Pro" w:cs="Georgia Pro"/>
-          <w:color w:val="000000" w:themeColor="text1"/>
-        </w:rPr>
-        <w:t>kubectl scale deployment secure-nginx \</w:t>
+        <w:t>az</w:t>
+      </w:r>
+      <w:proofErr w:type="spellEnd"/>
+      <w:r>
+        <w:rPr>
+          <w:rFonts w:ascii="Georgia Pro" w:eastAsia="Georgia Pro" w:hAnsi="Georgia Pro" w:cs="Georgia Pro"/>
+          <w:color w:val="000000" w:themeColor="text1"/>
+        </w:rPr>
+        <w:t xml:space="preserve"> group delete \</w:t>
       </w:r>
       <w:r>
         <w:rPr>
@@ -6407,463 +7941,23 @@
           <w:color w:val="000000" w:themeColor="text1"/>
         </w:rPr>
         <w:br/>
-        <w:t>--replicas=4</w:t>
-      </w:r>
-    </w:p>
-    <w:p>
-      <w:pPr>
-        <w:spacing w:after="0" w:line="480" w:lineRule="auto"/>
-        <w:rPr>
-          <w:rFonts w:ascii="Georgia Pro" w:eastAsia="Georgia Pro" w:hAnsi="Georgia Pro" w:cs="Georgia Pro"/>
-          <w:color w:val="000000" w:themeColor="text1"/>
-        </w:rPr>
-      </w:pPr>
-      <w:r>
-        <w:rPr>
-          <w:rFonts w:ascii="Georgia Pro" w:eastAsia="Georgia Pro" w:hAnsi="Georgia Pro" w:cs="Georgia Pro"/>
-          <w:color w:val="000000" w:themeColor="text1"/>
-        </w:rPr>
-        <w:pict w14:anchorId="022E07BF">
-          <v:rect id="_x0000_i1057" style="width:0;height:1.5pt" o:hralign="center" o:hrstd="t" o:hr="t" fillcolor="#a0a0a0" stroked="f"/>
-        </w:pict>
-      </w:r>
-    </w:p>
-    <w:p>
-      <w:pPr>
-        <w:spacing w:after="0" w:line="480" w:lineRule="auto"/>
-        <w:rPr>
-          <w:rFonts w:ascii="Georgia Pro" w:eastAsia="Georgia Pro" w:hAnsi="Georgia Pro" w:cs="Georgia Pro"/>
-          <w:b/>
-          <w:bCs/>
-          <w:color w:val="000000" w:themeColor="text1"/>
-        </w:rPr>
-      </w:pPr>
-      <w:r>
-        <w:rPr>
-          <w:rFonts w:ascii="Georgia Pro" w:eastAsia="Georgia Pro" w:hAnsi="Georgia Pro" w:cs="Georgia Pro"/>
-          <w:b/>
-          <w:bCs/>
-          <w:color w:val="000000" w:themeColor="text1"/>
-        </w:rPr>
-        <w:t>Step 28: Verify Scaling</w:t>
-      </w:r>
-    </w:p>
-    <w:p>
-      <w:pPr>
-        <w:pBdr>
-          <w:top w:val="single" w:sz="4" w:space="1" w:color="auto"/>
-          <w:left w:val="single" w:sz="4" w:space="4" w:color="auto"/>
-          <w:bottom w:val="single" w:sz="4" w:space="1" w:color="auto"/>
-          <w:right w:val="single" w:sz="4" w:space="4" w:color="auto"/>
-          <w:between w:val="single" w:sz="4" w:space="1" w:color="auto"/>
-          <w:bar w:val="single" w:sz="4" w:color="auto"/>
-        </w:pBdr>
-        <w:shd w:val="clear" w:color="auto" w:fill="F2F2F2" w:themeFill="background1" w:themeFillShade="F2"/>
-        <w:spacing w:after="0" w:line="480" w:lineRule="auto"/>
-        <w:rPr>
-          <w:rFonts w:ascii="Georgia Pro" w:eastAsia="Georgia Pro" w:hAnsi="Georgia Pro" w:cs="Georgia Pro"/>
-          <w:color w:val="000000" w:themeColor="text1"/>
-        </w:rPr>
-      </w:pPr>
-      <w:r>
-        <w:rPr>
-          <w:rFonts w:ascii="Georgia Pro" w:eastAsia="Georgia Pro" w:hAnsi="Georgia Pro" w:cs="Georgia Pro"/>
-          <w:color w:val="000000" w:themeColor="text1"/>
-        </w:rPr>
-        <w:t>kubectl get pods</w:t>
-      </w:r>
-    </w:p>
-    <w:p>
-      <w:pPr>
-        <w:spacing w:after="0" w:line="480" w:lineRule="auto"/>
-        <w:rPr>
-          <w:rFonts w:ascii="Georgia Pro" w:eastAsia="Georgia Pro" w:hAnsi="Georgia Pro" w:cs="Georgia Pro"/>
-          <w:color w:val="000000" w:themeColor="text1"/>
-        </w:rPr>
-      </w:pPr>
-    </w:p>
-    <w:p>
-      <w:pPr>
-        <w:spacing w:after="0" w:line="480" w:lineRule="auto"/>
-        <w:rPr>
-          <w:rFonts w:ascii="Georgia Pro" w:eastAsia="Georgia Pro" w:hAnsi="Georgia Pro" w:cs="Georgia Pro"/>
-          <w:color w:val="000000" w:themeColor="text1"/>
-        </w:rPr>
-      </w:pPr>
-      <w:r>
-        <w:rPr>
-          <w:rFonts w:ascii="Georgia Pro" w:eastAsia="Georgia Pro" w:hAnsi="Georgia Pro" w:cs="Georgia Pro"/>
-          <w:color w:val="000000" w:themeColor="text1"/>
-        </w:rPr>
-        <w:t>Expected:</w:t>
-      </w:r>
-    </w:p>
-    <w:p>
-      <w:pPr>
-        <w:numPr>
-          <w:ilvl w:val="0"/>
-          <w:numId w:val="37"/>
-        </w:numPr>
-        <w:spacing w:after="0" w:line="480" w:lineRule="auto"/>
-        <w:rPr>
-          <w:rFonts w:ascii="Georgia Pro" w:eastAsia="Georgia Pro" w:hAnsi="Georgia Pro" w:cs="Georgia Pro"/>
-          <w:color w:val="000000" w:themeColor="text1"/>
-        </w:rPr>
-      </w:pPr>
-      <w:r>
-        <w:rPr>
-          <w:rFonts w:ascii="Georgia Pro" w:eastAsia="Georgia Pro" w:hAnsi="Georgia Pro" w:cs="Georgia Pro"/>
-          <w:color w:val="000000" w:themeColor="text1"/>
-        </w:rPr>
-        <w:t xml:space="preserve">4 running pods </w:t>
-      </w:r>
-    </w:p>
-    <w:p>
-      <w:pPr>
-        <w:spacing w:after="0" w:line="480" w:lineRule="auto"/>
-        <w:rPr>
-          <w:rFonts w:ascii="Georgia Pro" w:eastAsia="Georgia Pro" w:hAnsi="Georgia Pro" w:cs="Georgia Pro"/>
-          <w:color w:val="000000" w:themeColor="text1"/>
-        </w:rPr>
-      </w:pPr>
-      <w:r>
-        <w:rPr>
-          <w:rFonts w:ascii="Georgia Pro" w:eastAsia="Georgia Pro" w:hAnsi="Georgia Pro" w:cs="Georgia Pro"/>
-          <w:color w:val="000000" w:themeColor="text1"/>
-        </w:rPr>
-        <w:pict w14:anchorId="3AEBEA4D">
-          <v:rect id="_x0000_i1058" style="width:0;height:1.5pt" o:hralign="center" o:hrstd="t" o:hr="t" fillcolor="#a0a0a0" stroked="f"/>
-        </w:pict>
-      </w:r>
-    </w:p>
-    <w:p>
-      <w:pPr>
-        <w:spacing w:after="0" w:line="480" w:lineRule="auto"/>
-        <w:rPr>
-          <w:rFonts w:ascii="Georgia Pro" w:eastAsia="Georgia Pro" w:hAnsi="Georgia Pro" w:cs="Georgia Pro"/>
-          <w:b/>
-          <w:bCs/>
-          <w:color w:val="000000" w:themeColor="text1"/>
-        </w:rPr>
-      </w:pPr>
-      <w:r>
-        <w:rPr>
-          <w:rFonts w:ascii="Georgia Pro" w:eastAsia="Georgia Pro" w:hAnsi="Georgia Pro" w:cs="Georgia Pro"/>
-          <w:b/>
-          <w:bCs/>
-          <w:color w:val="000000" w:themeColor="text1"/>
-        </w:rPr>
-        <w:t>Step 29: Cleanup Service</w:t>
-      </w:r>
-    </w:p>
-    <w:p>
-      <w:pPr>
-        <w:pBdr>
-          <w:top w:val="single" w:sz="4" w:space="1" w:color="auto"/>
-          <w:left w:val="single" w:sz="4" w:space="4" w:color="auto"/>
-          <w:bottom w:val="single" w:sz="4" w:space="1" w:color="auto"/>
-          <w:right w:val="single" w:sz="4" w:space="4" w:color="auto"/>
-          <w:between w:val="single" w:sz="4" w:space="1" w:color="auto"/>
-          <w:bar w:val="single" w:sz="4" w:color="auto"/>
-        </w:pBdr>
-        <w:shd w:val="clear" w:color="auto" w:fill="F2F2F2" w:themeFill="background1" w:themeFillShade="F2"/>
-        <w:spacing w:after="0" w:line="480" w:lineRule="auto"/>
-        <w:rPr>
-          <w:rFonts w:ascii="Georgia Pro" w:eastAsia="Georgia Pro" w:hAnsi="Georgia Pro" w:cs="Georgia Pro"/>
-          <w:color w:val="000000" w:themeColor="text1"/>
-        </w:rPr>
-      </w:pPr>
-      <w:r>
-        <w:rPr>
-          <w:rFonts w:ascii="Georgia Pro" w:eastAsia="Georgia Pro" w:hAnsi="Georgia Pro" w:cs="Georgia Pro"/>
-          <w:color w:val="000000" w:themeColor="text1"/>
-        </w:rPr>
-        <w:t>kubectl delete svc secure-nginx</w:t>
-      </w:r>
-    </w:p>
-    <w:p>
-      <w:pPr>
-        <w:spacing w:after="0" w:line="480" w:lineRule="auto"/>
-        <w:rPr>
-          <w:rFonts w:ascii="Georgia Pro" w:eastAsia="Georgia Pro" w:hAnsi="Georgia Pro" w:cs="Georgia Pro"/>
-          <w:color w:val="000000" w:themeColor="text1"/>
-        </w:rPr>
-      </w:pPr>
-      <w:r>
-        <w:rPr>
-          <w:rFonts w:ascii="Georgia Pro" w:eastAsia="Georgia Pro" w:hAnsi="Georgia Pro" w:cs="Georgia Pro"/>
-          <w:color w:val="000000" w:themeColor="text1"/>
-        </w:rPr>
-        <w:lastRenderedPageBreak/>
-        <w:pict w14:anchorId="0788637F">
-          <v:rect id="_x0000_i1059" style="width:0;height:1.5pt" o:hralign="center" o:hrstd="t" o:hr="t" fillcolor="#a0a0a0" stroked="f"/>
-        </w:pict>
-      </w:r>
-    </w:p>
-    <w:p>
-      <w:pPr>
-        <w:spacing w:after="0" w:line="480" w:lineRule="auto"/>
-        <w:rPr>
-          <w:rFonts w:ascii="Georgia Pro" w:eastAsia="Georgia Pro" w:hAnsi="Georgia Pro" w:cs="Georgia Pro"/>
-          <w:b/>
-          <w:bCs/>
-          <w:color w:val="000000" w:themeColor="text1"/>
-        </w:rPr>
-      </w:pPr>
-      <w:r>
-        <w:rPr>
-          <w:rFonts w:ascii="Georgia Pro" w:eastAsia="Georgia Pro" w:hAnsi="Georgia Pro" w:cs="Georgia Pro"/>
-          <w:b/>
-          <w:bCs/>
-          <w:color w:val="000000" w:themeColor="text1"/>
-        </w:rPr>
-        <w:t>Step 30: Cleanup Deployment</w:t>
-      </w:r>
-    </w:p>
-    <w:p>
-      <w:pPr>
-        <w:pBdr>
-          <w:top w:val="single" w:sz="4" w:space="1" w:color="auto"/>
-          <w:left w:val="single" w:sz="4" w:space="4" w:color="auto"/>
-          <w:bottom w:val="single" w:sz="4" w:space="1" w:color="auto"/>
-          <w:right w:val="single" w:sz="4" w:space="4" w:color="auto"/>
-          <w:between w:val="single" w:sz="4" w:space="1" w:color="auto"/>
-          <w:bar w:val="single" w:sz="4" w:color="auto"/>
-        </w:pBdr>
-        <w:shd w:val="clear" w:color="auto" w:fill="F2F2F2" w:themeFill="background1" w:themeFillShade="F2"/>
-        <w:spacing w:after="0" w:line="480" w:lineRule="auto"/>
-        <w:rPr>
-          <w:rFonts w:ascii="Georgia Pro" w:eastAsia="Georgia Pro" w:hAnsi="Georgia Pro" w:cs="Georgia Pro"/>
-          <w:color w:val="000000" w:themeColor="text1"/>
-        </w:rPr>
-      </w:pPr>
-      <w:r>
-        <w:rPr>
-          <w:rFonts w:ascii="Georgia Pro" w:eastAsia="Georgia Pro" w:hAnsi="Georgia Pro" w:cs="Georgia Pro"/>
-          <w:color w:val="000000" w:themeColor="text1"/>
-        </w:rPr>
-        <w:t>kubectl delete deployment secure-nginx</w:t>
-      </w:r>
-    </w:p>
-    <w:p>
-      <w:pPr>
-        <w:spacing w:after="0" w:line="480" w:lineRule="auto"/>
-        <w:rPr>
-          <w:rFonts w:ascii="Georgia Pro" w:eastAsia="Georgia Pro" w:hAnsi="Georgia Pro" w:cs="Georgia Pro"/>
-          <w:color w:val="000000" w:themeColor="text1"/>
-        </w:rPr>
-      </w:pPr>
-      <w:r>
-        <w:rPr>
-          <w:rFonts w:ascii="Georgia Pro" w:eastAsia="Georgia Pro" w:hAnsi="Georgia Pro" w:cs="Georgia Pro"/>
-          <w:color w:val="000000" w:themeColor="text1"/>
-        </w:rPr>
-        <w:pict w14:anchorId="165DA940">
-          <v:rect id="_x0000_i1060" style="width:0;height:1.5pt" o:hralign="center" o:hrstd="t" o:hr="t" fillcolor="#a0a0a0" stroked="f"/>
-        </w:pict>
-      </w:r>
-    </w:p>
-    <w:p>
-      <w:pPr>
-        <w:spacing w:after="0" w:line="480" w:lineRule="auto"/>
-        <w:rPr>
-          <w:rFonts w:ascii="Georgia Pro" w:eastAsia="Georgia Pro" w:hAnsi="Georgia Pro" w:cs="Georgia Pro"/>
-          <w:b/>
-          <w:bCs/>
-          <w:color w:val="000000" w:themeColor="text1"/>
-        </w:rPr>
-      </w:pPr>
-      <w:r>
-        <w:rPr>
-          <w:rFonts w:ascii="Georgia Pro" w:eastAsia="Georgia Pro" w:hAnsi="Georgia Pro" w:cs="Georgia Pro"/>
-          <w:b/>
-          <w:bCs/>
-          <w:color w:val="000000" w:themeColor="text1"/>
-        </w:rPr>
-        <w:t>Step 31: Delete Secret</w:t>
-      </w:r>
-    </w:p>
-    <w:p>
-      <w:pPr>
-        <w:pBdr>
-          <w:top w:val="single" w:sz="4" w:space="1" w:color="auto"/>
-          <w:left w:val="single" w:sz="4" w:space="4" w:color="auto"/>
-          <w:bottom w:val="single" w:sz="4" w:space="1" w:color="auto"/>
-          <w:right w:val="single" w:sz="4" w:space="4" w:color="auto"/>
-          <w:between w:val="single" w:sz="4" w:space="1" w:color="auto"/>
-          <w:bar w:val="single" w:sz="4" w:color="auto"/>
-        </w:pBdr>
-        <w:shd w:val="clear" w:color="auto" w:fill="F2F2F2" w:themeFill="background1" w:themeFillShade="F2"/>
-        <w:spacing w:after="0" w:line="480" w:lineRule="auto"/>
-        <w:rPr>
-          <w:rFonts w:ascii="Georgia Pro" w:eastAsia="Georgia Pro" w:hAnsi="Georgia Pro" w:cs="Georgia Pro"/>
-          <w:color w:val="000000" w:themeColor="text1"/>
-        </w:rPr>
-      </w:pPr>
-      <w:r>
-        <w:rPr>
-          <w:rFonts w:ascii="Georgia Pro" w:eastAsia="Georgia Pro" w:hAnsi="Georgia Pro" w:cs="Georgia Pro"/>
-          <w:color w:val="000000" w:themeColor="text1"/>
-        </w:rPr>
-        <w:t>kubectl delete secret app-secret</w:t>
-      </w:r>
-    </w:p>
-    <w:p>
-      <w:pPr>
-        <w:spacing w:after="0" w:line="480" w:lineRule="auto"/>
-        <w:rPr>
-          <w:rFonts w:ascii="Georgia Pro" w:eastAsia="Georgia Pro" w:hAnsi="Georgia Pro" w:cs="Georgia Pro"/>
-          <w:color w:val="000000" w:themeColor="text1"/>
-        </w:rPr>
-      </w:pPr>
-      <w:r>
-        <w:rPr>
-          <w:rFonts w:ascii="Georgia Pro" w:eastAsia="Georgia Pro" w:hAnsi="Georgia Pro" w:cs="Georgia Pro"/>
-          <w:color w:val="000000" w:themeColor="text1"/>
-        </w:rPr>
-        <w:pict w14:anchorId="2232B2E0">
-          <v:rect id="_x0000_i1061" style="width:0;height:1.5pt" o:hralign="center" o:hrstd="t" o:hr="t" fillcolor="#a0a0a0" stroked="f"/>
-        </w:pict>
-      </w:r>
-    </w:p>
-    <w:p>
-      <w:pPr>
-        <w:spacing w:after="0" w:line="480" w:lineRule="auto"/>
-        <w:rPr>
-          <w:rFonts w:ascii="Georgia Pro" w:eastAsia="Georgia Pro" w:hAnsi="Georgia Pro" w:cs="Georgia Pro"/>
-          <w:b/>
-          <w:bCs/>
-          <w:color w:val="000000" w:themeColor="text1"/>
-        </w:rPr>
-      </w:pPr>
-      <w:r>
-        <w:rPr>
-          <w:rFonts w:ascii="Georgia Pro" w:eastAsia="Georgia Pro" w:hAnsi="Georgia Pro" w:cs="Georgia Pro"/>
-          <w:b/>
-          <w:bCs/>
-          <w:color w:val="000000" w:themeColor="text1"/>
-        </w:rPr>
-        <w:t>Step 32: Delete AKS Cluster (Optional)</w:t>
-      </w:r>
-    </w:p>
-    <w:p>
-      <w:pPr>
-        <w:pBdr>
-          <w:top w:val="single" w:sz="4" w:space="1" w:color="auto"/>
-          <w:left w:val="single" w:sz="4" w:space="4" w:color="auto"/>
-          <w:bottom w:val="single" w:sz="4" w:space="1" w:color="auto"/>
-          <w:right w:val="single" w:sz="4" w:space="4" w:color="auto"/>
-          <w:between w:val="single" w:sz="4" w:space="1" w:color="auto"/>
-          <w:bar w:val="single" w:sz="4" w:color="auto"/>
-        </w:pBdr>
-        <w:shd w:val="clear" w:color="auto" w:fill="F2F2F2" w:themeFill="background1" w:themeFillShade="F2"/>
-        <w:spacing w:after="0" w:line="480" w:lineRule="auto"/>
-        <w:rPr>
-          <w:rFonts w:ascii="Georgia Pro" w:eastAsia="Georgia Pro" w:hAnsi="Georgia Pro" w:cs="Georgia Pro"/>
-          <w:color w:val="000000" w:themeColor="text1"/>
-        </w:rPr>
-      </w:pPr>
-      <w:r>
-        <w:rPr>
-          <w:rFonts w:ascii="Georgia Pro" w:eastAsia="Georgia Pro" w:hAnsi="Georgia Pro" w:cs="Georgia Pro"/>
-          <w:color w:val="000000" w:themeColor="text1"/>
-        </w:rPr>
-        <w:t>az aks delete \</w:t>
-      </w:r>
-      <w:r>
-        <w:rPr>
-          <w:rFonts w:ascii="Georgia Pro" w:eastAsia="Georgia Pro" w:hAnsi="Georgia Pro" w:cs="Georgia Pro"/>
-          <w:color w:val="000000" w:themeColor="text1"/>
-        </w:rPr>
-        <w:br/>
-        <w:t>--resource-group rg-acr-aks \</w:t>
-      </w:r>
-      <w:r>
-        <w:rPr>
-          <w:rFonts w:ascii="Georgia Pro" w:eastAsia="Georgia Pro" w:hAnsi="Georgia Pro" w:cs="Georgia Pro"/>
-          <w:color w:val="000000" w:themeColor="text1"/>
-        </w:rPr>
-        <w:br/>
-        <w:t>--name aks-secure-cluster \</w:t>
-      </w:r>
-      <w:r>
-        <w:rPr>
-          <w:rFonts w:ascii="Georgia Pro" w:eastAsia="Georgia Pro" w:hAnsi="Georgia Pro" w:cs="Georgia Pro"/>
-          <w:color w:val="000000" w:themeColor="text1"/>
-        </w:rPr>
-        <w:br/>
-        <w:t>--yes</w:t>
-      </w:r>
-    </w:p>
-    <w:p>
-      <w:pPr>
-        <w:spacing w:after="0" w:line="480" w:lineRule="auto"/>
-        <w:rPr>
-          <w:rFonts w:ascii="Georgia Pro" w:eastAsia="Georgia Pro" w:hAnsi="Georgia Pro" w:cs="Georgia Pro"/>
-          <w:color w:val="000000" w:themeColor="text1"/>
-        </w:rPr>
-      </w:pPr>
-      <w:r>
-        <w:rPr>
-          <w:rFonts w:ascii="Georgia Pro" w:eastAsia="Georgia Pro" w:hAnsi="Georgia Pro" w:cs="Georgia Pro"/>
-          <w:color w:val="000000" w:themeColor="text1"/>
-        </w:rPr>
-        <w:pict w14:anchorId="0E04FED0">
-          <v:rect id="_x0000_i1062" style="width:0;height:1.5pt" o:hralign="center" o:hrstd="t" o:hr="t" fillcolor="#a0a0a0" stroked="f"/>
-        </w:pict>
-      </w:r>
-    </w:p>
-    <w:p>
-      <w:pPr>
-        <w:spacing w:after="0" w:line="480" w:lineRule="auto"/>
-        <w:rPr>
-          <w:rFonts w:ascii="Georgia Pro" w:eastAsia="Georgia Pro" w:hAnsi="Georgia Pro" w:cs="Georgia Pro"/>
-          <w:b/>
-          <w:bCs/>
-          <w:color w:val="000000" w:themeColor="text1"/>
-        </w:rPr>
-      </w:pPr>
-      <w:r>
-        <w:rPr>
-          <w:rFonts w:ascii="Georgia Pro" w:eastAsia="Georgia Pro" w:hAnsi="Georgia Pro" w:cs="Georgia Pro"/>
-          <w:b/>
-          <w:bCs/>
-          <w:color w:val="000000" w:themeColor="text1"/>
-        </w:rPr>
-        <w:t>Step 33: Delete Resource Group (Optional)</w:t>
-      </w:r>
-    </w:p>
-    <w:p>
-      <w:pPr>
-        <w:pBdr>
-          <w:top w:val="single" w:sz="4" w:space="1" w:color="auto"/>
-          <w:left w:val="single" w:sz="4" w:space="4" w:color="auto"/>
-          <w:bottom w:val="single" w:sz="4" w:space="1" w:color="auto"/>
-          <w:right w:val="single" w:sz="4" w:space="4" w:color="auto"/>
-          <w:between w:val="single" w:sz="4" w:space="1" w:color="auto"/>
-          <w:bar w:val="single" w:sz="4" w:color="auto"/>
-        </w:pBdr>
-        <w:shd w:val="clear" w:color="auto" w:fill="F2F2F2" w:themeFill="background1" w:themeFillShade="F2"/>
-        <w:spacing w:after="0" w:line="480" w:lineRule="auto"/>
-        <w:rPr>
-          <w:rFonts w:ascii="Georgia Pro" w:eastAsia="Georgia Pro" w:hAnsi="Georgia Pro" w:cs="Georgia Pro"/>
-          <w:color w:val="000000" w:themeColor="text1"/>
-        </w:rPr>
-      </w:pPr>
-      <w:r>
-        <w:rPr>
-          <w:rFonts w:ascii="Georgia Pro" w:eastAsia="Georgia Pro" w:hAnsi="Georgia Pro" w:cs="Georgia Pro"/>
-          <w:color w:val="000000" w:themeColor="text1"/>
-        </w:rPr>
-        <w:t>az group delete \</w:t>
-      </w:r>
-      <w:r>
-        <w:rPr>
-          <w:rFonts w:ascii="Georgia Pro" w:eastAsia="Georgia Pro" w:hAnsi="Georgia Pro" w:cs="Georgia Pro"/>
-          <w:color w:val="000000" w:themeColor="text1"/>
-        </w:rPr>
-        <w:br/>
-        <w:t>--name rg-acr-aks \</w:t>
+        <w:t xml:space="preserve">--name </w:t>
+      </w:r>
+      <w:proofErr w:type="spellStart"/>
+      <w:r>
+        <w:rPr>
+          <w:rFonts w:ascii="Georgia Pro" w:eastAsia="Georgia Pro" w:hAnsi="Georgia Pro" w:cs="Georgia Pro"/>
+          <w:color w:val="000000" w:themeColor="text1"/>
+        </w:rPr>
+        <w:t>rg-acr-aks</w:t>
+      </w:r>
+      <w:proofErr w:type="spellEnd"/>
+      <w:r>
+        <w:rPr>
+          <w:rFonts w:ascii="Georgia Pro" w:eastAsia="Georgia Pro" w:hAnsi="Georgia Pro" w:cs="Georgia Pro"/>
+          <w:color w:val="000000" w:themeColor="text1"/>
+        </w:rPr>
+        <w:t xml:space="preserve"> \</w:t>
       </w:r>
       <w:r>
         <w:rPr>
@@ -13450,7 +14544,6 @@
   <w:style w:type="character" w:default="1" w:styleId="DefaultParagraphFont">
     <w:name w:val="Default Paragraph Font"/>
     <w:uiPriority w:val="1"/>
-    <w:semiHidden/>
     <w:unhideWhenUsed/>
   </w:style>
   <w:style w:type="table" w:default="1" w:styleId="TableNormal">
